--- a/Documentation/📘 DOCTOR APPOINTMENT MANAGEMENT SYSTEM ( CareSlot ).docx
+++ b/Documentation/📘 DOCTOR APPOINTMENT MANAGEMENT SYSTEM ( CareSlot ).docx
@@ -3682,6 +3682,7 @@
         <w:t xml:space="preserve"> (</w:t>
       </w:r>
       <w:proofErr w:type="spellStart"/>
+      <w:proofErr w:type="gramStart"/>
       <w:r>
         <w:rPr>
           <w:rFonts w:ascii="Arial" w:hAnsi="Arial" w:cs="Arial"/>
@@ -3691,30 +3692,61 @@
         <w:t>name,email</w:t>
       </w:r>
       <w:proofErr w:type="spellEnd"/>
-      <w:r>
-        <w:rPr>
-          <w:rFonts w:ascii="Arial" w:hAnsi="Arial" w:cs="Arial"/>
-          <w:sz w:val="24"/>
-          <w:szCs w:val="24"/>
-        </w:rPr>
-        <w:t xml:space="preserve">, image, </w:t>
-      </w:r>
-      <w:r>
-        <w:rPr>
-          <w:rFonts w:ascii="Arial" w:hAnsi="Arial" w:cs="Arial"/>
-          <w:sz w:val="24"/>
-          <w:szCs w:val="24"/>
-        </w:rPr>
-        <w:t xml:space="preserve">Number of  booking it’s Patient </w:t>
-      </w:r>
-      <w:r>
-        <w:rPr>
-          <w:rFonts w:ascii="Arial" w:hAnsi="Arial" w:cs="Arial"/>
-          <w:sz w:val="24"/>
-          <w:szCs w:val="24"/>
-        </w:rPr>
-        <w:t>)</w:t>
-      </w:r>
+      <w:proofErr w:type="gramEnd"/>
+      <w:r>
+        <w:rPr>
+          <w:rFonts w:ascii="Arial" w:hAnsi="Arial" w:cs="Arial"/>
+          <w:sz w:val="24"/>
+          <w:szCs w:val="24"/>
+        </w:rPr>
+        <w:t xml:space="preserve">, image, Number </w:t>
+      </w:r>
+      <w:proofErr w:type="gramStart"/>
+      <w:r>
+        <w:rPr>
+          <w:rFonts w:ascii="Arial" w:hAnsi="Arial" w:cs="Arial"/>
+          <w:sz w:val="24"/>
+          <w:szCs w:val="24"/>
+        </w:rPr>
+        <w:t>of  booking</w:t>
+      </w:r>
+      <w:proofErr w:type="gramEnd"/>
+      <w:r>
+        <w:rPr>
+          <w:rFonts w:ascii="Arial" w:hAnsi="Arial" w:cs="Arial"/>
+          <w:sz w:val="24"/>
+          <w:szCs w:val="24"/>
+        </w:rPr>
+        <w:t xml:space="preserve"> </w:t>
+      </w:r>
+      <w:proofErr w:type="gramStart"/>
+      <w:r>
+        <w:rPr>
+          <w:rFonts w:ascii="Arial" w:hAnsi="Arial" w:cs="Arial"/>
+          <w:sz w:val="24"/>
+          <w:szCs w:val="24"/>
+        </w:rPr>
+        <w:t>it’s</w:t>
+      </w:r>
+      <w:proofErr w:type="gramEnd"/>
+      <w:r>
+        <w:rPr>
+          <w:rFonts w:ascii="Arial" w:hAnsi="Arial" w:cs="Arial"/>
+          <w:sz w:val="24"/>
+          <w:szCs w:val="24"/>
+        </w:rPr>
+        <w:t xml:space="preserve"> </w:t>
+      </w:r>
+      <w:proofErr w:type="gramStart"/>
+      <w:r>
+        <w:rPr>
+          <w:rFonts w:ascii="Arial" w:hAnsi="Arial" w:cs="Arial"/>
+          <w:sz w:val="24"/>
+          <w:szCs w:val="24"/>
+        </w:rPr>
+        <w:t>Patient )</w:t>
+      </w:r>
+      <w:proofErr w:type="gramEnd"/>
     </w:p>
     <w:p>
       <w:pPr>
@@ -4126,6 +4158,27 @@
           <w:sz w:val="24"/>
           <w:szCs w:val="24"/>
         </w:rPr>
+        <w:t xml:space="preserve">Email Notification Integration </w:t>
+      </w:r>
+    </w:p>
+    <w:p>
+      <w:pPr>
+        <w:numPr>
+          <w:ilvl w:val="0"/>
+          <w:numId w:val="19"/>
+        </w:numPr>
+        <w:rPr>
+          <w:rFonts w:ascii="Arial" w:hAnsi="Arial" w:cs="Arial"/>
+          <w:sz w:val="24"/>
+          <w:szCs w:val="24"/>
+        </w:rPr>
+      </w:pPr>
+      <w:r>
+        <w:rPr>
+          <w:rFonts w:ascii="Arial" w:hAnsi="Arial" w:cs="Arial"/>
+          <w:sz w:val="24"/>
+          <w:szCs w:val="24"/>
+        </w:rPr>
         <w:t>Secure API routes</w:t>
       </w:r>
     </w:p>
@@ -4584,6 +4637,7 @@
     </w:p>
     <w:p>
       <w:pPr>
+        <w:pStyle w:val="ListParagraph"/>
         <w:numPr>
           <w:ilvl w:val="1"/>
           <w:numId w:val="23"/>
@@ -4605,6 +4659,7 @@
     </w:p>
     <w:p>
       <w:pPr>
+        <w:pStyle w:val="ListParagraph"/>
         <w:numPr>
           <w:ilvl w:val="1"/>
           <w:numId w:val="23"/>
@@ -4626,6 +4681,7 @@
     </w:p>
     <w:p>
       <w:pPr>
+        <w:pStyle w:val="ListParagraph"/>
         <w:numPr>
           <w:ilvl w:val="1"/>
           <w:numId w:val="23"/>
@@ -4670,6 +4726,7 @@
     </w:p>
     <w:p>
       <w:pPr>
+        <w:pStyle w:val="ListParagraph"/>
         <w:numPr>
           <w:ilvl w:val="1"/>
           <w:numId w:val="23"/>
@@ -4691,6 +4748,7 @@
     </w:p>
     <w:p>
       <w:pPr>
+        <w:pStyle w:val="ListParagraph"/>
         <w:numPr>
           <w:ilvl w:val="1"/>
           <w:numId w:val="23"/>
@@ -4736,6 +4794,7 @@
     </w:p>
     <w:p>
       <w:pPr>
+        <w:pStyle w:val="ListParagraph"/>
         <w:numPr>
           <w:ilvl w:val="1"/>
           <w:numId w:val="23"/>
@@ -4820,6 +4879,7 @@
     </w:p>
     <w:p>
       <w:pPr>
+        <w:pStyle w:val="ListParagraph"/>
         <w:numPr>
           <w:ilvl w:val="1"/>
           <w:numId w:val="24"/>
@@ -4864,6 +4924,7 @@
     </w:p>
     <w:p>
       <w:pPr>
+        <w:pStyle w:val="ListParagraph"/>
         <w:numPr>
           <w:ilvl w:val="1"/>
           <w:numId w:val="24"/>
@@ -4885,6 +4946,7 @@
     </w:p>
     <w:p>
       <w:pPr>
+        <w:pStyle w:val="ListParagraph"/>
         <w:numPr>
           <w:ilvl w:val="1"/>
           <w:numId w:val="24"/>
@@ -4969,6 +5031,7 @@
     </w:p>
     <w:p>
       <w:pPr>
+        <w:pStyle w:val="ListParagraph"/>
         <w:numPr>
           <w:ilvl w:val="1"/>
           <w:numId w:val="25"/>
@@ -4990,6 +5053,7 @@
     </w:p>
     <w:p>
       <w:pPr>
+        <w:pStyle w:val="ListParagraph"/>
         <w:numPr>
           <w:ilvl w:val="1"/>
           <w:numId w:val="25"/>
@@ -5034,6 +5098,7 @@
     </w:p>
     <w:p>
       <w:pPr>
+        <w:pStyle w:val="ListParagraph"/>
         <w:numPr>
           <w:ilvl w:val="1"/>
           <w:numId w:val="25"/>
@@ -5065,6 +5130,7 @@
     </w:p>
     <w:p>
       <w:pPr>
+        <w:pStyle w:val="ListParagraph"/>
         <w:numPr>
           <w:ilvl w:val="1"/>
           <w:numId w:val="25"/>
@@ -5149,6 +5215,7 @@
     </w:p>
     <w:p>
       <w:pPr>
+        <w:pStyle w:val="ListParagraph"/>
         <w:numPr>
           <w:ilvl w:val="1"/>
           <w:numId w:val="26"/>
@@ -5195,6 +5262,7 @@
     </w:p>
     <w:p>
       <w:pPr>
+        <w:pStyle w:val="ListParagraph"/>
         <w:numPr>
           <w:ilvl w:val="1"/>
           <w:numId w:val="26"/>
@@ -5281,6 +5349,7 @@
     </w:p>
     <w:p>
       <w:pPr>
+        <w:pStyle w:val="ListParagraph"/>
         <w:numPr>
           <w:ilvl w:val="1"/>
           <w:numId w:val="27"/>
@@ -5302,6 +5371,7 @@
     </w:p>
     <w:p>
       <w:pPr>
+        <w:pStyle w:val="ListParagraph"/>
         <w:numPr>
           <w:ilvl w:val="1"/>
           <w:numId w:val="27"/>
@@ -5358,6 +5428,122 @@
           <w:sz w:val="24"/>
           <w:szCs w:val="24"/>
         </w:rPr>
+        <w:t>5.6 Email Notification</w:t>
+      </w:r>
+    </w:p>
+    <w:p>
+      <w:pPr>
+        <w:rPr>
+          <w:rFonts w:ascii="Arial" w:hAnsi="Arial" w:cs="Arial"/>
+          <w:b/>
+          <w:bCs/>
+          <w:sz w:val="24"/>
+          <w:szCs w:val="24"/>
+        </w:rPr>
+      </w:pPr>
+      <w:r>
+        <w:rPr>
+          <w:rFonts w:ascii="Arial" w:hAnsi="Arial" w:cs="Arial"/>
+          <w:b/>
+          <w:bCs/>
+          <w:sz w:val="24"/>
+          <w:szCs w:val="24"/>
+        </w:rPr>
+        <w:t xml:space="preserve">• </w:t>
+      </w:r>
+      <w:proofErr w:type="spellStart"/>
+      <w:r>
+        <w:rPr>
+          <w:rFonts w:ascii="Arial" w:hAnsi="Arial" w:cs="Arial"/>
+          <w:b/>
+          <w:bCs/>
+          <w:sz w:val="24"/>
+          <w:szCs w:val="24"/>
+        </w:rPr>
+        <w:t>Nodemailer</w:t>
+      </w:r>
+      <w:proofErr w:type="spellEnd"/>
+    </w:p>
+    <w:p>
+      <w:pPr>
+        <w:pStyle w:val="ListParagraph"/>
+        <w:numPr>
+          <w:ilvl w:val="0"/>
+          <w:numId w:val="38"/>
+        </w:numPr>
+        <w:rPr>
+          <w:rFonts w:ascii="Arial" w:hAnsi="Arial" w:cs="Arial"/>
+          <w:sz w:val="24"/>
+          <w:szCs w:val="24"/>
+        </w:rPr>
+      </w:pPr>
+      <w:r>
+        <w:rPr>
+          <w:rFonts w:ascii="Arial" w:hAnsi="Arial" w:cs="Arial"/>
+          <w:sz w:val="24"/>
+          <w:szCs w:val="24"/>
+        </w:rPr>
+        <w:t>Server-side email sending</w:t>
+      </w:r>
+    </w:p>
+    <w:p>
+      <w:pPr>
+        <w:pStyle w:val="ListParagraph"/>
+        <w:numPr>
+          <w:ilvl w:val="0"/>
+          <w:numId w:val="38"/>
+        </w:numPr>
+        <w:rPr>
+          <w:rFonts w:ascii="Arial" w:hAnsi="Arial" w:cs="Arial"/>
+          <w:sz w:val="24"/>
+          <w:szCs w:val="24"/>
+        </w:rPr>
+      </w:pPr>
+      <w:r>
+        <w:rPr>
+          <w:rFonts w:ascii="Arial" w:hAnsi="Arial" w:cs="Arial"/>
+          <w:sz w:val="24"/>
+          <w:szCs w:val="24"/>
+        </w:rPr>
+        <w:t>SMTP integration</w:t>
+      </w:r>
+    </w:p>
+    <w:p>
+      <w:pPr>
+        <w:pStyle w:val="ListParagraph"/>
+        <w:numPr>
+          <w:ilvl w:val="0"/>
+          <w:numId w:val="38"/>
+        </w:numPr>
+        <w:rPr>
+          <w:rFonts w:ascii="Arial" w:hAnsi="Arial" w:cs="Arial"/>
+          <w:sz w:val="24"/>
+          <w:szCs w:val="24"/>
+        </w:rPr>
+      </w:pPr>
+      <w:r>
+        <w:rPr>
+          <w:rFonts w:ascii="Arial" w:hAnsi="Arial" w:cs="Arial"/>
+          <w:sz w:val="24"/>
+          <w:szCs w:val="24"/>
+        </w:rPr>
+        <w:t>Automated transactional emails (OTP, password reset, order confirmation, etc.)</w:t>
+      </w:r>
+    </w:p>
+    <w:p>
+      <w:pPr>
+        <w:rPr>
+          <w:rFonts w:ascii="Arial" w:hAnsi="Arial" w:cs="Arial"/>
+          <w:sz w:val="24"/>
+          <w:szCs w:val="24"/>
+        </w:rPr>
+      </w:pPr>
+      <w:r>
+        <w:rPr>
+          <w:rFonts w:ascii="Arial" w:hAnsi="Arial" w:cs="Arial"/>
+          <w:sz w:val="24"/>
+          <w:szCs w:val="24"/>
+        </w:rPr>
         <w:br w:type="page"/>
       </w:r>
     </w:p>
@@ -5583,27 +5769,6 @@
           <w:szCs w:val="24"/>
         </w:rPr>
         <w:t xml:space="preserve"> Future Enhancements</w:t>
-      </w:r>
-    </w:p>
-    <w:p>
-      <w:pPr>
-        <w:numPr>
-          <w:ilvl w:val="0"/>
-          <w:numId w:val="29"/>
-        </w:numPr>
-        <w:rPr>
-          <w:rFonts w:ascii="Arial" w:hAnsi="Arial" w:cs="Arial"/>
-          <w:sz w:val="24"/>
-          <w:szCs w:val="24"/>
-        </w:rPr>
-      </w:pPr>
-      <w:r>
-        <w:rPr>
-          <w:rFonts w:ascii="Arial" w:hAnsi="Arial" w:cs="Arial"/>
-          <w:sz w:val="24"/>
-          <w:szCs w:val="24"/>
-        </w:rPr>
-        <w:t>Email notification system</w:t>
       </w:r>
     </w:p>
     <w:p>
@@ -7679,6 +7844,155 @@
     </w:lvl>
   </w:abstractNum>
   <w:abstractNum w:abstractNumId="13" w15:restartNumberingAfterBreak="0">
+    <w:nsid w:val="2D195B2F"/>
+    <w:multiLevelType w:val="multilevel"/>
+    <w:tmpl w:val="663EF6D8"/>
+    <w:lvl w:ilvl="0">
+      <w:start w:val="1"/>
+      <w:numFmt w:val="bullet"/>
+      <w:lvlText w:val=""/>
+      <w:lvlJc w:val="left"/>
+      <w:pPr>
+        <w:tabs>
+          <w:tab w:val="num" w:pos="720"/>
+        </w:tabs>
+        <w:ind w:left="720" w:hanging="360"/>
+      </w:pPr>
+      <w:rPr>
+        <w:rFonts w:ascii="Symbol" w:hAnsi="Symbol" w:hint="default"/>
+        <w:sz w:val="20"/>
+      </w:rPr>
+    </w:lvl>
+    <w:lvl w:ilvl="1" w:tentative="1">
+      <w:start w:val="1"/>
+      <w:numFmt w:val="bullet"/>
+      <w:lvlText w:val="o"/>
+      <w:lvlJc w:val="left"/>
+      <w:pPr>
+        <w:tabs>
+          <w:tab w:val="num" w:pos="1440"/>
+        </w:tabs>
+        <w:ind w:left="1440" w:hanging="360"/>
+      </w:pPr>
+      <w:rPr>
+        <w:rFonts w:ascii="Courier New" w:hAnsi="Courier New" w:hint="default"/>
+        <w:sz w:val="20"/>
+      </w:rPr>
+    </w:lvl>
+    <w:lvl w:ilvl="2" w:tentative="1">
+      <w:start w:val="1"/>
+      <w:numFmt w:val="bullet"/>
+      <w:lvlText w:val=""/>
+      <w:lvlJc w:val="left"/>
+      <w:pPr>
+        <w:tabs>
+          <w:tab w:val="num" w:pos="2160"/>
+        </w:tabs>
+        <w:ind w:left="2160" w:hanging="360"/>
+      </w:pPr>
+      <w:rPr>
+        <w:rFonts w:ascii="Wingdings" w:hAnsi="Wingdings" w:hint="default"/>
+        <w:sz w:val="20"/>
+      </w:rPr>
+    </w:lvl>
+    <w:lvl w:ilvl="3" w:tentative="1">
+      <w:start w:val="1"/>
+      <w:numFmt w:val="bullet"/>
+      <w:lvlText w:val=""/>
+      <w:lvlJc w:val="left"/>
+      <w:pPr>
+        <w:tabs>
+          <w:tab w:val="num" w:pos="2880"/>
+        </w:tabs>
+        <w:ind w:left="2880" w:hanging="360"/>
+      </w:pPr>
+      <w:rPr>
+        <w:rFonts w:ascii="Wingdings" w:hAnsi="Wingdings" w:hint="default"/>
+        <w:sz w:val="20"/>
+      </w:rPr>
+    </w:lvl>
+    <w:lvl w:ilvl="4" w:tentative="1">
+      <w:start w:val="1"/>
+      <w:numFmt w:val="bullet"/>
+      <w:lvlText w:val=""/>
+      <w:lvlJc w:val="left"/>
+      <w:pPr>
+        <w:tabs>
+          <w:tab w:val="num" w:pos="3600"/>
+        </w:tabs>
+        <w:ind w:left="3600" w:hanging="360"/>
+      </w:pPr>
+      <w:rPr>
+        <w:rFonts w:ascii="Wingdings" w:hAnsi="Wingdings" w:hint="default"/>
+        <w:sz w:val="20"/>
+      </w:rPr>
+    </w:lvl>
+    <w:lvl w:ilvl="5" w:tentative="1">
+      <w:start w:val="1"/>
+      <w:numFmt w:val="bullet"/>
+      <w:lvlText w:val=""/>
+      <w:lvlJc w:val="left"/>
+      <w:pPr>
+        <w:tabs>
+          <w:tab w:val="num" w:pos="4320"/>
+        </w:tabs>
+        <w:ind w:left="4320" w:hanging="360"/>
+      </w:pPr>
+      <w:rPr>
+        <w:rFonts w:ascii="Wingdings" w:hAnsi="Wingdings" w:hint="default"/>
+        <w:sz w:val="20"/>
+      </w:rPr>
+    </w:lvl>
+    <w:lvl w:ilvl="6" w:tentative="1">
+      <w:start w:val="1"/>
+      <w:numFmt w:val="bullet"/>
+      <w:lvlText w:val=""/>
+      <w:lvlJc w:val="left"/>
+      <w:pPr>
+        <w:tabs>
+          <w:tab w:val="num" w:pos="5040"/>
+        </w:tabs>
+        <w:ind w:left="5040" w:hanging="360"/>
+      </w:pPr>
+      <w:rPr>
+        <w:rFonts w:ascii="Wingdings" w:hAnsi="Wingdings" w:hint="default"/>
+        <w:sz w:val="20"/>
+      </w:rPr>
+    </w:lvl>
+    <w:lvl w:ilvl="7" w:tentative="1">
+      <w:start w:val="1"/>
+      <w:numFmt w:val="bullet"/>
+      <w:lvlText w:val=""/>
+      <w:lvlJc w:val="left"/>
+      <w:pPr>
+        <w:tabs>
+          <w:tab w:val="num" w:pos="5760"/>
+        </w:tabs>
+        <w:ind w:left="5760" w:hanging="360"/>
+      </w:pPr>
+      <w:rPr>
+        <w:rFonts w:ascii="Wingdings" w:hAnsi="Wingdings" w:hint="default"/>
+        <w:sz w:val="20"/>
+      </w:rPr>
+    </w:lvl>
+    <w:lvl w:ilvl="8" w:tentative="1">
+      <w:start w:val="1"/>
+      <w:numFmt w:val="bullet"/>
+      <w:lvlText w:val=""/>
+      <w:lvlJc w:val="left"/>
+      <w:pPr>
+        <w:tabs>
+          <w:tab w:val="num" w:pos="6480"/>
+        </w:tabs>
+        <w:ind w:left="6480" w:hanging="360"/>
+      </w:pPr>
+      <w:rPr>
+        <w:rFonts w:ascii="Wingdings" w:hAnsi="Wingdings" w:hint="default"/>
+        <w:sz w:val="20"/>
+      </w:rPr>
+    </w:lvl>
+  </w:abstractNum>
+  <w:abstractNum w:abstractNumId="14" w15:restartNumberingAfterBreak="0">
     <w:nsid w:val="31816D86"/>
     <w:multiLevelType w:val="multilevel"/>
     <w:tmpl w:val="03228D58"/>
@@ -7827,7 +8141,7 @@
       </w:rPr>
     </w:lvl>
   </w:abstractNum>
-  <w:abstractNum w:abstractNumId="14" w15:restartNumberingAfterBreak="0">
+  <w:abstractNum w:abstractNumId="15" w15:restartNumberingAfterBreak="0">
     <w:nsid w:val="37864491"/>
     <w:multiLevelType w:val="multilevel"/>
     <w:tmpl w:val="54E8CD94"/>
@@ -7976,7 +8290,7 @@
       </w:rPr>
     </w:lvl>
   </w:abstractNum>
-  <w:abstractNum w:abstractNumId="15" w15:restartNumberingAfterBreak="0">
+  <w:abstractNum w:abstractNumId="16" w15:restartNumberingAfterBreak="0">
     <w:nsid w:val="385252EC"/>
     <w:multiLevelType w:val="multilevel"/>
     <w:tmpl w:val="EEDCFF84"/>
@@ -8125,7 +8439,7 @@
       </w:rPr>
     </w:lvl>
   </w:abstractNum>
-  <w:abstractNum w:abstractNumId="16" w15:restartNumberingAfterBreak="0">
+  <w:abstractNum w:abstractNumId="17" w15:restartNumberingAfterBreak="0">
     <w:nsid w:val="389D1822"/>
     <w:multiLevelType w:val="multilevel"/>
     <w:tmpl w:val="E7D6890C"/>
@@ -8274,7 +8588,7 @@
       </w:rPr>
     </w:lvl>
   </w:abstractNum>
-  <w:abstractNum w:abstractNumId="17" w15:restartNumberingAfterBreak="0">
+  <w:abstractNum w:abstractNumId="18" w15:restartNumberingAfterBreak="0">
     <w:nsid w:val="391216BC"/>
     <w:multiLevelType w:val="multilevel"/>
     <w:tmpl w:val="B628A35A"/>
@@ -8423,7 +8737,7 @@
       </w:rPr>
     </w:lvl>
   </w:abstractNum>
-  <w:abstractNum w:abstractNumId="18" w15:restartNumberingAfterBreak="0">
+  <w:abstractNum w:abstractNumId="19" w15:restartNumberingAfterBreak="0">
     <w:nsid w:val="3B7942A0"/>
     <w:multiLevelType w:val="multilevel"/>
     <w:tmpl w:val="7AB4BCBE"/>
@@ -8572,7 +8886,7 @@
       </w:rPr>
     </w:lvl>
   </w:abstractNum>
-  <w:abstractNum w:abstractNumId="19" w15:restartNumberingAfterBreak="0">
+  <w:abstractNum w:abstractNumId="20" w15:restartNumberingAfterBreak="0">
     <w:nsid w:val="3E934090"/>
     <w:multiLevelType w:val="multilevel"/>
     <w:tmpl w:val="273EDC9A"/>
@@ -8721,7 +9035,7 @@
       </w:rPr>
     </w:lvl>
   </w:abstractNum>
-  <w:abstractNum w:abstractNumId="20" w15:restartNumberingAfterBreak="0">
+  <w:abstractNum w:abstractNumId="21" w15:restartNumberingAfterBreak="0">
     <w:nsid w:val="3EEF14AB"/>
     <w:multiLevelType w:val="multilevel"/>
     <w:tmpl w:val="0DFA9B4E"/>
@@ -8870,7 +9184,7 @@
       </w:rPr>
     </w:lvl>
   </w:abstractNum>
-  <w:abstractNum w:abstractNumId="21" w15:restartNumberingAfterBreak="0">
+  <w:abstractNum w:abstractNumId="22" w15:restartNumberingAfterBreak="0">
     <w:nsid w:val="426864D9"/>
     <w:multiLevelType w:val="multilevel"/>
     <w:tmpl w:val="707CB8E2"/>
@@ -9019,7 +9333,7 @@
       </w:rPr>
     </w:lvl>
   </w:abstractNum>
-  <w:abstractNum w:abstractNumId="22" w15:restartNumberingAfterBreak="0">
+  <w:abstractNum w:abstractNumId="23" w15:restartNumberingAfterBreak="0">
     <w:nsid w:val="49354C3B"/>
     <w:multiLevelType w:val="multilevel"/>
     <w:tmpl w:val="0DFA9B4E"/>
@@ -9168,7 +9482,7 @@
       </w:rPr>
     </w:lvl>
   </w:abstractNum>
-  <w:abstractNum w:abstractNumId="23" w15:restartNumberingAfterBreak="0">
+  <w:abstractNum w:abstractNumId="24" w15:restartNumberingAfterBreak="0">
     <w:nsid w:val="4BB94517"/>
     <w:multiLevelType w:val="multilevel"/>
     <w:tmpl w:val="69FE976C"/>
@@ -9317,7 +9631,7 @@
       </w:rPr>
     </w:lvl>
   </w:abstractNum>
-  <w:abstractNum w:abstractNumId="24" w15:restartNumberingAfterBreak="0">
+  <w:abstractNum w:abstractNumId="25" w15:restartNumberingAfterBreak="0">
     <w:nsid w:val="54662238"/>
     <w:multiLevelType w:val="multilevel"/>
     <w:tmpl w:val="EE7A554C"/>
@@ -9466,7 +9780,7 @@
       </w:rPr>
     </w:lvl>
   </w:abstractNum>
-  <w:abstractNum w:abstractNumId="25" w15:restartNumberingAfterBreak="0">
+  <w:abstractNum w:abstractNumId="26" w15:restartNumberingAfterBreak="0">
     <w:nsid w:val="55A73E71"/>
     <w:multiLevelType w:val="multilevel"/>
     <w:tmpl w:val="638093B8"/>
@@ -9615,7 +9929,7 @@
       </w:rPr>
     </w:lvl>
   </w:abstractNum>
-  <w:abstractNum w:abstractNumId="26" w15:restartNumberingAfterBreak="0">
+  <w:abstractNum w:abstractNumId="27" w15:restartNumberingAfterBreak="0">
     <w:nsid w:val="568C13A7"/>
     <w:multiLevelType w:val="multilevel"/>
     <w:tmpl w:val="4E185172"/>
@@ -9728,7 +10042,156 @@
       </w:pPr>
     </w:lvl>
   </w:abstractNum>
-  <w:abstractNum w:abstractNumId="27" w15:restartNumberingAfterBreak="0">
+  <w:abstractNum w:abstractNumId="28" w15:restartNumberingAfterBreak="0">
+    <w:nsid w:val="570A5454"/>
+    <w:multiLevelType w:val="multilevel"/>
+    <w:tmpl w:val="663EF6D8"/>
+    <w:lvl w:ilvl="0">
+      <w:start w:val="1"/>
+      <w:numFmt w:val="bullet"/>
+      <w:lvlText w:val=""/>
+      <w:lvlJc w:val="left"/>
+      <w:pPr>
+        <w:tabs>
+          <w:tab w:val="num" w:pos="720"/>
+        </w:tabs>
+        <w:ind w:left="720" w:hanging="360"/>
+      </w:pPr>
+      <w:rPr>
+        <w:rFonts w:ascii="Symbol" w:hAnsi="Symbol" w:hint="default"/>
+        <w:sz w:val="20"/>
+      </w:rPr>
+    </w:lvl>
+    <w:lvl w:ilvl="1" w:tentative="1">
+      <w:start w:val="1"/>
+      <w:numFmt w:val="bullet"/>
+      <w:lvlText w:val="o"/>
+      <w:lvlJc w:val="left"/>
+      <w:pPr>
+        <w:tabs>
+          <w:tab w:val="num" w:pos="1440"/>
+        </w:tabs>
+        <w:ind w:left="1440" w:hanging="360"/>
+      </w:pPr>
+      <w:rPr>
+        <w:rFonts w:ascii="Courier New" w:hAnsi="Courier New" w:hint="default"/>
+        <w:sz w:val="20"/>
+      </w:rPr>
+    </w:lvl>
+    <w:lvl w:ilvl="2" w:tentative="1">
+      <w:start w:val="1"/>
+      <w:numFmt w:val="bullet"/>
+      <w:lvlText w:val=""/>
+      <w:lvlJc w:val="left"/>
+      <w:pPr>
+        <w:tabs>
+          <w:tab w:val="num" w:pos="2160"/>
+        </w:tabs>
+        <w:ind w:left="2160" w:hanging="360"/>
+      </w:pPr>
+      <w:rPr>
+        <w:rFonts w:ascii="Wingdings" w:hAnsi="Wingdings" w:hint="default"/>
+        <w:sz w:val="20"/>
+      </w:rPr>
+    </w:lvl>
+    <w:lvl w:ilvl="3" w:tentative="1">
+      <w:start w:val="1"/>
+      <w:numFmt w:val="bullet"/>
+      <w:lvlText w:val=""/>
+      <w:lvlJc w:val="left"/>
+      <w:pPr>
+        <w:tabs>
+          <w:tab w:val="num" w:pos="2880"/>
+        </w:tabs>
+        <w:ind w:left="2880" w:hanging="360"/>
+      </w:pPr>
+      <w:rPr>
+        <w:rFonts w:ascii="Wingdings" w:hAnsi="Wingdings" w:hint="default"/>
+        <w:sz w:val="20"/>
+      </w:rPr>
+    </w:lvl>
+    <w:lvl w:ilvl="4" w:tentative="1">
+      <w:start w:val="1"/>
+      <w:numFmt w:val="bullet"/>
+      <w:lvlText w:val=""/>
+      <w:lvlJc w:val="left"/>
+      <w:pPr>
+        <w:tabs>
+          <w:tab w:val="num" w:pos="3600"/>
+        </w:tabs>
+        <w:ind w:left="3600" w:hanging="360"/>
+      </w:pPr>
+      <w:rPr>
+        <w:rFonts w:ascii="Wingdings" w:hAnsi="Wingdings" w:hint="default"/>
+        <w:sz w:val="20"/>
+      </w:rPr>
+    </w:lvl>
+    <w:lvl w:ilvl="5" w:tentative="1">
+      <w:start w:val="1"/>
+      <w:numFmt w:val="bullet"/>
+      <w:lvlText w:val=""/>
+      <w:lvlJc w:val="left"/>
+      <w:pPr>
+        <w:tabs>
+          <w:tab w:val="num" w:pos="4320"/>
+        </w:tabs>
+        <w:ind w:left="4320" w:hanging="360"/>
+      </w:pPr>
+      <w:rPr>
+        <w:rFonts w:ascii="Wingdings" w:hAnsi="Wingdings" w:hint="default"/>
+        <w:sz w:val="20"/>
+      </w:rPr>
+    </w:lvl>
+    <w:lvl w:ilvl="6" w:tentative="1">
+      <w:start w:val="1"/>
+      <w:numFmt w:val="bullet"/>
+      <w:lvlText w:val=""/>
+      <w:lvlJc w:val="left"/>
+      <w:pPr>
+        <w:tabs>
+          <w:tab w:val="num" w:pos="5040"/>
+        </w:tabs>
+        <w:ind w:left="5040" w:hanging="360"/>
+      </w:pPr>
+      <w:rPr>
+        <w:rFonts w:ascii="Wingdings" w:hAnsi="Wingdings" w:hint="default"/>
+        <w:sz w:val="20"/>
+      </w:rPr>
+    </w:lvl>
+    <w:lvl w:ilvl="7" w:tentative="1">
+      <w:start w:val="1"/>
+      <w:numFmt w:val="bullet"/>
+      <w:lvlText w:val=""/>
+      <w:lvlJc w:val="left"/>
+      <w:pPr>
+        <w:tabs>
+          <w:tab w:val="num" w:pos="5760"/>
+        </w:tabs>
+        <w:ind w:left="5760" w:hanging="360"/>
+      </w:pPr>
+      <w:rPr>
+        <w:rFonts w:ascii="Wingdings" w:hAnsi="Wingdings" w:hint="default"/>
+        <w:sz w:val="20"/>
+      </w:rPr>
+    </w:lvl>
+    <w:lvl w:ilvl="8" w:tentative="1">
+      <w:start w:val="1"/>
+      <w:numFmt w:val="bullet"/>
+      <w:lvlText w:val=""/>
+      <w:lvlJc w:val="left"/>
+      <w:pPr>
+        <w:tabs>
+          <w:tab w:val="num" w:pos="6480"/>
+        </w:tabs>
+        <w:ind w:left="6480" w:hanging="360"/>
+      </w:pPr>
+      <w:rPr>
+        <w:rFonts w:ascii="Wingdings" w:hAnsi="Wingdings" w:hint="default"/>
+        <w:sz w:val="20"/>
+      </w:rPr>
+    </w:lvl>
+  </w:abstractNum>
+  <w:abstractNum w:abstractNumId="29" w15:restartNumberingAfterBreak="0">
     <w:nsid w:val="57FE715E"/>
     <w:multiLevelType w:val="multilevel"/>
     <w:tmpl w:val="FFC8431C"/>
@@ -9877,7 +10340,7 @@
       </w:rPr>
     </w:lvl>
   </w:abstractNum>
-  <w:abstractNum w:abstractNumId="28" w15:restartNumberingAfterBreak="0">
+  <w:abstractNum w:abstractNumId="30" w15:restartNumberingAfterBreak="0">
     <w:nsid w:val="5C3244B5"/>
     <w:multiLevelType w:val="multilevel"/>
     <w:tmpl w:val="2D185788"/>
@@ -10026,7 +10489,156 @@
       </w:rPr>
     </w:lvl>
   </w:abstractNum>
-  <w:abstractNum w:abstractNumId="29" w15:restartNumberingAfterBreak="0">
+  <w:abstractNum w:abstractNumId="31" w15:restartNumberingAfterBreak="0">
+    <w:nsid w:val="5DDA4210"/>
+    <w:multiLevelType w:val="multilevel"/>
+    <w:tmpl w:val="663EF6D8"/>
+    <w:lvl w:ilvl="0">
+      <w:start w:val="1"/>
+      <w:numFmt w:val="bullet"/>
+      <w:lvlText w:val=""/>
+      <w:lvlJc w:val="left"/>
+      <w:pPr>
+        <w:tabs>
+          <w:tab w:val="num" w:pos="720"/>
+        </w:tabs>
+        <w:ind w:left="720" w:hanging="360"/>
+      </w:pPr>
+      <w:rPr>
+        <w:rFonts w:ascii="Symbol" w:hAnsi="Symbol" w:hint="default"/>
+        <w:sz w:val="20"/>
+      </w:rPr>
+    </w:lvl>
+    <w:lvl w:ilvl="1" w:tentative="1">
+      <w:start w:val="1"/>
+      <w:numFmt w:val="bullet"/>
+      <w:lvlText w:val="o"/>
+      <w:lvlJc w:val="left"/>
+      <w:pPr>
+        <w:tabs>
+          <w:tab w:val="num" w:pos="1440"/>
+        </w:tabs>
+        <w:ind w:left="1440" w:hanging="360"/>
+      </w:pPr>
+      <w:rPr>
+        <w:rFonts w:ascii="Courier New" w:hAnsi="Courier New" w:hint="default"/>
+        <w:sz w:val="20"/>
+      </w:rPr>
+    </w:lvl>
+    <w:lvl w:ilvl="2" w:tentative="1">
+      <w:start w:val="1"/>
+      <w:numFmt w:val="bullet"/>
+      <w:lvlText w:val=""/>
+      <w:lvlJc w:val="left"/>
+      <w:pPr>
+        <w:tabs>
+          <w:tab w:val="num" w:pos="2160"/>
+        </w:tabs>
+        <w:ind w:left="2160" w:hanging="360"/>
+      </w:pPr>
+      <w:rPr>
+        <w:rFonts w:ascii="Wingdings" w:hAnsi="Wingdings" w:hint="default"/>
+        <w:sz w:val="20"/>
+      </w:rPr>
+    </w:lvl>
+    <w:lvl w:ilvl="3" w:tentative="1">
+      <w:start w:val="1"/>
+      <w:numFmt w:val="bullet"/>
+      <w:lvlText w:val=""/>
+      <w:lvlJc w:val="left"/>
+      <w:pPr>
+        <w:tabs>
+          <w:tab w:val="num" w:pos="2880"/>
+        </w:tabs>
+        <w:ind w:left="2880" w:hanging="360"/>
+      </w:pPr>
+      <w:rPr>
+        <w:rFonts w:ascii="Wingdings" w:hAnsi="Wingdings" w:hint="default"/>
+        <w:sz w:val="20"/>
+      </w:rPr>
+    </w:lvl>
+    <w:lvl w:ilvl="4" w:tentative="1">
+      <w:start w:val="1"/>
+      <w:numFmt w:val="bullet"/>
+      <w:lvlText w:val=""/>
+      <w:lvlJc w:val="left"/>
+      <w:pPr>
+        <w:tabs>
+          <w:tab w:val="num" w:pos="3600"/>
+        </w:tabs>
+        <w:ind w:left="3600" w:hanging="360"/>
+      </w:pPr>
+      <w:rPr>
+        <w:rFonts w:ascii="Wingdings" w:hAnsi="Wingdings" w:hint="default"/>
+        <w:sz w:val="20"/>
+      </w:rPr>
+    </w:lvl>
+    <w:lvl w:ilvl="5" w:tentative="1">
+      <w:start w:val="1"/>
+      <w:numFmt w:val="bullet"/>
+      <w:lvlText w:val=""/>
+      <w:lvlJc w:val="left"/>
+      <w:pPr>
+        <w:tabs>
+          <w:tab w:val="num" w:pos="4320"/>
+        </w:tabs>
+        <w:ind w:left="4320" w:hanging="360"/>
+      </w:pPr>
+      <w:rPr>
+        <w:rFonts w:ascii="Wingdings" w:hAnsi="Wingdings" w:hint="default"/>
+        <w:sz w:val="20"/>
+      </w:rPr>
+    </w:lvl>
+    <w:lvl w:ilvl="6" w:tentative="1">
+      <w:start w:val="1"/>
+      <w:numFmt w:val="bullet"/>
+      <w:lvlText w:val=""/>
+      <w:lvlJc w:val="left"/>
+      <w:pPr>
+        <w:tabs>
+          <w:tab w:val="num" w:pos="5040"/>
+        </w:tabs>
+        <w:ind w:left="5040" w:hanging="360"/>
+      </w:pPr>
+      <w:rPr>
+        <w:rFonts w:ascii="Wingdings" w:hAnsi="Wingdings" w:hint="default"/>
+        <w:sz w:val="20"/>
+      </w:rPr>
+    </w:lvl>
+    <w:lvl w:ilvl="7" w:tentative="1">
+      <w:start w:val="1"/>
+      <w:numFmt w:val="bullet"/>
+      <w:lvlText w:val=""/>
+      <w:lvlJc w:val="left"/>
+      <w:pPr>
+        <w:tabs>
+          <w:tab w:val="num" w:pos="5760"/>
+        </w:tabs>
+        <w:ind w:left="5760" w:hanging="360"/>
+      </w:pPr>
+      <w:rPr>
+        <w:rFonts w:ascii="Wingdings" w:hAnsi="Wingdings" w:hint="default"/>
+        <w:sz w:val="20"/>
+      </w:rPr>
+    </w:lvl>
+    <w:lvl w:ilvl="8" w:tentative="1">
+      <w:start w:val="1"/>
+      <w:numFmt w:val="bullet"/>
+      <w:lvlText w:val=""/>
+      <w:lvlJc w:val="left"/>
+      <w:pPr>
+        <w:tabs>
+          <w:tab w:val="num" w:pos="6480"/>
+        </w:tabs>
+        <w:ind w:left="6480" w:hanging="360"/>
+      </w:pPr>
+      <w:rPr>
+        <w:rFonts w:ascii="Wingdings" w:hAnsi="Wingdings" w:hint="default"/>
+        <w:sz w:val="20"/>
+      </w:rPr>
+    </w:lvl>
+  </w:abstractNum>
+  <w:abstractNum w:abstractNumId="32" w15:restartNumberingAfterBreak="0">
     <w:nsid w:val="67F15432"/>
     <w:multiLevelType w:val="multilevel"/>
     <w:tmpl w:val="6DAE0EAC"/>
@@ -10175,7 +10787,7 @@
       </w:rPr>
     </w:lvl>
   </w:abstractNum>
-  <w:abstractNum w:abstractNumId="30" w15:restartNumberingAfterBreak="0">
+  <w:abstractNum w:abstractNumId="33" w15:restartNumberingAfterBreak="0">
     <w:nsid w:val="6AE35169"/>
     <w:multiLevelType w:val="multilevel"/>
     <w:tmpl w:val="0DFA9B4E"/>
@@ -10324,7 +10936,7 @@
       </w:rPr>
     </w:lvl>
   </w:abstractNum>
-  <w:abstractNum w:abstractNumId="31" w15:restartNumberingAfterBreak="0">
+  <w:abstractNum w:abstractNumId="34" w15:restartNumberingAfterBreak="0">
     <w:nsid w:val="71B614AE"/>
     <w:multiLevelType w:val="multilevel"/>
     <w:tmpl w:val="5C8E28B2"/>
@@ -10473,7 +11085,7 @@
       </w:rPr>
     </w:lvl>
   </w:abstractNum>
-  <w:abstractNum w:abstractNumId="32" w15:restartNumberingAfterBreak="0">
+  <w:abstractNum w:abstractNumId="35" w15:restartNumberingAfterBreak="0">
     <w:nsid w:val="79A04355"/>
     <w:multiLevelType w:val="multilevel"/>
     <w:tmpl w:val="A2447F00"/>
@@ -10622,7 +11234,7 @@
       </w:rPr>
     </w:lvl>
   </w:abstractNum>
-  <w:abstractNum w:abstractNumId="33" w15:restartNumberingAfterBreak="0">
+  <w:abstractNum w:abstractNumId="36" w15:restartNumberingAfterBreak="0">
     <w:nsid w:val="7BC74D82"/>
     <w:multiLevelType w:val="multilevel"/>
     <w:tmpl w:val="66A09D5C"/>
@@ -10771,7 +11383,7 @@
       </w:rPr>
     </w:lvl>
   </w:abstractNum>
-  <w:abstractNum w:abstractNumId="34" w15:restartNumberingAfterBreak="0">
+  <w:abstractNum w:abstractNumId="37" w15:restartNumberingAfterBreak="0">
     <w:nsid w:val="7F094DE5"/>
     <w:multiLevelType w:val="multilevel"/>
     <w:tmpl w:val="E682C87E"/>
@@ -10921,13 +11533,13 @@
     </w:lvl>
   </w:abstractNum>
   <w:num w:numId="1" w16cid:durableId="1845625895">
-    <w:abstractNumId w:val="27"/>
+    <w:abstractNumId w:val="29"/>
   </w:num>
   <w:num w:numId="2" w16cid:durableId="1820800475">
     <w:abstractNumId w:val="1"/>
   </w:num>
   <w:num w:numId="3" w16cid:durableId="753939106">
-    <w:abstractNumId w:val="28"/>
+    <w:abstractNumId w:val="30"/>
   </w:num>
   <w:num w:numId="4" w16cid:durableId="254246660">
     <w:abstractNumId w:val="12"/>
@@ -10936,16 +11548,16 @@
     <w:abstractNumId w:val="7"/>
   </w:num>
   <w:num w:numId="6" w16cid:durableId="291518041">
-    <w:abstractNumId w:val="29"/>
+    <w:abstractNumId w:val="32"/>
   </w:num>
   <w:num w:numId="7" w16cid:durableId="1886871924">
-    <w:abstractNumId w:val="13"/>
+    <w:abstractNumId w:val="14"/>
   </w:num>
   <w:num w:numId="8" w16cid:durableId="500051649">
-    <w:abstractNumId w:val="33"/>
+    <w:abstractNumId w:val="36"/>
   </w:num>
   <w:num w:numId="9" w16cid:durableId="1402144921">
-    <w:abstractNumId w:val="24"/>
+    <w:abstractNumId w:val="25"/>
   </w:num>
   <w:num w:numId="10" w16cid:durableId="1888292864">
     <w:abstractNumId w:val="3"/>
@@ -10957,31 +11569,31 @@
     <w:abstractNumId w:val="10"/>
   </w:num>
   <w:num w:numId="13" w16cid:durableId="833764300">
-    <w:abstractNumId w:val="17"/>
+    <w:abstractNumId w:val="18"/>
   </w:num>
   <w:num w:numId="14" w16cid:durableId="472717610">
-    <w:abstractNumId w:val="14"/>
+    <w:abstractNumId w:val="15"/>
   </w:num>
   <w:num w:numId="15" w16cid:durableId="1546718634">
     <w:abstractNumId w:val="6"/>
   </w:num>
   <w:num w:numId="16" w16cid:durableId="1127313156">
-    <w:abstractNumId w:val="25"/>
+    <w:abstractNumId w:val="26"/>
   </w:num>
   <w:num w:numId="17" w16cid:durableId="1386567130">
-    <w:abstractNumId w:val="23"/>
+    <w:abstractNumId w:val="24"/>
   </w:num>
   <w:num w:numId="18" w16cid:durableId="915676262">
-    <w:abstractNumId w:val="21"/>
+    <w:abstractNumId w:val="22"/>
   </w:num>
   <w:num w:numId="19" w16cid:durableId="452483329">
-    <w:abstractNumId w:val="15"/>
+    <w:abstractNumId w:val="16"/>
   </w:num>
   <w:num w:numId="20" w16cid:durableId="1063139619">
-    <w:abstractNumId w:val="19"/>
+    <w:abstractNumId w:val="20"/>
   </w:num>
   <w:num w:numId="21" w16cid:durableId="1030110892">
-    <w:abstractNumId w:val="18"/>
+    <w:abstractNumId w:val="19"/>
   </w:num>
   <w:num w:numId="22" w16cid:durableId="1986857964">
     <w:abstractNumId w:val="4"/>
@@ -10993,16 +11605,16 @@
     <w:abstractNumId w:val="9"/>
   </w:num>
   <w:num w:numId="25" w16cid:durableId="91319527">
-    <w:abstractNumId w:val="16"/>
+    <w:abstractNumId w:val="17"/>
   </w:num>
   <w:num w:numId="26" w16cid:durableId="1610314402">
     <w:abstractNumId w:val="5"/>
   </w:num>
   <w:num w:numId="27" w16cid:durableId="1647511210">
-    <w:abstractNumId w:val="32"/>
+    <w:abstractNumId w:val="35"/>
   </w:num>
   <w:num w:numId="28" w16cid:durableId="192767943">
-    <w:abstractNumId w:val="26"/>
+    <w:abstractNumId w:val="27"/>
   </w:num>
   <w:num w:numId="29" w16cid:durableId="1498351223">
     <w:abstractNumId w:val="8"/>
@@ -11011,19 +11623,28 @@
     <w:abstractNumId w:val="11"/>
   </w:num>
   <w:num w:numId="31" w16cid:durableId="153759686">
+    <w:abstractNumId w:val="37"/>
+  </w:num>
+  <w:num w:numId="32" w16cid:durableId="325940656">
     <w:abstractNumId w:val="34"/>
   </w:num>
-  <w:num w:numId="32" w16cid:durableId="325940656">
+  <w:num w:numId="33" w16cid:durableId="895706198">
+    <w:abstractNumId w:val="21"/>
+  </w:num>
+  <w:num w:numId="34" w16cid:durableId="923495235">
+    <w:abstractNumId w:val="23"/>
+  </w:num>
+  <w:num w:numId="35" w16cid:durableId="1917475775">
+    <w:abstractNumId w:val="33"/>
+  </w:num>
+  <w:num w:numId="36" w16cid:durableId="1083529838">
     <w:abstractNumId w:val="31"/>
   </w:num>
-  <w:num w:numId="33" w16cid:durableId="895706198">
-    <w:abstractNumId w:val="20"/>
+  <w:num w:numId="37" w16cid:durableId="973606329">
+    <w:abstractNumId w:val="13"/>
   </w:num>
-  <w:num w:numId="34" w16cid:durableId="923495235">
-    <w:abstractNumId w:val="22"/>
-  </w:num>
-  <w:num w:numId="35" w16cid:durableId="1917475775">
-    <w:abstractNumId w:val="30"/>
+  <w:num w:numId="38" w16cid:durableId="129323712">
+    <w:abstractNumId w:val="28"/>
   </w:num>
 </w:numbering>
 </file>
@@ -11632,7 +12253,6 @@
   <w:style w:type="character" w:default="1" w:styleId="DefaultParagraphFont">
     <w:name w:val="Default Paragraph Font"/>
     <w:uiPriority w:val="1"/>
-    <w:semiHidden/>
     <w:unhideWhenUsed/>
   </w:style>
   <w:style w:type="table" w:default="1" w:styleId="TableNormal">

--- a/Documentation/📘 DOCTOR APPOINTMENT MANAGEMENT SYSTEM ( CareSlot ).docx
+++ b/Documentation/📘 DOCTOR APPOINTMENT MANAGEMENT SYSTEM ( CareSlot ).docx
@@ -40,29 +40,7 @@
           <w:sz w:val="24"/>
           <w:szCs w:val="24"/>
         </w:rPr>
-        <w:t xml:space="preserve"> (</w:t>
-      </w:r>
-      <w:proofErr w:type="spellStart"/>
-      <w:r>
-        <w:rPr>
-          <w:rFonts w:ascii="Arial" w:hAnsi="Arial" w:cs="Arial"/>
-          <w:b/>
-          <w:bCs/>
-          <w:sz w:val="24"/>
-          <w:szCs w:val="24"/>
-        </w:rPr>
-        <w:t>CareSlot</w:t>
-      </w:r>
-      <w:proofErr w:type="spellEnd"/>
-      <w:r>
-        <w:rPr>
-          <w:rFonts w:ascii="Arial" w:hAnsi="Arial" w:cs="Arial"/>
-          <w:b/>
-          <w:bCs/>
-          <w:sz w:val="24"/>
-          <w:szCs w:val="24"/>
-        </w:rPr>
-        <w:t>)</w:t>
+        <w:t xml:space="preserve"> (CareSlot)</w:t>
       </w:r>
     </w:p>
     <w:p>
@@ -668,25 +646,7 @@
           <w:sz w:val="24"/>
           <w:szCs w:val="24"/>
         </w:rPr>
-        <w:t>Integrate online payments (</w:t>
-      </w:r>
-      <w:proofErr w:type="spellStart"/>
-      <w:r>
-        <w:rPr>
-          <w:rFonts w:ascii="Arial" w:hAnsi="Arial" w:cs="Arial"/>
-          <w:sz w:val="24"/>
-          <w:szCs w:val="24"/>
-        </w:rPr>
-        <w:t>Razorpay</w:t>
-      </w:r>
-      <w:proofErr w:type="spellEnd"/>
-      <w:r>
-        <w:rPr>
-          <w:rFonts w:ascii="Arial" w:hAnsi="Arial" w:cs="Arial"/>
-          <w:sz w:val="24"/>
-          <w:szCs w:val="24"/>
-        </w:rPr>
-        <w:t>)</w:t>
+        <w:t>Integrate online payments (Razorpay)</w:t>
       </w:r>
     </w:p>
     <w:p>
@@ -1587,7 +1547,6 @@
           <w:szCs w:val="24"/>
         </w:rPr>
       </w:pPr>
-      <w:proofErr w:type="spellStart"/>
       <w:r>
         <w:rPr>
           <w:rFonts w:ascii="Arial" w:hAnsi="Arial" w:cs="Arial"/>
@@ -1596,7 +1555,6 @@
         </w:rPr>
         <w:t>consultationFee</w:t>
       </w:r>
-      <w:proofErr w:type="spellEnd"/>
     </w:p>
     <w:p>
       <w:pPr>
@@ -2504,6 +2462,27 @@
           <w:sz w:val="24"/>
           <w:szCs w:val="24"/>
         </w:rPr>
+        <w:t xml:space="preserve">Download Excel File </w:t>
+      </w:r>
+    </w:p>
+    <w:p>
+      <w:pPr>
+        <w:numPr>
+          <w:ilvl w:val="0"/>
+          <w:numId w:val="10"/>
+        </w:numPr>
+        <w:rPr>
+          <w:rFonts w:ascii="Arial" w:hAnsi="Arial" w:cs="Arial"/>
+          <w:sz w:val="24"/>
+          <w:szCs w:val="24"/>
+        </w:rPr>
+      </w:pPr>
+      <w:r>
+        <w:rPr>
+          <w:rFonts w:ascii="Arial" w:hAnsi="Arial" w:cs="Arial"/>
+          <w:sz w:val="24"/>
+          <w:szCs w:val="24"/>
+        </w:rPr>
         <w:t>Number of:</w:t>
       </w:r>
     </w:p>
@@ -2683,7 +2662,6 @@
           <w:szCs w:val="24"/>
         </w:rPr>
       </w:pPr>
-      <w:proofErr w:type="spellStart"/>
       <w:r>
         <w:rPr>
           <w:rFonts w:ascii="Arial" w:hAnsi="Arial" w:cs="Arial"/>
@@ -2692,7 +2670,6 @@
         </w:rPr>
         <w:t>Razorpay</w:t>
       </w:r>
-      <w:proofErr w:type="spellEnd"/>
     </w:p>
     <w:p>
       <w:pPr>
@@ -3045,7 +3022,6 @@
         </w:rPr>
         <w:t xml:space="preserve"> </w:t>
       </w:r>
-      <w:proofErr w:type="spellStart"/>
       <w:r>
         <w:rPr>
           <w:rFonts w:ascii="Arial" w:hAnsi="Arial" w:cs="Arial"/>
@@ -3056,7 +3032,6 @@
         </w:rPr>
         <w:t>availableSlots</w:t>
       </w:r>
-      <w:proofErr w:type="spellEnd"/>
     </w:p>
     <w:p>
       <w:pPr>
@@ -3079,7 +3054,6 @@
         </w:rPr>
         <w:t xml:space="preserve">Show </w:t>
       </w:r>
-      <w:proofErr w:type="spellStart"/>
       <w:r>
         <w:rPr>
           <w:rFonts w:ascii="Arial" w:hAnsi="Arial" w:cs="Arial"/>
@@ -3088,7 +3062,6 @@
         </w:rPr>
         <w:t>availableSlots</w:t>
       </w:r>
-      <w:proofErr w:type="spellEnd"/>
     </w:p>
     <w:p>
       <w:pPr>
@@ -3111,7 +3084,6 @@
         </w:rPr>
         <w:t xml:space="preserve">Add new </w:t>
       </w:r>
-      <w:proofErr w:type="spellStart"/>
       <w:r>
         <w:rPr>
           <w:rFonts w:ascii="Arial" w:hAnsi="Arial" w:cs="Arial"/>
@@ -3120,7 +3092,28 @@
         </w:rPr>
         <w:t>availableSlots</w:t>
       </w:r>
-      <w:proofErr w:type="spellEnd"/>
+    </w:p>
+    <w:p>
+      <w:pPr>
+        <w:pStyle w:val="ListParagraph"/>
+        <w:numPr>
+          <w:ilvl w:val="0"/>
+          <w:numId w:val="35"/>
+        </w:numPr>
+        <w:rPr>
+          <w:rFonts w:ascii="Arial" w:hAnsi="Arial" w:cs="Arial"/>
+          <w:sz w:val="24"/>
+          <w:szCs w:val="24"/>
+        </w:rPr>
+      </w:pPr>
+      <w:r>
+        <w:rPr>
+          <w:rFonts w:ascii="Arial" w:hAnsi="Arial" w:cs="Arial"/>
+          <w:sz w:val="24"/>
+          <w:szCs w:val="24"/>
+        </w:rPr>
+        <w:t>Delete availaableSlot</w:t>
+      </w:r>
     </w:p>
     <w:p>
       <w:pPr>
@@ -3223,6 +3216,7 @@
           <w:sz w:val="24"/>
           <w:szCs w:val="24"/>
         </w:rPr>
+        <w:lastRenderedPageBreak/>
         <w:t>Update profile</w:t>
       </w:r>
     </w:p>
@@ -3428,6 +3422,27 @@
           <w:sz w:val="24"/>
           <w:szCs w:val="24"/>
         </w:rPr>
+        <w:t xml:space="preserve">Download Excel File </w:t>
+      </w:r>
+    </w:p>
+    <w:p>
+      <w:pPr>
+        <w:numPr>
+          <w:ilvl w:val="0"/>
+          <w:numId w:val="15"/>
+        </w:numPr>
+        <w:rPr>
+          <w:rFonts w:ascii="Arial" w:hAnsi="Arial" w:cs="Arial"/>
+          <w:sz w:val="24"/>
+          <w:szCs w:val="24"/>
+        </w:rPr>
+      </w:pPr>
+      <w:r>
+        <w:rPr>
+          <w:rFonts w:ascii="Arial" w:hAnsi="Arial" w:cs="Arial"/>
+          <w:sz w:val="24"/>
+          <w:szCs w:val="24"/>
+        </w:rPr>
         <w:t>Charts for analytics</w:t>
       </w:r>
     </w:p>
@@ -3679,74 +3694,8 @@
           <w:sz w:val="24"/>
           <w:szCs w:val="24"/>
         </w:rPr>
-        <w:t xml:space="preserve"> (</w:t>
-      </w:r>
-      <w:proofErr w:type="spellStart"/>
-      <w:proofErr w:type="gramStart"/>
-      <w:r>
-        <w:rPr>
-          <w:rFonts w:ascii="Arial" w:hAnsi="Arial" w:cs="Arial"/>
-          <w:sz w:val="24"/>
-          <w:szCs w:val="24"/>
-        </w:rPr>
-        <w:t>name,email</w:t>
-      </w:r>
-      <w:proofErr w:type="spellEnd"/>
-      <w:proofErr w:type="gramEnd"/>
-      <w:r>
-        <w:rPr>
-          <w:rFonts w:ascii="Arial" w:hAnsi="Arial" w:cs="Arial"/>
-          <w:sz w:val="24"/>
-          <w:szCs w:val="24"/>
-        </w:rPr>
-        <w:t xml:space="preserve">, image, Number </w:t>
-      </w:r>
-      <w:proofErr w:type="gramStart"/>
-      <w:r>
-        <w:rPr>
-          <w:rFonts w:ascii="Arial" w:hAnsi="Arial" w:cs="Arial"/>
-          <w:sz w:val="24"/>
-          <w:szCs w:val="24"/>
-        </w:rPr>
-        <w:t>of  booking</w:t>
-      </w:r>
-      <w:proofErr w:type="gramEnd"/>
-      <w:r>
-        <w:rPr>
-          <w:rFonts w:ascii="Arial" w:hAnsi="Arial" w:cs="Arial"/>
-          <w:sz w:val="24"/>
-          <w:szCs w:val="24"/>
-        </w:rPr>
-        <w:t xml:space="preserve"> </w:t>
-      </w:r>
-      <w:proofErr w:type="gramStart"/>
-      <w:r>
-        <w:rPr>
-          <w:rFonts w:ascii="Arial" w:hAnsi="Arial" w:cs="Arial"/>
-          <w:sz w:val="24"/>
-          <w:szCs w:val="24"/>
-        </w:rPr>
-        <w:t>it’s</w:t>
-      </w:r>
-      <w:proofErr w:type="gramEnd"/>
-      <w:r>
-        <w:rPr>
-          <w:rFonts w:ascii="Arial" w:hAnsi="Arial" w:cs="Arial"/>
-          <w:sz w:val="24"/>
-          <w:szCs w:val="24"/>
-        </w:rPr>
-        <w:t xml:space="preserve"> </w:t>
-      </w:r>
-      <w:proofErr w:type="gramStart"/>
-      <w:r>
-        <w:rPr>
-          <w:rFonts w:ascii="Arial" w:hAnsi="Arial" w:cs="Arial"/>
-          <w:sz w:val="24"/>
-          <w:szCs w:val="24"/>
-        </w:rPr>
-        <w:t>Patient )</w:t>
-      </w:r>
-      <w:proofErr w:type="gramEnd"/>
+        <w:t xml:space="preserve"> (name,email, image, Number of  booking it’s Patient )</w:t>
+      </w:r>
     </w:p>
     <w:p>
       <w:pPr>
@@ -3966,6 +3915,27 @@
     </w:p>
     <w:p>
       <w:pPr>
+        <w:numPr>
+          <w:ilvl w:val="1"/>
+          <w:numId w:val="18"/>
+        </w:numPr>
+        <w:rPr>
+          <w:rFonts w:ascii="Arial" w:hAnsi="Arial" w:cs="Arial"/>
+          <w:sz w:val="24"/>
+          <w:szCs w:val="24"/>
+        </w:rPr>
+      </w:pPr>
+      <w:r>
+        <w:rPr>
+          <w:rFonts w:ascii="Arial" w:hAnsi="Arial" w:cs="Arial"/>
+          <w:sz w:val="24"/>
+          <w:szCs w:val="24"/>
+        </w:rPr>
+        <w:t>Commission</w:t>
+      </w:r>
+    </w:p>
+    <w:p>
+      <w:pPr>
         <w:rPr>
           <w:rFonts w:ascii="Arial" w:hAnsi="Arial" w:cs="Arial"/>
           <w:sz w:val="24"/>
@@ -4106,18 +4076,8 @@
           <w:sz w:val="24"/>
           <w:szCs w:val="24"/>
         </w:rPr>
-        <w:t xml:space="preserve">Password hashing using </w:t>
-      </w:r>
-      <w:proofErr w:type="spellStart"/>
-      <w:r>
-        <w:rPr>
-          <w:rFonts w:ascii="Arial" w:hAnsi="Arial" w:cs="Arial"/>
-          <w:sz w:val="24"/>
-          <w:szCs w:val="24"/>
-        </w:rPr>
-        <w:t>Bcrypt</w:t>
-      </w:r>
-      <w:proofErr w:type="spellEnd"/>
+        <w:t>Password hashing using Bcrypt</w:t>
+      </w:r>
     </w:p>
     <w:p>
       <w:pPr>
@@ -5115,18 +5075,8 @@
           <w:sz w:val="24"/>
           <w:szCs w:val="24"/>
         </w:rPr>
-        <w:t xml:space="preserve">Schema </w:t>
-      </w:r>
-      <w:proofErr w:type="spellStart"/>
-      <w:r>
-        <w:rPr>
-          <w:rFonts w:ascii="Arial" w:hAnsi="Arial" w:cs="Arial"/>
-          <w:sz w:val="24"/>
-          <w:szCs w:val="24"/>
-        </w:rPr>
-        <w:t>modeling</w:t>
-      </w:r>
-      <w:proofErr w:type="spellEnd"/>
+        <w:t>Schema modeling</w:t>
+      </w:r>
     </w:p>
     <w:p>
       <w:pPr>
@@ -5247,7 +5197,6 @@
           <w:szCs w:val="24"/>
         </w:rPr>
       </w:pPr>
-      <w:proofErr w:type="spellStart"/>
       <w:r>
         <w:rPr>
           <w:rFonts w:ascii="Arial" w:hAnsi="Arial" w:cs="Arial"/>
@@ -5258,7 +5207,6 @@
         </w:rPr>
         <w:t>Bcrypt</w:t>
       </w:r>
-      <w:proofErr w:type="spellEnd"/>
     </w:p>
     <w:p>
       <w:pPr>
@@ -5334,7 +5282,6 @@
           <w:szCs w:val="24"/>
         </w:rPr>
       </w:pPr>
-      <w:proofErr w:type="spellStart"/>
       <w:r>
         <w:rPr>
           <w:rFonts w:ascii="Arial" w:hAnsi="Arial" w:cs="Arial"/>
@@ -5345,7 +5292,6 @@
         </w:rPr>
         <w:t>Razorpay</w:t>
       </w:r>
-      <w:proofErr w:type="spellEnd"/>
     </w:p>
     <w:p>
       <w:pPr>
@@ -5449,20 +5395,8 @@
           <w:sz w:val="24"/>
           <w:szCs w:val="24"/>
         </w:rPr>
-        <w:t xml:space="preserve">• </w:t>
-      </w:r>
-      <w:proofErr w:type="spellStart"/>
-      <w:r>
-        <w:rPr>
-          <w:rFonts w:ascii="Arial" w:hAnsi="Arial" w:cs="Arial"/>
-          <w:b/>
-          <w:bCs/>
-          <w:sz w:val="24"/>
-          <w:szCs w:val="24"/>
-        </w:rPr>
-        <w:t>Nodemailer</w:t>
-      </w:r>
-      <w:proofErr w:type="spellEnd"/>
+        <w:t>• Nodemailer</w:t>
+      </w:r>
     </w:p>
     <w:p>
       <w:pPr>
@@ -12253,6 +12187,7 @@
   <w:style w:type="character" w:default="1" w:styleId="DefaultParagraphFont">
     <w:name w:val="Default Paragraph Font"/>
     <w:uiPriority w:val="1"/>
+    <w:semiHidden/>
     <w:unhideWhenUsed/>
   </w:style>
   <w:style w:type="table" w:default="1" w:styleId="TableNormal">

--- a/Documentation/📘 DOCTOR APPOINTMENT MANAGEMENT SYSTEM ( CareSlot ).docx
+++ b/Documentation/📘 DOCTOR APPOINTMENT MANAGEMENT SYSTEM ( CareSlot ).docx
@@ -325,23 +325,6 @@
     </w:p>
     <w:p>
       <w:pPr>
-        <w:rPr>
-          <w:rFonts w:ascii="Arial" w:hAnsi="Arial" w:cs="Arial"/>
-          <w:sz w:val="24"/>
-          <w:szCs w:val="24"/>
-        </w:rPr>
-      </w:pPr>
-      <w:r>
-        <w:rPr>
-          <w:rFonts w:ascii="Arial" w:hAnsi="Arial" w:cs="Arial"/>
-          <w:sz w:val="24"/>
-          <w:szCs w:val="24"/>
-        </w:rPr>
-        <w:t>The purpose of this system is to:</w:t>
-      </w:r>
-    </w:p>
-    <w:p>
-      <w:pPr>
         <w:numPr>
           <w:ilvl w:val="0"/>
           <w:numId w:val="2"/>
@@ -464,6 +447,27 @@
           <w:szCs w:val="24"/>
         </w:rPr>
         <w:t>Provide admin-level monitoring and control</w:t>
+      </w:r>
+    </w:p>
+    <w:p>
+      <w:pPr>
+        <w:numPr>
+          <w:ilvl w:val="0"/>
+          <w:numId w:val="2"/>
+        </w:numPr>
+        <w:rPr>
+          <w:rFonts w:ascii="Arial" w:hAnsi="Arial" w:cs="Arial"/>
+          <w:sz w:val="24"/>
+          <w:szCs w:val="24"/>
+        </w:rPr>
+      </w:pPr>
+      <w:r>
+        <w:rPr>
+          <w:rFonts w:ascii="Arial" w:hAnsi="Arial" w:cs="Arial"/>
+          <w:sz w:val="24"/>
+          <w:szCs w:val="24"/>
+        </w:rPr>
+        <w:t>Enable AI-powered assistance for all users</w:t>
       </w:r>
     </w:p>
     <w:p>
@@ -508,23 +512,6 @@
     </w:p>
     <w:p>
       <w:pPr>
-        <w:rPr>
-          <w:rFonts w:ascii="Arial" w:hAnsi="Arial" w:cs="Arial"/>
-          <w:sz w:val="24"/>
-          <w:szCs w:val="24"/>
-        </w:rPr>
-      </w:pPr>
-      <w:r>
-        <w:rPr>
-          <w:rFonts w:ascii="Arial" w:hAnsi="Arial" w:cs="Arial"/>
-          <w:sz w:val="24"/>
-          <w:szCs w:val="24"/>
-        </w:rPr>
-        <w:t>The system will:</w:t>
-      </w:r>
-    </w:p>
-    <w:p>
-      <w:pPr>
         <w:numPr>
           <w:ilvl w:val="0"/>
           <w:numId w:val="3"/>
@@ -651,25 +638,70 @@
     </w:p>
     <w:p>
       <w:pPr>
-        <w:rPr>
-          <w:rFonts w:ascii="Arial" w:hAnsi="Arial" w:cs="Arial"/>
-          <w:sz w:val="24"/>
-          <w:szCs w:val="24"/>
-        </w:rPr>
-      </w:pPr>
-      <w:r>
-        <w:rPr>
-          <w:rFonts w:ascii="Arial" w:hAnsi="Arial" w:cs="Arial"/>
-          <w:sz w:val="24"/>
-          <w:szCs w:val="24"/>
-        </w:rPr>
-        <w:pict w14:anchorId="43CD9EE4">
-          <v:rect id="_x0000_i1029" style="width:0;height:1.5pt" o:hralign="center" o:hrstd="t" o:hr="t" fillcolor="#a0a0a0" stroked="f"/>
-        </w:pict>
-      </w:r>
-    </w:p>
-    <w:p>
-      <w:pPr>
+        <w:numPr>
+          <w:ilvl w:val="0"/>
+          <w:numId w:val="3"/>
+        </w:numPr>
+        <w:rPr>
+          <w:rFonts w:ascii="Arial" w:hAnsi="Arial" w:cs="Arial"/>
+          <w:sz w:val="24"/>
+          <w:szCs w:val="24"/>
+        </w:rPr>
+      </w:pPr>
+      <w:r>
+        <w:rPr>
+          <w:rFonts w:ascii="Arial" w:hAnsi="Arial" w:cs="Arial"/>
+          <w:sz w:val="24"/>
+          <w:szCs w:val="24"/>
+        </w:rPr>
+        <w:t>Use Redis for caching and performance</w:t>
+      </w:r>
+    </w:p>
+    <w:p>
+      <w:pPr>
+        <w:numPr>
+          <w:ilvl w:val="0"/>
+          <w:numId w:val="3"/>
+        </w:numPr>
+        <w:rPr>
+          <w:rFonts w:ascii="Arial" w:hAnsi="Arial" w:cs="Arial"/>
+          <w:sz w:val="24"/>
+          <w:szCs w:val="24"/>
+        </w:rPr>
+      </w:pPr>
+      <w:r>
+        <w:rPr>
+          <w:rFonts w:ascii="Arial" w:hAnsi="Arial" w:cs="Arial"/>
+          <w:sz w:val="24"/>
+          <w:szCs w:val="24"/>
+        </w:rPr>
+        <w:t>Use Docker for containerized deployment</w:t>
+      </w:r>
+    </w:p>
+    <w:p>
+      <w:pPr>
+        <w:pStyle w:val="ListParagraph"/>
+        <w:numPr>
+          <w:ilvl w:val="0"/>
+          <w:numId w:val="3"/>
+        </w:numPr>
+      </w:pPr>
+      <w:r>
+        <w:rPr>
+          <w:rFonts w:ascii="Arial" w:hAnsi="Arial" w:cs="Arial"/>
+          <w:sz w:val="24"/>
+          <w:szCs w:val="24"/>
+        </w:rPr>
+        <w:t>Use NGINX for load balancing and reverse proxy</w:t>
+      </w:r>
+    </w:p>
+    <w:p>
+      <w:pPr>
+        <w:pStyle w:val="ListParagraph"/>
+        <w:numPr>
+          <w:ilvl w:val="0"/>
+          <w:numId w:val="3"/>
+        </w:numPr>
         <w:rPr>
           <w:rFonts w:ascii="Arial" w:hAnsi="Arial" w:cs="Arial"/>
           <w:b/>
@@ -678,6 +710,14 @@
           <w:szCs w:val="24"/>
         </w:rPr>
       </w:pPr>
+      <w:r>
+        <w:rPr>
+          <w:rFonts w:ascii="Arial" w:hAnsi="Arial" w:cs="Arial"/>
+          <w:sz w:val="24"/>
+          <w:szCs w:val="24"/>
+        </w:rPr>
+        <w:t>Provide AI chatbot for all roles</w:t>
+      </w:r>
       <w:r>
         <w:rPr>
           <w:rFonts w:ascii="Arial" w:hAnsi="Arial" w:cs="Arial"/>
@@ -760,6 +800,34 @@
       <w:r>
         <w:rPr>
           <w:rFonts w:ascii="Arial" w:hAnsi="Arial" w:cs="Arial"/>
+          <w:b/>
+          <w:bCs/>
+          <w:sz w:val="24"/>
+          <w:szCs w:val="24"/>
+        </w:rPr>
+        <w:t xml:space="preserve"> </w:t>
+      </w:r>
+      <w:r>
+        <w:rPr>
+          <w:rFonts w:ascii="Arial" w:hAnsi="Arial" w:cs="Arial"/>
+          <w:sz w:val="24"/>
+          <w:szCs w:val="24"/>
+        </w:rPr>
+        <w:t>with</w:t>
+      </w:r>
+      <w:r>
+        <w:rPr>
+          <w:rFonts w:ascii="Arial" w:hAnsi="Arial" w:cs="Arial"/>
+          <w:b/>
+          <w:bCs/>
+          <w:sz w:val="24"/>
+          <w:szCs w:val="24"/>
+        </w:rPr>
+        <w:t xml:space="preserve"> DevOps Enhancement</w:t>
+      </w:r>
+      <w:r>
+        <w:rPr>
+          <w:rFonts w:ascii="Arial" w:hAnsi="Arial" w:cs="Arial"/>
           <w:sz w:val="24"/>
           <w:szCs w:val="24"/>
         </w:rPr>
@@ -866,7 +934,87 @@
           <w:sz w:val="24"/>
           <w:szCs w:val="24"/>
         </w:rPr>
-        <w:t>User → React Frontend → Express API → MongoDB Database</w:t>
+        <w:t>User →</w:t>
+      </w:r>
+      <w:r>
+        <w:rPr>
+          <w:rFonts w:ascii="Arial" w:hAnsi="Arial" w:cs="Arial"/>
+          <w:sz w:val="24"/>
+          <w:szCs w:val="24"/>
+        </w:rPr>
+        <w:t xml:space="preserve"> Nginx</w:t>
+      </w:r>
+      <w:r>
+        <w:rPr>
+          <w:rFonts w:ascii="Arial" w:hAnsi="Arial" w:cs="Arial"/>
+          <w:sz w:val="24"/>
+          <w:szCs w:val="24"/>
+        </w:rPr>
+        <w:t xml:space="preserve"> </w:t>
+      </w:r>
+      <w:r>
+        <w:rPr>
+          <w:rFonts w:ascii="Arial" w:hAnsi="Arial" w:cs="Arial"/>
+          <w:sz w:val="24"/>
+          <w:szCs w:val="24"/>
+        </w:rPr>
+        <w:t>→</w:t>
+      </w:r>
+      <w:r>
+        <w:rPr>
+          <w:rFonts w:ascii="Arial" w:hAnsi="Arial" w:cs="Arial"/>
+          <w:sz w:val="24"/>
+          <w:szCs w:val="24"/>
+        </w:rPr>
+        <w:t xml:space="preserve"> </w:t>
+      </w:r>
+      <w:r>
+        <w:rPr>
+          <w:rFonts w:ascii="Arial" w:hAnsi="Arial" w:cs="Arial"/>
+          <w:sz w:val="24"/>
+          <w:szCs w:val="24"/>
+        </w:rPr>
+        <w:t>React Frontend → Express API →</w:t>
+      </w:r>
+      <w:r>
+        <w:rPr>
+          <w:rFonts w:ascii="Arial" w:hAnsi="Arial" w:cs="Arial"/>
+          <w:sz w:val="24"/>
+          <w:szCs w:val="24"/>
+        </w:rPr>
+        <w:t xml:space="preserve"> Redis Cache</w:t>
+      </w:r>
+      <w:r>
+        <w:rPr>
+          <w:rFonts w:ascii="Arial" w:hAnsi="Arial" w:cs="Arial"/>
+          <w:sz w:val="24"/>
+          <w:szCs w:val="24"/>
+        </w:rPr>
+        <w:t xml:space="preserve"> </w:t>
+      </w:r>
+      <w:r>
+        <w:rPr>
+          <w:rFonts w:ascii="Arial" w:hAnsi="Arial" w:cs="Arial"/>
+          <w:sz w:val="24"/>
+          <w:szCs w:val="24"/>
+        </w:rPr>
+        <w:t>→</w:t>
+      </w:r>
+      <w:r>
+        <w:rPr>
+          <w:rFonts w:ascii="Arial" w:hAnsi="Arial" w:cs="Arial"/>
+          <w:sz w:val="24"/>
+          <w:szCs w:val="24"/>
+        </w:rPr>
+        <w:t xml:space="preserve"> </w:t>
+      </w:r>
+      <w:r>
+        <w:rPr>
+          <w:rFonts w:ascii="Arial" w:hAnsi="Arial" w:cs="Arial"/>
+          <w:sz w:val="24"/>
+          <w:szCs w:val="24"/>
+        </w:rPr>
+        <w:t>MongoDB Database</w:t>
       </w:r>
     </w:p>
     <w:p>
@@ -884,7 +1032,7 @@
           <w:szCs w:val="24"/>
         </w:rPr>
         <w:pict w14:anchorId="42557801">
-          <v:rect id="_x0000_i1030" style="width:0;height:1.5pt" o:hralign="center" o:hrstd="t" o:hr="t" fillcolor="#a0a0a0" stroked="f"/>
+          <v:rect id="_x0000_i1029" style="width:0;height:1.5pt" o:hralign="center" o:hrstd="t" o:hr="t" fillcolor="#a0a0a0" stroked="f"/>
         </w:pict>
       </w:r>
     </w:p>
@@ -944,7 +1092,7 @@
           <w:szCs w:val="24"/>
         </w:rPr>
         <w:pict w14:anchorId="63E99CC5">
-          <v:rect id="_x0000_i1031" style="width:0;height:1.5pt" o:hralign="center" o:hrstd="t" o:hr="t" fillcolor="#a0a0a0" stroked="f"/>
+          <v:rect id="_x0000_i1030" style="width:0;height:1.5pt" o:hralign="center" o:hrstd="t" o:hr="t" fillcolor="#a0a0a0" stroked="f"/>
         </w:pict>
       </w:r>
     </w:p>
@@ -1221,6 +1369,172 @@
           <w:szCs w:val="24"/>
         </w:rPr>
         <w:pict w14:anchorId="14302CAD">
+          <v:rect id="_x0000_i1031" style="width:0;height:1.5pt" o:hralign="center" o:hrstd="t" o:hr="t" fillcolor="#a0a0a0" stroked="f"/>
+        </w:pict>
+      </w:r>
+    </w:p>
+    <w:p>
+      <w:pPr>
+        <w:rPr>
+          <w:rFonts w:ascii="Arial" w:hAnsi="Arial" w:cs="Arial"/>
+          <w:b/>
+          <w:bCs/>
+          <w:sz w:val="24"/>
+          <w:szCs w:val="24"/>
+        </w:rPr>
+      </w:pPr>
+      <w:r>
+        <w:rPr>
+          <w:rFonts w:ascii="Arial" w:hAnsi="Arial" w:cs="Arial"/>
+          <w:b/>
+          <w:bCs/>
+          <w:sz w:val="24"/>
+          <w:szCs w:val="24"/>
+        </w:rPr>
+        <w:t>3.1.2 Doctor Listing Page</w:t>
+      </w:r>
+    </w:p>
+    <w:p>
+      <w:pPr>
+        <w:numPr>
+          <w:ilvl w:val="0"/>
+          <w:numId w:val="6"/>
+        </w:numPr>
+        <w:rPr>
+          <w:rFonts w:ascii="Arial" w:hAnsi="Arial" w:cs="Arial"/>
+          <w:sz w:val="24"/>
+          <w:szCs w:val="24"/>
+        </w:rPr>
+      </w:pPr>
+      <w:r>
+        <w:rPr>
+          <w:rFonts w:ascii="Arial" w:hAnsi="Arial" w:cs="Arial"/>
+          <w:sz w:val="24"/>
+          <w:szCs w:val="24"/>
+        </w:rPr>
+        <w:t>Display all registered doctors</w:t>
+      </w:r>
+    </w:p>
+    <w:p>
+      <w:pPr>
+        <w:numPr>
+          <w:ilvl w:val="0"/>
+          <w:numId w:val="6"/>
+        </w:numPr>
+        <w:rPr>
+          <w:rFonts w:ascii="Arial" w:hAnsi="Arial" w:cs="Arial"/>
+          <w:sz w:val="24"/>
+          <w:szCs w:val="24"/>
+        </w:rPr>
+      </w:pPr>
+      <w:r>
+        <w:rPr>
+          <w:rFonts w:ascii="Arial" w:hAnsi="Arial" w:cs="Arial"/>
+          <w:sz w:val="24"/>
+          <w:szCs w:val="24"/>
+        </w:rPr>
+        <w:t>Show:</w:t>
+      </w:r>
+    </w:p>
+    <w:p>
+      <w:pPr>
+        <w:numPr>
+          <w:ilvl w:val="1"/>
+          <w:numId w:val="6"/>
+        </w:numPr>
+        <w:rPr>
+          <w:rFonts w:ascii="Arial" w:hAnsi="Arial" w:cs="Arial"/>
+          <w:sz w:val="24"/>
+          <w:szCs w:val="24"/>
+        </w:rPr>
+      </w:pPr>
+      <w:r>
+        <w:rPr>
+          <w:rFonts w:ascii="Arial" w:hAnsi="Arial" w:cs="Arial"/>
+          <w:sz w:val="24"/>
+          <w:szCs w:val="24"/>
+        </w:rPr>
+        <w:t>Doctor Name</w:t>
+      </w:r>
+    </w:p>
+    <w:p>
+      <w:pPr>
+        <w:numPr>
+          <w:ilvl w:val="1"/>
+          <w:numId w:val="6"/>
+        </w:numPr>
+        <w:rPr>
+          <w:rFonts w:ascii="Arial" w:hAnsi="Arial" w:cs="Arial"/>
+          <w:sz w:val="24"/>
+          <w:szCs w:val="24"/>
+        </w:rPr>
+      </w:pPr>
+      <w:r>
+        <w:rPr>
+          <w:rFonts w:ascii="Arial" w:hAnsi="Arial" w:cs="Arial"/>
+          <w:sz w:val="24"/>
+          <w:szCs w:val="24"/>
+        </w:rPr>
+        <w:t>Specialization</w:t>
+      </w:r>
+    </w:p>
+    <w:p>
+      <w:pPr>
+        <w:numPr>
+          <w:ilvl w:val="1"/>
+          <w:numId w:val="6"/>
+        </w:numPr>
+        <w:rPr>
+          <w:rFonts w:ascii="Arial" w:hAnsi="Arial" w:cs="Arial"/>
+          <w:sz w:val="24"/>
+          <w:szCs w:val="24"/>
+        </w:rPr>
+      </w:pPr>
+      <w:r>
+        <w:rPr>
+          <w:rFonts w:ascii="Arial" w:hAnsi="Arial" w:cs="Arial"/>
+          <w:sz w:val="24"/>
+          <w:szCs w:val="24"/>
+        </w:rPr>
+        <w:t>Availability Status</w:t>
+      </w:r>
+    </w:p>
+    <w:p>
+      <w:pPr>
+        <w:numPr>
+          <w:ilvl w:val="0"/>
+          <w:numId w:val="6"/>
+        </w:numPr>
+        <w:rPr>
+          <w:rFonts w:ascii="Arial" w:hAnsi="Arial" w:cs="Arial"/>
+          <w:sz w:val="24"/>
+          <w:szCs w:val="24"/>
+        </w:rPr>
+      </w:pPr>
+      <w:r>
+        <w:rPr>
+          <w:rFonts w:ascii="Arial" w:hAnsi="Arial" w:cs="Arial"/>
+          <w:sz w:val="24"/>
+          <w:szCs w:val="24"/>
+        </w:rPr>
+        <w:t>Search &amp; filter by specialization</w:t>
+      </w:r>
+    </w:p>
+    <w:p>
+      <w:pPr>
+        <w:rPr>
+          <w:rFonts w:ascii="Arial" w:hAnsi="Arial" w:cs="Arial"/>
+          <w:sz w:val="24"/>
+          <w:szCs w:val="24"/>
+        </w:rPr>
+      </w:pPr>
+      <w:r>
+        <w:rPr>
+          <w:rFonts w:ascii="Arial" w:hAnsi="Arial" w:cs="Arial"/>
+          <w:sz w:val="24"/>
+          <w:szCs w:val="24"/>
+        </w:rPr>
+        <w:pict w14:anchorId="172EAD09">
           <v:rect id="_x0000_i1032" style="width:0;height:1.5pt" o:hralign="center" o:hrstd="t" o:hr="t" fillcolor="#a0a0a0" stroked="f"/>
         </w:pict>
       </w:r>
@@ -1243,152 +1557,7 @@
           <w:sz w:val="24"/>
           <w:szCs w:val="24"/>
         </w:rPr>
-        <w:t>3.1.2 Doctor Listing Page</w:t>
-      </w:r>
-    </w:p>
-    <w:p>
-      <w:pPr>
-        <w:numPr>
-          <w:ilvl w:val="0"/>
-          <w:numId w:val="6"/>
-        </w:numPr>
-        <w:rPr>
-          <w:rFonts w:ascii="Arial" w:hAnsi="Arial" w:cs="Arial"/>
-          <w:sz w:val="24"/>
-          <w:szCs w:val="24"/>
-        </w:rPr>
-      </w:pPr>
-      <w:r>
-        <w:rPr>
-          <w:rFonts w:ascii="Arial" w:hAnsi="Arial" w:cs="Arial"/>
-          <w:sz w:val="24"/>
-          <w:szCs w:val="24"/>
-        </w:rPr>
-        <w:t>Display all registered doctors</w:t>
-      </w:r>
-    </w:p>
-    <w:p>
-      <w:pPr>
-        <w:numPr>
-          <w:ilvl w:val="0"/>
-          <w:numId w:val="6"/>
-        </w:numPr>
-        <w:rPr>
-          <w:rFonts w:ascii="Arial" w:hAnsi="Arial" w:cs="Arial"/>
-          <w:sz w:val="24"/>
-          <w:szCs w:val="24"/>
-        </w:rPr>
-      </w:pPr>
-      <w:r>
-        <w:rPr>
-          <w:rFonts w:ascii="Arial" w:hAnsi="Arial" w:cs="Arial"/>
-          <w:sz w:val="24"/>
-          <w:szCs w:val="24"/>
-        </w:rPr>
-        <w:t>Show:</w:t>
-      </w:r>
-    </w:p>
-    <w:p>
-      <w:pPr>
-        <w:numPr>
-          <w:ilvl w:val="1"/>
-          <w:numId w:val="6"/>
-        </w:numPr>
-        <w:rPr>
-          <w:rFonts w:ascii="Arial" w:hAnsi="Arial" w:cs="Arial"/>
-          <w:sz w:val="24"/>
-          <w:szCs w:val="24"/>
-        </w:rPr>
-      </w:pPr>
-      <w:r>
-        <w:rPr>
-          <w:rFonts w:ascii="Arial" w:hAnsi="Arial" w:cs="Arial"/>
-          <w:sz w:val="24"/>
-          <w:szCs w:val="24"/>
-        </w:rPr>
-        <w:t>Doctor Name</w:t>
-      </w:r>
-    </w:p>
-    <w:p>
-      <w:pPr>
-        <w:numPr>
-          <w:ilvl w:val="1"/>
-          <w:numId w:val="6"/>
-        </w:numPr>
-        <w:rPr>
-          <w:rFonts w:ascii="Arial" w:hAnsi="Arial" w:cs="Arial"/>
-          <w:sz w:val="24"/>
-          <w:szCs w:val="24"/>
-        </w:rPr>
-      </w:pPr>
-      <w:r>
-        <w:rPr>
-          <w:rFonts w:ascii="Arial" w:hAnsi="Arial" w:cs="Arial"/>
-          <w:sz w:val="24"/>
-          <w:szCs w:val="24"/>
-        </w:rPr>
-        <w:t>Specialization</w:t>
-      </w:r>
-    </w:p>
-    <w:p>
-      <w:pPr>
-        <w:numPr>
-          <w:ilvl w:val="1"/>
-          <w:numId w:val="6"/>
-        </w:numPr>
-        <w:rPr>
-          <w:rFonts w:ascii="Arial" w:hAnsi="Arial" w:cs="Arial"/>
-          <w:sz w:val="24"/>
-          <w:szCs w:val="24"/>
-        </w:rPr>
-      </w:pPr>
-      <w:r>
-        <w:rPr>
-          <w:rFonts w:ascii="Arial" w:hAnsi="Arial" w:cs="Arial"/>
-          <w:sz w:val="24"/>
-          <w:szCs w:val="24"/>
-        </w:rPr>
-        <w:t>Availability Status</w:t>
-      </w:r>
-    </w:p>
-    <w:p>
-      <w:pPr>
-        <w:numPr>
-          <w:ilvl w:val="0"/>
-          <w:numId w:val="6"/>
-        </w:numPr>
-        <w:rPr>
-          <w:rFonts w:ascii="Arial" w:hAnsi="Arial" w:cs="Arial"/>
-          <w:sz w:val="24"/>
-          <w:szCs w:val="24"/>
-        </w:rPr>
-      </w:pPr>
-      <w:r>
-        <w:rPr>
-          <w:rFonts w:ascii="Arial" w:hAnsi="Arial" w:cs="Arial"/>
-          <w:sz w:val="24"/>
-          <w:szCs w:val="24"/>
-        </w:rPr>
-        <w:t>Search &amp; filter by specialization</w:t>
-      </w:r>
-    </w:p>
-    <w:p>
-      <w:pPr>
-        <w:rPr>
-          <w:rFonts w:ascii="Arial" w:hAnsi="Arial" w:cs="Arial"/>
-          <w:sz w:val="24"/>
-          <w:szCs w:val="24"/>
-        </w:rPr>
-      </w:pPr>
-      <w:r>
-        <w:rPr>
-          <w:rFonts w:ascii="Arial" w:hAnsi="Arial" w:cs="Arial"/>
-          <w:sz w:val="24"/>
-          <w:szCs w:val="24"/>
-        </w:rPr>
-        <w:pict w14:anchorId="172EAD09">
-          <v:rect id="_x0000_i1033" style="width:0;height:1.5pt" o:hralign="center" o:hrstd="t" o:hr="t" fillcolor="#a0a0a0" stroked="f"/>
-        </w:pict>
+        <w:br w:type="page"/>
       </w:r>
     </w:p>
     <w:p>
@@ -1409,7 +1578,249 @@
           <w:sz w:val="24"/>
           <w:szCs w:val="24"/>
         </w:rPr>
-        <w:br w:type="page"/>
+        <w:lastRenderedPageBreak/>
+        <w:t>3.1.3 Doctor Details Page</w:t>
+      </w:r>
+    </w:p>
+    <w:p>
+      <w:pPr>
+        <w:rPr>
+          <w:rFonts w:ascii="Arial" w:hAnsi="Arial" w:cs="Arial"/>
+          <w:sz w:val="24"/>
+          <w:szCs w:val="24"/>
+        </w:rPr>
+      </w:pPr>
+      <w:r>
+        <w:rPr>
+          <w:rFonts w:ascii="Arial" w:hAnsi="Arial" w:cs="Arial"/>
+          <w:sz w:val="24"/>
+          <w:szCs w:val="24"/>
+        </w:rPr>
+        <w:t>When patient clicks on a doctor:</w:t>
+      </w:r>
+    </w:p>
+    <w:p>
+      <w:pPr>
+        <w:numPr>
+          <w:ilvl w:val="0"/>
+          <w:numId w:val="7"/>
+        </w:numPr>
+        <w:rPr>
+          <w:rFonts w:ascii="Arial" w:hAnsi="Arial" w:cs="Arial"/>
+          <w:sz w:val="24"/>
+          <w:szCs w:val="24"/>
+        </w:rPr>
+      </w:pPr>
+      <w:r>
+        <w:rPr>
+          <w:rFonts w:ascii="Arial" w:hAnsi="Arial" w:cs="Arial"/>
+          <w:sz w:val="24"/>
+          <w:szCs w:val="24"/>
+        </w:rPr>
+        <w:t>Name</w:t>
+      </w:r>
+    </w:p>
+    <w:p>
+      <w:pPr>
+        <w:numPr>
+          <w:ilvl w:val="0"/>
+          <w:numId w:val="7"/>
+        </w:numPr>
+        <w:rPr>
+          <w:rFonts w:ascii="Arial" w:hAnsi="Arial" w:cs="Arial"/>
+          <w:sz w:val="24"/>
+          <w:szCs w:val="24"/>
+        </w:rPr>
+      </w:pPr>
+      <w:r>
+        <w:rPr>
+          <w:rFonts w:ascii="Arial" w:hAnsi="Arial" w:cs="Arial"/>
+          <w:sz w:val="24"/>
+          <w:szCs w:val="24"/>
+        </w:rPr>
+        <w:t>Experience</w:t>
+      </w:r>
+    </w:p>
+    <w:p>
+      <w:pPr>
+        <w:numPr>
+          <w:ilvl w:val="0"/>
+          <w:numId w:val="7"/>
+        </w:numPr>
+        <w:rPr>
+          <w:rFonts w:ascii="Arial" w:hAnsi="Arial" w:cs="Arial"/>
+          <w:sz w:val="24"/>
+          <w:szCs w:val="24"/>
+        </w:rPr>
+      </w:pPr>
+      <w:r>
+        <w:rPr>
+          <w:rFonts w:ascii="Arial" w:hAnsi="Arial" w:cs="Arial"/>
+          <w:sz w:val="24"/>
+          <w:szCs w:val="24"/>
+        </w:rPr>
+        <w:t>About</w:t>
+      </w:r>
+    </w:p>
+    <w:p>
+      <w:pPr>
+        <w:numPr>
+          <w:ilvl w:val="0"/>
+          <w:numId w:val="7"/>
+        </w:numPr>
+        <w:rPr>
+          <w:rFonts w:ascii="Arial" w:hAnsi="Arial" w:cs="Arial"/>
+          <w:sz w:val="24"/>
+          <w:szCs w:val="24"/>
+        </w:rPr>
+      </w:pPr>
+      <w:r>
+        <w:rPr>
+          <w:rFonts w:ascii="Arial" w:hAnsi="Arial" w:cs="Arial"/>
+          <w:sz w:val="24"/>
+          <w:szCs w:val="24"/>
+        </w:rPr>
+        <w:t>Specialization</w:t>
+      </w:r>
+    </w:p>
+    <w:p>
+      <w:pPr>
+        <w:numPr>
+          <w:ilvl w:val="0"/>
+          <w:numId w:val="7"/>
+        </w:numPr>
+        <w:rPr>
+          <w:rFonts w:ascii="Arial" w:hAnsi="Arial" w:cs="Arial"/>
+          <w:sz w:val="24"/>
+          <w:szCs w:val="24"/>
+        </w:rPr>
+      </w:pPr>
+      <w:r>
+        <w:rPr>
+          <w:rFonts w:ascii="Arial" w:hAnsi="Arial" w:cs="Arial"/>
+          <w:sz w:val="24"/>
+          <w:szCs w:val="24"/>
+        </w:rPr>
+        <w:t>consultationFee</w:t>
+      </w:r>
+    </w:p>
+    <w:p>
+      <w:pPr>
+        <w:numPr>
+          <w:ilvl w:val="0"/>
+          <w:numId w:val="7"/>
+        </w:numPr>
+        <w:rPr>
+          <w:rFonts w:ascii="Arial" w:hAnsi="Arial" w:cs="Arial"/>
+          <w:sz w:val="24"/>
+          <w:szCs w:val="24"/>
+        </w:rPr>
+      </w:pPr>
+      <w:r>
+        <w:rPr>
+          <w:rFonts w:ascii="Arial" w:hAnsi="Arial" w:cs="Arial"/>
+          <w:sz w:val="24"/>
+          <w:szCs w:val="24"/>
+        </w:rPr>
+        <w:t>Email</w:t>
+      </w:r>
+    </w:p>
+    <w:p>
+      <w:pPr>
+        <w:numPr>
+          <w:ilvl w:val="0"/>
+          <w:numId w:val="7"/>
+        </w:numPr>
+        <w:rPr>
+          <w:rFonts w:ascii="Arial" w:hAnsi="Arial" w:cs="Arial"/>
+          <w:sz w:val="24"/>
+          <w:szCs w:val="24"/>
+        </w:rPr>
+      </w:pPr>
+      <w:r>
+        <w:rPr>
+          <w:rFonts w:ascii="Arial" w:hAnsi="Arial" w:cs="Arial"/>
+          <w:sz w:val="24"/>
+          <w:szCs w:val="24"/>
+        </w:rPr>
+        <w:t>Available slots (Date &amp; Time)</w:t>
+      </w:r>
+    </w:p>
+    <w:p>
+      <w:pPr>
+        <w:numPr>
+          <w:ilvl w:val="0"/>
+          <w:numId w:val="7"/>
+        </w:numPr>
+        <w:rPr>
+          <w:rFonts w:ascii="Arial" w:hAnsi="Arial" w:cs="Arial"/>
+          <w:sz w:val="24"/>
+          <w:szCs w:val="24"/>
+        </w:rPr>
+      </w:pPr>
+      <w:r>
+        <w:rPr>
+          <w:rFonts w:ascii="Arial" w:hAnsi="Arial" w:cs="Arial"/>
+          <w:sz w:val="24"/>
+          <w:szCs w:val="24"/>
+        </w:rPr>
+        <w:t>Book Appointment Button</w:t>
+      </w:r>
+    </w:p>
+    <w:p>
+      <w:pPr>
+        <w:numPr>
+          <w:ilvl w:val="0"/>
+          <w:numId w:val="7"/>
+        </w:numPr>
+        <w:rPr>
+          <w:rFonts w:ascii="Arial" w:hAnsi="Arial" w:cs="Arial"/>
+          <w:sz w:val="24"/>
+          <w:szCs w:val="24"/>
+        </w:rPr>
+      </w:pPr>
+      <w:r>
+        <w:rPr>
+          <w:rFonts w:ascii="Arial" w:hAnsi="Arial" w:cs="Arial"/>
+          <w:sz w:val="24"/>
+          <w:szCs w:val="24"/>
+        </w:rPr>
+        <w:t>Add</w:t>
+      </w:r>
+      <w:r>
+        <w:rPr>
+          <w:rFonts w:ascii="Arial" w:hAnsi="Arial" w:cs="Arial"/>
+          <w:sz w:val="24"/>
+          <w:szCs w:val="24"/>
+        </w:rPr>
+        <w:t xml:space="preserve"> a </w:t>
+      </w:r>
+      <w:r>
+        <w:rPr>
+          <w:rFonts w:ascii="Arial" w:hAnsi="Arial" w:cs="Arial"/>
+          <w:sz w:val="24"/>
+          <w:szCs w:val="24"/>
+        </w:rPr>
+        <w:t>review</w:t>
+      </w:r>
+    </w:p>
+    <w:p>
+      <w:pPr>
+        <w:rPr>
+          <w:rFonts w:ascii="Arial" w:hAnsi="Arial" w:cs="Arial"/>
+          <w:sz w:val="24"/>
+          <w:szCs w:val="24"/>
+        </w:rPr>
+      </w:pPr>
+      <w:r>
+        <w:rPr>
+          <w:rFonts w:ascii="Arial" w:hAnsi="Arial" w:cs="Arial"/>
+          <w:sz w:val="24"/>
+          <w:szCs w:val="24"/>
+        </w:rPr>
+        <w:pict w14:anchorId="74B0F0FB">
+          <v:rect id="_x0000_i1033" style="width:0;height:1.5pt" o:hralign="center" o:bullet="t" o:hrstd="t" o:hr="t" fillcolor="#a0a0a0" stroked="f"/>
+        </w:pict>
       </w:r>
     </w:p>
     <w:p>
@@ -1430,210 +1841,245 @@
           <w:sz w:val="24"/>
           <w:szCs w:val="24"/>
         </w:rPr>
-        <w:lastRenderedPageBreak/>
-        <w:t>3.1.3 Doctor Details Page</w:t>
-      </w:r>
-    </w:p>
-    <w:p>
-      <w:pPr>
-        <w:rPr>
-          <w:rFonts w:ascii="Arial" w:hAnsi="Arial" w:cs="Arial"/>
-          <w:sz w:val="24"/>
-          <w:szCs w:val="24"/>
-        </w:rPr>
-      </w:pPr>
-      <w:r>
-        <w:rPr>
-          <w:rFonts w:ascii="Arial" w:hAnsi="Arial" w:cs="Arial"/>
-          <w:sz w:val="24"/>
-          <w:szCs w:val="24"/>
-        </w:rPr>
-        <w:t>When patient clicks on a doctor:</w:t>
+        <w:t>3.1.4 Appointment Booking</w:t>
+      </w:r>
+    </w:p>
+    <w:p>
+      <w:pPr>
+        <w:rPr>
+          <w:rFonts w:ascii="Arial" w:hAnsi="Arial" w:cs="Arial"/>
+          <w:sz w:val="24"/>
+          <w:szCs w:val="24"/>
+        </w:rPr>
+      </w:pPr>
+      <w:r>
+        <w:rPr>
+          <w:rFonts w:ascii="Arial" w:hAnsi="Arial" w:cs="Arial"/>
+          <w:sz w:val="24"/>
+          <w:szCs w:val="24"/>
+        </w:rPr>
+        <w:t>The Appointment Booking feature allows patients to schedule appointments with available doctors.</w:t>
+      </w:r>
+    </w:p>
+    <w:p>
+      <w:pPr>
+        <w:rPr>
+          <w:rFonts w:ascii="Arial" w:hAnsi="Arial" w:cs="Arial"/>
+          <w:b/>
+          <w:bCs/>
+          <w:sz w:val="24"/>
+          <w:szCs w:val="24"/>
+        </w:rPr>
+      </w:pPr>
+      <w:r>
+        <w:rPr>
+          <w:rFonts w:ascii="Arial" w:hAnsi="Arial" w:cs="Arial"/>
+          <w:b/>
+          <w:bCs/>
+          <w:sz w:val="24"/>
+          <w:szCs w:val="24"/>
+        </w:rPr>
+        <w:t>• Booking Process</w:t>
       </w:r>
     </w:p>
     <w:p>
       <w:pPr>
         <w:numPr>
           <w:ilvl w:val="0"/>
-          <w:numId w:val="7"/>
-        </w:numPr>
-        <w:rPr>
-          <w:rFonts w:ascii="Arial" w:hAnsi="Arial" w:cs="Arial"/>
-          <w:sz w:val="24"/>
-          <w:szCs w:val="24"/>
-        </w:rPr>
-      </w:pPr>
-      <w:r>
-        <w:rPr>
-          <w:rFonts w:ascii="Arial" w:hAnsi="Arial" w:cs="Arial"/>
-          <w:sz w:val="24"/>
-          <w:szCs w:val="24"/>
-        </w:rPr>
-        <w:t>Name</w:t>
+          <w:numId w:val="33"/>
+        </w:numPr>
+        <w:rPr>
+          <w:rFonts w:ascii="Arial" w:hAnsi="Arial" w:cs="Arial"/>
+          <w:sz w:val="24"/>
+          <w:szCs w:val="24"/>
+        </w:rPr>
+      </w:pPr>
+      <w:r>
+        <w:rPr>
+          <w:rFonts w:ascii="Arial" w:hAnsi="Arial" w:cs="Arial"/>
+          <w:sz w:val="24"/>
+          <w:szCs w:val="24"/>
+        </w:rPr>
+        <w:t>Patient selects a doctor from the Doctor Listing page.</w:t>
       </w:r>
     </w:p>
     <w:p>
       <w:pPr>
         <w:numPr>
           <w:ilvl w:val="0"/>
-          <w:numId w:val="7"/>
-        </w:numPr>
-        <w:rPr>
-          <w:rFonts w:ascii="Arial" w:hAnsi="Arial" w:cs="Arial"/>
-          <w:sz w:val="24"/>
-          <w:szCs w:val="24"/>
-        </w:rPr>
-      </w:pPr>
-      <w:r>
-        <w:rPr>
-          <w:rFonts w:ascii="Arial" w:hAnsi="Arial" w:cs="Arial"/>
-          <w:sz w:val="24"/>
-          <w:szCs w:val="24"/>
-        </w:rPr>
-        <w:t>Experience</w:t>
+          <w:numId w:val="33"/>
+        </w:numPr>
+        <w:rPr>
+          <w:rFonts w:ascii="Arial" w:hAnsi="Arial" w:cs="Arial"/>
+          <w:sz w:val="24"/>
+          <w:szCs w:val="24"/>
+        </w:rPr>
+      </w:pPr>
+      <w:r>
+        <w:rPr>
+          <w:rFonts w:ascii="Arial" w:hAnsi="Arial" w:cs="Arial"/>
+          <w:sz w:val="24"/>
+          <w:szCs w:val="24"/>
+        </w:rPr>
+        <w:t>Patient selects an available date.</w:t>
       </w:r>
     </w:p>
     <w:p>
       <w:pPr>
         <w:numPr>
           <w:ilvl w:val="0"/>
-          <w:numId w:val="7"/>
-        </w:numPr>
-        <w:rPr>
-          <w:rFonts w:ascii="Arial" w:hAnsi="Arial" w:cs="Arial"/>
-          <w:sz w:val="24"/>
-          <w:szCs w:val="24"/>
-        </w:rPr>
-      </w:pPr>
-      <w:r>
-        <w:rPr>
-          <w:rFonts w:ascii="Arial" w:hAnsi="Arial" w:cs="Arial"/>
-          <w:sz w:val="24"/>
-          <w:szCs w:val="24"/>
-        </w:rPr>
-        <w:t>About</w:t>
+          <w:numId w:val="33"/>
+        </w:numPr>
+        <w:rPr>
+          <w:rFonts w:ascii="Arial" w:hAnsi="Arial" w:cs="Arial"/>
+          <w:sz w:val="24"/>
+          <w:szCs w:val="24"/>
+        </w:rPr>
+      </w:pPr>
+      <w:r>
+        <w:rPr>
+          <w:rFonts w:ascii="Arial" w:hAnsi="Arial" w:cs="Arial"/>
+          <w:sz w:val="24"/>
+          <w:szCs w:val="24"/>
+        </w:rPr>
+        <w:t>Patient selects an available time slot.</w:t>
       </w:r>
     </w:p>
     <w:p>
       <w:pPr>
         <w:numPr>
           <w:ilvl w:val="0"/>
-          <w:numId w:val="7"/>
-        </w:numPr>
-        <w:rPr>
-          <w:rFonts w:ascii="Arial" w:hAnsi="Arial" w:cs="Arial"/>
-          <w:sz w:val="24"/>
-          <w:szCs w:val="24"/>
-        </w:rPr>
-      </w:pPr>
-      <w:r>
-        <w:rPr>
-          <w:rFonts w:ascii="Arial" w:hAnsi="Arial" w:cs="Arial"/>
-          <w:sz w:val="24"/>
-          <w:szCs w:val="24"/>
-        </w:rPr>
-        <w:t>Specialization</w:t>
+          <w:numId w:val="33"/>
+        </w:numPr>
+        <w:rPr>
+          <w:rFonts w:ascii="Arial" w:hAnsi="Arial" w:cs="Arial"/>
+          <w:sz w:val="24"/>
+          <w:szCs w:val="24"/>
+        </w:rPr>
+      </w:pPr>
+      <w:r>
+        <w:rPr>
+          <w:rFonts w:ascii="Arial" w:hAnsi="Arial" w:cs="Arial"/>
+          <w:sz w:val="24"/>
+          <w:szCs w:val="24"/>
+        </w:rPr>
+        <w:t>Patient confirms booking.</w:t>
       </w:r>
     </w:p>
     <w:p>
       <w:pPr>
         <w:numPr>
           <w:ilvl w:val="0"/>
-          <w:numId w:val="7"/>
-        </w:numPr>
-        <w:rPr>
-          <w:rFonts w:ascii="Arial" w:hAnsi="Arial" w:cs="Arial"/>
-          <w:sz w:val="24"/>
-          <w:szCs w:val="24"/>
-        </w:rPr>
-      </w:pPr>
-      <w:r>
-        <w:rPr>
-          <w:rFonts w:ascii="Arial" w:hAnsi="Arial" w:cs="Arial"/>
-          <w:sz w:val="24"/>
-          <w:szCs w:val="24"/>
-        </w:rPr>
-        <w:t>consultationFee</w:t>
+          <w:numId w:val="33"/>
+        </w:numPr>
+        <w:rPr>
+          <w:rFonts w:ascii="Arial" w:hAnsi="Arial" w:cs="Arial"/>
+          <w:sz w:val="24"/>
+          <w:szCs w:val="24"/>
+        </w:rPr>
+      </w:pPr>
+      <w:r>
+        <w:rPr>
+          <w:rFonts w:ascii="Arial" w:hAnsi="Arial" w:cs="Arial"/>
+          <w:sz w:val="24"/>
+          <w:szCs w:val="24"/>
+        </w:rPr>
+        <w:t xml:space="preserve">Appointment is created with </w:t>
+      </w:r>
+      <w:r>
+        <w:rPr>
+          <w:rFonts w:ascii="Arial" w:hAnsi="Arial" w:cs="Arial"/>
+          <w:b/>
+          <w:bCs/>
+          <w:sz w:val="24"/>
+          <w:szCs w:val="24"/>
+        </w:rPr>
+        <w:t>Pending</w:t>
+      </w:r>
+      <w:r>
+        <w:rPr>
+          <w:rFonts w:ascii="Arial" w:hAnsi="Arial" w:cs="Arial"/>
+          <w:sz w:val="24"/>
+          <w:szCs w:val="24"/>
+        </w:rPr>
+        <w:t xml:space="preserve"> status.</w:t>
       </w:r>
     </w:p>
     <w:p>
       <w:pPr>
         <w:numPr>
           <w:ilvl w:val="0"/>
-          <w:numId w:val="7"/>
-        </w:numPr>
-        <w:rPr>
-          <w:rFonts w:ascii="Arial" w:hAnsi="Arial" w:cs="Arial"/>
-          <w:sz w:val="24"/>
-          <w:szCs w:val="24"/>
-        </w:rPr>
-      </w:pPr>
-      <w:r>
-        <w:rPr>
-          <w:rFonts w:ascii="Arial" w:hAnsi="Arial" w:cs="Arial"/>
-          <w:sz w:val="24"/>
-          <w:szCs w:val="24"/>
-        </w:rPr>
-        <w:t>Email</w:t>
+          <w:numId w:val="33"/>
+        </w:numPr>
+        <w:rPr>
+          <w:rFonts w:ascii="Arial" w:hAnsi="Arial" w:cs="Arial"/>
+          <w:sz w:val="24"/>
+          <w:szCs w:val="24"/>
+        </w:rPr>
+      </w:pPr>
+      <w:r>
+        <w:rPr>
+          <w:rFonts w:ascii="Arial" w:hAnsi="Arial" w:cs="Arial"/>
+          <w:sz w:val="24"/>
+          <w:szCs w:val="24"/>
+        </w:rPr>
+        <w:t>Payment (if online) is processed.</w:t>
       </w:r>
     </w:p>
     <w:p>
       <w:pPr>
         <w:numPr>
           <w:ilvl w:val="0"/>
-          <w:numId w:val="7"/>
-        </w:numPr>
-        <w:rPr>
-          <w:rFonts w:ascii="Arial" w:hAnsi="Arial" w:cs="Arial"/>
-          <w:sz w:val="24"/>
-          <w:szCs w:val="24"/>
-        </w:rPr>
-      </w:pPr>
-      <w:r>
-        <w:rPr>
-          <w:rFonts w:ascii="Arial" w:hAnsi="Arial" w:cs="Arial"/>
-          <w:sz w:val="24"/>
-          <w:szCs w:val="24"/>
-        </w:rPr>
-        <w:t>Available slots (Date &amp; Time)</w:t>
-      </w:r>
-    </w:p>
-    <w:p>
-      <w:pPr>
-        <w:numPr>
-          <w:ilvl w:val="0"/>
-          <w:numId w:val="7"/>
-        </w:numPr>
-        <w:rPr>
-          <w:rFonts w:ascii="Arial" w:hAnsi="Arial" w:cs="Arial"/>
-          <w:sz w:val="24"/>
-          <w:szCs w:val="24"/>
-        </w:rPr>
-      </w:pPr>
-      <w:r>
-        <w:rPr>
-          <w:rFonts w:ascii="Arial" w:hAnsi="Arial" w:cs="Arial"/>
-          <w:sz w:val="24"/>
-          <w:szCs w:val="24"/>
-        </w:rPr>
-        <w:t>Book Appointment Button</w:t>
-      </w:r>
-    </w:p>
-    <w:p>
-      <w:pPr>
-        <w:rPr>
-          <w:rFonts w:ascii="Arial" w:hAnsi="Arial" w:cs="Arial"/>
-          <w:sz w:val="24"/>
-          <w:szCs w:val="24"/>
-        </w:rPr>
-      </w:pPr>
-      <w:r>
-        <w:rPr>
-          <w:rFonts w:ascii="Arial" w:hAnsi="Arial" w:cs="Arial"/>
-          <w:sz w:val="24"/>
-          <w:szCs w:val="24"/>
-        </w:rPr>
-        <w:pict w14:anchorId="74B0F0FB">
+          <w:numId w:val="33"/>
+        </w:numPr>
+        <w:rPr>
+          <w:rFonts w:ascii="Arial" w:hAnsi="Arial" w:cs="Arial"/>
+          <w:sz w:val="24"/>
+          <w:szCs w:val="24"/>
+        </w:rPr>
+      </w:pPr>
+      <w:r>
+        <w:rPr>
+          <w:rFonts w:ascii="Arial" w:hAnsi="Arial" w:cs="Arial"/>
+          <w:sz w:val="24"/>
+          <w:szCs w:val="24"/>
+        </w:rPr>
+        <w:t xml:space="preserve">On successful payment, status changes to </w:t>
+      </w:r>
+      <w:r>
+        <w:rPr>
+          <w:rFonts w:ascii="Arial" w:hAnsi="Arial" w:cs="Arial"/>
+          <w:b/>
+          <w:bCs/>
+          <w:sz w:val="24"/>
+          <w:szCs w:val="24"/>
+        </w:rPr>
+        <w:t>Confirmed</w:t>
+      </w:r>
+      <w:r>
+        <w:rPr>
+          <w:rFonts w:ascii="Arial" w:hAnsi="Arial" w:cs="Arial"/>
+          <w:sz w:val="24"/>
+          <w:szCs w:val="24"/>
+        </w:rPr>
+        <w:t>.</w:t>
+      </w:r>
+    </w:p>
+    <w:p>
+      <w:pPr>
+        <w:rPr>
+          <w:rFonts w:ascii="Arial" w:hAnsi="Arial" w:cs="Arial"/>
+          <w:sz w:val="24"/>
+          <w:szCs w:val="24"/>
+        </w:rPr>
+      </w:pPr>
+      <w:r>
+        <w:rPr>
+          <w:rFonts w:ascii="Arial" w:hAnsi="Arial" w:cs="Arial"/>
+          <w:sz w:val="24"/>
+          <w:szCs w:val="24"/>
+        </w:rPr>
+        <w:pict w14:anchorId="04A29061">
           <v:rect id="_x0000_i1034" style="width:0;height:1.5pt" o:hralign="center" o:bullet="t" o:hrstd="t" o:hr="t" fillcolor="#a0a0a0" stroked="f"/>
         </w:pict>
       </w:r>
@@ -1656,28 +2102,9 @@
           <w:sz w:val="24"/>
           <w:szCs w:val="24"/>
         </w:rPr>
-        <w:t>3.1.4 Appointment Booking</w:t>
-      </w:r>
-    </w:p>
-    <w:p>
-      <w:pPr>
-        <w:rPr>
-          <w:rFonts w:ascii="Arial" w:hAnsi="Arial" w:cs="Arial"/>
-          <w:sz w:val="24"/>
-          <w:szCs w:val="24"/>
-        </w:rPr>
-      </w:pPr>
-      <w:r>
-        <w:rPr>
-          <w:rFonts w:ascii="Arial" w:hAnsi="Arial" w:cs="Arial"/>
-          <w:sz w:val="24"/>
-          <w:szCs w:val="24"/>
-        </w:rPr>
-        <w:t>The Appointment Booking feature allows patients to schedule appointments with available doctors.</w:t>
-      </w:r>
-    </w:p>
-    <w:p>
-      <w:pPr>
+        <w:t>3.1.</w:t>
+      </w:r>
+      <w:r>
         <w:rPr>
           <w:rFonts w:ascii="Arial" w:hAnsi="Arial" w:cs="Arial"/>
           <w:b/>
@@ -1685,7 +2112,8 @@
           <w:sz w:val="24"/>
           <w:szCs w:val="24"/>
         </w:rPr>
-      </w:pPr>
+        <w:t>5</w:t>
+      </w:r>
       <w:r>
         <w:rPr>
           <w:rFonts w:ascii="Arial" w:hAnsi="Arial" w:cs="Arial"/>
@@ -1694,114 +2122,177 @@
           <w:sz w:val="24"/>
           <w:szCs w:val="24"/>
         </w:rPr>
-        <w:t>• Booking Process</w:t>
+        <w:t xml:space="preserve"> Appointment Page</w:t>
       </w:r>
     </w:p>
     <w:p>
       <w:pPr>
         <w:numPr>
           <w:ilvl w:val="0"/>
-          <w:numId w:val="33"/>
-        </w:numPr>
-        <w:rPr>
-          <w:rFonts w:ascii="Arial" w:hAnsi="Arial" w:cs="Arial"/>
-          <w:sz w:val="24"/>
-          <w:szCs w:val="24"/>
-        </w:rPr>
-      </w:pPr>
-      <w:r>
-        <w:rPr>
-          <w:rFonts w:ascii="Arial" w:hAnsi="Arial" w:cs="Arial"/>
-          <w:sz w:val="24"/>
-          <w:szCs w:val="24"/>
-        </w:rPr>
-        <w:t>Patient selects a doctor from the Doctor Listing page.</w:t>
+          <w:numId w:val="8"/>
+        </w:numPr>
+        <w:rPr>
+          <w:rFonts w:ascii="Arial" w:hAnsi="Arial" w:cs="Arial"/>
+          <w:sz w:val="24"/>
+          <w:szCs w:val="24"/>
+        </w:rPr>
+      </w:pPr>
+      <w:r>
+        <w:rPr>
+          <w:rFonts w:ascii="Arial" w:hAnsi="Arial" w:cs="Arial"/>
+          <w:sz w:val="24"/>
+          <w:szCs w:val="24"/>
+        </w:rPr>
+        <w:t>View all appointments</w:t>
       </w:r>
     </w:p>
     <w:p>
       <w:pPr>
         <w:numPr>
           <w:ilvl w:val="0"/>
-          <w:numId w:val="33"/>
-        </w:numPr>
-        <w:rPr>
-          <w:rFonts w:ascii="Arial" w:hAnsi="Arial" w:cs="Arial"/>
-          <w:sz w:val="24"/>
-          <w:szCs w:val="24"/>
-        </w:rPr>
-      </w:pPr>
-      <w:r>
-        <w:rPr>
-          <w:rFonts w:ascii="Arial" w:hAnsi="Arial" w:cs="Arial"/>
-          <w:sz w:val="24"/>
-          <w:szCs w:val="24"/>
-        </w:rPr>
-        <w:t>Patient selects an available date.</w:t>
+          <w:numId w:val="8"/>
+        </w:numPr>
+        <w:rPr>
+          <w:rFonts w:ascii="Arial" w:hAnsi="Arial" w:cs="Arial"/>
+          <w:sz w:val="24"/>
+          <w:szCs w:val="24"/>
+        </w:rPr>
+      </w:pPr>
+      <w:r>
+        <w:rPr>
+          <w:rFonts w:ascii="Arial" w:hAnsi="Arial" w:cs="Arial"/>
+          <w:sz w:val="24"/>
+          <w:szCs w:val="24"/>
+        </w:rPr>
+        <w:t>Status:</w:t>
+      </w:r>
+    </w:p>
+    <w:p>
+      <w:pPr>
+        <w:numPr>
+          <w:ilvl w:val="1"/>
+          <w:numId w:val="8"/>
+        </w:numPr>
+        <w:rPr>
+          <w:rFonts w:ascii="Arial" w:hAnsi="Arial" w:cs="Arial"/>
+          <w:sz w:val="24"/>
+          <w:szCs w:val="24"/>
+        </w:rPr>
+      </w:pPr>
+      <w:r>
+        <w:rPr>
+          <w:rFonts w:ascii="Arial" w:hAnsi="Arial" w:cs="Arial"/>
+          <w:sz w:val="24"/>
+          <w:szCs w:val="24"/>
+        </w:rPr>
+        <w:t>Pending</w:t>
+      </w:r>
+    </w:p>
+    <w:p>
+      <w:pPr>
+        <w:numPr>
+          <w:ilvl w:val="1"/>
+          <w:numId w:val="8"/>
+        </w:numPr>
+        <w:rPr>
+          <w:rFonts w:ascii="Arial" w:hAnsi="Arial" w:cs="Arial"/>
+          <w:sz w:val="24"/>
+          <w:szCs w:val="24"/>
+        </w:rPr>
+      </w:pPr>
+      <w:r>
+        <w:rPr>
+          <w:rFonts w:ascii="Arial" w:hAnsi="Arial" w:cs="Arial"/>
+          <w:sz w:val="24"/>
+          <w:szCs w:val="24"/>
+        </w:rPr>
+        <w:t>Confirmed</w:t>
+      </w:r>
+    </w:p>
+    <w:p>
+      <w:pPr>
+        <w:numPr>
+          <w:ilvl w:val="1"/>
+          <w:numId w:val="8"/>
+        </w:numPr>
+        <w:rPr>
+          <w:rFonts w:ascii="Arial" w:hAnsi="Arial" w:cs="Arial"/>
+          <w:sz w:val="24"/>
+          <w:szCs w:val="24"/>
+        </w:rPr>
+      </w:pPr>
+      <w:r>
+        <w:rPr>
+          <w:rFonts w:ascii="Arial" w:hAnsi="Arial" w:cs="Arial"/>
+          <w:sz w:val="24"/>
+          <w:szCs w:val="24"/>
+        </w:rPr>
+        <w:t>Completed</w:t>
+      </w:r>
+    </w:p>
+    <w:p>
+      <w:pPr>
+        <w:numPr>
+          <w:ilvl w:val="1"/>
+          <w:numId w:val="8"/>
+        </w:numPr>
+        <w:rPr>
+          <w:rFonts w:ascii="Arial" w:hAnsi="Arial" w:cs="Arial"/>
+          <w:sz w:val="24"/>
+          <w:szCs w:val="24"/>
+        </w:rPr>
+      </w:pPr>
+      <w:r>
+        <w:rPr>
+          <w:rFonts w:ascii="Arial" w:hAnsi="Arial" w:cs="Arial"/>
+          <w:sz w:val="24"/>
+          <w:szCs w:val="24"/>
+        </w:rPr>
+        <w:t>Cancelled</w:t>
       </w:r>
     </w:p>
     <w:p>
       <w:pPr>
         <w:numPr>
           <w:ilvl w:val="0"/>
-          <w:numId w:val="33"/>
-        </w:numPr>
-        <w:rPr>
-          <w:rFonts w:ascii="Arial" w:hAnsi="Arial" w:cs="Arial"/>
-          <w:sz w:val="24"/>
-          <w:szCs w:val="24"/>
-        </w:rPr>
-      </w:pPr>
-      <w:r>
-        <w:rPr>
-          <w:rFonts w:ascii="Arial" w:hAnsi="Arial" w:cs="Arial"/>
-          <w:sz w:val="24"/>
-          <w:szCs w:val="24"/>
-        </w:rPr>
-        <w:t>Patient selects an available time slot.</w:t>
-      </w:r>
-    </w:p>
-    <w:p>
-      <w:pPr>
-        <w:numPr>
-          <w:ilvl w:val="0"/>
-          <w:numId w:val="33"/>
-        </w:numPr>
-        <w:rPr>
-          <w:rFonts w:ascii="Arial" w:hAnsi="Arial" w:cs="Arial"/>
-          <w:sz w:val="24"/>
-          <w:szCs w:val="24"/>
-        </w:rPr>
-      </w:pPr>
-      <w:r>
-        <w:rPr>
-          <w:rFonts w:ascii="Arial" w:hAnsi="Arial" w:cs="Arial"/>
-          <w:sz w:val="24"/>
-          <w:szCs w:val="24"/>
-        </w:rPr>
-        <w:t>Patient confirms booking.</w:t>
-      </w:r>
-    </w:p>
-    <w:p>
-      <w:pPr>
-        <w:numPr>
-          <w:ilvl w:val="0"/>
-          <w:numId w:val="33"/>
-        </w:numPr>
-        <w:rPr>
-          <w:rFonts w:ascii="Arial" w:hAnsi="Arial" w:cs="Arial"/>
-          <w:sz w:val="24"/>
-          <w:szCs w:val="24"/>
-        </w:rPr>
-      </w:pPr>
-      <w:r>
-        <w:rPr>
-          <w:rFonts w:ascii="Arial" w:hAnsi="Arial" w:cs="Arial"/>
-          <w:sz w:val="24"/>
-          <w:szCs w:val="24"/>
-        </w:rPr>
-        <w:t xml:space="preserve">Appointment is created with </w:t>
-      </w:r>
-      <w:r>
+          <w:numId w:val="8"/>
+        </w:numPr>
+        <w:rPr>
+          <w:rFonts w:ascii="Arial" w:hAnsi="Arial" w:cs="Arial"/>
+          <w:sz w:val="24"/>
+          <w:szCs w:val="24"/>
+        </w:rPr>
+      </w:pPr>
+      <w:r>
+        <w:rPr>
+          <w:rFonts w:ascii="Arial" w:hAnsi="Arial" w:cs="Arial"/>
+          <w:sz w:val="24"/>
+          <w:szCs w:val="24"/>
+        </w:rPr>
+        <w:t>Filter by status</w:t>
+      </w:r>
+    </w:p>
+    <w:p>
+      <w:pPr>
+        <w:rPr>
+          <w:rFonts w:ascii="Arial" w:hAnsi="Arial" w:cs="Arial"/>
+          <w:sz w:val="24"/>
+          <w:szCs w:val="24"/>
+        </w:rPr>
+      </w:pPr>
+      <w:r>
+        <w:rPr>
+          <w:rFonts w:ascii="Arial" w:hAnsi="Arial" w:cs="Arial"/>
+          <w:sz w:val="24"/>
+          <w:szCs w:val="24"/>
+        </w:rPr>
+        <w:pict w14:anchorId="4319CEA9">
+          <v:rect id="_x0000_i1035" style="width:0;height:1.5pt" o:hralign="center" o:hrstd="t" o:hr="t" fillcolor="#a0a0a0" stroked="f"/>
+        </w:pict>
+      </w:r>
+    </w:p>
+    <w:p>
+      <w:pPr>
         <w:rPr>
           <w:rFonts w:ascii="Arial" w:hAnsi="Arial" w:cs="Arial"/>
           <w:b/>
@@ -1809,58 +2300,7 @@
           <w:sz w:val="24"/>
           <w:szCs w:val="24"/>
         </w:rPr>
-        <w:t>Pending</w:t>
-      </w:r>
-      <w:r>
-        <w:rPr>
-          <w:rFonts w:ascii="Arial" w:hAnsi="Arial" w:cs="Arial"/>
-          <w:sz w:val="24"/>
-          <w:szCs w:val="24"/>
-        </w:rPr>
-        <w:t xml:space="preserve"> status.</w:t>
-      </w:r>
-    </w:p>
-    <w:p>
-      <w:pPr>
-        <w:numPr>
-          <w:ilvl w:val="0"/>
-          <w:numId w:val="33"/>
-        </w:numPr>
-        <w:rPr>
-          <w:rFonts w:ascii="Arial" w:hAnsi="Arial" w:cs="Arial"/>
-          <w:sz w:val="24"/>
-          <w:szCs w:val="24"/>
-        </w:rPr>
-      </w:pPr>
-      <w:r>
-        <w:rPr>
-          <w:rFonts w:ascii="Arial" w:hAnsi="Arial" w:cs="Arial"/>
-          <w:sz w:val="24"/>
-          <w:szCs w:val="24"/>
-        </w:rPr>
-        <w:t>Payment (if online) is processed.</w:t>
-      </w:r>
-    </w:p>
-    <w:p>
-      <w:pPr>
-        <w:numPr>
-          <w:ilvl w:val="0"/>
-          <w:numId w:val="33"/>
-        </w:numPr>
-        <w:rPr>
-          <w:rFonts w:ascii="Arial" w:hAnsi="Arial" w:cs="Arial"/>
-          <w:sz w:val="24"/>
-          <w:szCs w:val="24"/>
-        </w:rPr>
-      </w:pPr>
-      <w:r>
-        <w:rPr>
-          <w:rFonts w:ascii="Arial" w:hAnsi="Arial" w:cs="Arial"/>
-          <w:sz w:val="24"/>
-          <w:szCs w:val="24"/>
-        </w:rPr>
-        <w:t xml:space="preserve">On successful payment, status changes to </w:t>
-      </w:r>
+      </w:pPr>
       <w:r>
         <w:rPr>
           <w:rFonts w:ascii="Arial" w:hAnsi="Arial" w:cs="Arial"/>
@@ -1869,38 +2309,9 @@
           <w:sz w:val="24"/>
           <w:szCs w:val="24"/>
         </w:rPr>
-        <w:t>Confirmed</w:t>
-      </w:r>
-      <w:r>
-        <w:rPr>
-          <w:rFonts w:ascii="Arial" w:hAnsi="Arial" w:cs="Arial"/>
-          <w:sz w:val="24"/>
-          <w:szCs w:val="24"/>
-        </w:rPr>
-        <w:t>.</w:t>
-      </w:r>
-    </w:p>
-    <w:p>
-      <w:pPr>
-        <w:rPr>
-          <w:rFonts w:ascii="Arial" w:hAnsi="Arial" w:cs="Arial"/>
-          <w:sz w:val="24"/>
-          <w:szCs w:val="24"/>
-        </w:rPr>
-      </w:pPr>
-      <w:r>
-        <w:rPr>
-          <w:rFonts w:ascii="Arial" w:hAnsi="Arial" w:cs="Arial"/>
-          <w:sz w:val="24"/>
-          <w:szCs w:val="24"/>
-        </w:rPr>
-        <w:pict w14:anchorId="04A29061">
-          <v:rect id="_x0000_i1035" style="width:0;height:1.5pt" o:hralign="center" o:bullet="t" o:hrstd="t" o:hr="t" fillcolor="#a0a0a0" stroked="f"/>
-        </w:pict>
-      </w:r>
-    </w:p>
-    <w:p>
-      <w:pPr>
+        <w:t>3.1.</w:t>
+      </w:r>
+      <w:r>
         <w:rPr>
           <w:rFonts w:ascii="Arial" w:hAnsi="Arial" w:cs="Arial"/>
           <w:b/>
@@ -1908,7 +2319,8 @@
           <w:sz w:val="24"/>
           <w:szCs w:val="24"/>
         </w:rPr>
-      </w:pPr>
+        <w:t>6</w:t>
+      </w:r>
       <w:r>
         <w:rPr>
           <w:rFonts w:ascii="Arial" w:hAnsi="Arial" w:cs="Arial"/>
@@ -1917,233 +2329,6 @@
           <w:sz w:val="24"/>
           <w:szCs w:val="24"/>
         </w:rPr>
-        <w:t>3.1.</w:t>
-      </w:r>
-      <w:r>
-        <w:rPr>
-          <w:rFonts w:ascii="Arial" w:hAnsi="Arial" w:cs="Arial"/>
-          <w:b/>
-          <w:bCs/>
-          <w:sz w:val="24"/>
-          <w:szCs w:val="24"/>
-        </w:rPr>
-        <w:t>5</w:t>
-      </w:r>
-      <w:r>
-        <w:rPr>
-          <w:rFonts w:ascii="Arial" w:hAnsi="Arial" w:cs="Arial"/>
-          <w:b/>
-          <w:bCs/>
-          <w:sz w:val="24"/>
-          <w:szCs w:val="24"/>
-        </w:rPr>
-        <w:t xml:space="preserve"> Appointment Page</w:t>
-      </w:r>
-    </w:p>
-    <w:p>
-      <w:pPr>
-        <w:numPr>
-          <w:ilvl w:val="0"/>
-          <w:numId w:val="8"/>
-        </w:numPr>
-        <w:rPr>
-          <w:rFonts w:ascii="Arial" w:hAnsi="Arial" w:cs="Arial"/>
-          <w:sz w:val="24"/>
-          <w:szCs w:val="24"/>
-        </w:rPr>
-      </w:pPr>
-      <w:r>
-        <w:rPr>
-          <w:rFonts w:ascii="Arial" w:hAnsi="Arial" w:cs="Arial"/>
-          <w:sz w:val="24"/>
-          <w:szCs w:val="24"/>
-        </w:rPr>
-        <w:t>View all appointments</w:t>
-      </w:r>
-    </w:p>
-    <w:p>
-      <w:pPr>
-        <w:numPr>
-          <w:ilvl w:val="0"/>
-          <w:numId w:val="8"/>
-        </w:numPr>
-        <w:rPr>
-          <w:rFonts w:ascii="Arial" w:hAnsi="Arial" w:cs="Arial"/>
-          <w:sz w:val="24"/>
-          <w:szCs w:val="24"/>
-        </w:rPr>
-      </w:pPr>
-      <w:r>
-        <w:rPr>
-          <w:rFonts w:ascii="Arial" w:hAnsi="Arial" w:cs="Arial"/>
-          <w:sz w:val="24"/>
-          <w:szCs w:val="24"/>
-        </w:rPr>
-        <w:t>Status:</w:t>
-      </w:r>
-    </w:p>
-    <w:p>
-      <w:pPr>
-        <w:numPr>
-          <w:ilvl w:val="1"/>
-          <w:numId w:val="8"/>
-        </w:numPr>
-        <w:rPr>
-          <w:rFonts w:ascii="Arial" w:hAnsi="Arial" w:cs="Arial"/>
-          <w:sz w:val="24"/>
-          <w:szCs w:val="24"/>
-        </w:rPr>
-      </w:pPr>
-      <w:r>
-        <w:rPr>
-          <w:rFonts w:ascii="Arial" w:hAnsi="Arial" w:cs="Arial"/>
-          <w:sz w:val="24"/>
-          <w:szCs w:val="24"/>
-        </w:rPr>
-        <w:t>Pending</w:t>
-      </w:r>
-    </w:p>
-    <w:p>
-      <w:pPr>
-        <w:numPr>
-          <w:ilvl w:val="1"/>
-          <w:numId w:val="8"/>
-        </w:numPr>
-        <w:rPr>
-          <w:rFonts w:ascii="Arial" w:hAnsi="Arial" w:cs="Arial"/>
-          <w:sz w:val="24"/>
-          <w:szCs w:val="24"/>
-        </w:rPr>
-      </w:pPr>
-      <w:r>
-        <w:rPr>
-          <w:rFonts w:ascii="Arial" w:hAnsi="Arial" w:cs="Arial"/>
-          <w:sz w:val="24"/>
-          <w:szCs w:val="24"/>
-        </w:rPr>
-        <w:t>Confirmed</w:t>
-      </w:r>
-    </w:p>
-    <w:p>
-      <w:pPr>
-        <w:numPr>
-          <w:ilvl w:val="1"/>
-          <w:numId w:val="8"/>
-        </w:numPr>
-        <w:rPr>
-          <w:rFonts w:ascii="Arial" w:hAnsi="Arial" w:cs="Arial"/>
-          <w:sz w:val="24"/>
-          <w:szCs w:val="24"/>
-        </w:rPr>
-      </w:pPr>
-      <w:r>
-        <w:rPr>
-          <w:rFonts w:ascii="Arial" w:hAnsi="Arial" w:cs="Arial"/>
-          <w:sz w:val="24"/>
-          <w:szCs w:val="24"/>
-        </w:rPr>
-        <w:t>Completed</w:t>
-      </w:r>
-    </w:p>
-    <w:p>
-      <w:pPr>
-        <w:numPr>
-          <w:ilvl w:val="1"/>
-          <w:numId w:val="8"/>
-        </w:numPr>
-        <w:rPr>
-          <w:rFonts w:ascii="Arial" w:hAnsi="Arial" w:cs="Arial"/>
-          <w:sz w:val="24"/>
-          <w:szCs w:val="24"/>
-        </w:rPr>
-      </w:pPr>
-      <w:r>
-        <w:rPr>
-          <w:rFonts w:ascii="Arial" w:hAnsi="Arial" w:cs="Arial"/>
-          <w:sz w:val="24"/>
-          <w:szCs w:val="24"/>
-        </w:rPr>
-        <w:t>Cancelled</w:t>
-      </w:r>
-    </w:p>
-    <w:p>
-      <w:pPr>
-        <w:numPr>
-          <w:ilvl w:val="0"/>
-          <w:numId w:val="8"/>
-        </w:numPr>
-        <w:rPr>
-          <w:rFonts w:ascii="Arial" w:hAnsi="Arial" w:cs="Arial"/>
-          <w:sz w:val="24"/>
-          <w:szCs w:val="24"/>
-        </w:rPr>
-      </w:pPr>
-      <w:r>
-        <w:rPr>
-          <w:rFonts w:ascii="Arial" w:hAnsi="Arial" w:cs="Arial"/>
-          <w:sz w:val="24"/>
-          <w:szCs w:val="24"/>
-        </w:rPr>
-        <w:t>Filter by status</w:t>
-      </w:r>
-    </w:p>
-    <w:p>
-      <w:pPr>
-        <w:rPr>
-          <w:rFonts w:ascii="Arial" w:hAnsi="Arial" w:cs="Arial"/>
-          <w:sz w:val="24"/>
-          <w:szCs w:val="24"/>
-        </w:rPr>
-      </w:pPr>
-      <w:r>
-        <w:rPr>
-          <w:rFonts w:ascii="Arial" w:hAnsi="Arial" w:cs="Arial"/>
-          <w:sz w:val="24"/>
-          <w:szCs w:val="24"/>
-        </w:rPr>
-        <w:pict w14:anchorId="4319CEA9">
-          <v:rect id="_x0000_i1036" style="width:0;height:1.5pt" o:hralign="center" o:hrstd="t" o:hr="t" fillcolor="#a0a0a0" stroked="f"/>
-        </w:pict>
-      </w:r>
-    </w:p>
-    <w:p>
-      <w:pPr>
-        <w:rPr>
-          <w:rFonts w:ascii="Arial" w:hAnsi="Arial" w:cs="Arial"/>
-          <w:b/>
-          <w:bCs/>
-          <w:sz w:val="24"/>
-          <w:szCs w:val="24"/>
-        </w:rPr>
-      </w:pPr>
-      <w:r>
-        <w:rPr>
-          <w:rFonts w:ascii="Arial" w:hAnsi="Arial" w:cs="Arial"/>
-          <w:b/>
-          <w:bCs/>
-          <w:sz w:val="24"/>
-          <w:szCs w:val="24"/>
-        </w:rPr>
-        <w:t>3.1.</w:t>
-      </w:r>
-      <w:r>
-        <w:rPr>
-          <w:rFonts w:ascii="Arial" w:hAnsi="Arial" w:cs="Arial"/>
-          <w:b/>
-          <w:bCs/>
-          <w:sz w:val="24"/>
-          <w:szCs w:val="24"/>
-        </w:rPr>
-        <w:t>6</w:t>
-      </w:r>
-      <w:r>
-        <w:rPr>
-          <w:rFonts w:ascii="Arial" w:hAnsi="Arial" w:cs="Arial"/>
-          <w:b/>
-          <w:bCs/>
-          <w:sz w:val="24"/>
-          <w:szCs w:val="24"/>
-        </w:rPr>
         <w:t xml:space="preserve"> Profile Management</w:t>
       </w:r>
     </w:p>
@@ -2186,6 +2371,7 @@
           <w:sz w:val="24"/>
           <w:szCs w:val="24"/>
         </w:rPr>
+        <w:lastRenderedPageBreak/>
         <w:t>Update:</w:t>
       </w:r>
     </w:p>
@@ -2207,7 +2393,6 @@
           <w:sz w:val="24"/>
           <w:szCs w:val="24"/>
         </w:rPr>
-        <w:lastRenderedPageBreak/>
         <w:t>Name</w:t>
       </w:r>
     </w:p>
@@ -2276,6 +2461,35 @@
     </w:p>
     <w:p>
       <w:pPr>
+        <w:numPr>
+          <w:ilvl w:val="1"/>
+          <w:numId w:val="9"/>
+        </w:numPr>
+        <w:rPr>
+          <w:rFonts w:ascii="Arial" w:hAnsi="Arial" w:cs="Arial"/>
+          <w:sz w:val="24"/>
+          <w:szCs w:val="24"/>
+        </w:rPr>
+      </w:pPr>
+      <w:r>
+        <w:rPr>
+          <w:rFonts w:ascii="Arial" w:hAnsi="Arial" w:cs="Arial"/>
+          <w:sz w:val="24"/>
+          <w:szCs w:val="24"/>
+        </w:rPr>
+        <w:t xml:space="preserve">Locations based on </w:t>
+      </w:r>
+      <w:r>
+        <w:rPr>
+          <w:rFonts w:ascii="Arial" w:hAnsi="Arial" w:cs="Arial"/>
+          <w:sz w:val="24"/>
+          <w:szCs w:val="24"/>
+        </w:rPr>
+        <w:t>geolocation</w:t>
+      </w:r>
+    </w:p>
+    <w:p>
+      <w:pPr>
         <w:rPr>
           <w:rFonts w:ascii="Arial" w:hAnsi="Arial" w:cs="Arial"/>
           <w:sz w:val="24"/>
@@ -2289,7 +2503,7 @@
           <w:szCs w:val="24"/>
         </w:rPr>
         <w:pict w14:anchorId="5019FE70">
-          <v:rect id="_x0000_i1037" style="width:0;height:1.5pt" o:hralign="center" o:hrstd="t" o:hr="t" fillcolor="#a0a0a0" stroked="f"/>
+          <v:rect id="_x0000_i1036" style="width:0;height:1.5pt" o:hralign="center" o:hrstd="t" o:hr="t" fillcolor="#a0a0a0" stroked="f"/>
         </w:pict>
       </w:r>
     </w:p>
@@ -2381,6 +2595,333 @@
           <w:szCs w:val="24"/>
         </w:rPr>
         <w:pict w14:anchorId="1042EEC0">
+          <v:rect id="_x0000_i1037" style="width:0;height:1.5pt" o:hralign="center" o:hrstd="t" o:hr="t" fillcolor="#a0a0a0" stroked="f"/>
+        </w:pict>
+      </w:r>
+    </w:p>
+    <w:p>
+      <w:pPr>
+        <w:rPr>
+          <w:rFonts w:ascii="Arial" w:hAnsi="Arial" w:cs="Arial"/>
+          <w:b/>
+          <w:bCs/>
+          <w:sz w:val="24"/>
+          <w:szCs w:val="24"/>
+        </w:rPr>
+      </w:pPr>
+      <w:r>
+        <w:rPr>
+          <w:rFonts w:ascii="Arial" w:hAnsi="Arial" w:cs="Arial"/>
+          <w:b/>
+          <w:bCs/>
+          <w:sz w:val="24"/>
+          <w:szCs w:val="24"/>
+        </w:rPr>
+        <w:t>3.2.1 Doctor Dashboard</w:t>
+      </w:r>
+    </w:p>
+    <w:p>
+      <w:pPr>
+        <w:rPr>
+          <w:rFonts w:ascii="Arial" w:hAnsi="Arial" w:cs="Arial"/>
+          <w:sz w:val="24"/>
+          <w:szCs w:val="24"/>
+        </w:rPr>
+      </w:pPr>
+      <w:r>
+        <w:rPr>
+          <w:rFonts w:ascii="Arial" w:hAnsi="Arial" w:cs="Arial"/>
+          <w:sz w:val="24"/>
+          <w:szCs w:val="24"/>
+        </w:rPr>
+        <w:t>Display:</w:t>
+      </w:r>
+    </w:p>
+    <w:p>
+      <w:pPr>
+        <w:numPr>
+          <w:ilvl w:val="0"/>
+          <w:numId w:val="10"/>
+        </w:numPr>
+        <w:rPr>
+          <w:rFonts w:ascii="Arial" w:hAnsi="Arial" w:cs="Arial"/>
+          <w:sz w:val="24"/>
+          <w:szCs w:val="24"/>
+        </w:rPr>
+      </w:pPr>
+      <w:r>
+        <w:rPr>
+          <w:rFonts w:ascii="Arial" w:hAnsi="Arial" w:cs="Arial"/>
+          <w:sz w:val="24"/>
+          <w:szCs w:val="24"/>
+        </w:rPr>
+        <w:t>Total Earnings (Confirmed appointments)</w:t>
+      </w:r>
+    </w:p>
+    <w:p>
+      <w:pPr>
+        <w:numPr>
+          <w:ilvl w:val="0"/>
+          <w:numId w:val="10"/>
+        </w:numPr>
+        <w:rPr>
+          <w:rFonts w:ascii="Arial" w:hAnsi="Arial" w:cs="Arial"/>
+          <w:sz w:val="24"/>
+          <w:szCs w:val="24"/>
+        </w:rPr>
+      </w:pPr>
+      <w:r>
+        <w:rPr>
+          <w:rFonts w:ascii="Arial" w:hAnsi="Arial" w:cs="Arial"/>
+          <w:sz w:val="24"/>
+          <w:szCs w:val="24"/>
+        </w:rPr>
+        <w:t xml:space="preserve">Download Excel File </w:t>
+      </w:r>
+    </w:p>
+    <w:p>
+      <w:pPr>
+        <w:numPr>
+          <w:ilvl w:val="0"/>
+          <w:numId w:val="10"/>
+        </w:numPr>
+        <w:rPr>
+          <w:rFonts w:ascii="Arial" w:hAnsi="Arial" w:cs="Arial"/>
+          <w:sz w:val="24"/>
+          <w:szCs w:val="24"/>
+        </w:rPr>
+      </w:pPr>
+      <w:r>
+        <w:rPr>
+          <w:rFonts w:ascii="Arial" w:hAnsi="Arial" w:cs="Arial"/>
+          <w:sz w:val="24"/>
+          <w:szCs w:val="24"/>
+        </w:rPr>
+        <w:t>Number of:</w:t>
+      </w:r>
+    </w:p>
+    <w:p>
+      <w:pPr>
+        <w:numPr>
+          <w:ilvl w:val="1"/>
+          <w:numId w:val="10"/>
+        </w:numPr>
+        <w:rPr>
+          <w:rFonts w:ascii="Arial" w:hAnsi="Arial" w:cs="Arial"/>
+          <w:sz w:val="24"/>
+          <w:szCs w:val="24"/>
+        </w:rPr>
+      </w:pPr>
+      <w:r>
+        <w:rPr>
+          <w:rFonts w:ascii="Arial" w:hAnsi="Arial" w:cs="Arial"/>
+          <w:sz w:val="24"/>
+          <w:szCs w:val="24"/>
+        </w:rPr>
+        <w:t>Pending appointments</w:t>
+      </w:r>
+    </w:p>
+    <w:p>
+      <w:pPr>
+        <w:numPr>
+          <w:ilvl w:val="1"/>
+          <w:numId w:val="10"/>
+        </w:numPr>
+        <w:rPr>
+          <w:rFonts w:ascii="Arial" w:hAnsi="Arial" w:cs="Arial"/>
+          <w:sz w:val="24"/>
+          <w:szCs w:val="24"/>
+        </w:rPr>
+      </w:pPr>
+      <w:r>
+        <w:rPr>
+          <w:rFonts w:ascii="Arial" w:hAnsi="Arial" w:cs="Arial"/>
+          <w:sz w:val="24"/>
+          <w:szCs w:val="24"/>
+        </w:rPr>
+        <w:t>Confirmed appointments</w:t>
+      </w:r>
+    </w:p>
+    <w:p>
+      <w:pPr>
+        <w:numPr>
+          <w:ilvl w:val="1"/>
+          <w:numId w:val="10"/>
+        </w:numPr>
+        <w:rPr>
+          <w:rFonts w:ascii="Arial" w:hAnsi="Arial" w:cs="Arial"/>
+          <w:sz w:val="24"/>
+          <w:szCs w:val="24"/>
+        </w:rPr>
+      </w:pPr>
+      <w:r>
+        <w:rPr>
+          <w:rFonts w:ascii="Arial" w:hAnsi="Arial" w:cs="Arial"/>
+          <w:sz w:val="24"/>
+          <w:szCs w:val="24"/>
+        </w:rPr>
+        <w:t>Completed appointments</w:t>
+      </w:r>
+    </w:p>
+    <w:p>
+      <w:pPr>
+        <w:numPr>
+          <w:ilvl w:val="1"/>
+          <w:numId w:val="10"/>
+        </w:numPr>
+        <w:rPr>
+          <w:rFonts w:ascii="Arial" w:hAnsi="Arial" w:cs="Arial"/>
+          <w:sz w:val="24"/>
+          <w:szCs w:val="24"/>
+        </w:rPr>
+      </w:pPr>
+      <w:r>
+        <w:rPr>
+          <w:rFonts w:ascii="Arial" w:hAnsi="Arial" w:cs="Arial"/>
+          <w:sz w:val="24"/>
+          <w:szCs w:val="24"/>
+        </w:rPr>
+        <w:t>Cancelled appointments</w:t>
+      </w:r>
+    </w:p>
+    <w:p>
+      <w:pPr>
+        <w:pStyle w:val="ListParagraph"/>
+        <w:numPr>
+          <w:ilvl w:val="0"/>
+          <w:numId w:val="10"/>
+        </w:numPr>
+        <w:rPr>
+          <w:rFonts w:ascii="Arial" w:hAnsi="Arial" w:cs="Arial"/>
+          <w:sz w:val="24"/>
+          <w:szCs w:val="24"/>
+        </w:rPr>
+      </w:pPr>
+      <w:r>
+        <w:rPr>
+          <w:rFonts w:ascii="Arial" w:hAnsi="Arial" w:cs="Arial"/>
+          <w:sz w:val="24"/>
+          <w:szCs w:val="24"/>
+        </w:rPr>
+        <w:t>Upcoming  appointments</w:t>
+      </w:r>
+    </w:p>
+    <w:p>
+      <w:pPr>
+        <w:rPr>
+          <w:rFonts w:ascii="Arial" w:hAnsi="Arial" w:cs="Arial"/>
+          <w:sz w:val="24"/>
+          <w:szCs w:val="24"/>
+        </w:rPr>
+      </w:pPr>
+      <w:r>
+        <w:rPr>
+          <w:rFonts w:ascii="Arial" w:hAnsi="Arial" w:cs="Arial"/>
+          <w:sz w:val="24"/>
+          <w:szCs w:val="24"/>
+        </w:rPr>
+        <w:t>Charts:</w:t>
+      </w:r>
+    </w:p>
+    <w:p>
+      <w:pPr>
+        <w:numPr>
+          <w:ilvl w:val="0"/>
+          <w:numId w:val="11"/>
+        </w:numPr>
+        <w:rPr>
+          <w:rFonts w:ascii="Arial" w:hAnsi="Arial" w:cs="Arial"/>
+          <w:sz w:val="24"/>
+          <w:szCs w:val="24"/>
+        </w:rPr>
+      </w:pPr>
+      <w:r>
+        <w:rPr>
+          <w:rFonts w:ascii="Arial" w:hAnsi="Arial" w:cs="Arial"/>
+          <w:sz w:val="24"/>
+          <w:szCs w:val="24"/>
+        </w:rPr>
+        <w:t>Monthly earnings chart</w:t>
+      </w:r>
+    </w:p>
+    <w:p>
+      <w:pPr>
+        <w:numPr>
+          <w:ilvl w:val="0"/>
+          <w:numId w:val="11"/>
+        </w:numPr>
+        <w:rPr>
+          <w:rFonts w:ascii="Arial" w:hAnsi="Arial" w:cs="Arial"/>
+          <w:sz w:val="24"/>
+          <w:szCs w:val="24"/>
+        </w:rPr>
+      </w:pPr>
+      <w:r>
+        <w:rPr>
+          <w:rFonts w:ascii="Arial" w:hAnsi="Arial" w:cs="Arial"/>
+          <w:sz w:val="24"/>
+          <w:szCs w:val="24"/>
+        </w:rPr>
+        <w:t>Payment type distribution:</w:t>
+      </w:r>
+    </w:p>
+    <w:p>
+      <w:pPr>
+        <w:numPr>
+          <w:ilvl w:val="1"/>
+          <w:numId w:val="11"/>
+        </w:numPr>
+        <w:rPr>
+          <w:rFonts w:ascii="Arial" w:hAnsi="Arial" w:cs="Arial"/>
+          <w:sz w:val="24"/>
+          <w:szCs w:val="24"/>
+        </w:rPr>
+      </w:pPr>
+      <w:r>
+        <w:rPr>
+          <w:rFonts w:ascii="Arial" w:hAnsi="Arial" w:cs="Arial"/>
+          <w:sz w:val="24"/>
+          <w:szCs w:val="24"/>
+        </w:rPr>
+        <w:t>Cash</w:t>
+      </w:r>
+    </w:p>
+    <w:p>
+      <w:pPr>
+        <w:numPr>
+          <w:ilvl w:val="1"/>
+          <w:numId w:val="11"/>
+        </w:numPr>
+        <w:rPr>
+          <w:rFonts w:ascii="Arial" w:hAnsi="Arial" w:cs="Arial"/>
+          <w:sz w:val="24"/>
+          <w:szCs w:val="24"/>
+        </w:rPr>
+      </w:pPr>
+      <w:r>
+        <w:rPr>
+          <w:rFonts w:ascii="Arial" w:hAnsi="Arial" w:cs="Arial"/>
+          <w:sz w:val="24"/>
+          <w:szCs w:val="24"/>
+        </w:rPr>
+        <w:t>Razorpay</w:t>
+      </w:r>
+    </w:p>
+    <w:p>
+      <w:pPr>
+        <w:rPr>
+          <w:rFonts w:ascii="Arial" w:hAnsi="Arial" w:cs="Arial"/>
+          <w:sz w:val="24"/>
+          <w:szCs w:val="24"/>
+        </w:rPr>
+      </w:pPr>
+      <w:r>
+        <w:rPr>
+          <w:rFonts w:ascii="Arial" w:hAnsi="Arial" w:cs="Arial"/>
+          <w:sz w:val="24"/>
+          <w:szCs w:val="24"/>
+        </w:rPr>
+        <w:pict w14:anchorId="72CDE9FA">
           <v:rect id="_x0000_i1038" style="width:0;height:1.5pt" o:hralign="center" o:hrstd="t" o:hr="t" fillcolor="#a0a0a0" stroked="f"/>
         </w:pict>
       </w:r>
@@ -2403,289 +2944,132 @@
           <w:sz w:val="24"/>
           <w:szCs w:val="24"/>
         </w:rPr>
-        <w:t>3.2.1 Doctor Dashboard</w:t>
-      </w:r>
-    </w:p>
-    <w:p>
-      <w:pPr>
-        <w:rPr>
-          <w:rFonts w:ascii="Arial" w:hAnsi="Arial" w:cs="Arial"/>
-          <w:sz w:val="24"/>
-          <w:szCs w:val="24"/>
-        </w:rPr>
-      </w:pPr>
-      <w:r>
-        <w:rPr>
-          <w:rFonts w:ascii="Arial" w:hAnsi="Arial" w:cs="Arial"/>
-          <w:sz w:val="24"/>
-          <w:szCs w:val="24"/>
-        </w:rPr>
-        <w:t>Display:</w:t>
+        <w:t>3.2.2 Appointment Management</w:t>
       </w:r>
     </w:p>
     <w:p>
       <w:pPr>
         <w:numPr>
           <w:ilvl w:val="0"/>
-          <w:numId w:val="10"/>
-        </w:numPr>
-        <w:rPr>
-          <w:rFonts w:ascii="Arial" w:hAnsi="Arial" w:cs="Arial"/>
-          <w:sz w:val="24"/>
-          <w:szCs w:val="24"/>
-        </w:rPr>
-      </w:pPr>
-      <w:r>
-        <w:rPr>
-          <w:rFonts w:ascii="Arial" w:hAnsi="Arial" w:cs="Arial"/>
-          <w:sz w:val="24"/>
-          <w:szCs w:val="24"/>
-        </w:rPr>
-        <w:t>Total Earnings (Confirmed appointments)</w:t>
+          <w:numId w:val="12"/>
+        </w:numPr>
+        <w:rPr>
+          <w:rFonts w:ascii="Arial" w:hAnsi="Arial" w:cs="Arial"/>
+          <w:sz w:val="24"/>
+          <w:szCs w:val="24"/>
+        </w:rPr>
+      </w:pPr>
+      <w:r>
+        <w:rPr>
+          <w:rFonts w:ascii="Arial" w:hAnsi="Arial" w:cs="Arial"/>
+          <w:sz w:val="24"/>
+          <w:szCs w:val="24"/>
+        </w:rPr>
+        <w:t>View upcoming appointments</w:t>
       </w:r>
     </w:p>
     <w:p>
       <w:pPr>
         <w:numPr>
           <w:ilvl w:val="0"/>
-          <w:numId w:val="10"/>
-        </w:numPr>
-        <w:rPr>
-          <w:rFonts w:ascii="Arial" w:hAnsi="Arial" w:cs="Arial"/>
-          <w:sz w:val="24"/>
-          <w:szCs w:val="24"/>
-        </w:rPr>
-      </w:pPr>
-      <w:r>
-        <w:rPr>
-          <w:rFonts w:ascii="Arial" w:hAnsi="Arial" w:cs="Arial"/>
-          <w:sz w:val="24"/>
-          <w:szCs w:val="24"/>
-        </w:rPr>
-        <w:t xml:space="preserve">Download Excel File </w:t>
+          <w:numId w:val="12"/>
+        </w:numPr>
+        <w:rPr>
+          <w:rFonts w:ascii="Arial" w:hAnsi="Arial" w:cs="Arial"/>
+          <w:sz w:val="24"/>
+          <w:szCs w:val="24"/>
+        </w:rPr>
+      </w:pPr>
+      <w:r>
+        <w:rPr>
+          <w:rFonts w:ascii="Arial" w:hAnsi="Arial" w:cs="Arial"/>
+          <w:sz w:val="24"/>
+          <w:szCs w:val="24"/>
+        </w:rPr>
+        <w:t>Confirm appointment</w:t>
       </w:r>
     </w:p>
     <w:p>
       <w:pPr>
         <w:numPr>
           <w:ilvl w:val="0"/>
-          <w:numId w:val="10"/>
-        </w:numPr>
-        <w:rPr>
-          <w:rFonts w:ascii="Arial" w:hAnsi="Arial" w:cs="Arial"/>
-          <w:sz w:val="24"/>
-          <w:szCs w:val="24"/>
-        </w:rPr>
-      </w:pPr>
-      <w:r>
-        <w:rPr>
-          <w:rFonts w:ascii="Arial" w:hAnsi="Arial" w:cs="Arial"/>
-          <w:sz w:val="24"/>
-          <w:szCs w:val="24"/>
-        </w:rPr>
-        <w:t>Number of:</w:t>
-      </w:r>
-    </w:p>
-    <w:p>
-      <w:pPr>
-        <w:numPr>
-          <w:ilvl w:val="1"/>
-          <w:numId w:val="10"/>
-        </w:numPr>
-        <w:rPr>
-          <w:rFonts w:ascii="Arial" w:hAnsi="Arial" w:cs="Arial"/>
-          <w:sz w:val="24"/>
-          <w:szCs w:val="24"/>
-        </w:rPr>
-      </w:pPr>
-      <w:r>
-        <w:rPr>
-          <w:rFonts w:ascii="Arial" w:hAnsi="Arial" w:cs="Arial"/>
-          <w:sz w:val="24"/>
-          <w:szCs w:val="24"/>
-        </w:rPr>
-        <w:t>Pending appointments</w:t>
-      </w:r>
-    </w:p>
-    <w:p>
-      <w:pPr>
-        <w:numPr>
-          <w:ilvl w:val="1"/>
-          <w:numId w:val="10"/>
-        </w:numPr>
-        <w:rPr>
-          <w:rFonts w:ascii="Arial" w:hAnsi="Arial" w:cs="Arial"/>
-          <w:sz w:val="24"/>
-          <w:szCs w:val="24"/>
-        </w:rPr>
-      </w:pPr>
-      <w:r>
-        <w:rPr>
-          <w:rFonts w:ascii="Arial" w:hAnsi="Arial" w:cs="Arial"/>
-          <w:sz w:val="24"/>
-          <w:szCs w:val="24"/>
-        </w:rPr>
-        <w:t>Confirmed appointments</w:t>
-      </w:r>
-    </w:p>
-    <w:p>
-      <w:pPr>
-        <w:numPr>
-          <w:ilvl w:val="1"/>
-          <w:numId w:val="10"/>
-        </w:numPr>
-        <w:rPr>
-          <w:rFonts w:ascii="Arial" w:hAnsi="Arial" w:cs="Arial"/>
-          <w:sz w:val="24"/>
-          <w:szCs w:val="24"/>
-        </w:rPr>
-      </w:pPr>
-      <w:r>
-        <w:rPr>
-          <w:rFonts w:ascii="Arial" w:hAnsi="Arial" w:cs="Arial"/>
-          <w:sz w:val="24"/>
-          <w:szCs w:val="24"/>
-        </w:rPr>
-        <w:t>Completed appointments</w:t>
-      </w:r>
-    </w:p>
-    <w:p>
-      <w:pPr>
-        <w:numPr>
-          <w:ilvl w:val="1"/>
-          <w:numId w:val="10"/>
-        </w:numPr>
-        <w:rPr>
-          <w:rFonts w:ascii="Arial" w:hAnsi="Arial" w:cs="Arial"/>
-          <w:sz w:val="24"/>
-          <w:szCs w:val="24"/>
-        </w:rPr>
-      </w:pPr>
-      <w:r>
-        <w:rPr>
-          <w:rFonts w:ascii="Arial" w:hAnsi="Arial" w:cs="Arial"/>
-          <w:sz w:val="24"/>
-          <w:szCs w:val="24"/>
-        </w:rPr>
-        <w:t>Cancelled appointments</w:t>
-      </w:r>
-    </w:p>
-    <w:p>
-      <w:pPr>
-        <w:rPr>
-          <w:rFonts w:ascii="Arial" w:hAnsi="Arial" w:cs="Arial"/>
-          <w:sz w:val="24"/>
-          <w:szCs w:val="24"/>
-        </w:rPr>
-      </w:pPr>
-      <w:r>
-        <w:rPr>
-          <w:rFonts w:ascii="Arial" w:hAnsi="Arial" w:cs="Arial"/>
-          <w:sz w:val="24"/>
-          <w:szCs w:val="24"/>
-        </w:rPr>
-        <w:t>Charts:</w:t>
+          <w:numId w:val="12"/>
+        </w:numPr>
+        <w:rPr>
+          <w:rFonts w:ascii="Arial" w:hAnsi="Arial" w:cs="Arial"/>
+          <w:sz w:val="24"/>
+          <w:szCs w:val="24"/>
+        </w:rPr>
+      </w:pPr>
+      <w:r>
+        <w:rPr>
+          <w:rFonts w:ascii="Arial" w:hAnsi="Arial" w:cs="Arial"/>
+          <w:sz w:val="24"/>
+          <w:szCs w:val="24"/>
+        </w:rPr>
+        <w:t>C</w:t>
+      </w:r>
+      <w:r>
+        <w:rPr>
+          <w:rFonts w:ascii="Arial" w:hAnsi="Arial" w:cs="Arial"/>
+          <w:sz w:val="24"/>
+          <w:szCs w:val="24"/>
+        </w:rPr>
+        <w:t>ancelled</w:t>
+      </w:r>
+      <w:r>
+        <w:rPr>
+          <w:rFonts w:ascii="Arial" w:hAnsi="Arial" w:cs="Arial"/>
+          <w:sz w:val="24"/>
+          <w:szCs w:val="24"/>
+        </w:rPr>
+        <w:t xml:space="preserve"> </w:t>
+      </w:r>
+      <w:r>
+        <w:rPr>
+          <w:rFonts w:ascii="Arial" w:hAnsi="Arial" w:cs="Arial"/>
+          <w:sz w:val="24"/>
+          <w:szCs w:val="24"/>
+        </w:rPr>
+        <w:t>appointment</w:t>
       </w:r>
     </w:p>
     <w:p>
       <w:pPr>
         <w:numPr>
           <w:ilvl w:val="0"/>
-          <w:numId w:val="11"/>
-        </w:numPr>
-        <w:rPr>
-          <w:rFonts w:ascii="Arial" w:hAnsi="Arial" w:cs="Arial"/>
-          <w:sz w:val="24"/>
-          <w:szCs w:val="24"/>
-        </w:rPr>
-      </w:pPr>
-      <w:r>
-        <w:rPr>
-          <w:rFonts w:ascii="Arial" w:hAnsi="Arial" w:cs="Arial"/>
-          <w:sz w:val="24"/>
-          <w:szCs w:val="24"/>
-        </w:rPr>
-        <w:t>Monthly earnings chart</w:t>
-      </w:r>
-    </w:p>
-    <w:p>
-      <w:pPr>
-        <w:numPr>
-          <w:ilvl w:val="0"/>
-          <w:numId w:val="11"/>
-        </w:numPr>
-        <w:rPr>
-          <w:rFonts w:ascii="Arial" w:hAnsi="Arial" w:cs="Arial"/>
-          <w:sz w:val="24"/>
-          <w:szCs w:val="24"/>
-        </w:rPr>
-      </w:pPr>
-      <w:r>
-        <w:rPr>
-          <w:rFonts w:ascii="Arial" w:hAnsi="Arial" w:cs="Arial"/>
-          <w:sz w:val="24"/>
-          <w:szCs w:val="24"/>
-        </w:rPr>
-        <w:t>Payment type distribution:</w:t>
-      </w:r>
-    </w:p>
-    <w:p>
-      <w:pPr>
-        <w:numPr>
-          <w:ilvl w:val="1"/>
-          <w:numId w:val="11"/>
-        </w:numPr>
-        <w:rPr>
-          <w:rFonts w:ascii="Arial" w:hAnsi="Arial" w:cs="Arial"/>
-          <w:sz w:val="24"/>
-          <w:szCs w:val="24"/>
-        </w:rPr>
-      </w:pPr>
-      <w:r>
-        <w:rPr>
-          <w:rFonts w:ascii="Arial" w:hAnsi="Arial" w:cs="Arial"/>
-          <w:sz w:val="24"/>
-          <w:szCs w:val="24"/>
-        </w:rPr>
-        <w:t>Cash</w:t>
-      </w:r>
-    </w:p>
-    <w:p>
-      <w:pPr>
-        <w:numPr>
-          <w:ilvl w:val="1"/>
-          <w:numId w:val="11"/>
-        </w:numPr>
-        <w:rPr>
-          <w:rFonts w:ascii="Arial" w:hAnsi="Arial" w:cs="Arial"/>
-          <w:sz w:val="24"/>
-          <w:szCs w:val="24"/>
-        </w:rPr>
-      </w:pPr>
-      <w:r>
-        <w:rPr>
-          <w:rFonts w:ascii="Arial" w:hAnsi="Arial" w:cs="Arial"/>
-          <w:sz w:val="24"/>
-          <w:szCs w:val="24"/>
-        </w:rPr>
-        <w:t>Razorpay</w:t>
-      </w:r>
-    </w:p>
-    <w:p>
-      <w:pPr>
-        <w:rPr>
-          <w:rFonts w:ascii="Arial" w:hAnsi="Arial" w:cs="Arial"/>
-          <w:sz w:val="24"/>
-          <w:szCs w:val="24"/>
-        </w:rPr>
-      </w:pPr>
-      <w:r>
-        <w:rPr>
-          <w:rFonts w:ascii="Arial" w:hAnsi="Arial" w:cs="Arial"/>
-          <w:sz w:val="24"/>
-          <w:szCs w:val="24"/>
-        </w:rPr>
-        <w:pict w14:anchorId="72CDE9FA">
+          <w:numId w:val="12"/>
+        </w:numPr>
+        <w:rPr>
+          <w:rFonts w:ascii="Arial" w:hAnsi="Arial" w:cs="Arial"/>
+          <w:sz w:val="24"/>
+          <w:szCs w:val="24"/>
+        </w:rPr>
+      </w:pPr>
+      <w:r>
+        <w:rPr>
+          <w:rFonts w:ascii="Arial" w:hAnsi="Arial" w:cs="Arial"/>
+          <w:sz w:val="24"/>
+          <w:szCs w:val="24"/>
+        </w:rPr>
+        <w:t>Mark appointment as completed</w:t>
+      </w:r>
+    </w:p>
+    <w:p>
+      <w:pPr>
+        <w:rPr>
+          <w:rFonts w:ascii="Arial" w:hAnsi="Arial" w:cs="Arial"/>
+          <w:sz w:val="24"/>
+          <w:szCs w:val="24"/>
+        </w:rPr>
+      </w:pPr>
+      <w:r>
+        <w:rPr>
+          <w:rFonts w:ascii="Arial" w:hAnsi="Arial" w:cs="Arial"/>
+          <w:sz w:val="24"/>
+          <w:szCs w:val="24"/>
+        </w:rPr>
+        <w:pict w14:anchorId="60961ECB">
           <v:rect id="_x0000_i1039" style="width:0;height:1.5pt" o:hralign="center" o:hrstd="t" o:hr="t" fillcolor="#a0a0a0" stroked="f"/>
         </w:pict>
       </w:r>
@@ -2708,132 +3092,118 @@
           <w:sz w:val="24"/>
           <w:szCs w:val="24"/>
         </w:rPr>
-        <w:t>3.2.2 Appointment Management</w:t>
+        <w:t xml:space="preserve">3.2.3 </w:t>
+      </w:r>
+      <w:r>
+        <w:rPr>
+          <w:rFonts w:ascii="Arial" w:hAnsi="Arial" w:cs="Arial"/>
+          <w:b/>
+          <w:bCs/>
+          <w:sz w:val="24"/>
+          <w:szCs w:val="24"/>
+        </w:rPr>
+        <w:t xml:space="preserve">show its </w:t>
+      </w:r>
+      <w:r>
+        <w:rPr>
+          <w:rFonts w:ascii="Arial" w:hAnsi="Arial" w:cs="Arial"/>
+          <w:b/>
+          <w:bCs/>
+          <w:sz w:val="24"/>
+          <w:szCs w:val="24"/>
+        </w:rPr>
+        <w:t xml:space="preserve">Patient </w:t>
       </w:r>
     </w:p>
     <w:p>
       <w:pPr>
         <w:numPr>
           <w:ilvl w:val="0"/>
-          <w:numId w:val="12"/>
-        </w:numPr>
-        <w:rPr>
-          <w:rFonts w:ascii="Arial" w:hAnsi="Arial" w:cs="Arial"/>
-          <w:sz w:val="24"/>
-          <w:szCs w:val="24"/>
-        </w:rPr>
-      </w:pPr>
-      <w:r>
-        <w:rPr>
-          <w:rFonts w:ascii="Arial" w:hAnsi="Arial" w:cs="Arial"/>
-          <w:sz w:val="24"/>
-          <w:szCs w:val="24"/>
-        </w:rPr>
-        <w:t>View upcoming appointments</w:t>
+          <w:numId w:val="13"/>
+        </w:numPr>
+        <w:rPr>
+          <w:rFonts w:ascii="Arial" w:hAnsi="Arial" w:cs="Arial"/>
+          <w:sz w:val="24"/>
+          <w:szCs w:val="24"/>
+        </w:rPr>
+      </w:pPr>
+      <w:r>
+        <w:rPr>
+          <w:rFonts w:ascii="Arial" w:hAnsi="Arial" w:cs="Arial"/>
+          <w:sz w:val="24"/>
+          <w:szCs w:val="24"/>
+        </w:rPr>
+        <w:t>View patient list</w:t>
       </w:r>
     </w:p>
     <w:p>
       <w:pPr>
         <w:numPr>
           <w:ilvl w:val="0"/>
-          <w:numId w:val="12"/>
-        </w:numPr>
-        <w:rPr>
-          <w:rFonts w:ascii="Arial" w:hAnsi="Arial" w:cs="Arial"/>
-          <w:sz w:val="24"/>
-          <w:szCs w:val="24"/>
-        </w:rPr>
-      </w:pPr>
-      <w:r>
-        <w:rPr>
-          <w:rFonts w:ascii="Arial" w:hAnsi="Arial" w:cs="Arial"/>
-          <w:sz w:val="24"/>
-          <w:szCs w:val="24"/>
-        </w:rPr>
-        <w:t>Confirm appointment</w:t>
-      </w:r>
-    </w:p>
-    <w:p>
-      <w:pPr>
-        <w:numPr>
-          <w:ilvl w:val="0"/>
-          <w:numId w:val="12"/>
-        </w:numPr>
-        <w:rPr>
-          <w:rFonts w:ascii="Arial" w:hAnsi="Arial" w:cs="Arial"/>
-          <w:sz w:val="24"/>
-          <w:szCs w:val="24"/>
-        </w:rPr>
-      </w:pPr>
-      <w:r>
-        <w:rPr>
-          <w:rFonts w:ascii="Arial" w:hAnsi="Arial" w:cs="Arial"/>
-          <w:sz w:val="24"/>
-          <w:szCs w:val="24"/>
-        </w:rPr>
-        <w:t>C</w:t>
-      </w:r>
-      <w:r>
-        <w:rPr>
-          <w:rFonts w:ascii="Arial" w:hAnsi="Arial" w:cs="Arial"/>
-          <w:sz w:val="24"/>
-          <w:szCs w:val="24"/>
-        </w:rPr>
-        <w:t>ancelled</w:t>
-      </w:r>
-      <w:r>
-        <w:rPr>
-          <w:rFonts w:ascii="Arial" w:hAnsi="Arial" w:cs="Arial"/>
-          <w:sz w:val="24"/>
-          <w:szCs w:val="24"/>
-        </w:rPr>
-        <w:t xml:space="preserve"> </w:t>
-      </w:r>
-      <w:r>
-        <w:rPr>
-          <w:rFonts w:ascii="Arial" w:hAnsi="Arial" w:cs="Arial"/>
-          <w:sz w:val="24"/>
-          <w:szCs w:val="24"/>
-        </w:rPr>
-        <w:t>appointment</w:t>
-      </w:r>
-    </w:p>
-    <w:p>
-      <w:pPr>
-        <w:numPr>
-          <w:ilvl w:val="0"/>
-          <w:numId w:val="12"/>
-        </w:numPr>
-        <w:rPr>
-          <w:rFonts w:ascii="Arial" w:hAnsi="Arial" w:cs="Arial"/>
-          <w:sz w:val="24"/>
-          <w:szCs w:val="24"/>
-        </w:rPr>
-      </w:pPr>
-      <w:r>
-        <w:rPr>
-          <w:rFonts w:ascii="Arial" w:hAnsi="Arial" w:cs="Arial"/>
-          <w:sz w:val="24"/>
-          <w:szCs w:val="24"/>
-        </w:rPr>
-        <w:t>Mark appointment as completed</w:t>
-      </w:r>
-    </w:p>
-    <w:p>
-      <w:pPr>
-        <w:rPr>
-          <w:rFonts w:ascii="Arial" w:hAnsi="Arial" w:cs="Arial"/>
-          <w:sz w:val="24"/>
-          <w:szCs w:val="24"/>
-        </w:rPr>
-      </w:pPr>
-      <w:r>
-        <w:rPr>
-          <w:rFonts w:ascii="Arial" w:hAnsi="Arial" w:cs="Arial"/>
-          <w:sz w:val="24"/>
-          <w:szCs w:val="24"/>
-        </w:rPr>
-        <w:pict w14:anchorId="60961ECB">
+          <w:numId w:val="13"/>
+        </w:numPr>
+        <w:rPr>
+          <w:rFonts w:ascii="Arial" w:hAnsi="Arial" w:cs="Arial"/>
+          <w:sz w:val="24"/>
+          <w:szCs w:val="24"/>
+        </w:rPr>
+      </w:pPr>
+      <w:r>
+        <w:rPr>
+          <w:rFonts w:ascii="Arial" w:hAnsi="Arial" w:cs="Arial"/>
+          <w:sz w:val="24"/>
+          <w:szCs w:val="24"/>
+        </w:rPr>
+        <w:t>View</w:t>
+      </w:r>
+      <w:r>
+        <w:rPr>
+          <w:rFonts w:ascii="Arial" w:hAnsi="Arial" w:cs="Arial"/>
+          <w:sz w:val="24"/>
+          <w:szCs w:val="24"/>
+        </w:rPr>
+        <w:t xml:space="preserve"> particular</w:t>
+      </w:r>
+      <w:r>
+        <w:rPr>
+          <w:rFonts w:ascii="Arial" w:hAnsi="Arial" w:cs="Arial"/>
+          <w:sz w:val="24"/>
+          <w:szCs w:val="24"/>
+        </w:rPr>
+        <w:t xml:space="preserve"> patient </w:t>
+      </w:r>
+      <w:r>
+        <w:rPr>
+          <w:rFonts w:ascii="Arial" w:hAnsi="Arial" w:cs="Arial"/>
+          <w:sz w:val="24"/>
+          <w:szCs w:val="24"/>
+        </w:rPr>
+        <w:t xml:space="preserve">all </w:t>
+      </w:r>
+      <w:r>
+        <w:rPr>
+          <w:rFonts w:ascii="Arial" w:hAnsi="Arial" w:cs="Arial"/>
+          <w:sz w:val="24"/>
+          <w:szCs w:val="24"/>
+        </w:rPr>
+        <w:t>details</w:t>
+      </w:r>
+    </w:p>
+    <w:p>
+      <w:pPr>
+        <w:rPr>
+          <w:rFonts w:ascii="Arial" w:hAnsi="Arial" w:cs="Arial"/>
+          <w:sz w:val="24"/>
+          <w:szCs w:val="24"/>
+        </w:rPr>
+      </w:pPr>
+      <w:r>
+        <w:rPr>
+          <w:rFonts w:ascii="Arial" w:hAnsi="Arial" w:cs="Arial"/>
+          <w:sz w:val="24"/>
+          <w:szCs w:val="24"/>
+        </w:rPr>
+        <w:pict w14:anchorId="7A283F10">
           <v:rect id="_x0000_i1040" style="width:0;height:1.5pt" o:hralign="center" o:hrstd="t" o:hr="t" fillcolor="#a0a0a0" stroked="f"/>
         </w:pict>
       </w:r>
@@ -2856,7 +3226,7 @@
           <w:sz w:val="24"/>
           <w:szCs w:val="24"/>
         </w:rPr>
-        <w:t xml:space="preserve">3.2.3 </w:t>
+        <w:t>3.2.</w:t>
       </w:r>
       <w:r>
         <w:rPr>
@@ -2866,7 +3236,7 @@
           <w:sz w:val="24"/>
           <w:szCs w:val="24"/>
         </w:rPr>
-        <w:t xml:space="preserve">show its </w:t>
+        <w:t>4</w:t>
       </w:r>
       <w:r>
         <w:rPr>
@@ -2876,98 +3246,128 @@
           <w:sz w:val="24"/>
           <w:szCs w:val="24"/>
         </w:rPr>
-        <w:t xml:space="preserve">Patient </w:t>
-      </w:r>
-    </w:p>
-    <w:p>
-      <w:pPr>
+        <w:t xml:space="preserve"> Doctor</w:t>
+      </w:r>
+      <w:r>
+        <w:rPr>
+          <w:rFonts w:ascii="Arial" w:hAnsi="Arial" w:cs="Arial"/>
+          <w:b/>
+          <w:bCs/>
+          <w:sz w:val="24"/>
+          <w:szCs w:val="24"/>
+        </w:rPr>
+        <w:t xml:space="preserve"> </w:t>
+      </w:r>
+      <w:r>
+        <w:rPr>
+          <w:rFonts w:ascii="Arial" w:hAnsi="Arial" w:cs="Arial"/>
+          <w:b/>
+          <w:bCs/>
+          <w:sz w:val="24"/>
+          <w:szCs w:val="24"/>
+        </w:rPr>
+        <w:t>availableSlots</w:t>
+      </w:r>
+    </w:p>
+    <w:p>
+      <w:pPr>
+        <w:pStyle w:val="ListParagraph"/>
         <w:numPr>
           <w:ilvl w:val="0"/>
-          <w:numId w:val="13"/>
-        </w:numPr>
-        <w:rPr>
-          <w:rFonts w:ascii="Arial" w:hAnsi="Arial" w:cs="Arial"/>
-          <w:sz w:val="24"/>
-          <w:szCs w:val="24"/>
-        </w:rPr>
-      </w:pPr>
-      <w:r>
-        <w:rPr>
-          <w:rFonts w:ascii="Arial" w:hAnsi="Arial" w:cs="Arial"/>
-          <w:sz w:val="24"/>
-          <w:szCs w:val="24"/>
-        </w:rPr>
-        <w:t>View patient list</w:t>
-      </w:r>
-    </w:p>
-    <w:p>
-      <w:pPr>
+          <w:numId w:val="35"/>
+        </w:numPr>
+        <w:rPr>
+          <w:rFonts w:ascii="Arial" w:hAnsi="Arial" w:cs="Arial"/>
+          <w:sz w:val="24"/>
+          <w:szCs w:val="24"/>
+        </w:rPr>
+      </w:pPr>
+      <w:r>
+        <w:rPr>
+          <w:rFonts w:ascii="Arial" w:hAnsi="Arial" w:cs="Arial"/>
+          <w:sz w:val="24"/>
+          <w:szCs w:val="24"/>
+        </w:rPr>
+        <w:t xml:space="preserve">Show </w:t>
+      </w:r>
+      <w:r>
+        <w:rPr>
+          <w:rFonts w:ascii="Arial" w:hAnsi="Arial" w:cs="Arial"/>
+          <w:sz w:val="24"/>
+          <w:szCs w:val="24"/>
+        </w:rPr>
+        <w:t>availableSlots</w:t>
+      </w:r>
+    </w:p>
+    <w:p>
+      <w:pPr>
+        <w:pStyle w:val="ListParagraph"/>
         <w:numPr>
           <w:ilvl w:val="0"/>
-          <w:numId w:val="13"/>
-        </w:numPr>
-        <w:rPr>
-          <w:rFonts w:ascii="Arial" w:hAnsi="Arial" w:cs="Arial"/>
-          <w:sz w:val="24"/>
-          <w:szCs w:val="24"/>
-        </w:rPr>
-      </w:pPr>
-      <w:r>
-        <w:rPr>
-          <w:rFonts w:ascii="Arial" w:hAnsi="Arial" w:cs="Arial"/>
-          <w:sz w:val="24"/>
-          <w:szCs w:val="24"/>
-        </w:rPr>
-        <w:t>View</w:t>
-      </w:r>
-      <w:r>
-        <w:rPr>
-          <w:rFonts w:ascii="Arial" w:hAnsi="Arial" w:cs="Arial"/>
-          <w:sz w:val="24"/>
-          <w:szCs w:val="24"/>
-        </w:rPr>
-        <w:t xml:space="preserve"> particular</w:t>
-      </w:r>
-      <w:r>
-        <w:rPr>
-          <w:rFonts w:ascii="Arial" w:hAnsi="Arial" w:cs="Arial"/>
-          <w:sz w:val="24"/>
-          <w:szCs w:val="24"/>
-        </w:rPr>
-        <w:t xml:space="preserve"> patient </w:t>
-      </w:r>
-      <w:r>
-        <w:rPr>
-          <w:rFonts w:ascii="Arial" w:hAnsi="Arial" w:cs="Arial"/>
-          <w:sz w:val="24"/>
-          <w:szCs w:val="24"/>
-        </w:rPr>
-        <w:t xml:space="preserve">all </w:t>
-      </w:r>
-      <w:r>
-        <w:rPr>
-          <w:rFonts w:ascii="Arial" w:hAnsi="Arial" w:cs="Arial"/>
-          <w:sz w:val="24"/>
-          <w:szCs w:val="24"/>
-        </w:rPr>
-        <w:t>details</w:t>
-      </w:r>
-    </w:p>
-    <w:p>
-      <w:pPr>
-        <w:rPr>
-          <w:rFonts w:ascii="Arial" w:hAnsi="Arial" w:cs="Arial"/>
-          <w:sz w:val="24"/>
-          <w:szCs w:val="24"/>
-        </w:rPr>
-      </w:pPr>
-      <w:r>
-        <w:rPr>
-          <w:rFonts w:ascii="Arial" w:hAnsi="Arial" w:cs="Arial"/>
-          <w:sz w:val="24"/>
-          <w:szCs w:val="24"/>
-        </w:rPr>
-        <w:pict w14:anchorId="7A283F10">
+          <w:numId w:val="35"/>
+        </w:numPr>
+        <w:rPr>
+          <w:rFonts w:ascii="Arial" w:hAnsi="Arial" w:cs="Arial"/>
+          <w:sz w:val="24"/>
+          <w:szCs w:val="24"/>
+        </w:rPr>
+      </w:pPr>
+      <w:r>
+        <w:rPr>
+          <w:rFonts w:ascii="Arial" w:hAnsi="Arial" w:cs="Arial"/>
+          <w:sz w:val="24"/>
+          <w:szCs w:val="24"/>
+        </w:rPr>
+        <w:t xml:space="preserve">Add new </w:t>
+      </w:r>
+      <w:r>
+        <w:rPr>
+          <w:rFonts w:ascii="Arial" w:hAnsi="Arial" w:cs="Arial"/>
+          <w:sz w:val="24"/>
+          <w:szCs w:val="24"/>
+        </w:rPr>
+        <w:t>availableSlots</w:t>
+      </w:r>
+    </w:p>
+    <w:p>
+      <w:pPr>
+        <w:pStyle w:val="ListParagraph"/>
+        <w:numPr>
+          <w:ilvl w:val="0"/>
+          <w:numId w:val="35"/>
+        </w:numPr>
+        <w:rPr>
+          <w:rFonts w:ascii="Arial" w:hAnsi="Arial" w:cs="Arial"/>
+          <w:sz w:val="24"/>
+          <w:szCs w:val="24"/>
+        </w:rPr>
+      </w:pPr>
+      <w:r>
+        <w:rPr>
+          <w:rFonts w:ascii="Arial" w:hAnsi="Arial" w:cs="Arial"/>
+          <w:sz w:val="24"/>
+          <w:szCs w:val="24"/>
+        </w:rPr>
+        <w:t>Delete availaableSlot</w:t>
+      </w:r>
+    </w:p>
+    <w:p>
+      <w:pPr>
+        <w:rPr>
+          <w:rFonts w:ascii="Arial" w:hAnsi="Arial" w:cs="Arial"/>
+          <w:b/>
+          <w:bCs/>
+          <w:sz w:val="24"/>
+          <w:szCs w:val="24"/>
+        </w:rPr>
+      </w:pPr>
+      <w:r>
+        <w:rPr>
+          <w:rFonts w:ascii="Arial" w:hAnsi="Arial" w:cs="Arial"/>
+          <w:sz w:val="24"/>
+          <w:szCs w:val="24"/>
+        </w:rPr>
+        <w:pict w14:anchorId="58A900F3">
           <v:rect id="_x0000_i1041" style="width:0;height:1.5pt" o:hralign="center" o:hrstd="t" o:hr="t" fillcolor="#a0a0a0" stroked="f"/>
         </w:pict>
       </w:r>
@@ -3000,7 +3400,7 @@
           <w:sz w:val="24"/>
           <w:szCs w:val="24"/>
         </w:rPr>
-        <w:t>4</w:t>
+        <w:t>5</w:t>
       </w:r>
       <w:r>
         <w:rPr>
@@ -3010,170 +3410,6 @@
           <w:sz w:val="24"/>
           <w:szCs w:val="24"/>
         </w:rPr>
-        <w:t xml:space="preserve"> Doctor</w:t>
-      </w:r>
-      <w:r>
-        <w:rPr>
-          <w:rFonts w:ascii="Arial" w:hAnsi="Arial" w:cs="Arial"/>
-          <w:b/>
-          <w:bCs/>
-          <w:sz w:val="24"/>
-          <w:szCs w:val="24"/>
-        </w:rPr>
-        <w:t xml:space="preserve"> </w:t>
-      </w:r>
-      <w:r>
-        <w:rPr>
-          <w:rFonts w:ascii="Arial" w:hAnsi="Arial" w:cs="Arial"/>
-          <w:b/>
-          <w:bCs/>
-          <w:sz w:val="24"/>
-          <w:szCs w:val="24"/>
-        </w:rPr>
-        <w:t>availableSlots</w:t>
-      </w:r>
-    </w:p>
-    <w:p>
-      <w:pPr>
-        <w:pStyle w:val="ListParagraph"/>
-        <w:numPr>
-          <w:ilvl w:val="0"/>
-          <w:numId w:val="35"/>
-        </w:numPr>
-        <w:rPr>
-          <w:rFonts w:ascii="Arial" w:hAnsi="Arial" w:cs="Arial"/>
-          <w:sz w:val="24"/>
-          <w:szCs w:val="24"/>
-        </w:rPr>
-      </w:pPr>
-      <w:r>
-        <w:rPr>
-          <w:rFonts w:ascii="Arial" w:hAnsi="Arial" w:cs="Arial"/>
-          <w:sz w:val="24"/>
-          <w:szCs w:val="24"/>
-        </w:rPr>
-        <w:t xml:space="preserve">Show </w:t>
-      </w:r>
-      <w:r>
-        <w:rPr>
-          <w:rFonts w:ascii="Arial" w:hAnsi="Arial" w:cs="Arial"/>
-          <w:sz w:val="24"/>
-          <w:szCs w:val="24"/>
-        </w:rPr>
-        <w:t>availableSlots</w:t>
-      </w:r>
-    </w:p>
-    <w:p>
-      <w:pPr>
-        <w:pStyle w:val="ListParagraph"/>
-        <w:numPr>
-          <w:ilvl w:val="0"/>
-          <w:numId w:val="35"/>
-        </w:numPr>
-        <w:rPr>
-          <w:rFonts w:ascii="Arial" w:hAnsi="Arial" w:cs="Arial"/>
-          <w:sz w:val="24"/>
-          <w:szCs w:val="24"/>
-        </w:rPr>
-      </w:pPr>
-      <w:r>
-        <w:rPr>
-          <w:rFonts w:ascii="Arial" w:hAnsi="Arial" w:cs="Arial"/>
-          <w:sz w:val="24"/>
-          <w:szCs w:val="24"/>
-        </w:rPr>
-        <w:t xml:space="preserve">Add new </w:t>
-      </w:r>
-      <w:r>
-        <w:rPr>
-          <w:rFonts w:ascii="Arial" w:hAnsi="Arial" w:cs="Arial"/>
-          <w:sz w:val="24"/>
-          <w:szCs w:val="24"/>
-        </w:rPr>
-        <w:t>availableSlots</w:t>
-      </w:r>
-    </w:p>
-    <w:p>
-      <w:pPr>
-        <w:pStyle w:val="ListParagraph"/>
-        <w:numPr>
-          <w:ilvl w:val="0"/>
-          <w:numId w:val="35"/>
-        </w:numPr>
-        <w:rPr>
-          <w:rFonts w:ascii="Arial" w:hAnsi="Arial" w:cs="Arial"/>
-          <w:sz w:val="24"/>
-          <w:szCs w:val="24"/>
-        </w:rPr>
-      </w:pPr>
-      <w:r>
-        <w:rPr>
-          <w:rFonts w:ascii="Arial" w:hAnsi="Arial" w:cs="Arial"/>
-          <w:sz w:val="24"/>
-          <w:szCs w:val="24"/>
-        </w:rPr>
-        <w:t>Delete availaableSlot</w:t>
-      </w:r>
-    </w:p>
-    <w:p>
-      <w:pPr>
-        <w:rPr>
-          <w:rFonts w:ascii="Arial" w:hAnsi="Arial" w:cs="Arial"/>
-          <w:b/>
-          <w:bCs/>
-          <w:sz w:val="24"/>
-          <w:szCs w:val="24"/>
-        </w:rPr>
-      </w:pPr>
-      <w:r>
-        <w:rPr>
-          <w:rFonts w:ascii="Arial" w:hAnsi="Arial" w:cs="Arial"/>
-          <w:sz w:val="24"/>
-          <w:szCs w:val="24"/>
-        </w:rPr>
-        <w:pict w14:anchorId="58A900F3">
-          <v:rect id="_x0000_i1042" style="width:0;height:1.5pt" o:hralign="center" o:hrstd="t" o:hr="t" fillcolor="#a0a0a0" stroked="f"/>
-        </w:pict>
-      </w:r>
-    </w:p>
-    <w:p>
-      <w:pPr>
-        <w:rPr>
-          <w:rFonts w:ascii="Arial" w:hAnsi="Arial" w:cs="Arial"/>
-          <w:b/>
-          <w:bCs/>
-          <w:sz w:val="24"/>
-          <w:szCs w:val="24"/>
-        </w:rPr>
-      </w:pPr>
-      <w:r>
-        <w:rPr>
-          <w:rFonts w:ascii="Arial" w:hAnsi="Arial" w:cs="Arial"/>
-          <w:b/>
-          <w:bCs/>
-          <w:sz w:val="24"/>
-          <w:szCs w:val="24"/>
-        </w:rPr>
-        <w:t>3.2.</w:t>
-      </w:r>
-      <w:r>
-        <w:rPr>
-          <w:rFonts w:ascii="Arial" w:hAnsi="Arial" w:cs="Arial"/>
-          <w:b/>
-          <w:bCs/>
-          <w:sz w:val="24"/>
-          <w:szCs w:val="24"/>
-        </w:rPr>
-        <w:t>5</w:t>
-      </w:r>
-      <w:r>
-        <w:rPr>
-          <w:rFonts w:ascii="Arial" w:hAnsi="Arial" w:cs="Arial"/>
-          <w:b/>
-          <w:bCs/>
-          <w:sz w:val="24"/>
-          <w:szCs w:val="24"/>
-        </w:rPr>
         <w:t xml:space="preserve"> Doctor Profile</w:t>
       </w:r>
     </w:p>
@@ -3195,6 +3431,7 @@
           <w:sz w:val="24"/>
           <w:szCs w:val="24"/>
         </w:rPr>
+        <w:lastRenderedPageBreak/>
         <w:t>View profile</w:t>
       </w:r>
     </w:p>
@@ -3216,7 +3453,6 @@
           <w:sz w:val="24"/>
           <w:szCs w:val="24"/>
         </w:rPr>
-        <w:lastRenderedPageBreak/>
         <w:t>Update profile</w:t>
       </w:r>
     </w:p>
@@ -3320,6 +3556,189 @@
           <w:szCs w:val="24"/>
         </w:rPr>
         <w:pict w14:anchorId="59FA0F5E">
+          <v:rect id="_x0000_i1042" style="width:0;height:1.5pt" o:hralign="center" o:hrstd="t" o:hr="t" fillcolor="#a0a0a0" stroked="f"/>
+        </w:pict>
+      </w:r>
+    </w:p>
+    <w:p>
+      <w:pPr>
+        <w:rPr>
+          <w:rFonts w:ascii="Arial" w:hAnsi="Arial" w:cs="Arial"/>
+          <w:b/>
+          <w:bCs/>
+          <w:sz w:val="24"/>
+          <w:szCs w:val="24"/>
+        </w:rPr>
+      </w:pPr>
+      <w:r>
+        <w:rPr>
+          <w:rFonts w:ascii="Arial" w:hAnsi="Arial" w:cs="Arial"/>
+          <w:b/>
+          <w:bCs/>
+          <w:sz w:val="24"/>
+          <w:szCs w:val="24"/>
+        </w:rPr>
+        <w:t>3.3.1 Admin Dashboard</w:t>
+      </w:r>
+    </w:p>
+    <w:p>
+      <w:pPr>
+        <w:rPr>
+          <w:rFonts w:ascii="Arial" w:hAnsi="Arial" w:cs="Arial"/>
+          <w:sz w:val="24"/>
+          <w:szCs w:val="24"/>
+        </w:rPr>
+      </w:pPr>
+      <w:r>
+        <w:rPr>
+          <w:rFonts w:ascii="Arial" w:hAnsi="Arial" w:cs="Arial"/>
+          <w:sz w:val="24"/>
+          <w:szCs w:val="24"/>
+        </w:rPr>
+        <w:t>Display:</w:t>
+      </w:r>
+    </w:p>
+    <w:p>
+      <w:pPr>
+        <w:numPr>
+          <w:ilvl w:val="0"/>
+          <w:numId w:val="15"/>
+        </w:numPr>
+        <w:rPr>
+          <w:rFonts w:ascii="Arial" w:hAnsi="Arial" w:cs="Arial"/>
+          <w:sz w:val="24"/>
+          <w:szCs w:val="24"/>
+        </w:rPr>
+      </w:pPr>
+      <w:r>
+        <w:rPr>
+          <w:rFonts w:ascii="Arial" w:hAnsi="Arial" w:cs="Arial"/>
+          <w:sz w:val="24"/>
+          <w:szCs w:val="24"/>
+        </w:rPr>
+        <w:t>Total doctors</w:t>
+      </w:r>
+    </w:p>
+    <w:p>
+      <w:pPr>
+        <w:numPr>
+          <w:ilvl w:val="0"/>
+          <w:numId w:val="15"/>
+        </w:numPr>
+        <w:rPr>
+          <w:rFonts w:ascii="Arial" w:hAnsi="Arial" w:cs="Arial"/>
+          <w:sz w:val="24"/>
+          <w:szCs w:val="24"/>
+        </w:rPr>
+      </w:pPr>
+      <w:r>
+        <w:rPr>
+          <w:rFonts w:ascii="Arial" w:hAnsi="Arial" w:cs="Arial"/>
+          <w:sz w:val="24"/>
+          <w:szCs w:val="24"/>
+        </w:rPr>
+        <w:t>Total patients</w:t>
+      </w:r>
+    </w:p>
+    <w:p>
+      <w:pPr>
+        <w:numPr>
+          <w:ilvl w:val="0"/>
+          <w:numId w:val="15"/>
+        </w:numPr>
+        <w:rPr>
+          <w:rFonts w:ascii="Arial" w:hAnsi="Arial" w:cs="Arial"/>
+          <w:sz w:val="24"/>
+          <w:szCs w:val="24"/>
+        </w:rPr>
+      </w:pPr>
+      <w:r>
+        <w:rPr>
+          <w:rFonts w:ascii="Arial" w:hAnsi="Arial" w:cs="Arial"/>
+          <w:sz w:val="24"/>
+          <w:szCs w:val="24"/>
+        </w:rPr>
+        <w:t xml:space="preserve">Download Excel File </w:t>
+      </w:r>
+    </w:p>
+    <w:p>
+      <w:pPr>
+        <w:numPr>
+          <w:ilvl w:val="0"/>
+          <w:numId w:val="15"/>
+        </w:numPr>
+        <w:rPr>
+          <w:rFonts w:ascii="Arial" w:hAnsi="Arial" w:cs="Arial"/>
+          <w:sz w:val="24"/>
+          <w:szCs w:val="24"/>
+        </w:rPr>
+      </w:pPr>
+      <w:r>
+        <w:rPr>
+          <w:rFonts w:ascii="Arial" w:hAnsi="Arial" w:cs="Arial"/>
+          <w:sz w:val="24"/>
+          <w:szCs w:val="24"/>
+        </w:rPr>
+        <w:t>Charts for analytics</w:t>
+      </w:r>
+    </w:p>
+    <w:p>
+      <w:pPr>
+        <w:numPr>
+          <w:ilvl w:val="0"/>
+          <w:numId w:val="32"/>
+        </w:numPr>
+        <w:rPr>
+          <w:rFonts w:ascii="Arial" w:hAnsi="Arial" w:cs="Arial"/>
+          <w:sz w:val="24"/>
+          <w:szCs w:val="24"/>
+        </w:rPr>
+      </w:pPr>
+      <w:r>
+        <w:rPr>
+          <w:rFonts w:ascii="Arial" w:hAnsi="Arial" w:cs="Arial"/>
+          <w:sz w:val="24"/>
+          <w:szCs w:val="24"/>
+        </w:rPr>
+        <w:t>Top 5 highest earning doctors</w:t>
+      </w:r>
+    </w:p>
+    <w:p>
+      <w:pPr>
+        <w:numPr>
+          <w:ilvl w:val="0"/>
+          <w:numId w:val="32"/>
+        </w:numPr>
+        <w:rPr>
+          <w:rFonts w:ascii="Arial" w:hAnsi="Arial" w:cs="Arial"/>
+          <w:sz w:val="24"/>
+          <w:szCs w:val="24"/>
+        </w:rPr>
+      </w:pPr>
+      <w:r>
+        <w:rPr>
+          <w:rFonts w:ascii="Arial" w:hAnsi="Arial" w:cs="Arial"/>
+          <w:sz w:val="24"/>
+          <w:szCs w:val="24"/>
+        </w:rPr>
+        <w:t>Show month vises appointment  booking</w:t>
+      </w:r>
+    </w:p>
+    <w:p>
+      <w:pPr>
+        <w:rPr>
+          <w:rFonts w:ascii="Arial" w:hAnsi="Arial" w:cs="Arial"/>
+          <w:sz w:val="24"/>
+          <w:szCs w:val="24"/>
+        </w:rPr>
+      </w:pPr>
+      <w:r>
+        <w:rPr>
+          <w:rFonts w:ascii="Arial" w:hAnsi="Arial" w:cs="Arial"/>
+          <w:sz w:val="24"/>
+          <w:szCs w:val="24"/>
+        </w:rPr>
+        <w:pict w14:anchorId="692C7A10">
           <v:rect id="_x0000_i1043" style="width:0;height:1.5pt" o:hralign="center" o:hrstd="t" o:hr="t" fillcolor="#a0a0a0" stroked="f"/>
         </w:pict>
       </w:r>
@@ -3342,183 +3761,108 @@
           <w:sz w:val="24"/>
           <w:szCs w:val="24"/>
         </w:rPr>
-        <w:t>3.3.1 Admin Dashboard</w:t>
-      </w:r>
-    </w:p>
-    <w:p>
-      <w:pPr>
-        <w:rPr>
-          <w:rFonts w:ascii="Arial" w:hAnsi="Arial" w:cs="Arial"/>
-          <w:sz w:val="24"/>
-          <w:szCs w:val="24"/>
-        </w:rPr>
-      </w:pPr>
-      <w:r>
-        <w:rPr>
-          <w:rFonts w:ascii="Arial" w:hAnsi="Arial" w:cs="Arial"/>
-          <w:sz w:val="24"/>
-          <w:szCs w:val="24"/>
-        </w:rPr>
-        <w:t>Display:</w:t>
+        <w:t>3.3.2 Doctor Management</w:t>
       </w:r>
     </w:p>
     <w:p>
       <w:pPr>
         <w:numPr>
           <w:ilvl w:val="0"/>
-          <w:numId w:val="15"/>
-        </w:numPr>
-        <w:rPr>
-          <w:rFonts w:ascii="Arial" w:hAnsi="Arial" w:cs="Arial"/>
-          <w:sz w:val="24"/>
-          <w:szCs w:val="24"/>
-        </w:rPr>
-      </w:pPr>
-      <w:r>
-        <w:rPr>
-          <w:rFonts w:ascii="Arial" w:hAnsi="Arial" w:cs="Arial"/>
-          <w:sz w:val="24"/>
-          <w:szCs w:val="24"/>
-        </w:rPr>
-        <w:t>Total doctors</w:t>
+          <w:numId w:val="16"/>
+        </w:numPr>
+        <w:rPr>
+          <w:rFonts w:ascii="Arial" w:hAnsi="Arial" w:cs="Arial"/>
+          <w:sz w:val="24"/>
+          <w:szCs w:val="24"/>
+        </w:rPr>
+      </w:pPr>
+      <w:r>
+        <w:rPr>
+          <w:rFonts w:ascii="Arial" w:hAnsi="Arial" w:cs="Arial"/>
+          <w:sz w:val="24"/>
+          <w:szCs w:val="24"/>
+        </w:rPr>
+        <w:t>Add new doctor</w:t>
       </w:r>
     </w:p>
     <w:p>
       <w:pPr>
         <w:numPr>
           <w:ilvl w:val="0"/>
-          <w:numId w:val="15"/>
-        </w:numPr>
-        <w:rPr>
-          <w:rFonts w:ascii="Arial" w:hAnsi="Arial" w:cs="Arial"/>
-          <w:sz w:val="24"/>
-          <w:szCs w:val="24"/>
-        </w:rPr>
-      </w:pPr>
-      <w:r>
-        <w:rPr>
-          <w:rFonts w:ascii="Arial" w:hAnsi="Arial" w:cs="Arial"/>
-          <w:sz w:val="24"/>
-          <w:szCs w:val="24"/>
-        </w:rPr>
-        <w:t>Total patients</w:t>
+          <w:numId w:val="16"/>
+        </w:numPr>
+        <w:rPr>
+          <w:rFonts w:ascii="Arial" w:hAnsi="Arial" w:cs="Arial"/>
+          <w:sz w:val="24"/>
+          <w:szCs w:val="24"/>
+        </w:rPr>
+      </w:pPr>
+      <w:r>
+        <w:rPr>
+          <w:rFonts w:ascii="Arial" w:hAnsi="Arial" w:cs="Arial"/>
+          <w:sz w:val="24"/>
+          <w:szCs w:val="24"/>
+        </w:rPr>
+        <w:t>View all doctors</w:t>
       </w:r>
     </w:p>
     <w:p>
       <w:pPr>
         <w:numPr>
           <w:ilvl w:val="0"/>
-          <w:numId w:val="15"/>
-        </w:numPr>
-        <w:rPr>
-          <w:rFonts w:ascii="Arial" w:hAnsi="Arial" w:cs="Arial"/>
-          <w:sz w:val="24"/>
-          <w:szCs w:val="24"/>
-        </w:rPr>
-      </w:pPr>
-      <w:r>
-        <w:rPr>
-          <w:rFonts w:ascii="Arial" w:hAnsi="Arial" w:cs="Arial"/>
-          <w:sz w:val="24"/>
-          <w:szCs w:val="24"/>
-        </w:rPr>
-        <w:t xml:space="preserve">Download Excel File </w:t>
+          <w:numId w:val="16"/>
+        </w:numPr>
+        <w:rPr>
+          <w:rFonts w:ascii="Arial" w:hAnsi="Arial" w:cs="Arial"/>
+          <w:sz w:val="24"/>
+          <w:szCs w:val="24"/>
+        </w:rPr>
+      </w:pPr>
+      <w:r>
+        <w:rPr>
+          <w:rFonts w:ascii="Arial" w:hAnsi="Arial" w:cs="Arial"/>
+          <w:sz w:val="24"/>
+          <w:szCs w:val="24"/>
+        </w:rPr>
+        <w:t>Activate / Deactivate doctor</w:t>
       </w:r>
     </w:p>
     <w:p>
       <w:pPr>
         <w:numPr>
           <w:ilvl w:val="0"/>
-          <w:numId w:val="15"/>
-        </w:numPr>
-        <w:rPr>
-          <w:rFonts w:ascii="Arial" w:hAnsi="Arial" w:cs="Arial"/>
-          <w:sz w:val="24"/>
-          <w:szCs w:val="24"/>
-        </w:rPr>
-      </w:pPr>
-      <w:r>
-        <w:rPr>
-          <w:rFonts w:ascii="Arial" w:hAnsi="Arial" w:cs="Arial"/>
-          <w:sz w:val="24"/>
-          <w:szCs w:val="24"/>
-        </w:rPr>
-        <w:t>Charts for analytics</w:t>
-      </w:r>
-    </w:p>
-    <w:p>
-      <w:pPr>
-        <w:numPr>
-          <w:ilvl w:val="0"/>
-          <w:numId w:val="32"/>
-        </w:numPr>
-        <w:rPr>
-          <w:rFonts w:ascii="Arial" w:hAnsi="Arial" w:cs="Arial"/>
-          <w:sz w:val="24"/>
-          <w:szCs w:val="24"/>
-        </w:rPr>
-      </w:pPr>
-      <w:r>
-        <w:rPr>
-          <w:rFonts w:ascii="Arial" w:hAnsi="Arial" w:cs="Arial"/>
-          <w:sz w:val="24"/>
-          <w:szCs w:val="24"/>
-        </w:rPr>
-        <w:t>Top 5 highest earning doctors</w:t>
-      </w:r>
-    </w:p>
-    <w:p>
-      <w:pPr>
-        <w:numPr>
-          <w:ilvl w:val="0"/>
-          <w:numId w:val="32"/>
-        </w:numPr>
-        <w:rPr>
-          <w:rFonts w:ascii="Arial" w:hAnsi="Arial" w:cs="Arial"/>
-          <w:sz w:val="24"/>
-          <w:szCs w:val="24"/>
-        </w:rPr>
-      </w:pPr>
-      <w:r>
-        <w:rPr>
-          <w:rFonts w:ascii="Arial" w:hAnsi="Arial" w:cs="Arial"/>
-          <w:sz w:val="24"/>
-          <w:szCs w:val="24"/>
-        </w:rPr>
-        <w:t xml:space="preserve">Top 5 most </w:t>
-      </w:r>
-      <w:r>
-        <w:rPr>
-          <w:rFonts w:ascii="Arial" w:hAnsi="Arial" w:cs="Arial"/>
-          <w:sz w:val="24"/>
-          <w:szCs w:val="24"/>
-        </w:rPr>
-        <w:t xml:space="preserve">patient </w:t>
-      </w:r>
-      <w:r>
-        <w:rPr>
-          <w:rFonts w:ascii="Arial" w:hAnsi="Arial" w:cs="Arial"/>
-          <w:sz w:val="24"/>
-          <w:szCs w:val="24"/>
-        </w:rPr>
-        <w:t>doctors</w:t>
-      </w:r>
-    </w:p>
-    <w:p>
-      <w:pPr>
-        <w:rPr>
-          <w:rFonts w:ascii="Arial" w:hAnsi="Arial" w:cs="Arial"/>
-          <w:sz w:val="24"/>
-          <w:szCs w:val="24"/>
-        </w:rPr>
-      </w:pPr>
-      <w:r>
-        <w:rPr>
-          <w:rFonts w:ascii="Arial" w:hAnsi="Arial" w:cs="Arial"/>
-          <w:sz w:val="24"/>
-          <w:szCs w:val="24"/>
-        </w:rPr>
-        <w:pict w14:anchorId="692C7A10">
+          <w:numId w:val="16"/>
+        </w:numPr>
+        <w:rPr>
+          <w:rFonts w:ascii="Arial" w:hAnsi="Arial" w:cs="Arial"/>
+          <w:sz w:val="24"/>
+          <w:szCs w:val="24"/>
+        </w:rPr>
+      </w:pPr>
+      <w:r>
+        <w:rPr>
+          <w:rFonts w:ascii="Arial" w:hAnsi="Arial" w:cs="Arial"/>
+          <w:sz w:val="24"/>
+          <w:szCs w:val="24"/>
+        </w:rPr>
+        <w:t>Delete doctor</w:t>
+      </w:r>
+    </w:p>
+    <w:p>
+      <w:pPr>
+        <w:rPr>
+          <w:rFonts w:ascii="Arial" w:hAnsi="Arial" w:cs="Arial"/>
+          <w:sz w:val="24"/>
+          <w:szCs w:val="24"/>
+        </w:rPr>
+      </w:pPr>
+      <w:r>
+        <w:rPr>
+          <w:rFonts w:ascii="Arial" w:hAnsi="Arial" w:cs="Arial"/>
+          <w:sz w:val="24"/>
+          <w:szCs w:val="24"/>
+        </w:rPr>
+        <w:pict w14:anchorId="6A53ADBF">
           <v:rect id="_x0000_i1044" style="width:0;height:1.5pt" o:hralign="center" o:hrstd="t" o:hr="t" fillcolor="#a0a0a0" stroked="f"/>
         </w:pict>
       </w:r>
@@ -3541,108 +3885,74 @@
           <w:sz w:val="24"/>
           <w:szCs w:val="24"/>
         </w:rPr>
-        <w:t>3.3.2 Doctor Management</w:t>
+        <w:t>3.3.3 Patient Management</w:t>
       </w:r>
     </w:p>
     <w:p>
       <w:pPr>
         <w:numPr>
           <w:ilvl w:val="0"/>
-          <w:numId w:val="16"/>
-        </w:numPr>
-        <w:rPr>
-          <w:rFonts w:ascii="Arial" w:hAnsi="Arial" w:cs="Arial"/>
-          <w:sz w:val="24"/>
-          <w:szCs w:val="24"/>
-        </w:rPr>
-      </w:pPr>
-      <w:r>
-        <w:rPr>
-          <w:rFonts w:ascii="Arial" w:hAnsi="Arial" w:cs="Arial"/>
-          <w:sz w:val="24"/>
-          <w:szCs w:val="24"/>
-        </w:rPr>
-        <w:t>Add new doctor</w:t>
+          <w:numId w:val="17"/>
+        </w:numPr>
+        <w:rPr>
+          <w:rFonts w:ascii="Arial" w:hAnsi="Arial" w:cs="Arial"/>
+          <w:sz w:val="24"/>
+          <w:szCs w:val="24"/>
+        </w:rPr>
+      </w:pPr>
+      <w:r>
+        <w:rPr>
+          <w:rFonts w:ascii="Arial" w:hAnsi="Arial" w:cs="Arial"/>
+          <w:sz w:val="24"/>
+          <w:szCs w:val="24"/>
+        </w:rPr>
+        <w:t>View all patients</w:t>
+      </w:r>
+      <w:r>
+        <w:rPr>
+          <w:rFonts w:ascii="Arial" w:hAnsi="Arial" w:cs="Arial"/>
+          <w:sz w:val="24"/>
+          <w:szCs w:val="24"/>
+        </w:rPr>
+        <w:t xml:space="preserve"> (name,email, image, Number of  booking it’s Patient )</w:t>
       </w:r>
     </w:p>
     <w:p>
       <w:pPr>
         <w:numPr>
           <w:ilvl w:val="0"/>
-          <w:numId w:val="16"/>
-        </w:numPr>
-        <w:rPr>
-          <w:rFonts w:ascii="Arial" w:hAnsi="Arial" w:cs="Arial"/>
-          <w:sz w:val="24"/>
-          <w:szCs w:val="24"/>
-        </w:rPr>
-      </w:pPr>
-      <w:r>
-        <w:rPr>
-          <w:rFonts w:ascii="Arial" w:hAnsi="Arial" w:cs="Arial"/>
-          <w:sz w:val="24"/>
-          <w:szCs w:val="24"/>
-        </w:rPr>
-        <w:t>View all doctors</w:t>
-      </w:r>
-    </w:p>
-    <w:p>
-      <w:pPr>
-        <w:numPr>
-          <w:ilvl w:val="0"/>
-          <w:numId w:val="16"/>
-        </w:numPr>
-        <w:rPr>
-          <w:rFonts w:ascii="Arial" w:hAnsi="Arial" w:cs="Arial"/>
-          <w:sz w:val="24"/>
-          <w:szCs w:val="24"/>
-        </w:rPr>
-      </w:pPr>
-      <w:r>
-        <w:rPr>
-          <w:rFonts w:ascii="Arial" w:hAnsi="Arial" w:cs="Arial"/>
-          <w:sz w:val="24"/>
-          <w:szCs w:val="24"/>
-        </w:rPr>
-        <w:t>Activate / Deactivate doctor</w:t>
-      </w:r>
-    </w:p>
-    <w:p>
-      <w:pPr>
-        <w:numPr>
-          <w:ilvl w:val="0"/>
-          <w:numId w:val="16"/>
-        </w:numPr>
-        <w:rPr>
-          <w:rFonts w:ascii="Arial" w:hAnsi="Arial" w:cs="Arial"/>
-          <w:sz w:val="24"/>
-          <w:szCs w:val="24"/>
-        </w:rPr>
-      </w:pPr>
-      <w:r>
-        <w:rPr>
-          <w:rFonts w:ascii="Arial" w:hAnsi="Arial" w:cs="Arial"/>
-          <w:sz w:val="24"/>
-          <w:szCs w:val="24"/>
-        </w:rPr>
-        <w:t>Delete doctor</w:t>
-      </w:r>
-    </w:p>
-    <w:p>
-      <w:pPr>
-        <w:rPr>
-          <w:rFonts w:ascii="Arial" w:hAnsi="Arial" w:cs="Arial"/>
-          <w:sz w:val="24"/>
-          <w:szCs w:val="24"/>
-        </w:rPr>
-      </w:pPr>
-      <w:r>
-        <w:rPr>
-          <w:rFonts w:ascii="Arial" w:hAnsi="Arial" w:cs="Arial"/>
-          <w:sz w:val="24"/>
-          <w:szCs w:val="24"/>
-        </w:rPr>
-        <w:pict w14:anchorId="6A53ADBF">
+          <w:numId w:val="17"/>
+        </w:numPr>
+        <w:rPr>
+          <w:rFonts w:ascii="Arial" w:hAnsi="Arial" w:cs="Arial"/>
+          <w:sz w:val="24"/>
+          <w:szCs w:val="24"/>
+        </w:rPr>
+      </w:pPr>
+      <w:r>
+        <w:rPr>
+          <w:rFonts w:ascii="Arial" w:hAnsi="Arial" w:cs="Arial"/>
+          <w:sz w:val="24"/>
+          <w:szCs w:val="24"/>
+        </w:rPr>
+        <w:t>Delete Patients</w:t>
+      </w:r>
+    </w:p>
+    <w:p>
+      <w:pPr>
+        <w:rPr>
+          <w:rFonts w:ascii="Arial" w:hAnsi="Arial" w:cs="Arial"/>
+          <w:sz w:val="24"/>
+          <w:szCs w:val="24"/>
+        </w:rPr>
+      </w:pPr>
+      <w:r>
+        <w:rPr>
+          <w:rFonts w:ascii="Arial" w:hAnsi="Arial" w:cs="Arial"/>
+          <w:sz w:val="24"/>
+          <w:szCs w:val="24"/>
+        </w:rPr>
+        <w:pict w14:anchorId="273D74D8">
           <v:rect id="_x0000_i1045" style="width:0;height:1.5pt" o:hralign="center" o:hrstd="t" o:hr="t" fillcolor="#a0a0a0" stroked="f"/>
         </w:pict>
       </w:r>
@@ -3665,96 +3975,6 @@
           <w:sz w:val="24"/>
           <w:szCs w:val="24"/>
         </w:rPr>
-        <w:t>3.3.3 Patient Management</w:t>
-      </w:r>
-    </w:p>
-    <w:p>
-      <w:pPr>
-        <w:numPr>
-          <w:ilvl w:val="0"/>
-          <w:numId w:val="17"/>
-        </w:numPr>
-        <w:rPr>
-          <w:rFonts w:ascii="Arial" w:hAnsi="Arial" w:cs="Arial"/>
-          <w:sz w:val="24"/>
-          <w:szCs w:val="24"/>
-        </w:rPr>
-      </w:pPr>
-      <w:r>
-        <w:rPr>
-          <w:rFonts w:ascii="Arial" w:hAnsi="Arial" w:cs="Arial"/>
-          <w:sz w:val="24"/>
-          <w:szCs w:val="24"/>
-        </w:rPr>
-        <w:t>View all patients</w:t>
-      </w:r>
-      <w:r>
-        <w:rPr>
-          <w:rFonts w:ascii="Arial" w:hAnsi="Arial" w:cs="Arial"/>
-          <w:sz w:val="24"/>
-          <w:szCs w:val="24"/>
-        </w:rPr>
-        <w:t xml:space="preserve"> (name,email, image, Number of  booking it’s Patient )</w:t>
-      </w:r>
-    </w:p>
-    <w:p>
-      <w:pPr>
-        <w:numPr>
-          <w:ilvl w:val="0"/>
-          <w:numId w:val="17"/>
-        </w:numPr>
-        <w:rPr>
-          <w:rFonts w:ascii="Arial" w:hAnsi="Arial" w:cs="Arial"/>
-          <w:sz w:val="24"/>
-          <w:szCs w:val="24"/>
-        </w:rPr>
-      </w:pPr>
-      <w:r>
-        <w:rPr>
-          <w:rFonts w:ascii="Arial" w:hAnsi="Arial" w:cs="Arial"/>
-          <w:sz w:val="24"/>
-          <w:szCs w:val="24"/>
-        </w:rPr>
-        <w:t>Delete Patients</w:t>
-      </w:r>
-    </w:p>
-    <w:p>
-      <w:pPr>
-        <w:rPr>
-          <w:rFonts w:ascii="Arial" w:hAnsi="Arial" w:cs="Arial"/>
-          <w:sz w:val="24"/>
-          <w:szCs w:val="24"/>
-        </w:rPr>
-      </w:pPr>
-      <w:r>
-        <w:rPr>
-          <w:rFonts w:ascii="Arial" w:hAnsi="Arial" w:cs="Arial"/>
-          <w:sz w:val="24"/>
-          <w:szCs w:val="24"/>
-        </w:rPr>
-        <w:pict w14:anchorId="273D74D8">
-          <v:rect id="_x0000_i1046" style="width:0;height:1.5pt" o:hralign="center" o:hrstd="t" o:hr="t" fillcolor="#a0a0a0" stroked="f"/>
-        </w:pict>
-      </w:r>
-    </w:p>
-    <w:p>
-      <w:pPr>
-        <w:rPr>
-          <w:rFonts w:ascii="Arial" w:hAnsi="Arial" w:cs="Arial"/>
-          <w:b/>
-          <w:bCs/>
-          <w:sz w:val="24"/>
-          <w:szCs w:val="24"/>
-        </w:rPr>
-      </w:pPr>
-      <w:r>
-        <w:rPr>
-          <w:rFonts w:ascii="Arial" w:hAnsi="Arial" w:cs="Arial"/>
-          <w:b/>
-          <w:bCs/>
-          <w:sz w:val="24"/>
-          <w:szCs w:val="24"/>
-        </w:rPr>
         <w:t>3.3.4 Appointment Management</w:t>
       </w:r>
     </w:p>
@@ -3949,7 +4169,7 @@
           <w:szCs w:val="24"/>
         </w:rPr>
         <w:pict w14:anchorId="7BB850FE">
-          <v:rect id="_x0000_i1047" style="width:0;height:1.5pt" o:hralign="center" o:hrstd="t" o:hr="t" fillcolor="#a0a0a0" stroked="f"/>
+          <v:rect id="_x0000_i1046" style="width:0;height:1.5pt" o:hralign="center" o:hrstd="t" o:hr="t" fillcolor="#a0a0a0" stroked="f"/>
         </w:pict>
       </w:r>
     </w:p>
@@ -4178,6 +4398,130 @@
           <w:szCs w:val="24"/>
         </w:rPr>
         <w:pict w14:anchorId="690807E6">
+          <v:rect id="_x0000_i1047" style="width:0;height:1.5pt" o:hralign="center" o:hrstd="t" o:hr="t" fillcolor="#a0a0a0" stroked="f"/>
+        </w:pict>
+      </w:r>
+    </w:p>
+    <w:p>
+      <w:pPr>
+        <w:rPr>
+          <w:rFonts w:ascii="Arial" w:hAnsi="Arial" w:cs="Arial"/>
+          <w:b/>
+          <w:bCs/>
+          <w:sz w:val="24"/>
+          <w:szCs w:val="24"/>
+        </w:rPr>
+      </w:pPr>
+      <w:r>
+        <w:rPr>
+          <w:rFonts w:ascii="Arial" w:hAnsi="Arial" w:cs="Arial"/>
+          <w:b/>
+          <w:bCs/>
+          <w:sz w:val="24"/>
+          <w:szCs w:val="24"/>
+        </w:rPr>
+        <w:t>4.2 Performance</w:t>
+      </w:r>
+    </w:p>
+    <w:p>
+      <w:pPr>
+        <w:numPr>
+          <w:ilvl w:val="0"/>
+          <w:numId w:val="20"/>
+        </w:numPr>
+        <w:rPr>
+          <w:rFonts w:ascii="Arial" w:hAnsi="Arial" w:cs="Arial"/>
+          <w:sz w:val="24"/>
+          <w:szCs w:val="24"/>
+        </w:rPr>
+      </w:pPr>
+      <w:r>
+        <w:rPr>
+          <w:rFonts w:ascii="Arial" w:hAnsi="Arial" w:cs="Arial"/>
+          <w:sz w:val="24"/>
+          <w:szCs w:val="24"/>
+        </w:rPr>
+        <w:t>Fast API response time</w:t>
+      </w:r>
+    </w:p>
+    <w:p>
+      <w:pPr>
+        <w:numPr>
+          <w:ilvl w:val="0"/>
+          <w:numId w:val="20"/>
+        </w:numPr>
+        <w:rPr>
+          <w:rFonts w:ascii="Arial" w:hAnsi="Arial" w:cs="Arial"/>
+          <w:sz w:val="24"/>
+          <w:szCs w:val="24"/>
+        </w:rPr>
+      </w:pPr>
+      <w:r>
+        <w:rPr>
+          <w:rFonts w:ascii="Arial" w:hAnsi="Arial" w:cs="Arial"/>
+          <w:sz w:val="24"/>
+          <w:szCs w:val="24"/>
+        </w:rPr>
+        <w:t>Redis Caching</w:t>
+      </w:r>
+    </w:p>
+    <w:p>
+      <w:pPr>
+        <w:numPr>
+          <w:ilvl w:val="0"/>
+          <w:numId w:val="20"/>
+        </w:numPr>
+        <w:rPr>
+          <w:rFonts w:ascii="Arial" w:hAnsi="Arial" w:cs="Arial"/>
+          <w:sz w:val="24"/>
+          <w:szCs w:val="24"/>
+        </w:rPr>
+      </w:pPr>
+      <w:r>
+        <w:rPr>
+          <w:rFonts w:ascii="Arial" w:hAnsi="Arial" w:cs="Arial"/>
+          <w:sz w:val="24"/>
+          <w:szCs w:val="24"/>
+        </w:rPr>
+        <w:t>Efficient MongoDB indexing</w:t>
+      </w:r>
+    </w:p>
+    <w:p>
+      <w:pPr>
+        <w:numPr>
+          <w:ilvl w:val="0"/>
+          <w:numId w:val="20"/>
+        </w:numPr>
+        <w:rPr>
+          <w:rFonts w:ascii="Arial" w:hAnsi="Arial" w:cs="Arial"/>
+          <w:sz w:val="24"/>
+          <w:szCs w:val="24"/>
+        </w:rPr>
+      </w:pPr>
+      <w:r>
+        <w:rPr>
+          <w:rFonts w:ascii="Arial" w:hAnsi="Arial" w:cs="Arial"/>
+          <w:sz w:val="24"/>
+          <w:szCs w:val="24"/>
+        </w:rPr>
+        <w:t>Optimized frontend rendering</w:t>
+      </w:r>
+    </w:p>
+    <w:p>
+      <w:pPr>
+        <w:rPr>
+          <w:rFonts w:ascii="Arial" w:hAnsi="Arial" w:cs="Arial"/>
+          <w:sz w:val="24"/>
+          <w:szCs w:val="24"/>
+        </w:rPr>
+      </w:pPr>
+      <w:r>
+        <w:rPr>
+          <w:rFonts w:ascii="Arial" w:hAnsi="Arial" w:cs="Arial"/>
+          <w:sz w:val="24"/>
+          <w:szCs w:val="24"/>
+        </w:rPr>
+        <w:pict w14:anchorId="7423E47C">
           <v:rect id="_x0000_i1048" style="width:0;height:1.5pt" o:hralign="center" o:hrstd="t" o:hr="t" fillcolor="#a0a0a0" stroked="f"/>
         </w:pict>
       </w:r>
@@ -4200,87 +4544,217 @@
           <w:sz w:val="24"/>
           <w:szCs w:val="24"/>
         </w:rPr>
-        <w:t>4.2 Performance</w:t>
+        <w:t>4.3 Scalability</w:t>
       </w:r>
     </w:p>
     <w:p>
       <w:pPr>
         <w:numPr>
           <w:ilvl w:val="0"/>
-          <w:numId w:val="20"/>
-        </w:numPr>
-        <w:rPr>
-          <w:rFonts w:ascii="Arial" w:hAnsi="Arial" w:cs="Arial"/>
-          <w:sz w:val="24"/>
-          <w:szCs w:val="24"/>
-        </w:rPr>
-      </w:pPr>
-      <w:r>
-        <w:rPr>
-          <w:rFonts w:ascii="Arial" w:hAnsi="Arial" w:cs="Arial"/>
-          <w:sz w:val="24"/>
-          <w:szCs w:val="24"/>
-        </w:rPr>
-        <w:t>Fast API response time</w:t>
+          <w:numId w:val="21"/>
+        </w:numPr>
+        <w:rPr>
+          <w:rFonts w:ascii="Arial" w:hAnsi="Arial" w:cs="Arial"/>
+          <w:sz w:val="24"/>
+          <w:szCs w:val="24"/>
+        </w:rPr>
+      </w:pPr>
+      <w:r>
+        <w:rPr>
+          <w:rFonts w:ascii="Arial" w:hAnsi="Arial" w:cs="Arial"/>
+          <w:sz w:val="24"/>
+          <w:szCs w:val="24"/>
+        </w:rPr>
+        <w:t>Modular backend structure</w:t>
       </w:r>
     </w:p>
     <w:p>
       <w:pPr>
         <w:numPr>
           <w:ilvl w:val="0"/>
-          <w:numId w:val="20"/>
-        </w:numPr>
-        <w:rPr>
-          <w:rFonts w:ascii="Arial" w:hAnsi="Arial" w:cs="Arial"/>
-          <w:sz w:val="24"/>
-          <w:szCs w:val="24"/>
-        </w:rPr>
-      </w:pPr>
-      <w:r>
-        <w:rPr>
-          <w:rFonts w:ascii="Arial" w:hAnsi="Arial" w:cs="Arial"/>
-          <w:sz w:val="24"/>
-          <w:szCs w:val="24"/>
-        </w:rPr>
-        <w:t>Efficient MongoDB indexing</w:t>
+          <w:numId w:val="21"/>
+        </w:numPr>
+        <w:rPr>
+          <w:rFonts w:ascii="Arial" w:hAnsi="Arial" w:cs="Arial"/>
+          <w:sz w:val="24"/>
+          <w:szCs w:val="24"/>
+        </w:rPr>
+      </w:pPr>
+      <w:r>
+        <w:rPr>
+          <w:rFonts w:ascii="Arial" w:hAnsi="Arial" w:cs="Arial"/>
+          <w:sz w:val="24"/>
+          <w:szCs w:val="24"/>
+        </w:rPr>
+        <w:t>Separate controllers, routes, models</w:t>
       </w:r>
     </w:p>
     <w:p>
       <w:pPr>
         <w:numPr>
           <w:ilvl w:val="0"/>
-          <w:numId w:val="20"/>
-        </w:numPr>
-        <w:rPr>
-          <w:rFonts w:ascii="Arial" w:hAnsi="Arial" w:cs="Arial"/>
-          <w:sz w:val="24"/>
-          <w:szCs w:val="24"/>
-        </w:rPr>
-      </w:pPr>
-      <w:r>
-        <w:rPr>
-          <w:rFonts w:ascii="Arial" w:hAnsi="Arial" w:cs="Arial"/>
-          <w:sz w:val="24"/>
-          <w:szCs w:val="24"/>
-        </w:rPr>
-        <w:t>Optimized frontend rendering</w:t>
-      </w:r>
-    </w:p>
-    <w:p>
-      <w:pPr>
-        <w:rPr>
-          <w:rFonts w:ascii="Arial" w:hAnsi="Arial" w:cs="Arial"/>
-          <w:sz w:val="24"/>
-          <w:szCs w:val="24"/>
-        </w:rPr>
-      </w:pPr>
-      <w:r>
-        <w:rPr>
-          <w:rFonts w:ascii="Arial" w:hAnsi="Arial" w:cs="Arial"/>
-          <w:sz w:val="24"/>
-          <w:szCs w:val="24"/>
-        </w:rPr>
-        <w:pict w14:anchorId="7423E47C">
+          <w:numId w:val="21"/>
+        </w:numPr>
+        <w:rPr>
+          <w:rFonts w:ascii="Arial" w:hAnsi="Arial" w:cs="Arial"/>
+          <w:sz w:val="24"/>
+          <w:szCs w:val="24"/>
+        </w:rPr>
+      </w:pPr>
+      <w:r>
+        <w:rPr>
+          <w:rFonts w:ascii="Arial" w:hAnsi="Arial" w:cs="Arial"/>
+          <w:sz w:val="24"/>
+          <w:szCs w:val="24"/>
+        </w:rPr>
+        <w:t>Cloud-ready deployment</w:t>
+      </w:r>
+    </w:p>
+    <w:p>
+      <w:pPr>
+        <w:numPr>
+          <w:ilvl w:val="0"/>
+          <w:numId w:val="21"/>
+        </w:numPr>
+        <w:rPr>
+          <w:rFonts w:ascii="Arial" w:hAnsi="Arial" w:cs="Arial"/>
+          <w:sz w:val="24"/>
+          <w:szCs w:val="24"/>
+        </w:rPr>
+      </w:pPr>
+      <w:r>
+        <w:rPr>
+          <w:rFonts w:ascii="Arial" w:hAnsi="Arial" w:cs="Arial"/>
+          <w:sz w:val="24"/>
+          <w:szCs w:val="24"/>
+        </w:rPr>
+        <w:t>Docker</w:t>
+      </w:r>
+    </w:p>
+    <w:p>
+      <w:pPr>
+        <w:pStyle w:val="ListParagraph"/>
+        <w:numPr>
+          <w:ilvl w:val="0"/>
+          <w:numId w:val="43"/>
+        </w:numPr>
+        <w:rPr>
+          <w:rFonts w:ascii="Arial" w:hAnsi="Arial" w:cs="Arial"/>
+          <w:sz w:val="24"/>
+          <w:szCs w:val="24"/>
+        </w:rPr>
+      </w:pPr>
+      <w:r>
+        <w:rPr>
+          <w:rFonts w:ascii="Arial" w:hAnsi="Arial" w:cs="Arial"/>
+          <w:sz w:val="24"/>
+          <w:szCs w:val="24"/>
+        </w:rPr>
+        <w:t>Containerized services (Frontend, Backend, MongoDB, Redis)</w:t>
+      </w:r>
+    </w:p>
+    <w:p>
+      <w:pPr>
+        <w:pStyle w:val="ListParagraph"/>
+        <w:numPr>
+          <w:ilvl w:val="0"/>
+          <w:numId w:val="43"/>
+        </w:numPr>
+        <w:rPr>
+          <w:rFonts w:ascii="Arial" w:hAnsi="Arial" w:cs="Arial"/>
+          <w:sz w:val="24"/>
+          <w:szCs w:val="24"/>
+        </w:rPr>
+      </w:pPr>
+      <w:r>
+        <w:rPr>
+          <w:rFonts w:ascii="Arial" w:hAnsi="Arial" w:cs="Arial"/>
+          <w:sz w:val="24"/>
+          <w:szCs w:val="24"/>
+        </w:rPr>
+        <w:t>Easy deployment &amp; environment consistency</w:t>
+      </w:r>
+    </w:p>
+    <w:p>
+      <w:pPr>
+        <w:numPr>
+          <w:ilvl w:val="0"/>
+          <w:numId w:val="21"/>
+        </w:numPr>
+        <w:rPr>
+          <w:rFonts w:ascii="Arial" w:hAnsi="Arial" w:cs="Arial"/>
+          <w:sz w:val="24"/>
+          <w:szCs w:val="24"/>
+        </w:rPr>
+      </w:pPr>
+      <w:r>
+        <w:rPr>
+          <w:rFonts w:ascii="Arial" w:hAnsi="Arial" w:cs="Arial"/>
+          <w:sz w:val="24"/>
+          <w:szCs w:val="24"/>
+        </w:rPr>
+        <w:t>NGINX</w:t>
+      </w:r>
+    </w:p>
+    <w:p>
+      <w:pPr>
+        <w:pStyle w:val="ListParagraph"/>
+        <w:numPr>
+          <w:ilvl w:val="0"/>
+          <w:numId w:val="41"/>
+        </w:numPr>
+        <w:rPr>
+          <w:rFonts w:ascii="Arial" w:hAnsi="Arial" w:cs="Arial"/>
+          <w:sz w:val="24"/>
+          <w:szCs w:val="24"/>
+        </w:rPr>
+      </w:pPr>
+      <w:r>
+        <w:rPr>
+          <w:rFonts w:ascii="Arial" w:hAnsi="Arial" w:cs="Arial"/>
+          <w:sz w:val="24"/>
+          <w:szCs w:val="24"/>
+        </w:rPr>
+        <w:t>Reverse proxy for backend APIs</w:t>
+      </w:r>
+    </w:p>
+    <w:p>
+      <w:pPr>
+        <w:pStyle w:val="ListParagraph"/>
+        <w:numPr>
+          <w:ilvl w:val="0"/>
+          <w:numId w:val="41"/>
+        </w:numPr>
+        <w:rPr>
+          <w:rFonts w:ascii="Arial" w:hAnsi="Arial" w:cs="Arial"/>
+          <w:sz w:val="24"/>
+          <w:szCs w:val="24"/>
+        </w:rPr>
+      </w:pPr>
+      <w:r>
+        <w:rPr>
+          <w:rFonts w:ascii="Arial" w:hAnsi="Arial" w:cs="Arial"/>
+          <w:sz w:val="24"/>
+          <w:szCs w:val="24"/>
+        </w:rPr>
+        <w:t>Load balancing multiple Node.js instances</w:t>
+      </w:r>
+    </w:p>
+    <w:p>
+      <w:pPr>
+        <w:rPr>
+          <w:rFonts w:ascii="Arial" w:hAnsi="Arial" w:cs="Arial"/>
+          <w:sz w:val="24"/>
+          <w:szCs w:val="24"/>
+        </w:rPr>
+      </w:pPr>
+      <w:r>
+        <w:rPr>
+          <w:rFonts w:ascii="Arial" w:hAnsi="Arial" w:cs="Arial"/>
+          <w:sz w:val="24"/>
+          <w:szCs w:val="24"/>
+        </w:rPr>
+        <w:pict w14:anchorId="20015266">
           <v:rect id="_x0000_i1049" style="width:0;height:1.5pt" o:hralign="center" o:hrstd="t" o:hr="t" fillcolor="#a0a0a0" stroked="f"/>
         </w:pict>
       </w:r>
@@ -4303,109 +4777,6 @@
           <w:sz w:val="24"/>
           <w:szCs w:val="24"/>
         </w:rPr>
-        <w:t>4.3 Scalability</w:t>
-      </w:r>
-    </w:p>
-    <w:p>
-      <w:pPr>
-        <w:numPr>
-          <w:ilvl w:val="0"/>
-          <w:numId w:val="21"/>
-        </w:numPr>
-        <w:rPr>
-          <w:rFonts w:ascii="Arial" w:hAnsi="Arial" w:cs="Arial"/>
-          <w:sz w:val="24"/>
-          <w:szCs w:val="24"/>
-        </w:rPr>
-      </w:pPr>
-      <w:r>
-        <w:rPr>
-          <w:rFonts w:ascii="Arial" w:hAnsi="Arial" w:cs="Arial"/>
-          <w:sz w:val="24"/>
-          <w:szCs w:val="24"/>
-        </w:rPr>
-        <w:t>Modular backend structure</w:t>
-      </w:r>
-    </w:p>
-    <w:p>
-      <w:pPr>
-        <w:numPr>
-          <w:ilvl w:val="0"/>
-          <w:numId w:val="21"/>
-        </w:numPr>
-        <w:rPr>
-          <w:rFonts w:ascii="Arial" w:hAnsi="Arial" w:cs="Arial"/>
-          <w:sz w:val="24"/>
-          <w:szCs w:val="24"/>
-        </w:rPr>
-      </w:pPr>
-      <w:r>
-        <w:rPr>
-          <w:rFonts w:ascii="Arial" w:hAnsi="Arial" w:cs="Arial"/>
-          <w:sz w:val="24"/>
-          <w:szCs w:val="24"/>
-        </w:rPr>
-        <w:t>Separate controllers, routes, models</w:t>
-      </w:r>
-    </w:p>
-    <w:p>
-      <w:pPr>
-        <w:numPr>
-          <w:ilvl w:val="0"/>
-          <w:numId w:val="21"/>
-        </w:numPr>
-        <w:rPr>
-          <w:rFonts w:ascii="Arial" w:hAnsi="Arial" w:cs="Arial"/>
-          <w:sz w:val="24"/>
-          <w:szCs w:val="24"/>
-        </w:rPr>
-      </w:pPr>
-      <w:r>
-        <w:rPr>
-          <w:rFonts w:ascii="Arial" w:hAnsi="Arial" w:cs="Arial"/>
-          <w:sz w:val="24"/>
-          <w:szCs w:val="24"/>
-        </w:rPr>
-        <w:t>Cloud-ready deployment</w:t>
-      </w:r>
-    </w:p>
-    <w:p>
-      <w:pPr>
-        <w:rPr>
-          <w:rFonts w:ascii="Arial" w:hAnsi="Arial" w:cs="Arial"/>
-          <w:sz w:val="24"/>
-          <w:szCs w:val="24"/>
-        </w:rPr>
-      </w:pPr>
-      <w:r>
-        <w:rPr>
-          <w:rFonts w:ascii="Arial" w:hAnsi="Arial" w:cs="Arial"/>
-          <w:sz w:val="24"/>
-          <w:szCs w:val="24"/>
-        </w:rPr>
-        <w:pict w14:anchorId="20015266">
-          <v:rect id="_x0000_i1050" style="width:0;height:1.5pt" o:hralign="center" o:hrstd="t" o:hr="t" fillcolor="#a0a0a0" stroked="f"/>
-        </w:pict>
-      </w:r>
-    </w:p>
-    <w:p>
-      <w:pPr>
-        <w:rPr>
-          <w:rFonts w:ascii="Arial" w:hAnsi="Arial" w:cs="Arial"/>
-          <w:b/>
-          <w:bCs/>
-          <w:sz w:val="24"/>
-          <w:szCs w:val="24"/>
-        </w:rPr>
-      </w:pPr>
-      <w:r>
-        <w:rPr>
-          <w:rFonts w:ascii="Arial" w:hAnsi="Arial" w:cs="Arial"/>
-          <w:b/>
-          <w:bCs/>
-          <w:sz w:val="24"/>
-          <w:szCs w:val="24"/>
-        </w:rPr>
         <w:t>4.4 Usability</w:t>
       </w:r>
     </w:p>
@@ -4474,6 +4845,35 @@
     </w:p>
     <w:p>
       <w:pPr>
+        <w:numPr>
+          <w:ilvl w:val="0"/>
+          <w:numId w:val="22"/>
+        </w:numPr>
+        <w:rPr>
+          <w:rFonts w:ascii="Arial" w:hAnsi="Arial" w:cs="Arial"/>
+          <w:sz w:val="24"/>
+          <w:szCs w:val="24"/>
+        </w:rPr>
+      </w:pPr>
+      <w:r>
+        <w:rPr>
+          <w:rFonts w:ascii="Arial" w:hAnsi="Arial" w:cs="Arial"/>
+          <w:sz w:val="24"/>
+          <w:szCs w:val="24"/>
+        </w:rPr>
+        <w:t>Ai implementation</w:t>
+      </w:r>
+      <w:r>
+        <w:rPr>
+          <w:rFonts w:ascii="Arial" w:hAnsi="Arial" w:cs="Arial"/>
+          <w:sz w:val="24"/>
+          <w:szCs w:val="24"/>
+        </w:rPr>
+        <w:t xml:space="preserve"> for all users</w:t>
+      </w:r>
+    </w:p>
+    <w:p>
+      <w:pPr>
         <w:rPr>
           <w:rFonts w:ascii="Arial" w:hAnsi="Arial" w:cs="Arial"/>
           <w:sz w:val="24"/>
@@ -4487,7 +4887,7 @@
           <w:szCs w:val="24"/>
         </w:rPr>
         <w:pict w14:anchorId="6DC2D583">
-          <v:rect id="_x0000_i1051" style="width:0;height:1.5pt" o:hralign="center" o:hrstd="t" o:hr="t" fillcolor="#a0a0a0" stroked="f"/>
+          <v:rect id="_x0000_i1050" style="width:0;height:1.5pt" o:hralign="center" o:hrstd="t" o:hr="t" fillcolor="#a0a0a0" stroked="f"/>
         </w:pict>
       </w:r>
     </w:p>
@@ -4547,6 +4947,248 @@
           <w:szCs w:val="24"/>
         </w:rPr>
         <w:pict w14:anchorId="66860736">
+          <v:rect id="_x0000_i1051" style="width:0;height:1.5pt" o:hralign="center" o:hrstd="t" o:hr="t" fillcolor="#a0a0a0" stroked="f"/>
+        </w:pict>
+      </w:r>
+    </w:p>
+    <w:p>
+      <w:pPr>
+        <w:rPr>
+          <w:rFonts w:ascii="Arial" w:hAnsi="Arial" w:cs="Arial"/>
+          <w:b/>
+          <w:bCs/>
+          <w:sz w:val="24"/>
+          <w:szCs w:val="24"/>
+        </w:rPr>
+      </w:pPr>
+      <w:r>
+        <w:rPr>
+          <w:rFonts w:ascii="Arial" w:hAnsi="Arial" w:cs="Arial"/>
+          <w:b/>
+          <w:bCs/>
+          <w:sz w:val="24"/>
+          <w:szCs w:val="24"/>
+        </w:rPr>
+        <w:lastRenderedPageBreak/>
+        <w:t>5.1 Frontend</w:t>
+      </w:r>
+    </w:p>
+    <w:p>
+      <w:pPr>
+        <w:numPr>
+          <w:ilvl w:val="0"/>
+          <w:numId w:val="23"/>
+        </w:numPr>
+        <w:rPr>
+          <w:rFonts w:ascii="Arial" w:hAnsi="Arial" w:cs="Arial"/>
+          <w:sz w:val="24"/>
+          <w:szCs w:val="24"/>
+        </w:rPr>
+      </w:pPr>
+      <w:r>
+        <w:rPr>
+          <w:rFonts w:ascii="Arial" w:hAnsi="Arial" w:cs="Arial"/>
+          <w:b/>
+          <w:bCs/>
+          <w:sz w:val="24"/>
+          <w:szCs w:val="24"/>
+        </w:rPr>
+        <w:t>React.js</w:t>
+      </w:r>
+    </w:p>
+    <w:p>
+      <w:pPr>
+        <w:pStyle w:val="ListParagraph"/>
+        <w:numPr>
+          <w:ilvl w:val="1"/>
+          <w:numId w:val="23"/>
+        </w:numPr>
+        <w:rPr>
+          <w:rFonts w:ascii="Arial" w:hAnsi="Arial" w:cs="Arial"/>
+          <w:sz w:val="24"/>
+          <w:szCs w:val="24"/>
+        </w:rPr>
+      </w:pPr>
+      <w:r>
+        <w:rPr>
+          <w:rFonts w:ascii="Arial" w:hAnsi="Arial" w:cs="Arial"/>
+          <w:sz w:val="24"/>
+          <w:szCs w:val="24"/>
+        </w:rPr>
+        <w:t>Component-based UI</w:t>
+      </w:r>
+    </w:p>
+    <w:p>
+      <w:pPr>
+        <w:pStyle w:val="ListParagraph"/>
+        <w:numPr>
+          <w:ilvl w:val="1"/>
+          <w:numId w:val="23"/>
+        </w:numPr>
+        <w:rPr>
+          <w:rFonts w:ascii="Arial" w:hAnsi="Arial" w:cs="Arial"/>
+          <w:sz w:val="24"/>
+          <w:szCs w:val="24"/>
+        </w:rPr>
+      </w:pPr>
+      <w:r>
+        <w:rPr>
+          <w:rFonts w:ascii="Arial" w:hAnsi="Arial" w:cs="Arial"/>
+          <w:sz w:val="24"/>
+          <w:szCs w:val="24"/>
+        </w:rPr>
+        <w:t>SPA (Single Page Application)</w:t>
+      </w:r>
+    </w:p>
+    <w:p>
+      <w:pPr>
+        <w:pStyle w:val="ListParagraph"/>
+        <w:numPr>
+          <w:ilvl w:val="1"/>
+          <w:numId w:val="23"/>
+        </w:numPr>
+        <w:rPr>
+          <w:rFonts w:ascii="Arial" w:hAnsi="Arial" w:cs="Arial"/>
+          <w:sz w:val="24"/>
+          <w:szCs w:val="24"/>
+        </w:rPr>
+      </w:pPr>
+      <w:r>
+        <w:rPr>
+          <w:rFonts w:ascii="Arial" w:hAnsi="Arial" w:cs="Arial"/>
+          <w:sz w:val="24"/>
+          <w:szCs w:val="24"/>
+        </w:rPr>
+        <w:t>React Router for navigation</w:t>
+      </w:r>
+    </w:p>
+    <w:p>
+      <w:pPr>
+        <w:numPr>
+          <w:ilvl w:val="0"/>
+          <w:numId w:val="23"/>
+        </w:numPr>
+        <w:rPr>
+          <w:rFonts w:ascii="Arial" w:hAnsi="Arial" w:cs="Arial"/>
+          <w:sz w:val="24"/>
+          <w:szCs w:val="24"/>
+        </w:rPr>
+      </w:pPr>
+      <w:r>
+        <w:rPr>
+          <w:rFonts w:ascii="Arial" w:hAnsi="Arial" w:cs="Arial"/>
+          <w:b/>
+          <w:bCs/>
+          <w:sz w:val="24"/>
+          <w:szCs w:val="24"/>
+        </w:rPr>
+        <w:t>Tailwind CSS</w:t>
+      </w:r>
+    </w:p>
+    <w:p>
+      <w:pPr>
+        <w:pStyle w:val="ListParagraph"/>
+        <w:numPr>
+          <w:ilvl w:val="1"/>
+          <w:numId w:val="23"/>
+        </w:numPr>
+        <w:rPr>
+          <w:rFonts w:ascii="Arial" w:hAnsi="Arial" w:cs="Arial"/>
+          <w:sz w:val="24"/>
+          <w:szCs w:val="24"/>
+        </w:rPr>
+      </w:pPr>
+      <w:r>
+        <w:rPr>
+          <w:rFonts w:ascii="Arial" w:hAnsi="Arial" w:cs="Arial"/>
+          <w:sz w:val="24"/>
+          <w:szCs w:val="24"/>
+        </w:rPr>
+        <w:t>Utility-first CSS framework</w:t>
+      </w:r>
+    </w:p>
+    <w:p>
+      <w:pPr>
+        <w:pStyle w:val="ListParagraph"/>
+        <w:numPr>
+          <w:ilvl w:val="1"/>
+          <w:numId w:val="23"/>
+        </w:numPr>
+        <w:rPr>
+          <w:rFonts w:ascii="Arial" w:hAnsi="Arial" w:cs="Arial"/>
+          <w:sz w:val="24"/>
+          <w:szCs w:val="24"/>
+        </w:rPr>
+      </w:pPr>
+      <w:r>
+        <w:rPr>
+          <w:rFonts w:ascii="Arial" w:hAnsi="Arial" w:cs="Arial"/>
+          <w:sz w:val="24"/>
+          <w:szCs w:val="24"/>
+        </w:rPr>
+        <w:t>Responsive design</w:t>
+      </w:r>
+    </w:p>
+    <w:p>
+      <w:pPr>
+        <w:numPr>
+          <w:ilvl w:val="0"/>
+          <w:numId w:val="23"/>
+        </w:numPr>
+        <w:rPr>
+          <w:rFonts w:ascii="Arial" w:hAnsi="Arial" w:cs="Arial"/>
+          <w:sz w:val="24"/>
+          <w:szCs w:val="24"/>
+        </w:rPr>
+      </w:pPr>
+      <w:r>
+        <w:rPr>
+          <w:rFonts w:ascii="Arial" w:hAnsi="Arial" w:cs="Arial"/>
+          <w:b/>
+          <w:bCs/>
+          <w:sz w:val="24"/>
+          <w:szCs w:val="24"/>
+        </w:rPr>
+        <w:t>Chart.js</w:t>
+      </w:r>
+    </w:p>
+    <w:p>
+      <w:pPr>
+        <w:pStyle w:val="ListParagraph"/>
+        <w:numPr>
+          <w:ilvl w:val="1"/>
+          <w:numId w:val="23"/>
+        </w:numPr>
+        <w:rPr>
+          <w:rFonts w:ascii="Arial" w:hAnsi="Arial" w:cs="Arial"/>
+          <w:sz w:val="24"/>
+          <w:szCs w:val="24"/>
+        </w:rPr>
+      </w:pPr>
+      <w:r>
+        <w:rPr>
+          <w:rFonts w:ascii="Arial" w:hAnsi="Arial" w:cs="Arial"/>
+          <w:sz w:val="24"/>
+          <w:szCs w:val="24"/>
+        </w:rPr>
+        <w:t>Dashboard analytics charts</w:t>
+      </w:r>
+    </w:p>
+    <w:p>
+      <w:pPr>
+        <w:rPr>
+          <w:rFonts w:ascii="Arial" w:hAnsi="Arial" w:cs="Arial"/>
+          <w:sz w:val="24"/>
+          <w:szCs w:val="24"/>
+        </w:rPr>
+      </w:pPr>
+      <w:r>
+        <w:rPr>
+          <w:rFonts w:ascii="Arial" w:hAnsi="Arial" w:cs="Arial"/>
+          <w:sz w:val="24"/>
+          <w:szCs w:val="24"/>
+        </w:rPr>
+        <w:pict w14:anchorId="3ECF8FF0">
           <v:rect id="_x0000_i1052" style="width:0;height:1.5pt" o:hralign="center" o:hrstd="t" o:hr="t" fillcolor="#a0a0a0" stroked="f"/>
         </w:pict>
       </w:r>
@@ -4569,14 +5211,14 @@
           <w:sz w:val="24"/>
           <w:szCs w:val="24"/>
         </w:rPr>
-        <w:t>5.1 Frontend</w:t>
+        <w:t>5.2 Backend</w:t>
       </w:r>
     </w:p>
     <w:p>
       <w:pPr>
         <w:numPr>
           <w:ilvl w:val="0"/>
-          <w:numId w:val="23"/>
+          <w:numId w:val="24"/>
         </w:numPr>
         <w:rPr>
           <w:rFonts w:ascii="Arial" w:hAnsi="Arial" w:cs="Arial"/>
@@ -4592,7 +5234,7 @@
           <w:sz w:val="24"/>
           <w:szCs w:val="24"/>
         </w:rPr>
-        <w:t>React.js</w:t>
+        <w:t>Node.js</w:t>
       </w:r>
     </w:p>
     <w:p>
@@ -4600,72 +5242,28 @@
         <w:pStyle w:val="ListParagraph"/>
         <w:numPr>
           <w:ilvl w:val="1"/>
-          <w:numId w:val="23"/>
-        </w:numPr>
-        <w:rPr>
-          <w:rFonts w:ascii="Arial" w:hAnsi="Arial" w:cs="Arial"/>
-          <w:sz w:val="24"/>
-          <w:szCs w:val="24"/>
-        </w:rPr>
-      </w:pPr>
-      <w:r>
-        <w:rPr>
-          <w:rFonts w:ascii="Arial" w:hAnsi="Arial" w:cs="Arial"/>
-          <w:sz w:val="24"/>
-          <w:szCs w:val="24"/>
-        </w:rPr>
-        <w:t>Component-based UI</w:t>
-      </w:r>
-    </w:p>
-    <w:p>
-      <w:pPr>
-        <w:pStyle w:val="ListParagraph"/>
-        <w:numPr>
-          <w:ilvl w:val="1"/>
-          <w:numId w:val="23"/>
-        </w:numPr>
-        <w:rPr>
-          <w:rFonts w:ascii="Arial" w:hAnsi="Arial" w:cs="Arial"/>
-          <w:sz w:val="24"/>
-          <w:szCs w:val="24"/>
-        </w:rPr>
-      </w:pPr>
-      <w:r>
-        <w:rPr>
-          <w:rFonts w:ascii="Arial" w:hAnsi="Arial" w:cs="Arial"/>
-          <w:sz w:val="24"/>
-          <w:szCs w:val="24"/>
-        </w:rPr>
-        <w:t>SPA (Single Page Application)</w:t>
-      </w:r>
-    </w:p>
-    <w:p>
-      <w:pPr>
-        <w:pStyle w:val="ListParagraph"/>
-        <w:numPr>
-          <w:ilvl w:val="1"/>
-          <w:numId w:val="23"/>
-        </w:numPr>
-        <w:rPr>
-          <w:rFonts w:ascii="Arial" w:hAnsi="Arial" w:cs="Arial"/>
-          <w:sz w:val="24"/>
-          <w:szCs w:val="24"/>
-        </w:rPr>
-      </w:pPr>
-      <w:r>
-        <w:rPr>
-          <w:rFonts w:ascii="Arial" w:hAnsi="Arial" w:cs="Arial"/>
-          <w:sz w:val="24"/>
-          <w:szCs w:val="24"/>
-        </w:rPr>
-        <w:t>React Router for navigation</w:t>
+          <w:numId w:val="24"/>
+        </w:numPr>
+        <w:rPr>
+          <w:rFonts w:ascii="Arial" w:hAnsi="Arial" w:cs="Arial"/>
+          <w:sz w:val="24"/>
+          <w:szCs w:val="24"/>
+        </w:rPr>
+      </w:pPr>
+      <w:r>
+        <w:rPr>
+          <w:rFonts w:ascii="Arial" w:hAnsi="Arial" w:cs="Arial"/>
+          <w:sz w:val="24"/>
+          <w:szCs w:val="24"/>
+        </w:rPr>
+        <w:t>Runtime environment</w:t>
       </w:r>
     </w:p>
     <w:p>
       <w:pPr>
         <w:numPr>
           <w:ilvl w:val="0"/>
-          <w:numId w:val="23"/>
+          <w:numId w:val="24"/>
         </w:numPr>
         <w:rPr>
           <w:rFonts w:ascii="Arial" w:hAnsi="Arial" w:cs="Arial"/>
@@ -4681,7 +5279,7 @@
           <w:sz w:val="24"/>
           <w:szCs w:val="24"/>
         </w:rPr>
-        <w:t>Tailwind CSS</w:t>
+        <w:t>Express.js</w:t>
       </w:r>
     </w:p>
     <w:p>
@@ -4689,21 +5287,21 @@
         <w:pStyle w:val="ListParagraph"/>
         <w:numPr>
           <w:ilvl w:val="1"/>
-          <w:numId w:val="23"/>
-        </w:numPr>
-        <w:rPr>
-          <w:rFonts w:ascii="Arial" w:hAnsi="Arial" w:cs="Arial"/>
-          <w:sz w:val="24"/>
-          <w:szCs w:val="24"/>
-        </w:rPr>
-      </w:pPr>
-      <w:r>
-        <w:rPr>
-          <w:rFonts w:ascii="Arial" w:hAnsi="Arial" w:cs="Arial"/>
-          <w:sz w:val="24"/>
-          <w:szCs w:val="24"/>
-        </w:rPr>
-        <w:t>Utility-first CSS framework</w:t>
+          <w:numId w:val="24"/>
+        </w:numPr>
+        <w:rPr>
+          <w:rFonts w:ascii="Arial" w:hAnsi="Arial" w:cs="Arial"/>
+          <w:sz w:val="24"/>
+          <w:szCs w:val="24"/>
+        </w:rPr>
+      </w:pPr>
+      <w:r>
+        <w:rPr>
+          <w:rFonts w:ascii="Arial" w:hAnsi="Arial" w:cs="Arial"/>
+          <w:sz w:val="24"/>
+          <w:szCs w:val="24"/>
+        </w:rPr>
+        <w:t>REST API development</w:t>
       </w:r>
     </w:p>
     <w:p>
@@ -4711,36 +5309,44 @@
         <w:pStyle w:val="ListParagraph"/>
         <w:numPr>
           <w:ilvl w:val="1"/>
-          <w:numId w:val="23"/>
-        </w:numPr>
-        <w:rPr>
-          <w:rFonts w:ascii="Arial" w:hAnsi="Arial" w:cs="Arial"/>
-          <w:sz w:val="24"/>
-          <w:szCs w:val="24"/>
-        </w:rPr>
-      </w:pPr>
-      <w:r>
-        <w:rPr>
-          <w:rFonts w:ascii="Arial" w:hAnsi="Arial" w:cs="Arial"/>
-          <w:sz w:val="24"/>
-          <w:szCs w:val="24"/>
-        </w:rPr>
-        <w:t>Responsive design</w:t>
-      </w:r>
-    </w:p>
-    <w:p>
-      <w:pPr>
-        <w:numPr>
-          <w:ilvl w:val="0"/>
-          <w:numId w:val="23"/>
-        </w:numPr>
-        <w:rPr>
-          <w:rFonts w:ascii="Arial" w:hAnsi="Arial" w:cs="Arial"/>
-          <w:sz w:val="24"/>
-          <w:szCs w:val="24"/>
-        </w:rPr>
-      </w:pPr>
-      <w:r>
+          <w:numId w:val="24"/>
+        </w:numPr>
+        <w:rPr>
+          <w:rFonts w:ascii="Arial" w:hAnsi="Arial" w:cs="Arial"/>
+          <w:sz w:val="24"/>
+          <w:szCs w:val="24"/>
+        </w:rPr>
+      </w:pPr>
+      <w:r>
+        <w:rPr>
+          <w:rFonts w:ascii="Arial" w:hAnsi="Arial" w:cs="Arial"/>
+          <w:sz w:val="24"/>
+          <w:szCs w:val="24"/>
+        </w:rPr>
+        <w:t>Middleware support</w:t>
+      </w:r>
+    </w:p>
+    <w:p>
+      <w:pPr>
+        <w:rPr>
+          <w:rFonts w:ascii="Arial" w:hAnsi="Arial" w:cs="Arial"/>
+          <w:sz w:val="24"/>
+          <w:szCs w:val="24"/>
+        </w:rPr>
+      </w:pPr>
+      <w:r>
+        <w:rPr>
+          <w:rFonts w:ascii="Arial" w:hAnsi="Arial" w:cs="Arial"/>
+          <w:sz w:val="24"/>
+          <w:szCs w:val="24"/>
+        </w:rPr>
+        <w:pict w14:anchorId="3BD1C48D">
+          <v:rect id="_x0000_i1053" style="width:0;height:1.5pt" o:hralign="center" o:hrstd="t" o:hr="t" fillcolor="#a0a0a0" stroked="f"/>
+        </w:pict>
+      </w:r>
+    </w:p>
+    <w:p>
+      <w:pPr>
         <w:rPr>
           <w:rFonts w:ascii="Arial" w:hAnsi="Arial" w:cs="Arial"/>
           <w:b/>
@@ -4748,53 +5354,8 @@
           <w:sz w:val="24"/>
           <w:szCs w:val="24"/>
         </w:rPr>
-        <w:lastRenderedPageBreak/>
-        <w:t>Chart.js</w:t>
-      </w:r>
-    </w:p>
-    <w:p>
-      <w:pPr>
-        <w:pStyle w:val="ListParagraph"/>
-        <w:numPr>
-          <w:ilvl w:val="1"/>
-          <w:numId w:val="23"/>
-        </w:numPr>
-        <w:rPr>
-          <w:rFonts w:ascii="Arial" w:hAnsi="Arial" w:cs="Arial"/>
-          <w:sz w:val="24"/>
-          <w:szCs w:val="24"/>
-        </w:rPr>
-      </w:pPr>
-      <w:r>
-        <w:rPr>
-          <w:rFonts w:ascii="Arial" w:hAnsi="Arial" w:cs="Arial"/>
-          <w:sz w:val="24"/>
-          <w:szCs w:val="24"/>
-        </w:rPr>
-        <w:t>Dashboard analytics charts</w:t>
-      </w:r>
-    </w:p>
-    <w:p>
-      <w:pPr>
-        <w:rPr>
-          <w:rFonts w:ascii="Arial" w:hAnsi="Arial" w:cs="Arial"/>
-          <w:sz w:val="24"/>
-          <w:szCs w:val="24"/>
-        </w:rPr>
-      </w:pPr>
-      <w:r>
-        <w:rPr>
-          <w:rFonts w:ascii="Arial" w:hAnsi="Arial" w:cs="Arial"/>
-          <w:sz w:val="24"/>
-          <w:szCs w:val="24"/>
-        </w:rPr>
-        <w:pict w14:anchorId="3ECF8FF0">
-          <v:rect id="_x0000_i1053" style="width:0;height:1.5pt" o:hralign="center" o:hrstd="t" o:hr="t" fillcolor="#a0a0a0" stroked="f"/>
-        </w:pict>
-      </w:r>
-    </w:p>
-    <w:p>
-      <w:pPr>
+      </w:pPr>
+      <w:r>
         <w:rPr>
           <w:rFonts w:ascii="Arial" w:hAnsi="Arial" w:cs="Arial"/>
           <w:b/>
@@ -4802,6 +5363,20 @@
           <w:sz w:val="24"/>
           <w:szCs w:val="24"/>
         </w:rPr>
+        <w:t>5.3 Database</w:t>
+      </w:r>
+    </w:p>
+    <w:p>
+      <w:pPr>
+        <w:numPr>
+          <w:ilvl w:val="0"/>
+          <w:numId w:val="25"/>
+        </w:numPr>
+        <w:rPr>
+          <w:rFonts w:ascii="Arial" w:hAnsi="Arial" w:cs="Arial"/>
+          <w:sz w:val="24"/>
+          <w:szCs w:val="24"/>
+        </w:rPr>
       </w:pPr>
       <w:r>
         <w:rPr>
@@ -4811,14 +5386,58 @@
           <w:sz w:val="24"/>
           <w:szCs w:val="24"/>
         </w:rPr>
-        <w:t>5.2 Backend</w:t>
+        <w:t>MongoDB</w:t>
+      </w:r>
+    </w:p>
+    <w:p>
+      <w:pPr>
+        <w:pStyle w:val="ListParagraph"/>
+        <w:numPr>
+          <w:ilvl w:val="1"/>
+          <w:numId w:val="25"/>
+        </w:numPr>
+        <w:rPr>
+          <w:rFonts w:ascii="Arial" w:hAnsi="Arial" w:cs="Arial"/>
+          <w:sz w:val="24"/>
+          <w:szCs w:val="24"/>
+        </w:rPr>
+      </w:pPr>
+      <w:r>
+        <w:rPr>
+          <w:rFonts w:ascii="Arial" w:hAnsi="Arial" w:cs="Arial"/>
+          <w:sz w:val="24"/>
+          <w:szCs w:val="24"/>
+        </w:rPr>
+        <w:t>NoSQL database</w:t>
+      </w:r>
+    </w:p>
+    <w:p>
+      <w:pPr>
+        <w:pStyle w:val="ListParagraph"/>
+        <w:numPr>
+          <w:ilvl w:val="1"/>
+          <w:numId w:val="25"/>
+        </w:numPr>
+        <w:rPr>
+          <w:rFonts w:ascii="Arial" w:hAnsi="Arial" w:cs="Arial"/>
+          <w:sz w:val="24"/>
+          <w:szCs w:val="24"/>
+        </w:rPr>
+      </w:pPr>
+      <w:r>
+        <w:rPr>
+          <w:rFonts w:ascii="Arial" w:hAnsi="Arial" w:cs="Arial"/>
+          <w:sz w:val="24"/>
+          <w:szCs w:val="24"/>
+        </w:rPr>
+        <w:t>Flexible document schema</w:t>
       </w:r>
     </w:p>
     <w:p>
       <w:pPr>
         <w:numPr>
           <w:ilvl w:val="0"/>
-          <w:numId w:val="24"/>
+          <w:numId w:val="25"/>
         </w:numPr>
         <w:rPr>
           <w:rFonts w:ascii="Arial" w:hAnsi="Arial" w:cs="Arial"/>
@@ -4834,7 +5453,7 @@
           <w:sz w:val="24"/>
           <w:szCs w:val="24"/>
         </w:rPr>
-        <w:t>Node.js</w:t>
+        <w:t>Mongoose</w:t>
       </w:r>
     </w:p>
     <w:p>
@@ -4842,36 +5461,66 @@
         <w:pStyle w:val="ListParagraph"/>
         <w:numPr>
           <w:ilvl w:val="1"/>
-          <w:numId w:val="24"/>
-        </w:numPr>
-        <w:rPr>
-          <w:rFonts w:ascii="Arial" w:hAnsi="Arial" w:cs="Arial"/>
-          <w:sz w:val="24"/>
-          <w:szCs w:val="24"/>
-        </w:rPr>
-      </w:pPr>
-      <w:r>
-        <w:rPr>
-          <w:rFonts w:ascii="Arial" w:hAnsi="Arial" w:cs="Arial"/>
-          <w:sz w:val="24"/>
-          <w:szCs w:val="24"/>
-        </w:rPr>
-        <w:t>Runtime environment</w:t>
-      </w:r>
-    </w:p>
-    <w:p>
-      <w:pPr>
-        <w:numPr>
-          <w:ilvl w:val="0"/>
-          <w:numId w:val="24"/>
-        </w:numPr>
-        <w:rPr>
-          <w:rFonts w:ascii="Arial" w:hAnsi="Arial" w:cs="Arial"/>
-          <w:sz w:val="24"/>
-          <w:szCs w:val="24"/>
-        </w:rPr>
-      </w:pPr>
-      <w:r>
+          <w:numId w:val="25"/>
+        </w:numPr>
+        <w:rPr>
+          <w:rFonts w:ascii="Arial" w:hAnsi="Arial" w:cs="Arial"/>
+          <w:sz w:val="24"/>
+          <w:szCs w:val="24"/>
+        </w:rPr>
+      </w:pPr>
+      <w:r>
+        <w:rPr>
+          <w:rFonts w:ascii="Arial" w:hAnsi="Arial" w:cs="Arial"/>
+          <w:sz w:val="24"/>
+          <w:szCs w:val="24"/>
+        </w:rPr>
+        <w:t>Schema modeling</w:t>
+      </w:r>
+    </w:p>
+    <w:p>
+      <w:pPr>
+        <w:pStyle w:val="ListParagraph"/>
+        <w:numPr>
+          <w:ilvl w:val="1"/>
+          <w:numId w:val="25"/>
+        </w:numPr>
+        <w:rPr>
+          <w:rFonts w:ascii="Arial" w:hAnsi="Arial" w:cs="Arial"/>
+          <w:sz w:val="24"/>
+          <w:szCs w:val="24"/>
+        </w:rPr>
+      </w:pPr>
+      <w:r>
+        <w:rPr>
+          <w:rFonts w:ascii="Arial" w:hAnsi="Arial" w:cs="Arial"/>
+          <w:sz w:val="24"/>
+          <w:szCs w:val="24"/>
+        </w:rPr>
+        <w:t>Data validation</w:t>
+      </w:r>
+    </w:p>
+    <w:p>
+      <w:pPr>
+        <w:rPr>
+          <w:rFonts w:ascii="Arial" w:hAnsi="Arial" w:cs="Arial"/>
+          <w:sz w:val="24"/>
+          <w:szCs w:val="24"/>
+        </w:rPr>
+      </w:pPr>
+      <w:r>
+        <w:rPr>
+          <w:rFonts w:ascii="Arial" w:hAnsi="Arial" w:cs="Arial"/>
+          <w:sz w:val="24"/>
+          <w:szCs w:val="24"/>
+        </w:rPr>
+        <w:pict w14:anchorId="796E314E">
+          <v:rect id="_x0000_i1054" style="width:0;height:1.5pt" o:hralign="center" o:hrstd="t" o:hr="t" fillcolor="#a0a0a0" stroked="f"/>
+        </w:pict>
+      </w:r>
+    </w:p>
+    <w:p>
+      <w:pPr>
         <w:rPr>
           <w:rFonts w:ascii="Arial" w:hAnsi="Arial" w:cs="Arial"/>
           <w:b/>
@@ -4879,74 +5528,8 @@
           <w:sz w:val="24"/>
           <w:szCs w:val="24"/>
         </w:rPr>
-        <w:t>Express.js</w:t>
-      </w:r>
-    </w:p>
-    <w:p>
-      <w:pPr>
-        <w:pStyle w:val="ListParagraph"/>
-        <w:numPr>
-          <w:ilvl w:val="1"/>
-          <w:numId w:val="24"/>
-        </w:numPr>
-        <w:rPr>
-          <w:rFonts w:ascii="Arial" w:hAnsi="Arial" w:cs="Arial"/>
-          <w:sz w:val="24"/>
-          <w:szCs w:val="24"/>
-        </w:rPr>
-      </w:pPr>
-      <w:r>
-        <w:rPr>
-          <w:rFonts w:ascii="Arial" w:hAnsi="Arial" w:cs="Arial"/>
-          <w:sz w:val="24"/>
-          <w:szCs w:val="24"/>
-        </w:rPr>
-        <w:t>REST API development</w:t>
-      </w:r>
-    </w:p>
-    <w:p>
-      <w:pPr>
-        <w:pStyle w:val="ListParagraph"/>
-        <w:numPr>
-          <w:ilvl w:val="1"/>
-          <w:numId w:val="24"/>
-        </w:numPr>
-        <w:rPr>
-          <w:rFonts w:ascii="Arial" w:hAnsi="Arial" w:cs="Arial"/>
-          <w:sz w:val="24"/>
-          <w:szCs w:val="24"/>
-        </w:rPr>
-      </w:pPr>
-      <w:r>
-        <w:rPr>
-          <w:rFonts w:ascii="Arial" w:hAnsi="Arial" w:cs="Arial"/>
-          <w:sz w:val="24"/>
-          <w:szCs w:val="24"/>
-        </w:rPr>
-        <w:t>Middleware support</w:t>
-      </w:r>
-    </w:p>
-    <w:p>
-      <w:pPr>
-        <w:rPr>
-          <w:rFonts w:ascii="Arial" w:hAnsi="Arial" w:cs="Arial"/>
-          <w:sz w:val="24"/>
-          <w:szCs w:val="24"/>
-        </w:rPr>
-      </w:pPr>
-      <w:r>
-        <w:rPr>
-          <w:rFonts w:ascii="Arial" w:hAnsi="Arial" w:cs="Arial"/>
-          <w:sz w:val="24"/>
-          <w:szCs w:val="24"/>
-        </w:rPr>
-        <w:pict w14:anchorId="3BD1C48D">
-          <v:rect id="_x0000_i1054" style="width:0;height:1.5pt" o:hralign="center" o:hrstd="t" o:hr="t" fillcolor="#a0a0a0" stroked="f"/>
-        </w:pict>
-      </w:r>
-    </w:p>
-    <w:p>
-      <w:pPr>
+      </w:pPr>
+      <w:r>
         <w:rPr>
           <w:rFonts w:ascii="Arial" w:hAnsi="Arial" w:cs="Arial"/>
           <w:b/>
@@ -4954,6 +5537,20 @@
           <w:sz w:val="24"/>
           <w:szCs w:val="24"/>
         </w:rPr>
+        <w:t>5.4 Authentication &amp; Security</w:t>
+      </w:r>
+    </w:p>
+    <w:p>
+      <w:pPr>
+        <w:numPr>
+          <w:ilvl w:val="0"/>
+          <w:numId w:val="26"/>
+        </w:numPr>
+        <w:rPr>
+          <w:rFonts w:ascii="Arial" w:hAnsi="Arial" w:cs="Arial"/>
+          <w:sz w:val="24"/>
+          <w:szCs w:val="24"/>
+        </w:rPr>
       </w:pPr>
       <w:r>
         <w:rPr>
@@ -4963,14 +5560,36 @@
           <w:sz w:val="24"/>
           <w:szCs w:val="24"/>
         </w:rPr>
-        <w:t>5.3 Database</w:t>
+        <w:t>JWT (JSON Web Token)</w:t>
+      </w:r>
+    </w:p>
+    <w:p>
+      <w:pPr>
+        <w:pStyle w:val="ListParagraph"/>
+        <w:numPr>
+          <w:ilvl w:val="1"/>
+          <w:numId w:val="26"/>
+        </w:numPr>
+        <w:rPr>
+          <w:rFonts w:ascii="Arial" w:hAnsi="Arial" w:cs="Arial"/>
+          <w:sz w:val="24"/>
+          <w:szCs w:val="24"/>
+        </w:rPr>
+      </w:pPr>
+      <w:r>
+        <w:rPr>
+          <w:rFonts w:ascii="Arial" w:hAnsi="Arial" w:cs="Arial"/>
+          <w:sz w:val="24"/>
+          <w:szCs w:val="24"/>
+        </w:rPr>
+        <w:t>Token-based authentication</w:t>
       </w:r>
     </w:p>
     <w:p>
       <w:pPr>
         <w:numPr>
           <w:ilvl w:val="0"/>
-          <w:numId w:val="25"/>
+          <w:numId w:val="26"/>
         </w:numPr>
         <w:rPr>
           <w:rFonts w:ascii="Arial" w:hAnsi="Arial" w:cs="Arial"/>
@@ -4986,7 +5605,7 @@
           <w:sz w:val="24"/>
           <w:szCs w:val="24"/>
         </w:rPr>
-        <w:t>MongoDB</w:t>
+        <w:t>Bcrypt</w:t>
       </w:r>
     </w:p>
     <w:p>
@@ -4994,58 +5613,44 @@
         <w:pStyle w:val="ListParagraph"/>
         <w:numPr>
           <w:ilvl w:val="1"/>
-          <w:numId w:val="25"/>
-        </w:numPr>
-        <w:rPr>
-          <w:rFonts w:ascii="Arial" w:hAnsi="Arial" w:cs="Arial"/>
-          <w:sz w:val="24"/>
-          <w:szCs w:val="24"/>
-        </w:rPr>
-      </w:pPr>
-      <w:r>
-        <w:rPr>
-          <w:rFonts w:ascii="Arial" w:hAnsi="Arial" w:cs="Arial"/>
-          <w:sz w:val="24"/>
-          <w:szCs w:val="24"/>
-        </w:rPr>
-        <w:t>NoSQL database</w:t>
-      </w:r>
-    </w:p>
-    <w:p>
-      <w:pPr>
-        <w:pStyle w:val="ListParagraph"/>
-        <w:numPr>
-          <w:ilvl w:val="1"/>
-          <w:numId w:val="25"/>
-        </w:numPr>
-        <w:rPr>
-          <w:rFonts w:ascii="Arial" w:hAnsi="Arial" w:cs="Arial"/>
-          <w:sz w:val="24"/>
-          <w:szCs w:val="24"/>
-        </w:rPr>
-      </w:pPr>
-      <w:r>
-        <w:rPr>
-          <w:rFonts w:ascii="Arial" w:hAnsi="Arial" w:cs="Arial"/>
-          <w:sz w:val="24"/>
-          <w:szCs w:val="24"/>
-        </w:rPr>
-        <w:t>Flexible document schema</w:t>
-      </w:r>
-    </w:p>
-    <w:p>
-      <w:pPr>
-        <w:numPr>
-          <w:ilvl w:val="0"/>
-          <w:numId w:val="25"/>
-        </w:numPr>
-        <w:rPr>
-          <w:rFonts w:ascii="Arial" w:hAnsi="Arial" w:cs="Arial"/>
-          <w:sz w:val="24"/>
-          <w:szCs w:val="24"/>
-        </w:rPr>
-      </w:pPr>
-      <w:r>
+          <w:numId w:val="26"/>
+        </w:numPr>
+        <w:rPr>
+          <w:rFonts w:ascii="Arial" w:hAnsi="Arial" w:cs="Arial"/>
+          <w:sz w:val="24"/>
+          <w:szCs w:val="24"/>
+        </w:rPr>
+      </w:pPr>
+      <w:r>
+        <w:rPr>
+          <w:rFonts w:ascii="Arial" w:hAnsi="Arial" w:cs="Arial"/>
+          <w:sz w:val="24"/>
+          <w:szCs w:val="24"/>
+        </w:rPr>
+        <w:t>Secure password hashing</w:t>
+      </w:r>
+    </w:p>
+    <w:p>
+      <w:pPr>
+        <w:rPr>
+          <w:rFonts w:ascii="Arial" w:hAnsi="Arial" w:cs="Arial"/>
+          <w:sz w:val="24"/>
+          <w:szCs w:val="24"/>
+        </w:rPr>
+      </w:pPr>
+      <w:r>
+        <w:rPr>
+          <w:rFonts w:ascii="Arial" w:hAnsi="Arial" w:cs="Arial"/>
+          <w:sz w:val="24"/>
+          <w:szCs w:val="24"/>
+        </w:rPr>
+        <w:pict w14:anchorId="1366869C">
+          <v:rect id="_x0000_i1055" style="width:0;height:1.5pt" o:hralign="center" o:hrstd="t" o:hr="t" fillcolor="#a0a0a0" stroked="f"/>
+        </w:pict>
+      </w:r>
+    </w:p>
+    <w:p>
+      <w:pPr>
         <w:rPr>
           <w:rFonts w:ascii="Arial" w:hAnsi="Arial" w:cs="Arial"/>
           <w:b/>
@@ -5053,74 +5658,8 @@
           <w:sz w:val="24"/>
           <w:szCs w:val="24"/>
         </w:rPr>
-        <w:t>Mongoose</w:t>
-      </w:r>
-    </w:p>
-    <w:p>
-      <w:pPr>
-        <w:pStyle w:val="ListParagraph"/>
-        <w:numPr>
-          <w:ilvl w:val="1"/>
-          <w:numId w:val="25"/>
-        </w:numPr>
-        <w:rPr>
-          <w:rFonts w:ascii="Arial" w:hAnsi="Arial" w:cs="Arial"/>
-          <w:sz w:val="24"/>
-          <w:szCs w:val="24"/>
-        </w:rPr>
-      </w:pPr>
-      <w:r>
-        <w:rPr>
-          <w:rFonts w:ascii="Arial" w:hAnsi="Arial" w:cs="Arial"/>
-          <w:sz w:val="24"/>
-          <w:szCs w:val="24"/>
-        </w:rPr>
-        <w:t>Schema modeling</w:t>
-      </w:r>
-    </w:p>
-    <w:p>
-      <w:pPr>
-        <w:pStyle w:val="ListParagraph"/>
-        <w:numPr>
-          <w:ilvl w:val="1"/>
-          <w:numId w:val="25"/>
-        </w:numPr>
-        <w:rPr>
-          <w:rFonts w:ascii="Arial" w:hAnsi="Arial" w:cs="Arial"/>
-          <w:sz w:val="24"/>
-          <w:szCs w:val="24"/>
-        </w:rPr>
-      </w:pPr>
-      <w:r>
-        <w:rPr>
-          <w:rFonts w:ascii="Arial" w:hAnsi="Arial" w:cs="Arial"/>
-          <w:sz w:val="24"/>
-          <w:szCs w:val="24"/>
-        </w:rPr>
-        <w:t>Data validation</w:t>
-      </w:r>
-    </w:p>
-    <w:p>
-      <w:pPr>
-        <w:rPr>
-          <w:rFonts w:ascii="Arial" w:hAnsi="Arial" w:cs="Arial"/>
-          <w:sz w:val="24"/>
-          <w:szCs w:val="24"/>
-        </w:rPr>
-      </w:pPr>
-      <w:r>
-        <w:rPr>
-          <w:rFonts w:ascii="Arial" w:hAnsi="Arial" w:cs="Arial"/>
-          <w:sz w:val="24"/>
-          <w:szCs w:val="24"/>
-        </w:rPr>
-        <w:pict w14:anchorId="796E314E">
-          <v:rect id="_x0000_i1055" style="width:0;height:1.5pt" o:hralign="center" o:hrstd="t" o:hr="t" fillcolor="#a0a0a0" stroked="f"/>
-        </w:pict>
-      </w:r>
-    </w:p>
-    <w:p>
-      <w:pPr>
+      </w:pPr>
+      <w:r>
         <w:rPr>
           <w:rFonts w:ascii="Arial" w:hAnsi="Arial" w:cs="Arial"/>
           <w:b/>
@@ -5128,6 +5667,20 @@
           <w:sz w:val="24"/>
           <w:szCs w:val="24"/>
         </w:rPr>
+        <w:t>5.5 Payment Integration</w:t>
+      </w:r>
+    </w:p>
+    <w:p>
+      <w:pPr>
+        <w:numPr>
+          <w:ilvl w:val="0"/>
+          <w:numId w:val="27"/>
+        </w:numPr>
+        <w:rPr>
+          <w:rFonts w:ascii="Arial" w:hAnsi="Arial" w:cs="Arial"/>
+          <w:sz w:val="24"/>
+          <w:szCs w:val="24"/>
+        </w:rPr>
       </w:pPr>
       <w:r>
         <w:rPr>
@@ -5137,22 +5690,75 @@
           <w:sz w:val="24"/>
           <w:szCs w:val="24"/>
         </w:rPr>
-        <w:t>5.4 Authentication &amp; Security</w:t>
-      </w:r>
-    </w:p>
-    <w:p>
-      <w:pPr>
-        <w:numPr>
-          <w:ilvl w:val="0"/>
-          <w:numId w:val="26"/>
-        </w:numPr>
-        <w:rPr>
-          <w:rFonts w:ascii="Arial" w:hAnsi="Arial" w:cs="Arial"/>
-          <w:sz w:val="24"/>
-          <w:szCs w:val="24"/>
-        </w:rPr>
-      </w:pPr>
-      <w:r>
+        <w:t>Razorpay</w:t>
+      </w:r>
+    </w:p>
+    <w:p>
+      <w:pPr>
+        <w:pStyle w:val="ListParagraph"/>
+        <w:numPr>
+          <w:ilvl w:val="1"/>
+          <w:numId w:val="27"/>
+        </w:numPr>
+        <w:rPr>
+          <w:rFonts w:ascii="Arial" w:hAnsi="Arial" w:cs="Arial"/>
+          <w:sz w:val="24"/>
+          <w:szCs w:val="24"/>
+        </w:rPr>
+      </w:pPr>
+      <w:r>
+        <w:rPr>
+          <w:rFonts w:ascii="Arial" w:hAnsi="Arial" w:cs="Arial"/>
+          <w:sz w:val="24"/>
+          <w:szCs w:val="24"/>
+        </w:rPr>
+        <w:t>Online payment gateway</w:t>
+      </w:r>
+    </w:p>
+    <w:p>
+      <w:pPr>
+        <w:pStyle w:val="ListParagraph"/>
+        <w:numPr>
+          <w:ilvl w:val="1"/>
+          <w:numId w:val="27"/>
+        </w:numPr>
+        <w:rPr>
+          <w:rFonts w:ascii="Arial" w:hAnsi="Arial" w:cs="Arial"/>
+          <w:sz w:val="24"/>
+          <w:szCs w:val="24"/>
+        </w:rPr>
+      </w:pPr>
+      <w:r>
+        <w:rPr>
+          <w:rFonts w:ascii="Arial" w:hAnsi="Arial" w:cs="Arial"/>
+          <w:sz w:val="24"/>
+          <w:szCs w:val="24"/>
+        </w:rPr>
+        <w:t>Secure transactions</w:t>
+      </w:r>
+    </w:p>
+    <w:p>
+      <w:pPr>
+        <w:rPr>
+          <w:rFonts w:ascii="Arial" w:hAnsi="Arial" w:cs="Arial"/>
+          <w:sz w:val="24"/>
+          <w:szCs w:val="24"/>
+        </w:rPr>
+      </w:pPr>
+      <w:r>
+        <w:rPr>
+          <w:rFonts w:ascii="Arial" w:hAnsi="Arial" w:cs="Arial"/>
+          <w:sz w:val="24"/>
+          <w:szCs w:val="24"/>
+        </w:rPr>
+        <w:lastRenderedPageBreak/>
+        <w:pict w14:anchorId="5F46B928">
+          <v:rect id="_x0000_i1056" style="width:0;height:1.5pt" o:hralign="center" o:hrstd="t" o:hr="t" fillcolor="#a0a0a0" stroked="f"/>
+        </w:pict>
+      </w:r>
+    </w:p>
+    <w:p>
+      <w:pPr>
         <w:rPr>
           <w:rFonts w:ascii="Arial" w:hAnsi="Arial" w:cs="Arial"/>
           <w:b/>
@@ -5160,42 +5766,6 @@
           <w:sz w:val="24"/>
           <w:szCs w:val="24"/>
         </w:rPr>
-        <w:t>JWT (JSON Web Token)</w:t>
-      </w:r>
-    </w:p>
-    <w:p>
-      <w:pPr>
-        <w:pStyle w:val="ListParagraph"/>
-        <w:numPr>
-          <w:ilvl w:val="1"/>
-          <w:numId w:val="26"/>
-        </w:numPr>
-        <w:rPr>
-          <w:rFonts w:ascii="Arial" w:hAnsi="Arial" w:cs="Arial"/>
-          <w:sz w:val="24"/>
-          <w:szCs w:val="24"/>
-        </w:rPr>
-      </w:pPr>
-      <w:r>
-        <w:rPr>
-          <w:rFonts w:ascii="Arial" w:hAnsi="Arial" w:cs="Arial"/>
-          <w:sz w:val="24"/>
-          <w:szCs w:val="24"/>
-        </w:rPr>
-        <w:t>Token-based authentication</w:t>
-      </w:r>
-    </w:p>
-    <w:p>
-      <w:pPr>
-        <w:numPr>
-          <w:ilvl w:val="0"/>
-          <w:numId w:val="26"/>
-        </w:numPr>
-        <w:rPr>
-          <w:rFonts w:ascii="Arial" w:hAnsi="Arial" w:cs="Arial"/>
-          <w:sz w:val="24"/>
-          <w:szCs w:val="24"/>
-        </w:rPr>
       </w:pPr>
       <w:r>
         <w:rPr>
@@ -5205,48 +5775,7 @@
           <w:sz w:val="24"/>
           <w:szCs w:val="24"/>
         </w:rPr>
-        <w:t>Bcrypt</w:t>
-      </w:r>
-    </w:p>
-    <w:p>
-      <w:pPr>
-        <w:pStyle w:val="ListParagraph"/>
-        <w:numPr>
-          <w:ilvl w:val="1"/>
-          <w:numId w:val="26"/>
-        </w:numPr>
-        <w:rPr>
-          <w:rFonts w:ascii="Arial" w:hAnsi="Arial" w:cs="Arial"/>
-          <w:sz w:val="24"/>
-          <w:szCs w:val="24"/>
-        </w:rPr>
-      </w:pPr>
-      <w:r>
-        <w:rPr>
-          <w:rFonts w:ascii="Arial" w:hAnsi="Arial" w:cs="Arial"/>
-          <w:sz w:val="24"/>
-          <w:szCs w:val="24"/>
-        </w:rPr>
-        <w:t>Secure password hashing</w:t>
-      </w:r>
-    </w:p>
-    <w:p>
-      <w:pPr>
-        <w:rPr>
-          <w:rFonts w:ascii="Arial" w:hAnsi="Arial" w:cs="Arial"/>
-          <w:sz w:val="24"/>
-          <w:szCs w:val="24"/>
-        </w:rPr>
-      </w:pPr>
-      <w:r>
-        <w:rPr>
-          <w:rFonts w:ascii="Arial" w:hAnsi="Arial" w:cs="Arial"/>
-          <w:sz w:val="24"/>
-          <w:szCs w:val="24"/>
-        </w:rPr>
-        <w:pict w14:anchorId="1366869C">
-          <v:rect id="_x0000_i1056" style="width:0;height:1.5pt" o:hralign="center" o:hrstd="t" o:hr="t" fillcolor="#a0a0a0" stroked="f"/>
-        </w:pict>
+        <w:t>5.6 Email Notification</w:t>
       </w:r>
     </w:p>
     <w:p>
@@ -5267,22 +5796,86 @@
           <w:sz w:val="24"/>
           <w:szCs w:val="24"/>
         </w:rPr>
-        <w:t>5.5 Payment Integration</w:t>
-      </w:r>
-    </w:p>
-    <w:p>
-      <w:pPr>
+        <w:t>• Nodemailer</w:t>
+      </w:r>
+    </w:p>
+    <w:p>
+      <w:pPr>
+        <w:pStyle w:val="ListParagraph"/>
         <w:numPr>
           <w:ilvl w:val="0"/>
-          <w:numId w:val="27"/>
-        </w:numPr>
-        <w:rPr>
-          <w:rFonts w:ascii="Arial" w:hAnsi="Arial" w:cs="Arial"/>
-          <w:sz w:val="24"/>
-          <w:szCs w:val="24"/>
-        </w:rPr>
-      </w:pPr>
-      <w:r>
+          <w:numId w:val="38"/>
+        </w:numPr>
+        <w:rPr>
+          <w:rFonts w:ascii="Arial" w:hAnsi="Arial" w:cs="Arial"/>
+          <w:sz w:val="24"/>
+          <w:szCs w:val="24"/>
+        </w:rPr>
+      </w:pPr>
+      <w:r>
+        <w:rPr>
+          <w:rFonts w:ascii="Arial" w:hAnsi="Arial" w:cs="Arial"/>
+          <w:sz w:val="24"/>
+          <w:szCs w:val="24"/>
+        </w:rPr>
+        <w:t>Server-side email sending</w:t>
+      </w:r>
+    </w:p>
+    <w:p>
+      <w:pPr>
+        <w:pStyle w:val="ListParagraph"/>
+        <w:numPr>
+          <w:ilvl w:val="0"/>
+          <w:numId w:val="38"/>
+        </w:numPr>
+        <w:rPr>
+          <w:rFonts w:ascii="Arial" w:hAnsi="Arial" w:cs="Arial"/>
+          <w:sz w:val="24"/>
+          <w:szCs w:val="24"/>
+        </w:rPr>
+      </w:pPr>
+      <w:r>
+        <w:rPr>
+          <w:rFonts w:ascii="Arial" w:hAnsi="Arial" w:cs="Arial"/>
+          <w:sz w:val="24"/>
+          <w:szCs w:val="24"/>
+        </w:rPr>
+        <w:t>SMTP integration</w:t>
+      </w:r>
+    </w:p>
+    <w:p>
+      <w:pPr>
+        <w:pStyle w:val="ListParagraph"/>
+        <w:numPr>
+          <w:ilvl w:val="0"/>
+          <w:numId w:val="38"/>
+        </w:numPr>
+        <w:rPr>
+          <w:rFonts w:ascii="Arial" w:hAnsi="Arial" w:cs="Arial"/>
+          <w:sz w:val="24"/>
+          <w:szCs w:val="24"/>
+        </w:rPr>
+      </w:pPr>
+      <w:r>
+        <w:rPr>
+          <w:rFonts w:ascii="Arial" w:hAnsi="Arial" w:cs="Arial"/>
+          <w:sz w:val="24"/>
+          <w:szCs w:val="24"/>
+        </w:rPr>
+        <w:t>Automated transactional emails (OTP, password reset, order confirmation, etc.)</w:t>
+      </w:r>
+    </w:p>
+    <w:p>
+      <w:pPr>
+        <w:rPr>
+          <w:rFonts w:ascii="Arial" w:hAnsi="Arial" w:cs="Arial"/>
+          <w:sz w:val="24"/>
+          <w:szCs w:val="24"/>
+        </w:rPr>
+      </w:pPr>
+    </w:p>
+    <w:p>
+      <w:pPr>
         <w:rPr>
           <w:rFonts w:ascii="Arial" w:hAnsi="Arial" w:cs="Arial"/>
           <w:b/>
@@ -5290,74 +5883,8 @@
           <w:sz w:val="24"/>
           <w:szCs w:val="24"/>
         </w:rPr>
-        <w:t>Razorpay</w:t>
-      </w:r>
-    </w:p>
-    <w:p>
-      <w:pPr>
-        <w:pStyle w:val="ListParagraph"/>
-        <w:numPr>
-          <w:ilvl w:val="1"/>
-          <w:numId w:val="27"/>
-        </w:numPr>
-        <w:rPr>
-          <w:rFonts w:ascii="Arial" w:hAnsi="Arial" w:cs="Arial"/>
-          <w:sz w:val="24"/>
-          <w:szCs w:val="24"/>
-        </w:rPr>
-      </w:pPr>
-      <w:r>
-        <w:rPr>
-          <w:rFonts w:ascii="Arial" w:hAnsi="Arial" w:cs="Arial"/>
-          <w:sz w:val="24"/>
-          <w:szCs w:val="24"/>
-        </w:rPr>
-        <w:t>Online payment gateway</w:t>
-      </w:r>
-    </w:p>
-    <w:p>
-      <w:pPr>
-        <w:pStyle w:val="ListParagraph"/>
-        <w:numPr>
-          <w:ilvl w:val="1"/>
-          <w:numId w:val="27"/>
-        </w:numPr>
-        <w:rPr>
-          <w:rFonts w:ascii="Arial" w:hAnsi="Arial" w:cs="Arial"/>
-          <w:sz w:val="24"/>
-          <w:szCs w:val="24"/>
-        </w:rPr>
-      </w:pPr>
-      <w:r>
-        <w:rPr>
-          <w:rFonts w:ascii="Arial" w:hAnsi="Arial" w:cs="Arial"/>
-          <w:sz w:val="24"/>
-          <w:szCs w:val="24"/>
-        </w:rPr>
-        <w:t>Secure transactions</w:t>
-      </w:r>
-    </w:p>
-    <w:p>
-      <w:pPr>
-        <w:rPr>
-          <w:rFonts w:ascii="Arial" w:hAnsi="Arial" w:cs="Arial"/>
-          <w:sz w:val="24"/>
-          <w:szCs w:val="24"/>
-        </w:rPr>
-      </w:pPr>
-      <w:r>
-        <w:rPr>
-          <w:rFonts w:ascii="Arial" w:hAnsi="Arial" w:cs="Arial"/>
-          <w:sz w:val="24"/>
-          <w:szCs w:val="24"/>
-        </w:rPr>
-        <w:pict w14:anchorId="5F46B928">
-          <v:rect id="_x0000_i1057" style="width:0;height:1.5pt" o:hralign="center" o:hrstd="t" o:hr="t" fillcolor="#a0a0a0" stroked="f"/>
-        </w:pict>
-      </w:r>
-    </w:p>
-    <w:p>
-      <w:pPr>
+      </w:pPr>
+      <w:r>
         <w:rPr>
           <w:rFonts w:ascii="Arial" w:hAnsi="Arial" w:cs="Arial"/>
           <w:b/>
@@ -5365,7 +5892,8 @@
           <w:sz w:val="24"/>
           <w:szCs w:val="24"/>
         </w:rPr>
-      </w:pPr>
+        <w:t xml:space="preserve">5.7 </w:t>
+      </w:r>
       <w:r>
         <w:rPr>
           <w:rFonts w:ascii="Arial" w:hAnsi="Arial" w:cs="Arial"/>
@@ -5374,7 +5902,73 @@
           <w:sz w:val="24"/>
           <w:szCs w:val="24"/>
         </w:rPr>
-        <w:t>5.6 Email Notification</w:t>
+        <w:t xml:space="preserve"> Caching Layer</w:t>
+      </w:r>
+    </w:p>
+    <w:p>
+      <w:pPr>
+        <w:pStyle w:val="ListParagraph"/>
+        <w:numPr>
+          <w:ilvl w:val="3"/>
+          <w:numId w:val="46"/>
+        </w:numPr>
+        <w:rPr>
+          <w:rFonts w:ascii="Arial" w:hAnsi="Arial" w:cs="Arial"/>
+          <w:sz w:val="24"/>
+          <w:szCs w:val="24"/>
+        </w:rPr>
+      </w:pPr>
+      <w:r>
+        <w:rPr>
+          <w:rFonts w:ascii="Arial" w:hAnsi="Arial" w:cs="Arial"/>
+          <w:sz w:val="24"/>
+          <w:szCs w:val="24"/>
+        </w:rPr>
+        <w:t>Redis</w:t>
+      </w:r>
+    </w:p>
+    <w:p>
+      <w:pPr>
+        <w:pStyle w:val="ListParagraph"/>
+        <w:numPr>
+          <w:ilvl w:val="0"/>
+          <w:numId w:val="46"/>
+        </w:numPr>
+        <w:rPr>
+          <w:rFonts w:ascii="Arial" w:hAnsi="Arial" w:cs="Arial"/>
+          <w:sz w:val="24"/>
+          <w:szCs w:val="24"/>
+        </w:rPr>
+      </w:pPr>
+      <w:r>
+        <w:rPr>
+          <w:rFonts w:ascii="Arial" w:hAnsi="Arial" w:cs="Arial"/>
+          <w:sz w:val="24"/>
+          <w:szCs w:val="24"/>
+        </w:rPr>
+        <w:t>Cache frequently accessed data (doctor list, slots)</w:t>
+      </w:r>
+    </w:p>
+    <w:p>
+      <w:pPr>
+        <w:pStyle w:val="ListParagraph"/>
+        <w:numPr>
+          <w:ilvl w:val="0"/>
+          <w:numId w:val="46"/>
+        </w:numPr>
+        <w:rPr>
+          <w:rFonts w:ascii="Arial" w:hAnsi="Arial" w:cs="Arial"/>
+          <w:sz w:val="24"/>
+          <w:szCs w:val="24"/>
+        </w:rPr>
+      </w:pPr>
+      <w:r>
+        <w:rPr>
+          <w:rFonts w:ascii="Arial" w:hAnsi="Arial" w:cs="Arial"/>
+          <w:sz w:val="24"/>
+          <w:szCs w:val="24"/>
+        </w:rPr>
+        <w:t>Improve API performance</w:t>
       </w:r>
     </w:p>
     <w:p>
@@ -5395,7 +5989,7 @@
           <w:sz w:val="24"/>
           <w:szCs w:val="24"/>
         </w:rPr>
-        <w:t>• Nodemailer</w:t>
+        <w:t>5. Containerization</w:t>
       </w:r>
     </w:p>
     <w:p>
@@ -5403,21 +5997,21 @@
         <w:pStyle w:val="ListParagraph"/>
         <w:numPr>
           <w:ilvl w:val="0"/>
-          <w:numId w:val="38"/>
-        </w:numPr>
-        <w:rPr>
-          <w:rFonts w:ascii="Arial" w:hAnsi="Arial" w:cs="Arial"/>
-          <w:sz w:val="24"/>
-          <w:szCs w:val="24"/>
-        </w:rPr>
-      </w:pPr>
-      <w:r>
-        <w:rPr>
-          <w:rFonts w:ascii="Arial" w:hAnsi="Arial" w:cs="Arial"/>
-          <w:sz w:val="24"/>
-          <w:szCs w:val="24"/>
-        </w:rPr>
-        <w:t>Server-side email sending</w:t>
+          <w:numId w:val="52"/>
+        </w:numPr>
+        <w:rPr>
+          <w:rFonts w:ascii="Arial" w:hAnsi="Arial" w:cs="Arial"/>
+          <w:sz w:val="24"/>
+          <w:szCs w:val="24"/>
+        </w:rPr>
+      </w:pPr>
+      <w:r>
+        <w:rPr>
+          <w:rFonts w:ascii="Arial" w:hAnsi="Arial" w:cs="Arial"/>
+          <w:sz w:val="24"/>
+          <w:szCs w:val="24"/>
+        </w:rPr>
+        <w:t>Docker</w:t>
       </w:r>
     </w:p>
     <w:p>
@@ -5425,21 +6019,21 @@
         <w:pStyle w:val="ListParagraph"/>
         <w:numPr>
           <w:ilvl w:val="0"/>
-          <w:numId w:val="38"/>
-        </w:numPr>
-        <w:rPr>
-          <w:rFonts w:ascii="Arial" w:hAnsi="Arial" w:cs="Arial"/>
-          <w:sz w:val="24"/>
-          <w:szCs w:val="24"/>
-        </w:rPr>
-      </w:pPr>
-      <w:r>
-        <w:rPr>
-          <w:rFonts w:ascii="Arial" w:hAnsi="Arial" w:cs="Arial"/>
-          <w:sz w:val="24"/>
-          <w:szCs w:val="24"/>
-        </w:rPr>
-        <w:t>SMTP integration</w:t>
+          <w:numId w:val="55"/>
+        </w:numPr>
+        <w:rPr>
+          <w:rFonts w:ascii="Arial" w:hAnsi="Arial" w:cs="Arial"/>
+          <w:sz w:val="24"/>
+          <w:szCs w:val="24"/>
+        </w:rPr>
+      </w:pPr>
+      <w:r>
+        <w:rPr>
+          <w:rFonts w:ascii="Arial" w:hAnsi="Arial" w:cs="Arial"/>
+          <w:sz w:val="24"/>
+          <w:szCs w:val="24"/>
+        </w:rPr>
+        <w:t>Containerized services (Frontend, Backend, MongoDB, Redis)</w:t>
       </w:r>
     </w:p>
     <w:p>
@@ -5447,38 +6041,21 @@
         <w:pStyle w:val="ListParagraph"/>
         <w:numPr>
           <w:ilvl w:val="0"/>
-          <w:numId w:val="38"/>
-        </w:numPr>
-        <w:rPr>
-          <w:rFonts w:ascii="Arial" w:hAnsi="Arial" w:cs="Arial"/>
-          <w:sz w:val="24"/>
-          <w:szCs w:val="24"/>
-        </w:rPr>
-      </w:pPr>
-      <w:r>
-        <w:rPr>
-          <w:rFonts w:ascii="Arial" w:hAnsi="Arial" w:cs="Arial"/>
-          <w:sz w:val="24"/>
-          <w:szCs w:val="24"/>
-        </w:rPr>
-        <w:t>Automated transactional emails (OTP, password reset, order confirmation, etc.)</w:t>
-      </w:r>
-    </w:p>
-    <w:p>
-      <w:pPr>
-        <w:rPr>
-          <w:rFonts w:ascii="Arial" w:hAnsi="Arial" w:cs="Arial"/>
-          <w:sz w:val="24"/>
-          <w:szCs w:val="24"/>
-        </w:rPr>
-      </w:pPr>
-      <w:r>
-        <w:rPr>
-          <w:rFonts w:ascii="Arial" w:hAnsi="Arial" w:cs="Arial"/>
-          <w:sz w:val="24"/>
-          <w:szCs w:val="24"/>
-        </w:rPr>
-        <w:br w:type="page"/>
+          <w:numId w:val="55"/>
+        </w:numPr>
+        <w:rPr>
+          <w:rFonts w:ascii="Arial" w:hAnsi="Arial" w:cs="Arial"/>
+          <w:sz w:val="24"/>
+          <w:szCs w:val="24"/>
+        </w:rPr>
+      </w:pPr>
+      <w:r>
+        <w:rPr>
+          <w:rFonts w:ascii="Arial" w:hAnsi="Arial" w:cs="Arial"/>
+          <w:sz w:val="24"/>
+          <w:szCs w:val="24"/>
+        </w:rPr>
+        <w:t>Easy deployment &amp; environment consistency</w:t>
       </w:r>
     </w:p>
     <w:p>
@@ -5499,7 +6076,131 @@
           <w:sz w:val="24"/>
           <w:szCs w:val="24"/>
         </w:rPr>
-        <w:lastRenderedPageBreak/>
+        <w:t>6. Reverse Proxy &amp; Load Balancer (NEW)</w:t>
+      </w:r>
+    </w:p>
+    <w:p>
+      <w:pPr>
+        <w:rPr>
+          <w:rFonts w:ascii="Arial" w:hAnsi="Arial" w:cs="Arial"/>
+          <w:sz w:val="24"/>
+          <w:szCs w:val="24"/>
+        </w:rPr>
+      </w:pPr>
+      <w:r>
+        <w:rPr>
+          <w:rFonts w:ascii="Arial" w:hAnsi="Arial" w:cs="Arial"/>
+          <w:sz w:val="24"/>
+          <w:szCs w:val="24"/>
+        </w:rPr>
+        <w:t>• NGINX</w:t>
+      </w:r>
+    </w:p>
+    <w:p>
+      <w:pPr>
+        <w:numPr>
+          <w:ilvl w:val="0"/>
+          <w:numId w:val="39"/>
+        </w:numPr>
+        <w:rPr>
+          <w:rFonts w:ascii="Arial" w:hAnsi="Arial" w:cs="Arial"/>
+          <w:sz w:val="24"/>
+          <w:szCs w:val="24"/>
+        </w:rPr>
+      </w:pPr>
+      <w:r>
+        <w:rPr>
+          <w:rFonts w:ascii="Arial" w:hAnsi="Arial" w:cs="Arial"/>
+          <w:sz w:val="24"/>
+          <w:szCs w:val="24"/>
+        </w:rPr>
+        <w:t>Reverse proxy for backend APIs</w:t>
+      </w:r>
+    </w:p>
+    <w:p>
+      <w:pPr>
+        <w:numPr>
+          <w:ilvl w:val="0"/>
+          <w:numId w:val="39"/>
+        </w:numPr>
+        <w:rPr>
+          <w:rFonts w:ascii="Arial" w:hAnsi="Arial" w:cs="Arial"/>
+          <w:sz w:val="24"/>
+          <w:szCs w:val="24"/>
+        </w:rPr>
+      </w:pPr>
+      <w:r>
+        <w:rPr>
+          <w:rFonts w:ascii="Arial" w:hAnsi="Arial" w:cs="Arial"/>
+          <w:sz w:val="24"/>
+          <w:szCs w:val="24"/>
+        </w:rPr>
+        <w:t>Load balancing multiple Node.js instances</w:t>
+      </w:r>
+    </w:p>
+    <w:p>
+      <w:pPr>
+        <w:numPr>
+          <w:ilvl w:val="0"/>
+          <w:numId w:val="39"/>
+        </w:numPr>
+        <w:rPr>
+          <w:rFonts w:ascii="Arial" w:hAnsi="Arial" w:cs="Arial"/>
+        </w:rPr>
+      </w:pPr>
+      <w:r>
+        <w:rPr>
+          <w:rFonts w:ascii="Arial" w:hAnsi="Arial" w:cs="Arial"/>
+          <w:sz w:val="24"/>
+          <w:szCs w:val="24"/>
+        </w:rPr>
+        <w:t>SSL termination</w:t>
+      </w:r>
+    </w:p>
+    <w:p>
+      <w:pPr>
+        <w:rPr>
+          <w:rFonts w:ascii="Arial" w:hAnsi="Arial" w:cs="Arial"/>
+          <w:sz w:val="24"/>
+          <w:szCs w:val="24"/>
+        </w:rPr>
+      </w:pPr>
+      <w:r>
+        <w:rPr>
+          <w:rFonts w:ascii="Arial" w:hAnsi="Arial" w:cs="Arial"/>
+          <w:sz w:val="24"/>
+          <w:szCs w:val="24"/>
+        </w:rPr>
+        <w:br w:type="page"/>
+      </w:r>
+    </w:p>
+    <w:p>
+      <w:pPr>
+        <w:rPr>
+          <w:rFonts w:ascii="Arial" w:hAnsi="Arial" w:cs="Arial"/>
+          <w:sz w:val="24"/>
+          <w:szCs w:val="24"/>
+        </w:rPr>
+      </w:pPr>
+    </w:p>
+    <w:p>
+      <w:pPr>
+        <w:rPr>
+          <w:rFonts w:ascii="Arial" w:hAnsi="Arial" w:cs="Arial"/>
+          <w:b/>
+          <w:bCs/>
+          <w:sz w:val="24"/>
+          <w:szCs w:val="24"/>
+        </w:rPr>
+      </w:pPr>
+      <w:r>
+        <w:rPr>
+          <w:rFonts w:ascii="Arial" w:hAnsi="Arial" w:cs="Arial"/>
+          <w:b/>
+          <w:bCs/>
+          <w:sz w:val="24"/>
+          <w:szCs w:val="24"/>
+        </w:rPr>
         <w:t>6️</w:t>
       </w:r>
       <w:r>
@@ -5630,6 +6331,48 @@
     </w:p>
     <w:p>
       <w:pPr>
+        <w:numPr>
+          <w:ilvl w:val="0"/>
+          <w:numId w:val="28"/>
+        </w:numPr>
+        <w:rPr>
+          <w:rFonts w:ascii="Arial" w:hAnsi="Arial" w:cs="Arial"/>
+          <w:sz w:val="24"/>
+          <w:szCs w:val="24"/>
+        </w:rPr>
+      </w:pPr>
+      <w:r>
+        <w:rPr>
+          <w:rFonts w:ascii="Arial" w:hAnsi="Arial" w:cs="Arial"/>
+          <w:sz w:val="24"/>
+          <w:szCs w:val="24"/>
+        </w:rPr>
+        <w:t xml:space="preserve">Reviews </w:t>
+      </w:r>
+    </w:p>
+    <w:p>
+      <w:pPr>
+        <w:numPr>
+          <w:ilvl w:val="0"/>
+          <w:numId w:val="28"/>
+        </w:numPr>
+        <w:rPr>
+          <w:rFonts w:ascii="Arial" w:hAnsi="Arial" w:cs="Arial"/>
+          <w:sz w:val="24"/>
+          <w:szCs w:val="24"/>
+        </w:rPr>
+      </w:pPr>
+      <w:r>
+        <w:rPr>
+          <w:rFonts w:ascii="Arial" w:hAnsi="Arial" w:cs="Arial"/>
+          <w:sz w:val="24"/>
+          <w:szCs w:val="24"/>
+        </w:rPr>
+        <w:t>Prescription</w:t>
+      </w:r>
+    </w:p>
+    <w:p>
+      <w:pPr>
         <w:rPr>
           <w:rFonts w:ascii="Arial" w:hAnsi="Arial" w:cs="Arial"/>
           <w:sz w:val="24"/>
@@ -5660,7 +6403,7 @@
           <w:szCs w:val="24"/>
         </w:rPr>
         <w:pict w14:anchorId="373A0CFF">
-          <v:rect id="_x0000_i1058" style="width:0;height:1.5pt" o:hralign="center" o:hrstd="t" o:hr="t" fillcolor="#a0a0a0" stroked="f"/>
+          <v:rect id="_x0000_i1057" style="width:0;height:1.5pt" o:hralign="center" o:hrstd="t" o:hr="t" fillcolor="#a0a0a0" stroked="f"/>
         </w:pict>
       </w:r>
     </w:p>
@@ -5846,7 +6589,7 @@
           <w:szCs w:val="24"/>
         </w:rPr>
         <w:pict w14:anchorId="491167D4">
-          <v:rect id="_x0000_i1059" style="width:0;height:1.5pt" o:hralign="center" o:hrstd="t" o:hr="t" fillcolor="#a0a0a0" stroked="f"/>
+          <v:rect id="_x0000_i1058" style="width:0;height:1.5pt" o:hralign="center" o:hrstd="t" o:hr="t" fillcolor="#a0a0a0" stroked="f"/>
         </w:pict>
       </w:r>
     </w:p>
@@ -5877,6 +6620,155 @@
     </w:pict>
   </w:numPicBullet>
   <w:abstractNum w:abstractNumId="0" w15:restartNumberingAfterBreak="0">
+    <w:nsid w:val="03737721"/>
+    <w:multiLevelType w:val="multilevel"/>
+    <w:tmpl w:val="7E9CCF3C"/>
+    <w:lvl w:ilvl="0">
+      <w:start w:val="1"/>
+      <w:numFmt w:val="bullet"/>
+      <w:lvlText w:val=""/>
+      <w:lvlJc w:val="left"/>
+      <w:pPr>
+        <w:tabs>
+          <w:tab w:val="num" w:pos="720"/>
+        </w:tabs>
+        <w:ind w:left="720" w:hanging="360"/>
+      </w:pPr>
+      <w:rPr>
+        <w:rFonts w:ascii="Symbol" w:hAnsi="Symbol" w:hint="default"/>
+        <w:sz w:val="20"/>
+      </w:rPr>
+    </w:lvl>
+    <w:lvl w:ilvl="1" w:tentative="1">
+      <w:start w:val="1"/>
+      <w:numFmt w:val="bullet"/>
+      <w:lvlText w:val="o"/>
+      <w:lvlJc w:val="left"/>
+      <w:pPr>
+        <w:tabs>
+          <w:tab w:val="num" w:pos="1440"/>
+        </w:tabs>
+        <w:ind w:left="1440" w:hanging="360"/>
+      </w:pPr>
+      <w:rPr>
+        <w:rFonts w:ascii="Courier New" w:hAnsi="Courier New" w:hint="default"/>
+        <w:sz w:val="20"/>
+      </w:rPr>
+    </w:lvl>
+    <w:lvl w:ilvl="2" w:tentative="1">
+      <w:start w:val="1"/>
+      <w:numFmt w:val="bullet"/>
+      <w:lvlText w:val=""/>
+      <w:lvlJc w:val="left"/>
+      <w:pPr>
+        <w:tabs>
+          <w:tab w:val="num" w:pos="2160"/>
+        </w:tabs>
+        <w:ind w:left="2160" w:hanging="360"/>
+      </w:pPr>
+      <w:rPr>
+        <w:rFonts w:ascii="Wingdings" w:hAnsi="Wingdings" w:hint="default"/>
+        <w:sz w:val="20"/>
+      </w:rPr>
+    </w:lvl>
+    <w:lvl w:ilvl="3" w:tentative="1">
+      <w:start w:val="1"/>
+      <w:numFmt w:val="bullet"/>
+      <w:lvlText w:val=""/>
+      <w:lvlJc w:val="left"/>
+      <w:pPr>
+        <w:tabs>
+          <w:tab w:val="num" w:pos="2880"/>
+        </w:tabs>
+        <w:ind w:left="2880" w:hanging="360"/>
+      </w:pPr>
+      <w:rPr>
+        <w:rFonts w:ascii="Wingdings" w:hAnsi="Wingdings" w:hint="default"/>
+        <w:sz w:val="20"/>
+      </w:rPr>
+    </w:lvl>
+    <w:lvl w:ilvl="4" w:tentative="1">
+      <w:start w:val="1"/>
+      <w:numFmt w:val="bullet"/>
+      <w:lvlText w:val=""/>
+      <w:lvlJc w:val="left"/>
+      <w:pPr>
+        <w:tabs>
+          <w:tab w:val="num" w:pos="3600"/>
+        </w:tabs>
+        <w:ind w:left="3600" w:hanging="360"/>
+      </w:pPr>
+      <w:rPr>
+        <w:rFonts w:ascii="Wingdings" w:hAnsi="Wingdings" w:hint="default"/>
+        <w:sz w:val="20"/>
+      </w:rPr>
+    </w:lvl>
+    <w:lvl w:ilvl="5" w:tentative="1">
+      <w:start w:val="1"/>
+      <w:numFmt w:val="bullet"/>
+      <w:lvlText w:val=""/>
+      <w:lvlJc w:val="left"/>
+      <w:pPr>
+        <w:tabs>
+          <w:tab w:val="num" w:pos="4320"/>
+        </w:tabs>
+        <w:ind w:left="4320" w:hanging="360"/>
+      </w:pPr>
+      <w:rPr>
+        <w:rFonts w:ascii="Wingdings" w:hAnsi="Wingdings" w:hint="default"/>
+        <w:sz w:val="20"/>
+      </w:rPr>
+    </w:lvl>
+    <w:lvl w:ilvl="6" w:tentative="1">
+      <w:start w:val="1"/>
+      <w:numFmt w:val="bullet"/>
+      <w:lvlText w:val=""/>
+      <w:lvlJc w:val="left"/>
+      <w:pPr>
+        <w:tabs>
+          <w:tab w:val="num" w:pos="5040"/>
+        </w:tabs>
+        <w:ind w:left="5040" w:hanging="360"/>
+      </w:pPr>
+      <w:rPr>
+        <w:rFonts w:ascii="Wingdings" w:hAnsi="Wingdings" w:hint="default"/>
+        <w:sz w:val="20"/>
+      </w:rPr>
+    </w:lvl>
+    <w:lvl w:ilvl="7" w:tentative="1">
+      <w:start w:val="1"/>
+      <w:numFmt w:val="bullet"/>
+      <w:lvlText w:val=""/>
+      <w:lvlJc w:val="left"/>
+      <w:pPr>
+        <w:tabs>
+          <w:tab w:val="num" w:pos="5760"/>
+        </w:tabs>
+        <w:ind w:left="5760" w:hanging="360"/>
+      </w:pPr>
+      <w:rPr>
+        <w:rFonts w:ascii="Wingdings" w:hAnsi="Wingdings" w:hint="default"/>
+        <w:sz w:val="20"/>
+      </w:rPr>
+    </w:lvl>
+    <w:lvl w:ilvl="8" w:tentative="1">
+      <w:start w:val="1"/>
+      <w:numFmt w:val="bullet"/>
+      <w:lvlText w:val=""/>
+      <w:lvlJc w:val="left"/>
+      <w:pPr>
+        <w:tabs>
+          <w:tab w:val="num" w:pos="6480"/>
+        </w:tabs>
+        <w:ind w:left="6480" w:hanging="360"/>
+      </w:pPr>
+      <w:rPr>
+        <w:rFonts w:ascii="Wingdings" w:hAnsi="Wingdings" w:hint="default"/>
+        <w:sz w:val="20"/>
+      </w:rPr>
+    </w:lvl>
+  </w:abstractNum>
+  <w:abstractNum w:abstractNumId="1" w15:restartNumberingAfterBreak="0">
     <w:nsid w:val="074F1A07"/>
     <w:multiLevelType w:val="multilevel"/>
     <w:tmpl w:val="7BB8B31C"/>
@@ -6025,7 +6917,7 @@
       </w:rPr>
     </w:lvl>
   </w:abstractNum>
-  <w:abstractNum w:abstractNumId="1" w15:restartNumberingAfterBreak="0">
+  <w:abstractNum w:abstractNumId="2" w15:restartNumberingAfterBreak="0">
     <w:nsid w:val="0BA43DCE"/>
     <w:multiLevelType w:val="multilevel"/>
     <w:tmpl w:val="A230A636"/>
@@ -6045,7 +6937,7 @@
         <w:sz w:val="20"/>
       </w:rPr>
     </w:lvl>
-    <w:lvl w:ilvl="1" w:tentative="1">
+    <w:lvl w:ilvl="1">
       <w:start w:val="1"/>
       <w:numFmt w:val="bullet"/>
       <w:lvlText w:val="o"/>
@@ -6174,7 +7066,7 @@
       </w:rPr>
     </w:lvl>
   </w:abstractNum>
-  <w:abstractNum w:abstractNumId="2" w15:restartNumberingAfterBreak="0">
+  <w:abstractNum w:abstractNumId="3" w15:restartNumberingAfterBreak="0">
     <w:nsid w:val="0D231A0D"/>
     <w:multiLevelType w:val="multilevel"/>
     <w:tmpl w:val="4BDA49BA"/>
@@ -6323,7 +7215,156 @@
       </w:rPr>
     </w:lvl>
   </w:abstractNum>
-  <w:abstractNum w:abstractNumId="3" w15:restartNumberingAfterBreak="0">
+  <w:abstractNum w:abstractNumId="4" w15:restartNumberingAfterBreak="0">
+    <w:nsid w:val="0E6C7E46"/>
+    <w:multiLevelType w:val="multilevel"/>
+    <w:tmpl w:val="7E9CCF3C"/>
+    <w:lvl w:ilvl="0">
+      <w:start w:val="1"/>
+      <w:numFmt w:val="bullet"/>
+      <w:lvlText w:val=""/>
+      <w:lvlJc w:val="left"/>
+      <w:pPr>
+        <w:tabs>
+          <w:tab w:val="num" w:pos="720"/>
+        </w:tabs>
+        <w:ind w:left="720" w:hanging="360"/>
+      </w:pPr>
+      <w:rPr>
+        <w:rFonts w:ascii="Symbol" w:hAnsi="Symbol" w:hint="default"/>
+        <w:sz w:val="20"/>
+      </w:rPr>
+    </w:lvl>
+    <w:lvl w:ilvl="1" w:tentative="1">
+      <w:start w:val="1"/>
+      <w:numFmt w:val="bullet"/>
+      <w:lvlText w:val="o"/>
+      <w:lvlJc w:val="left"/>
+      <w:pPr>
+        <w:tabs>
+          <w:tab w:val="num" w:pos="1440"/>
+        </w:tabs>
+        <w:ind w:left="1440" w:hanging="360"/>
+      </w:pPr>
+      <w:rPr>
+        <w:rFonts w:ascii="Courier New" w:hAnsi="Courier New" w:hint="default"/>
+        <w:sz w:val="20"/>
+      </w:rPr>
+    </w:lvl>
+    <w:lvl w:ilvl="2" w:tentative="1">
+      <w:start w:val="1"/>
+      <w:numFmt w:val="bullet"/>
+      <w:lvlText w:val=""/>
+      <w:lvlJc w:val="left"/>
+      <w:pPr>
+        <w:tabs>
+          <w:tab w:val="num" w:pos="2160"/>
+        </w:tabs>
+        <w:ind w:left="2160" w:hanging="360"/>
+      </w:pPr>
+      <w:rPr>
+        <w:rFonts w:ascii="Wingdings" w:hAnsi="Wingdings" w:hint="default"/>
+        <w:sz w:val="20"/>
+      </w:rPr>
+    </w:lvl>
+    <w:lvl w:ilvl="3" w:tentative="1">
+      <w:start w:val="1"/>
+      <w:numFmt w:val="bullet"/>
+      <w:lvlText w:val=""/>
+      <w:lvlJc w:val="left"/>
+      <w:pPr>
+        <w:tabs>
+          <w:tab w:val="num" w:pos="2880"/>
+        </w:tabs>
+        <w:ind w:left="2880" w:hanging="360"/>
+      </w:pPr>
+      <w:rPr>
+        <w:rFonts w:ascii="Wingdings" w:hAnsi="Wingdings" w:hint="default"/>
+        <w:sz w:val="20"/>
+      </w:rPr>
+    </w:lvl>
+    <w:lvl w:ilvl="4" w:tentative="1">
+      <w:start w:val="1"/>
+      <w:numFmt w:val="bullet"/>
+      <w:lvlText w:val=""/>
+      <w:lvlJc w:val="left"/>
+      <w:pPr>
+        <w:tabs>
+          <w:tab w:val="num" w:pos="3600"/>
+        </w:tabs>
+        <w:ind w:left="3600" w:hanging="360"/>
+      </w:pPr>
+      <w:rPr>
+        <w:rFonts w:ascii="Wingdings" w:hAnsi="Wingdings" w:hint="default"/>
+        <w:sz w:val="20"/>
+      </w:rPr>
+    </w:lvl>
+    <w:lvl w:ilvl="5" w:tentative="1">
+      <w:start w:val="1"/>
+      <w:numFmt w:val="bullet"/>
+      <w:lvlText w:val=""/>
+      <w:lvlJc w:val="left"/>
+      <w:pPr>
+        <w:tabs>
+          <w:tab w:val="num" w:pos="4320"/>
+        </w:tabs>
+        <w:ind w:left="4320" w:hanging="360"/>
+      </w:pPr>
+      <w:rPr>
+        <w:rFonts w:ascii="Wingdings" w:hAnsi="Wingdings" w:hint="default"/>
+        <w:sz w:val="20"/>
+      </w:rPr>
+    </w:lvl>
+    <w:lvl w:ilvl="6" w:tentative="1">
+      <w:start w:val="1"/>
+      <w:numFmt w:val="bullet"/>
+      <w:lvlText w:val=""/>
+      <w:lvlJc w:val="left"/>
+      <w:pPr>
+        <w:tabs>
+          <w:tab w:val="num" w:pos="5040"/>
+        </w:tabs>
+        <w:ind w:left="5040" w:hanging="360"/>
+      </w:pPr>
+      <w:rPr>
+        <w:rFonts w:ascii="Wingdings" w:hAnsi="Wingdings" w:hint="default"/>
+        <w:sz w:val="20"/>
+      </w:rPr>
+    </w:lvl>
+    <w:lvl w:ilvl="7" w:tentative="1">
+      <w:start w:val="1"/>
+      <w:numFmt w:val="bullet"/>
+      <w:lvlText w:val=""/>
+      <w:lvlJc w:val="left"/>
+      <w:pPr>
+        <w:tabs>
+          <w:tab w:val="num" w:pos="5760"/>
+        </w:tabs>
+        <w:ind w:left="5760" w:hanging="360"/>
+      </w:pPr>
+      <w:rPr>
+        <w:rFonts w:ascii="Wingdings" w:hAnsi="Wingdings" w:hint="default"/>
+        <w:sz w:val="20"/>
+      </w:rPr>
+    </w:lvl>
+    <w:lvl w:ilvl="8" w:tentative="1">
+      <w:start w:val="1"/>
+      <w:numFmt w:val="bullet"/>
+      <w:lvlText w:val=""/>
+      <w:lvlJc w:val="left"/>
+      <w:pPr>
+        <w:tabs>
+          <w:tab w:val="num" w:pos="6480"/>
+        </w:tabs>
+        <w:ind w:left="6480" w:hanging="360"/>
+      </w:pPr>
+      <w:rPr>
+        <w:rFonts w:ascii="Wingdings" w:hAnsi="Wingdings" w:hint="default"/>
+        <w:sz w:val="20"/>
+      </w:rPr>
+    </w:lvl>
+  </w:abstractNum>
+  <w:abstractNum w:abstractNumId="5" w15:restartNumberingAfterBreak="0">
     <w:nsid w:val="0FB95F38"/>
     <w:multiLevelType w:val="multilevel"/>
     <w:tmpl w:val="7E9CCF3C"/>
@@ -6472,7 +7513,156 @@
       </w:rPr>
     </w:lvl>
   </w:abstractNum>
-  <w:abstractNum w:abstractNumId="4" w15:restartNumberingAfterBreak="0">
+  <w:abstractNum w:abstractNumId="6" w15:restartNumberingAfterBreak="0">
+    <w:nsid w:val="188D105D"/>
+    <w:multiLevelType w:val="multilevel"/>
+    <w:tmpl w:val="B630D596"/>
+    <w:lvl w:ilvl="0">
+      <w:start w:val="1"/>
+      <w:numFmt w:val="bullet"/>
+      <w:lvlText w:val=""/>
+      <w:lvlJc w:val="left"/>
+      <w:pPr>
+        <w:tabs>
+          <w:tab w:val="num" w:pos="720"/>
+        </w:tabs>
+        <w:ind w:left="720" w:hanging="360"/>
+      </w:pPr>
+      <w:rPr>
+        <w:rFonts w:ascii="Symbol" w:hAnsi="Symbol" w:hint="default"/>
+        <w:sz w:val="20"/>
+      </w:rPr>
+    </w:lvl>
+    <w:lvl w:ilvl="1" w:tentative="1">
+      <w:start w:val="1"/>
+      <w:numFmt w:val="bullet"/>
+      <w:lvlText w:val="o"/>
+      <w:lvlJc w:val="left"/>
+      <w:pPr>
+        <w:tabs>
+          <w:tab w:val="num" w:pos="1440"/>
+        </w:tabs>
+        <w:ind w:left="1440" w:hanging="360"/>
+      </w:pPr>
+      <w:rPr>
+        <w:rFonts w:ascii="Courier New" w:hAnsi="Courier New" w:hint="default"/>
+        <w:sz w:val="20"/>
+      </w:rPr>
+    </w:lvl>
+    <w:lvl w:ilvl="2" w:tentative="1">
+      <w:start w:val="1"/>
+      <w:numFmt w:val="bullet"/>
+      <w:lvlText w:val=""/>
+      <w:lvlJc w:val="left"/>
+      <w:pPr>
+        <w:tabs>
+          <w:tab w:val="num" w:pos="2160"/>
+        </w:tabs>
+        <w:ind w:left="2160" w:hanging="360"/>
+      </w:pPr>
+      <w:rPr>
+        <w:rFonts w:ascii="Wingdings" w:hAnsi="Wingdings" w:hint="default"/>
+        <w:sz w:val="20"/>
+      </w:rPr>
+    </w:lvl>
+    <w:lvl w:ilvl="3" w:tentative="1">
+      <w:start w:val="1"/>
+      <w:numFmt w:val="bullet"/>
+      <w:lvlText w:val=""/>
+      <w:lvlJc w:val="left"/>
+      <w:pPr>
+        <w:tabs>
+          <w:tab w:val="num" w:pos="2880"/>
+        </w:tabs>
+        <w:ind w:left="2880" w:hanging="360"/>
+      </w:pPr>
+      <w:rPr>
+        <w:rFonts w:ascii="Wingdings" w:hAnsi="Wingdings" w:hint="default"/>
+        <w:sz w:val="20"/>
+      </w:rPr>
+    </w:lvl>
+    <w:lvl w:ilvl="4" w:tentative="1">
+      <w:start w:val="1"/>
+      <w:numFmt w:val="bullet"/>
+      <w:lvlText w:val=""/>
+      <w:lvlJc w:val="left"/>
+      <w:pPr>
+        <w:tabs>
+          <w:tab w:val="num" w:pos="3600"/>
+        </w:tabs>
+        <w:ind w:left="3600" w:hanging="360"/>
+      </w:pPr>
+      <w:rPr>
+        <w:rFonts w:ascii="Wingdings" w:hAnsi="Wingdings" w:hint="default"/>
+        <w:sz w:val="20"/>
+      </w:rPr>
+    </w:lvl>
+    <w:lvl w:ilvl="5" w:tentative="1">
+      <w:start w:val="1"/>
+      <w:numFmt w:val="bullet"/>
+      <w:lvlText w:val=""/>
+      <w:lvlJc w:val="left"/>
+      <w:pPr>
+        <w:tabs>
+          <w:tab w:val="num" w:pos="4320"/>
+        </w:tabs>
+        <w:ind w:left="4320" w:hanging="360"/>
+      </w:pPr>
+      <w:rPr>
+        <w:rFonts w:ascii="Wingdings" w:hAnsi="Wingdings" w:hint="default"/>
+        <w:sz w:val="20"/>
+      </w:rPr>
+    </w:lvl>
+    <w:lvl w:ilvl="6" w:tentative="1">
+      <w:start w:val="1"/>
+      <w:numFmt w:val="bullet"/>
+      <w:lvlText w:val=""/>
+      <w:lvlJc w:val="left"/>
+      <w:pPr>
+        <w:tabs>
+          <w:tab w:val="num" w:pos="5040"/>
+        </w:tabs>
+        <w:ind w:left="5040" w:hanging="360"/>
+      </w:pPr>
+      <w:rPr>
+        <w:rFonts w:ascii="Wingdings" w:hAnsi="Wingdings" w:hint="default"/>
+        <w:sz w:val="20"/>
+      </w:rPr>
+    </w:lvl>
+    <w:lvl w:ilvl="7" w:tentative="1">
+      <w:start w:val="1"/>
+      <w:numFmt w:val="bullet"/>
+      <w:lvlText w:val=""/>
+      <w:lvlJc w:val="left"/>
+      <w:pPr>
+        <w:tabs>
+          <w:tab w:val="num" w:pos="5760"/>
+        </w:tabs>
+        <w:ind w:left="5760" w:hanging="360"/>
+      </w:pPr>
+      <w:rPr>
+        <w:rFonts w:ascii="Wingdings" w:hAnsi="Wingdings" w:hint="default"/>
+        <w:sz w:val="20"/>
+      </w:rPr>
+    </w:lvl>
+    <w:lvl w:ilvl="8" w:tentative="1">
+      <w:start w:val="1"/>
+      <w:numFmt w:val="bullet"/>
+      <w:lvlText w:val=""/>
+      <w:lvlJc w:val="left"/>
+      <w:pPr>
+        <w:tabs>
+          <w:tab w:val="num" w:pos="6480"/>
+        </w:tabs>
+        <w:ind w:left="6480" w:hanging="360"/>
+      </w:pPr>
+      <w:rPr>
+        <w:rFonts w:ascii="Wingdings" w:hAnsi="Wingdings" w:hint="default"/>
+        <w:sz w:val="20"/>
+      </w:rPr>
+    </w:lvl>
+  </w:abstractNum>
+  <w:abstractNum w:abstractNumId="7" w15:restartNumberingAfterBreak="0">
     <w:nsid w:val="191B4E32"/>
     <w:multiLevelType w:val="multilevel"/>
     <w:tmpl w:val="1A72DF52"/>
@@ -6621,7 +7811,7 @@
       </w:rPr>
     </w:lvl>
   </w:abstractNum>
-  <w:abstractNum w:abstractNumId="5" w15:restartNumberingAfterBreak="0">
+  <w:abstractNum w:abstractNumId="8" w15:restartNumberingAfterBreak="0">
     <w:nsid w:val="1A445892"/>
     <w:multiLevelType w:val="multilevel"/>
     <w:tmpl w:val="29A4F634"/>
@@ -6770,7 +7960,7 @@
       </w:rPr>
     </w:lvl>
   </w:abstractNum>
-  <w:abstractNum w:abstractNumId="6" w15:restartNumberingAfterBreak="0">
+  <w:abstractNum w:abstractNumId="9" w15:restartNumberingAfterBreak="0">
     <w:nsid w:val="1AB37E59"/>
     <w:multiLevelType w:val="multilevel"/>
     <w:tmpl w:val="DA5C9788"/>
@@ -6919,7 +8109,7 @@
       </w:rPr>
     </w:lvl>
   </w:abstractNum>
-  <w:abstractNum w:abstractNumId="7" w15:restartNumberingAfterBreak="0">
+  <w:abstractNum w:abstractNumId="10" w15:restartNumberingAfterBreak="0">
     <w:nsid w:val="1B430A4C"/>
     <w:multiLevelType w:val="multilevel"/>
     <w:tmpl w:val="557AAE40"/>
@@ -7068,7 +8258,7 @@
       </w:rPr>
     </w:lvl>
   </w:abstractNum>
-  <w:abstractNum w:abstractNumId="8" w15:restartNumberingAfterBreak="0">
+  <w:abstractNum w:abstractNumId="11" w15:restartNumberingAfterBreak="0">
     <w:nsid w:val="1C9833AC"/>
     <w:multiLevelType w:val="multilevel"/>
     <w:tmpl w:val="24AE9326"/>
@@ -7217,7 +8407,7 @@
       </w:rPr>
     </w:lvl>
   </w:abstractNum>
-  <w:abstractNum w:abstractNumId="9" w15:restartNumberingAfterBreak="0">
+  <w:abstractNum w:abstractNumId="12" w15:restartNumberingAfterBreak="0">
     <w:nsid w:val="1D7C4493"/>
     <w:multiLevelType w:val="multilevel"/>
     <w:tmpl w:val="020E3712"/>
@@ -7366,7 +8556,7 @@
       </w:rPr>
     </w:lvl>
   </w:abstractNum>
-  <w:abstractNum w:abstractNumId="10" w15:restartNumberingAfterBreak="0">
+  <w:abstractNum w:abstractNumId="13" w15:restartNumberingAfterBreak="0">
     <w:nsid w:val="1EF60620"/>
     <w:multiLevelType w:val="multilevel"/>
     <w:tmpl w:val="4AA65806"/>
@@ -7515,7 +8705,7 @@
       </w:rPr>
     </w:lvl>
   </w:abstractNum>
-  <w:abstractNum w:abstractNumId="11" w15:restartNumberingAfterBreak="0">
+  <w:abstractNum w:abstractNumId="14" w15:restartNumberingAfterBreak="0">
     <w:nsid w:val="22CF104A"/>
     <w:multiLevelType w:val="multilevel"/>
     <w:tmpl w:val="12A6E0D2"/>
@@ -7664,7 +8854,7 @@
       </w:rPr>
     </w:lvl>
   </w:abstractNum>
-  <w:abstractNum w:abstractNumId="12" w15:restartNumberingAfterBreak="0">
+  <w:abstractNum w:abstractNumId="15" w15:restartNumberingAfterBreak="0">
     <w:nsid w:val="262D4C1F"/>
     <w:multiLevelType w:val="multilevel"/>
     <w:tmpl w:val="EBB8AEB0"/>
@@ -7777,7 +8967,120 @@
       </w:pPr>
     </w:lvl>
   </w:abstractNum>
-  <w:abstractNum w:abstractNumId="13" w15:restartNumberingAfterBreak="0">
+  <w:abstractNum w:abstractNumId="16" w15:restartNumberingAfterBreak="0">
+    <w:nsid w:val="2AB923C9"/>
+    <w:multiLevelType w:val="hybridMultilevel"/>
+    <w:tmpl w:val="3A509C0C"/>
+    <w:lvl w:ilvl="0" w:tplc="40090001">
+      <w:start w:val="1"/>
+      <w:numFmt w:val="bullet"/>
+      <w:lvlText w:val=""/>
+      <w:lvlJc w:val="left"/>
+      <w:pPr>
+        <w:ind w:left="720" w:hanging="360"/>
+      </w:pPr>
+      <w:rPr>
+        <w:rFonts w:ascii="Symbol" w:hAnsi="Symbol" w:hint="default"/>
+      </w:rPr>
+    </w:lvl>
+    <w:lvl w:ilvl="1" w:tplc="40090003" w:tentative="1">
+      <w:start w:val="1"/>
+      <w:numFmt w:val="bullet"/>
+      <w:lvlText w:val="o"/>
+      <w:lvlJc w:val="left"/>
+      <w:pPr>
+        <w:ind w:left="1440" w:hanging="360"/>
+      </w:pPr>
+      <w:rPr>
+        <w:rFonts w:ascii="Courier New" w:hAnsi="Courier New" w:cs="Courier New" w:hint="default"/>
+      </w:rPr>
+    </w:lvl>
+    <w:lvl w:ilvl="2" w:tplc="40090005" w:tentative="1">
+      <w:start w:val="1"/>
+      <w:numFmt w:val="bullet"/>
+      <w:lvlText w:val=""/>
+      <w:lvlJc w:val="left"/>
+      <w:pPr>
+        <w:ind w:left="2160" w:hanging="360"/>
+      </w:pPr>
+      <w:rPr>
+        <w:rFonts w:ascii="Wingdings" w:hAnsi="Wingdings" w:hint="default"/>
+      </w:rPr>
+    </w:lvl>
+    <w:lvl w:ilvl="3" w:tplc="40090001" w:tentative="1">
+      <w:start w:val="1"/>
+      <w:numFmt w:val="bullet"/>
+      <w:lvlText w:val=""/>
+      <w:lvlJc w:val="left"/>
+      <w:pPr>
+        <w:ind w:left="2880" w:hanging="360"/>
+      </w:pPr>
+      <w:rPr>
+        <w:rFonts w:ascii="Symbol" w:hAnsi="Symbol" w:hint="default"/>
+      </w:rPr>
+    </w:lvl>
+    <w:lvl w:ilvl="4" w:tplc="40090003" w:tentative="1">
+      <w:start w:val="1"/>
+      <w:numFmt w:val="bullet"/>
+      <w:lvlText w:val="o"/>
+      <w:lvlJc w:val="left"/>
+      <w:pPr>
+        <w:ind w:left="3600" w:hanging="360"/>
+      </w:pPr>
+      <w:rPr>
+        <w:rFonts w:ascii="Courier New" w:hAnsi="Courier New" w:cs="Courier New" w:hint="default"/>
+      </w:rPr>
+    </w:lvl>
+    <w:lvl w:ilvl="5" w:tplc="40090005" w:tentative="1">
+      <w:start w:val="1"/>
+      <w:numFmt w:val="bullet"/>
+      <w:lvlText w:val=""/>
+      <w:lvlJc w:val="left"/>
+      <w:pPr>
+        <w:ind w:left="4320" w:hanging="360"/>
+      </w:pPr>
+      <w:rPr>
+        <w:rFonts w:ascii="Wingdings" w:hAnsi="Wingdings" w:hint="default"/>
+      </w:rPr>
+    </w:lvl>
+    <w:lvl w:ilvl="6" w:tplc="40090001" w:tentative="1">
+      <w:start w:val="1"/>
+      <w:numFmt w:val="bullet"/>
+      <w:lvlText w:val=""/>
+      <w:lvlJc w:val="left"/>
+      <w:pPr>
+        <w:ind w:left="5040" w:hanging="360"/>
+      </w:pPr>
+      <w:rPr>
+        <w:rFonts w:ascii="Symbol" w:hAnsi="Symbol" w:hint="default"/>
+      </w:rPr>
+    </w:lvl>
+    <w:lvl w:ilvl="7" w:tplc="40090003" w:tentative="1">
+      <w:start w:val="1"/>
+      <w:numFmt w:val="bullet"/>
+      <w:lvlText w:val="o"/>
+      <w:lvlJc w:val="left"/>
+      <w:pPr>
+        <w:ind w:left="5760" w:hanging="360"/>
+      </w:pPr>
+      <w:rPr>
+        <w:rFonts w:ascii="Courier New" w:hAnsi="Courier New" w:cs="Courier New" w:hint="default"/>
+      </w:rPr>
+    </w:lvl>
+    <w:lvl w:ilvl="8" w:tplc="40090005" w:tentative="1">
+      <w:start w:val="1"/>
+      <w:numFmt w:val="bullet"/>
+      <w:lvlText w:val=""/>
+      <w:lvlJc w:val="left"/>
+      <w:pPr>
+        <w:ind w:left="6480" w:hanging="360"/>
+      </w:pPr>
+      <w:rPr>
+        <w:rFonts w:ascii="Wingdings" w:hAnsi="Wingdings" w:hint="default"/>
+      </w:rPr>
+    </w:lvl>
+  </w:abstractNum>
+  <w:abstractNum w:abstractNumId="17" w15:restartNumberingAfterBreak="0">
     <w:nsid w:val="2D195B2F"/>
     <w:multiLevelType w:val="multilevel"/>
     <w:tmpl w:val="663EF6D8"/>
@@ -7926,7 +9229,269 @@
       </w:rPr>
     </w:lvl>
   </w:abstractNum>
-  <w:abstractNum w:abstractNumId="14" w15:restartNumberingAfterBreak="0">
+  <w:abstractNum w:abstractNumId="18" w15:restartNumberingAfterBreak="0">
+    <w:nsid w:val="306125A2"/>
+    <w:multiLevelType w:val="multilevel"/>
+    <w:tmpl w:val="4B764DF6"/>
+    <w:lvl w:ilvl="0">
+      <w:start w:val="1"/>
+      <w:numFmt w:val="bullet"/>
+      <w:lvlText w:val="o"/>
+      <w:lvlJc w:val="left"/>
+      <w:pPr>
+        <w:tabs>
+          <w:tab w:val="num" w:pos="720"/>
+        </w:tabs>
+        <w:ind w:left="720" w:hanging="360"/>
+      </w:pPr>
+      <w:rPr>
+        <w:rFonts w:ascii="Courier New" w:hAnsi="Courier New" w:cs="Courier New" w:hint="default"/>
+        <w:sz w:val="20"/>
+      </w:rPr>
+    </w:lvl>
+    <w:lvl w:ilvl="1" w:tentative="1">
+      <w:start w:val="1"/>
+      <w:numFmt w:val="bullet"/>
+      <w:lvlText w:val="o"/>
+      <w:lvlJc w:val="left"/>
+      <w:pPr>
+        <w:tabs>
+          <w:tab w:val="num" w:pos="1440"/>
+        </w:tabs>
+        <w:ind w:left="1440" w:hanging="360"/>
+      </w:pPr>
+      <w:rPr>
+        <w:rFonts w:ascii="Courier New" w:hAnsi="Courier New" w:hint="default"/>
+        <w:sz w:val="20"/>
+      </w:rPr>
+    </w:lvl>
+    <w:lvl w:ilvl="2" w:tentative="1">
+      <w:start w:val="1"/>
+      <w:numFmt w:val="bullet"/>
+      <w:lvlText w:val=""/>
+      <w:lvlJc w:val="left"/>
+      <w:pPr>
+        <w:tabs>
+          <w:tab w:val="num" w:pos="2160"/>
+        </w:tabs>
+        <w:ind w:left="2160" w:hanging="360"/>
+      </w:pPr>
+      <w:rPr>
+        <w:rFonts w:ascii="Wingdings" w:hAnsi="Wingdings" w:hint="default"/>
+        <w:sz w:val="20"/>
+      </w:rPr>
+    </w:lvl>
+    <w:lvl w:ilvl="3" w:tentative="1">
+      <w:start w:val="1"/>
+      <w:numFmt w:val="bullet"/>
+      <w:lvlText w:val=""/>
+      <w:lvlJc w:val="left"/>
+      <w:pPr>
+        <w:tabs>
+          <w:tab w:val="num" w:pos="2880"/>
+        </w:tabs>
+        <w:ind w:left="2880" w:hanging="360"/>
+      </w:pPr>
+      <w:rPr>
+        <w:rFonts w:ascii="Wingdings" w:hAnsi="Wingdings" w:hint="default"/>
+        <w:sz w:val="20"/>
+      </w:rPr>
+    </w:lvl>
+    <w:lvl w:ilvl="4" w:tentative="1">
+      <w:start w:val="1"/>
+      <w:numFmt w:val="bullet"/>
+      <w:lvlText w:val=""/>
+      <w:lvlJc w:val="left"/>
+      <w:pPr>
+        <w:tabs>
+          <w:tab w:val="num" w:pos="3600"/>
+        </w:tabs>
+        <w:ind w:left="3600" w:hanging="360"/>
+      </w:pPr>
+      <w:rPr>
+        <w:rFonts w:ascii="Wingdings" w:hAnsi="Wingdings" w:hint="default"/>
+        <w:sz w:val="20"/>
+      </w:rPr>
+    </w:lvl>
+    <w:lvl w:ilvl="5" w:tentative="1">
+      <w:start w:val="1"/>
+      <w:numFmt w:val="bullet"/>
+      <w:lvlText w:val=""/>
+      <w:lvlJc w:val="left"/>
+      <w:pPr>
+        <w:tabs>
+          <w:tab w:val="num" w:pos="4320"/>
+        </w:tabs>
+        <w:ind w:left="4320" w:hanging="360"/>
+      </w:pPr>
+      <w:rPr>
+        <w:rFonts w:ascii="Wingdings" w:hAnsi="Wingdings" w:hint="default"/>
+        <w:sz w:val="20"/>
+      </w:rPr>
+    </w:lvl>
+    <w:lvl w:ilvl="6" w:tentative="1">
+      <w:start w:val="1"/>
+      <w:numFmt w:val="bullet"/>
+      <w:lvlText w:val=""/>
+      <w:lvlJc w:val="left"/>
+      <w:pPr>
+        <w:tabs>
+          <w:tab w:val="num" w:pos="5040"/>
+        </w:tabs>
+        <w:ind w:left="5040" w:hanging="360"/>
+      </w:pPr>
+      <w:rPr>
+        <w:rFonts w:ascii="Wingdings" w:hAnsi="Wingdings" w:hint="default"/>
+        <w:sz w:val="20"/>
+      </w:rPr>
+    </w:lvl>
+    <w:lvl w:ilvl="7" w:tentative="1">
+      <w:start w:val="1"/>
+      <w:numFmt w:val="bullet"/>
+      <w:lvlText w:val=""/>
+      <w:lvlJc w:val="left"/>
+      <w:pPr>
+        <w:tabs>
+          <w:tab w:val="num" w:pos="5760"/>
+        </w:tabs>
+        <w:ind w:left="5760" w:hanging="360"/>
+      </w:pPr>
+      <w:rPr>
+        <w:rFonts w:ascii="Wingdings" w:hAnsi="Wingdings" w:hint="default"/>
+        <w:sz w:val="20"/>
+      </w:rPr>
+    </w:lvl>
+    <w:lvl w:ilvl="8" w:tentative="1">
+      <w:start w:val="1"/>
+      <w:numFmt w:val="bullet"/>
+      <w:lvlText w:val=""/>
+      <w:lvlJc w:val="left"/>
+      <w:pPr>
+        <w:tabs>
+          <w:tab w:val="num" w:pos="6480"/>
+        </w:tabs>
+        <w:ind w:left="6480" w:hanging="360"/>
+      </w:pPr>
+      <w:rPr>
+        <w:rFonts w:ascii="Wingdings" w:hAnsi="Wingdings" w:hint="default"/>
+        <w:sz w:val="20"/>
+      </w:rPr>
+    </w:lvl>
+  </w:abstractNum>
+  <w:abstractNum w:abstractNumId="19" w15:restartNumberingAfterBreak="0">
+    <w:nsid w:val="308104A9"/>
+    <w:multiLevelType w:val="hybridMultilevel"/>
+    <w:tmpl w:val="365E3044"/>
+    <w:lvl w:ilvl="0" w:tplc="40090001">
+      <w:start w:val="1"/>
+      <w:numFmt w:val="bullet"/>
+      <w:lvlText w:val=""/>
+      <w:lvlJc w:val="left"/>
+      <w:pPr>
+        <w:ind w:left="1080" w:hanging="360"/>
+      </w:pPr>
+      <w:rPr>
+        <w:rFonts w:ascii="Symbol" w:hAnsi="Symbol" w:hint="default"/>
+      </w:rPr>
+    </w:lvl>
+    <w:lvl w:ilvl="1" w:tplc="FFFFFFFF" w:tentative="1">
+      <w:start w:val="1"/>
+      <w:numFmt w:val="bullet"/>
+      <w:lvlText w:val="o"/>
+      <w:lvlJc w:val="left"/>
+      <w:pPr>
+        <w:ind w:left="1800" w:hanging="360"/>
+      </w:pPr>
+      <w:rPr>
+        <w:rFonts w:ascii="Courier New" w:hAnsi="Courier New" w:cs="Courier New" w:hint="default"/>
+      </w:rPr>
+    </w:lvl>
+    <w:lvl w:ilvl="2" w:tplc="FFFFFFFF" w:tentative="1">
+      <w:start w:val="1"/>
+      <w:numFmt w:val="bullet"/>
+      <w:lvlText w:val=""/>
+      <w:lvlJc w:val="left"/>
+      <w:pPr>
+        <w:ind w:left="2520" w:hanging="360"/>
+      </w:pPr>
+      <w:rPr>
+        <w:rFonts w:ascii="Wingdings" w:hAnsi="Wingdings" w:hint="default"/>
+      </w:rPr>
+    </w:lvl>
+    <w:lvl w:ilvl="3" w:tplc="FFFFFFFF" w:tentative="1">
+      <w:start w:val="1"/>
+      <w:numFmt w:val="bullet"/>
+      <w:lvlText w:val=""/>
+      <w:lvlJc w:val="left"/>
+      <w:pPr>
+        <w:ind w:left="3240" w:hanging="360"/>
+      </w:pPr>
+      <w:rPr>
+        <w:rFonts w:ascii="Symbol" w:hAnsi="Symbol" w:hint="default"/>
+      </w:rPr>
+    </w:lvl>
+    <w:lvl w:ilvl="4" w:tplc="FFFFFFFF" w:tentative="1">
+      <w:start w:val="1"/>
+      <w:numFmt w:val="bullet"/>
+      <w:lvlText w:val="o"/>
+      <w:lvlJc w:val="left"/>
+      <w:pPr>
+        <w:ind w:left="3960" w:hanging="360"/>
+      </w:pPr>
+      <w:rPr>
+        <w:rFonts w:ascii="Courier New" w:hAnsi="Courier New" w:cs="Courier New" w:hint="default"/>
+      </w:rPr>
+    </w:lvl>
+    <w:lvl w:ilvl="5" w:tplc="FFFFFFFF" w:tentative="1">
+      <w:start w:val="1"/>
+      <w:numFmt w:val="bullet"/>
+      <w:lvlText w:val=""/>
+      <w:lvlJc w:val="left"/>
+      <w:pPr>
+        <w:ind w:left="4680" w:hanging="360"/>
+      </w:pPr>
+      <w:rPr>
+        <w:rFonts w:ascii="Wingdings" w:hAnsi="Wingdings" w:hint="default"/>
+      </w:rPr>
+    </w:lvl>
+    <w:lvl w:ilvl="6" w:tplc="FFFFFFFF" w:tentative="1">
+      <w:start w:val="1"/>
+      <w:numFmt w:val="bullet"/>
+      <w:lvlText w:val=""/>
+      <w:lvlJc w:val="left"/>
+      <w:pPr>
+        <w:ind w:left="5400" w:hanging="360"/>
+      </w:pPr>
+      <w:rPr>
+        <w:rFonts w:ascii="Symbol" w:hAnsi="Symbol" w:hint="default"/>
+      </w:rPr>
+    </w:lvl>
+    <w:lvl w:ilvl="7" w:tplc="FFFFFFFF" w:tentative="1">
+      <w:start w:val="1"/>
+      <w:numFmt w:val="bullet"/>
+      <w:lvlText w:val="o"/>
+      <w:lvlJc w:val="left"/>
+      <w:pPr>
+        <w:ind w:left="6120" w:hanging="360"/>
+      </w:pPr>
+      <w:rPr>
+        <w:rFonts w:ascii="Courier New" w:hAnsi="Courier New" w:cs="Courier New" w:hint="default"/>
+      </w:rPr>
+    </w:lvl>
+    <w:lvl w:ilvl="8" w:tplc="FFFFFFFF" w:tentative="1">
+      <w:start w:val="1"/>
+      <w:numFmt w:val="bullet"/>
+      <w:lvlText w:val=""/>
+      <w:lvlJc w:val="left"/>
+      <w:pPr>
+        <w:ind w:left="6840" w:hanging="360"/>
+      </w:pPr>
+      <w:rPr>
+        <w:rFonts w:ascii="Wingdings" w:hAnsi="Wingdings" w:hint="default"/>
+      </w:rPr>
+    </w:lvl>
+  </w:abstractNum>
+  <w:abstractNum w:abstractNumId="20" w15:restartNumberingAfterBreak="0">
     <w:nsid w:val="31816D86"/>
     <w:multiLevelType w:val="multilevel"/>
     <w:tmpl w:val="03228D58"/>
@@ -8075,7 +9640,7 @@
       </w:rPr>
     </w:lvl>
   </w:abstractNum>
-  <w:abstractNum w:abstractNumId="15" w15:restartNumberingAfterBreak="0">
+  <w:abstractNum w:abstractNumId="21" w15:restartNumberingAfterBreak="0">
     <w:nsid w:val="37864491"/>
     <w:multiLevelType w:val="multilevel"/>
     <w:tmpl w:val="54E8CD94"/>
@@ -8224,7 +9789,7 @@
       </w:rPr>
     </w:lvl>
   </w:abstractNum>
-  <w:abstractNum w:abstractNumId="16" w15:restartNumberingAfterBreak="0">
+  <w:abstractNum w:abstractNumId="22" w15:restartNumberingAfterBreak="0">
     <w:nsid w:val="385252EC"/>
     <w:multiLevelType w:val="multilevel"/>
     <w:tmpl w:val="EEDCFF84"/>
@@ -8373,7 +9938,7 @@
       </w:rPr>
     </w:lvl>
   </w:abstractNum>
-  <w:abstractNum w:abstractNumId="17" w15:restartNumberingAfterBreak="0">
+  <w:abstractNum w:abstractNumId="23" w15:restartNumberingAfterBreak="0">
     <w:nsid w:val="389D1822"/>
     <w:multiLevelType w:val="multilevel"/>
     <w:tmpl w:val="E7D6890C"/>
@@ -8522,7 +10087,7 @@
       </w:rPr>
     </w:lvl>
   </w:abstractNum>
-  <w:abstractNum w:abstractNumId="18" w15:restartNumberingAfterBreak="0">
+  <w:abstractNum w:abstractNumId="24" w15:restartNumberingAfterBreak="0">
     <w:nsid w:val="391216BC"/>
     <w:multiLevelType w:val="multilevel"/>
     <w:tmpl w:val="B628A35A"/>
@@ -8671,7 +10236,7 @@
       </w:rPr>
     </w:lvl>
   </w:abstractNum>
-  <w:abstractNum w:abstractNumId="19" w15:restartNumberingAfterBreak="0">
+  <w:abstractNum w:abstractNumId="25" w15:restartNumberingAfterBreak="0">
     <w:nsid w:val="3B7942A0"/>
     <w:multiLevelType w:val="multilevel"/>
     <w:tmpl w:val="7AB4BCBE"/>
@@ -8820,7 +10385,7 @@
       </w:rPr>
     </w:lvl>
   </w:abstractNum>
-  <w:abstractNum w:abstractNumId="20" w15:restartNumberingAfterBreak="0">
+  <w:abstractNum w:abstractNumId="26" w15:restartNumberingAfterBreak="0">
     <w:nsid w:val="3E934090"/>
     <w:multiLevelType w:val="multilevel"/>
     <w:tmpl w:val="273EDC9A"/>
@@ -8969,7 +10534,7 @@
       </w:rPr>
     </w:lvl>
   </w:abstractNum>
-  <w:abstractNum w:abstractNumId="21" w15:restartNumberingAfterBreak="0">
+  <w:abstractNum w:abstractNumId="27" w15:restartNumberingAfterBreak="0">
     <w:nsid w:val="3EEF14AB"/>
     <w:multiLevelType w:val="multilevel"/>
     <w:tmpl w:val="0DFA9B4E"/>
@@ -9118,7 +10683,7 @@
       </w:rPr>
     </w:lvl>
   </w:abstractNum>
-  <w:abstractNum w:abstractNumId="22" w15:restartNumberingAfterBreak="0">
+  <w:abstractNum w:abstractNumId="28" w15:restartNumberingAfterBreak="0">
     <w:nsid w:val="426864D9"/>
     <w:multiLevelType w:val="multilevel"/>
     <w:tmpl w:val="707CB8E2"/>
@@ -9267,7 +10832,7 @@
       </w:rPr>
     </w:lvl>
   </w:abstractNum>
-  <w:abstractNum w:abstractNumId="23" w15:restartNumberingAfterBreak="0">
+  <w:abstractNum w:abstractNumId="29" w15:restartNumberingAfterBreak="0">
     <w:nsid w:val="49354C3B"/>
     <w:multiLevelType w:val="multilevel"/>
     <w:tmpl w:val="0DFA9B4E"/>
@@ -9416,7 +10981,7 @@
       </w:rPr>
     </w:lvl>
   </w:abstractNum>
-  <w:abstractNum w:abstractNumId="24" w15:restartNumberingAfterBreak="0">
+  <w:abstractNum w:abstractNumId="30" w15:restartNumberingAfterBreak="0">
     <w:nsid w:val="4BB94517"/>
     <w:multiLevelType w:val="multilevel"/>
     <w:tmpl w:val="69FE976C"/>
@@ -9565,7 +11130,233 @@
       </w:rPr>
     </w:lvl>
   </w:abstractNum>
-  <w:abstractNum w:abstractNumId="25" w15:restartNumberingAfterBreak="0">
+  <w:abstractNum w:abstractNumId="31" w15:restartNumberingAfterBreak="0">
+    <w:nsid w:val="4D9472EF"/>
+    <w:multiLevelType w:val="hybridMultilevel"/>
+    <w:tmpl w:val="17A6A2EC"/>
+    <w:lvl w:ilvl="0" w:tplc="40090003">
+      <w:start w:val="1"/>
+      <w:numFmt w:val="bullet"/>
+      <w:lvlText w:val="o"/>
+      <w:lvlJc w:val="left"/>
+      <w:pPr>
+        <w:ind w:left="2137" w:hanging="360"/>
+      </w:pPr>
+      <w:rPr>
+        <w:rFonts w:ascii="Courier New" w:hAnsi="Courier New" w:cs="Courier New" w:hint="default"/>
+      </w:rPr>
+    </w:lvl>
+    <w:lvl w:ilvl="1" w:tplc="40090003" w:tentative="1">
+      <w:start w:val="1"/>
+      <w:numFmt w:val="bullet"/>
+      <w:lvlText w:val="o"/>
+      <w:lvlJc w:val="left"/>
+      <w:pPr>
+        <w:ind w:left="2520" w:hanging="360"/>
+      </w:pPr>
+      <w:rPr>
+        <w:rFonts w:ascii="Courier New" w:hAnsi="Courier New" w:cs="Courier New" w:hint="default"/>
+      </w:rPr>
+    </w:lvl>
+    <w:lvl w:ilvl="2" w:tplc="40090005" w:tentative="1">
+      <w:start w:val="1"/>
+      <w:numFmt w:val="bullet"/>
+      <w:lvlText w:val=""/>
+      <w:lvlJc w:val="left"/>
+      <w:pPr>
+        <w:ind w:left="3240" w:hanging="360"/>
+      </w:pPr>
+      <w:rPr>
+        <w:rFonts w:ascii="Wingdings" w:hAnsi="Wingdings" w:hint="default"/>
+      </w:rPr>
+    </w:lvl>
+    <w:lvl w:ilvl="3" w:tplc="40090001" w:tentative="1">
+      <w:start w:val="1"/>
+      <w:numFmt w:val="bullet"/>
+      <w:lvlText w:val=""/>
+      <w:lvlJc w:val="left"/>
+      <w:pPr>
+        <w:ind w:left="3960" w:hanging="360"/>
+      </w:pPr>
+      <w:rPr>
+        <w:rFonts w:ascii="Symbol" w:hAnsi="Symbol" w:hint="default"/>
+      </w:rPr>
+    </w:lvl>
+    <w:lvl w:ilvl="4" w:tplc="40090003" w:tentative="1">
+      <w:start w:val="1"/>
+      <w:numFmt w:val="bullet"/>
+      <w:lvlText w:val="o"/>
+      <w:lvlJc w:val="left"/>
+      <w:pPr>
+        <w:ind w:left="4680" w:hanging="360"/>
+      </w:pPr>
+      <w:rPr>
+        <w:rFonts w:ascii="Courier New" w:hAnsi="Courier New" w:cs="Courier New" w:hint="default"/>
+      </w:rPr>
+    </w:lvl>
+    <w:lvl w:ilvl="5" w:tplc="40090005" w:tentative="1">
+      <w:start w:val="1"/>
+      <w:numFmt w:val="bullet"/>
+      <w:lvlText w:val=""/>
+      <w:lvlJc w:val="left"/>
+      <w:pPr>
+        <w:ind w:left="5400" w:hanging="360"/>
+      </w:pPr>
+      <w:rPr>
+        <w:rFonts w:ascii="Wingdings" w:hAnsi="Wingdings" w:hint="default"/>
+      </w:rPr>
+    </w:lvl>
+    <w:lvl w:ilvl="6" w:tplc="40090001" w:tentative="1">
+      <w:start w:val="1"/>
+      <w:numFmt w:val="bullet"/>
+      <w:lvlText w:val=""/>
+      <w:lvlJc w:val="left"/>
+      <w:pPr>
+        <w:ind w:left="6120" w:hanging="360"/>
+      </w:pPr>
+      <w:rPr>
+        <w:rFonts w:ascii="Symbol" w:hAnsi="Symbol" w:hint="default"/>
+      </w:rPr>
+    </w:lvl>
+    <w:lvl w:ilvl="7" w:tplc="40090003" w:tentative="1">
+      <w:start w:val="1"/>
+      <w:numFmt w:val="bullet"/>
+      <w:lvlText w:val="o"/>
+      <w:lvlJc w:val="left"/>
+      <w:pPr>
+        <w:ind w:left="6840" w:hanging="360"/>
+      </w:pPr>
+      <w:rPr>
+        <w:rFonts w:ascii="Courier New" w:hAnsi="Courier New" w:cs="Courier New" w:hint="default"/>
+      </w:rPr>
+    </w:lvl>
+    <w:lvl w:ilvl="8" w:tplc="40090005" w:tentative="1">
+      <w:start w:val="1"/>
+      <w:numFmt w:val="bullet"/>
+      <w:lvlText w:val=""/>
+      <w:lvlJc w:val="left"/>
+      <w:pPr>
+        <w:ind w:left="7560" w:hanging="360"/>
+      </w:pPr>
+      <w:rPr>
+        <w:rFonts w:ascii="Wingdings" w:hAnsi="Wingdings" w:hint="default"/>
+      </w:rPr>
+    </w:lvl>
+  </w:abstractNum>
+  <w:abstractNum w:abstractNumId="32" w15:restartNumberingAfterBreak="0">
+    <w:nsid w:val="544E7ED4"/>
+    <w:multiLevelType w:val="hybridMultilevel"/>
+    <w:tmpl w:val="A858B6FA"/>
+    <w:lvl w:ilvl="0" w:tplc="40090003">
+      <w:start w:val="1"/>
+      <w:numFmt w:val="bullet"/>
+      <w:lvlText w:val="o"/>
+      <w:lvlJc w:val="left"/>
+      <w:pPr>
+        <w:ind w:left="1080" w:hanging="360"/>
+      </w:pPr>
+      <w:rPr>
+        <w:rFonts w:ascii="Courier New" w:hAnsi="Courier New" w:cs="Courier New" w:hint="default"/>
+      </w:rPr>
+    </w:lvl>
+    <w:lvl w:ilvl="1" w:tplc="40090003" w:tentative="1">
+      <w:start w:val="1"/>
+      <w:numFmt w:val="bullet"/>
+      <w:lvlText w:val="o"/>
+      <w:lvlJc w:val="left"/>
+      <w:pPr>
+        <w:ind w:left="1800" w:hanging="360"/>
+      </w:pPr>
+      <w:rPr>
+        <w:rFonts w:ascii="Courier New" w:hAnsi="Courier New" w:cs="Courier New" w:hint="default"/>
+      </w:rPr>
+    </w:lvl>
+    <w:lvl w:ilvl="2" w:tplc="40090005" w:tentative="1">
+      <w:start w:val="1"/>
+      <w:numFmt w:val="bullet"/>
+      <w:lvlText w:val=""/>
+      <w:lvlJc w:val="left"/>
+      <w:pPr>
+        <w:ind w:left="2520" w:hanging="360"/>
+      </w:pPr>
+      <w:rPr>
+        <w:rFonts w:ascii="Wingdings" w:hAnsi="Wingdings" w:hint="default"/>
+      </w:rPr>
+    </w:lvl>
+    <w:lvl w:ilvl="3" w:tplc="40090001" w:tentative="1">
+      <w:start w:val="1"/>
+      <w:numFmt w:val="bullet"/>
+      <w:lvlText w:val=""/>
+      <w:lvlJc w:val="left"/>
+      <w:pPr>
+        <w:ind w:left="3240" w:hanging="360"/>
+      </w:pPr>
+      <w:rPr>
+        <w:rFonts w:ascii="Symbol" w:hAnsi="Symbol" w:hint="default"/>
+      </w:rPr>
+    </w:lvl>
+    <w:lvl w:ilvl="4" w:tplc="40090003" w:tentative="1">
+      <w:start w:val="1"/>
+      <w:numFmt w:val="bullet"/>
+      <w:lvlText w:val="o"/>
+      <w:lvlJc w:val="left"/>
+      <w:pPr>
+        <w:ind w:left="3960" w:hanging="360"/>
+      </w:pPr>
+      <w:rPr>
+        <w:rFonts w:ascii="Courier New" w:hAnsi="Courier New" w:cs="Courier New" w:hint="default"/>
+      </w:rPr>
+    </w:lvl>
+    <w:lvl w:ilvl="5" w:tplc="40090005" w:tentative="1">
+      <w:start w:val="1"/>
+      <w:numFmt w:val="bullet"/>
+      <w:lvlText w:val=""/>
+      <w:lvlJc w:val="left"/>
+      <w:pPr>
+        <w:ind w:left="4680" w:hanging="360"/>
+      </w:pPr>
+      <w:rPr>
+        <w:rFonts w:ascii="Wingdings" w:hAnsi="Wingdings" w:hint="default"/>
+      </w:rPr>
+    </w:lvl>
+    <w:lvl w:ilvl="6" w:tplc="40090001" w:tentative="1">
+      <w:start w:val="1"/>
+      <w:numFmt w:val="bullet"/>
+      <w:lvlText w:val=""/>
+      <w:lvlJc w:val="left"/>
+      <w:pPr>
+        <w:ind w:left="5400" w:hanging="360"/>
+      </w:pPr>
+      <w:rPr>
+        <w:rFonts w:ascii="Symbol" w:hAnsi="Symbol" w:hint="default"/>
+      </w:rPr>
+    </w:lvl>
+    <w:lvl w:ilvl="7" w:tplc="40090003" w:tentative="1">
+      <w:start w:val="1"/>
+      <w:numFmt w:val="bullet"/>
+      <w:lvlText w:val="o"/>
+      <w:lvlJc w:val="left"/>
+      <w:pPr>
+        <w:ind w:left="6120" w:hanging="360"/>
+      </w:pPr>
+      <w:rPr>
+        <w:rFonts w:ascii="Courier New" w:hAnsi="Courier New" w:cs="Courier New" w:hint="default"/>
+      </w:rPr>
+    </w:lvl>
+    <w:lvl w:ilvl="8" w:tplc="40090005" w:tentative="1">
+      <w:start w:val="1"/>
+      <w:numFmt w:val="bullet"/>
+      <w:lvlText w:val=""/>
+      <w:lvlJc w:val="left"/>
+      <w:pPr>
+        <w:ind w:left="6840" w:hanging="360"/>
+      </w:pPr>
+      <w:rPr>
+        <w:rFonts w:ascii="Wingdings" w:hAnsi="Wingdings" w:hint="default"/>
+      </w:rPr>
+    </w:lvl>
+  </w:abstractNum>
+  <w:abstractNum w:abstractNumId="33" w15:restartNumberingAfterBreak="0">
     <w:nsid w:val="54662238"/>
     <w:multiLevelType w:val="multilevel"/>
     <w:tmpl w:val="EE7A554C"/>
@@ -9714,7 +11505,7 @@
       </w:rPr>
     </w:lvl>
   </w:abstractNum>
-  <w:abstractNum w:abstractNumId="26" w15:restartNumberingAfterBreak="0">
+  <w:abstractNum w:abstractNumId="34" w15:restartNumberingAfterBreak="0">
     <w:nsid w:val="55A73E71"/>
     <w:multiLevelType w:val="multilevel"/>
     <w:tmpl w:val="638093B8"/>
@@ -9863,7 +11654,7 @@
       </w:rPr>
     </w:lvl>
   </w:abstractNum>
-  <w:abstractNum w:abstractNumId="27" w15:restartNumberingAfterBreak="0">
+  <w:abstractNum w:abstractNumId="35" w15:restartNumberingAfterBreak="0">
     <w:nsid w:val="568C13A7"/>
     <w:multiLevelType w:val="multilevel"/>
     <w:tmpl w:val="4E185172"/>
@@ -9976,10 +11767,10 @@
       </w:pPr>
     </w:lvl>
   </w:abstractNum>
-  <w:abstractNum w:abstractNumId="28" w15:restartNumberingAfterBreak="0">
+  <w:abstractNum w:abstractNumId="36" w15:restartNumberingAfterBreak="0">
     <w:nsid w:val="570A5454"/>
     <w:multiLevelType w:val="multilevel"/>
-    <w:tmpl w:val="663EF6D8"/>
+    <w:tmpl w:val="9AC4DF0A"/>
     <w:lvl w:ilvl="0">
       <w:start w:val="1"/>
       <w:numFmt w:val="bullet"/>
@@ -9996,136 +11787,244 @@
         <w:sz w:val="20"/>
       </w:rPr>
     </w:lvl>
-    <w:lvl w:ilvl="1" w:tentative="1">
+    <w:lvl w:ilvl="1">
+      <w:numFmt w:val="bullet"/>
+      <w:lvlText w:val="•"/>
+      <w:lvlJc w:val="left"/>
+      <w:pPr>
+        <w:ind w:left="1440" w:hanging="360"/>
+      </w:pPr>
+      <w:rPr>
+        <w:rFonts w:ascii="Arial" w:eastAsiaTheme="minorHAnsi" w:hAnsi="Arial" w:cs="Arial" w:hint="default"/>
+      </w:rPr>
+    </w:lvl>
+    <w:lvl w:ilvl="2" w:tentative="1">
+      <w:start w:val="1"/>
+      <w:numFmt w:val="bullet"/>
+      <w:lvlText w:val=""/>
+      <w:lvlJc w:val="left"/>
+      <w:pPr>
+        <w:tabs>
+          <w:tab w:val="num" w:pos="2160"/>
+        </w:tabs>
+        <w:ind w:left="2160" w:hanging="360"/>
+      </w:pPr>
+      <w:rPr>
+        <w:rFonts w:ascii="Wingdings" w:hAnsi="Wingdings" w:hint="default"/>
+        <w:sz w:val="20"/>
+      </w:rPr>
+    </w:lvl>
+    <w:lvl w:ilvl="3" w:tentative="1">
+      <w:start w:val="1"/>
+      <w:numFmt w:val="bullet"/>
+      <w:lvlText w:val=""/>
+      <w:lvlJc w:val="left"/>
+      <w:pPr>
+        <w:tabs>
+          <w:tab w:val="num" w:pos="2880"/>
+        </w:tabs>
+        <w:ind w:left="2880" w:hanging="360"/>
+      </w:pPr>
+      <w:rPr>
+        <w:rFonts w:ascii="Wingdings" w:hAnsi="Wingdings" w:hint="default"/>
+        <w:sz w:val="20"/>
+      </w:rPr>
+    </w:lvl>
+    <w:lvl w:ilvl="4" w:tentative="1">
+      <w:start w:val="1"/>
+      <w:numFmt w:val="bullet"/>
+      <w:lvlText w:val=""/>
+      <w:lvlJc w:val="left"/>
+      <w:pPr>
+        <w:tabs>
+          <w:tab w:val="num" w:pos="3600"/>
+        </w:tabs>
+        <w:ind w:left="3600" w:hanging="360"/>
+      </w:pPr>
+      <w:rPr>
+        <w:rFonts w:ascii="Wingdings" w:hAnsi="Wingdings" w:hint="default"/>
+        <w:sz w:val="20"/>
+      </w:rPr>
+    </w:lvl>
+    <w:lvl w:ilvl="5" w:tentative="1">
+      <w:start w:val="1"/>
+      <w:numFmt w:val="bullet"/>
+      <w:lvlText w:val=""/>
+      <w:lvlJc w:val="left"/>
+      <w:pPr>
+        <w:tabs>
+          <w:tab w:val="num" w:pos="4320"/>
+        </w:tabs>
+        <w:ind w:left="4320" w:hanging="360"/>
+      </w:pPr>
+      <w:rPr>
+        <w:rFonts w:ascii="Wingdings" w:hAnsi="Wingdings" w:hint="default"/>
+        <w:sz w:val="20"/>
+      </w:rPr>
+    </w:lvl>
+    <w:lvl w:ilvl="6" w:tentative="1">
+      <w:start w:val="1"/>
+      <w:numFmt w:val="bullet"/>
+      <w:lvlText w:val=""/>
+      <w:lvlJc w:val="left"/>
+      <w:pPr>
+        <w:tabs>
+          <w:tab w:val="num" w:pos="5040"/>
+        </w:tabs>
+        <w:ind w:left="5040" w:hanging="360"/>
+      </w:pPr>
+      <w:rPr>
+        <w:rFonts w:ascii="Wingdings" w:hAnsi="Wingdings" w:hint="default"/>
+        <w:sz w:val="20"/>
+      </w:rPr>
+    </w:lvl>
+    <w:lvl w:ilvl="7" w:tentative="1">
+      <w:start w:val="1"/>
+      <w:numFmt w:val="bullet"/>
+      <w:lvlText w:val=""/>
+      <w:lvlJc w:val="left"/>
+      <w:pPr>
+        <w:tabs>
+          <w:tab w:val="num" w:pos="5760"/>
+        </w:tabs>
+        <w:ind w:left="5760" w:hanging="360"/>
+      </w:pPr>
+      <w:rPr>
+        <w:rFonts w:ascii="Wingdings" w:hAnsi="Wingdings" w:hint="default"/>
+        <w:sz w:val="20"/>
+      </w:rPr>
+    </w:lvl>
+    <w:lvl w:ilvl="8" w:tentative="1">
+      <w:start w:val="1"/>
+      <w:numFmt w:val="bullet"/>
+      <w:lvlText w:val=""/>
+      <w:lvlJc w:val="left"/>
+      <w:pPr>
+        <w:tabs>
+          <w:tab w:val="num" w:pos="6480"/>
+        </w:tabs>
+        <w:ind w:left="6480" w:hanging="360"/>
+      </w:pPr>
+      <w:rPr>
+        <w:rFonts w:ascii="Wingdings" w:hAnsi="Wingdings" w:hint="default"/>
+        <w:sz w:val="20"/>
+      </w:rPr>
+    </w:lvl>
+  </w:abstractNum>
+  <w:abstractNum w:abstractNumId="37" w15:restartNumberingAfterBreak="0">
+    <w:nsid w:val="5757737D"/>
+    <w:multiLevelType w:val="hybridMultilevel"/>
+    <w:tmpl w:val="903E23FC"/>
+    <w:lvl w:ilvl="0" w:tplc="40090003">
       <w:start w:val="1"/>
       <w:numFmt w:val="bullet"/>
       <w:lvlText w:val="o"/>
       <w:lvlJc w:val="left"/>
       <w:pPr>
-        <w:tabs>
-          <w:tab w:val="num" w:pos="1440"/>
-        </w:tabs>
-        <w:ind w:left="1440" w:hanging="360"/>
-      </w:pPr>
-      <w:rPr>
-        <w:rFonts w:ascii="Courier New" w:hAnsi="Courier New" w:hint="default"/>
-        <w:sz w:val="20"/>
-      </w:rPr>
-    </w:lvl>
-    <w:lvl w:ilvl="2" w:tentative="1">
-      <w:start w:val="1"/>
-      <w:numFmt w:val="bullet"/>
-      <w:lvlText w:val=""/>
-      <w:lvlJc w:val="left"/>
-      <w:pPr>
-        <w:tabs>
-          <w:tab w:val="num" w:pos="2160"/>
-        </w:tabs>
-        <w:ind w:left="2160" w:hanging="360"/>
-      </w:pPr>
-      <w:rPr>
-        <w:rFonts w:ascii="Wingdings" w:hAnsi="Wingdings" w:hint="default"/>
-        <w:sz w:val="20"/>
-      </w:rPr>
-    </w:lvl>
-    <w:lvl w:ilvl="3" w:tentative="1">
-      <w:start w:val="1"/>
-      <w:numFmt w:val="bullet"/>
-      <w:lvlText w:val=""/>
-      <w:lvlJc w:val="left"/>
-      <w:pPr>
-        <w:tabs>
-          <w:tab w:val="num" w:pos="2880"/>
-        </w:tabs>
-        <w:ind w:left="2880" w:hanging="360"/>
-      </w:pPr>
-      <w:rPr>
-        <w:rFonts w:ascii="Wingdings" w:hAnsi="Wingdings" w:hint="default"/>
-        <w:sz w:val="20"/>
-      </w:rPr>
-    </w:lvl>
-    <w:lvl w:ilvl="4" w:tentative="1">
-      <w:start w:val="1"/>
-      <w:numFmt w:val="bullet"/>
-      <w:lvlText w:val=""/>
-      <w:lvlJc w:val="left"/>
-      <w:pPr>
-        <w:tabs>
-          <w:tab w:val="num" w:pos="3600"/>
-        </w:tabs>
-        <w:ind w:left="3600" w:hanging="360"/>
-      </w:pPr>
-      <w:rPr>
-        <w:rFonts w:ascii="Wingdings" w:hAnsi="Wingdings" w:hint="default"/>
-        <w:sz w:val="20"/>
-      </w:rPr>
-    </w:lvl>
-    <w:lvl w:ilvl="5" w:tentative="1">
-      <w:start w:val="1"/>
-      <w:numFmt w:val="bullet"/>
-      <w:lvlText w:val=""/>
-      <w:lvlJc w:val="left"/>
-      <w:pPr>
-        <w:tabs>
-          <w:tab w:val="num" w:pos="4320"/>
-        </w:tabs>
-        <w:ind w:left="4320" w:hanging="360"/>
-      </w:pPr>
-      <w:rPr>
-        <w:rFonts w:ascii="Wingdings" w:hAnsi="Wingdings" w:hint="default"/>
-        <w:sz w:val="20"/>
-      </w:rPr>
-    </w:lvl>
-    <w:lvl w:ilvl="6" w:tentative="1">
-      <w:start w:val="1"/>
-      <w:numFmt w:val="bullet"/>
-      <w:lvlText w:val=""/>
-      <w:lvlJc w:val="left"/>
-      <w:pPr>
-        <w:tabs>
-          <w:tab w:val="num" w:pos="5040"/>
-        </w:tabs>
-        <w:ind w:left="5040" w:hanging="360"/>
-      </w:pPr>
-      <w:rPr>
-        <w:rFonts w:ascii="Wingdings" w:hAnsi="Wingdings" w:hint="default"/>
-        <w:sz w:val="20"/>
-      </w:rPr>
-    </w:lvl>
-    <w:lvl w:ilvl="7" w:tentative="1">
-      <w:start w:val="1"/>
-      <w:numFmt w:val="bullet"/>
-      <w:lvlText w:val=""/>
-      <w:lvlJc w:val="left"/>
-      <w:pPr>
-        <w:tabs>
-          <w:tab w:val="num" w:pos="5760"/>
-        </w:tabs>
-        <w:ind w:left="5760" w:hanging="360"/>
-      </w:pPr>
-      <w:rPr>
-        <w:rFonts w:ascii="Wingdings" w:hAnsi="Wingdings" w:hint="default"/>
-        <w:sz w:val="20"/>
-      </w:rPr>
-    </w:lvl>
-    <w:lvl w:ilvl="8" w:tentative="1">
-      <w:start w:val="1"/>
-      <w:numFmt w:val="bullet"/>
-      <w:lvlText w:val=""/>
-      <w:lvlJc w:val="left"/>
-      <w:pPr>
-        <w:tabs>
-          <w:tab w:val="num" w:pos="6480"/>
-        </w:tabs>
-        <w:ind w:left="6480" w:hanging="360"/>
-      </w:pPr>
-      <w:rPr>
-        <w:rFonts w:ascii="Wingdings" w:hAnsi="Wingdings" w:hint="default"/>
-        <w:sz w:val="20"/>
+        <w:ind w:left="1080" w:hanging="360"/>
+      </w:pPr>
+      <w:rPr>
+        <w:rFonts w:ascii="Courier New" w:hAnsi="Courier New" w:cs="Courier New" w:hint="default"/>
+      </w:rPr>
+    </w:lvl>
+    <w:lvl w:ilvl="1" w:tplc="40090003" w:tentative="1">
+      <w:start w:val="1"/>
+      <w:numFmt w:val="bullet"/>
+      <w:lvlText w:val="o"/>
+      <w:lvlJc w:val="left"/>
+      <w:pPr>
+        <w:ind w:left="1800" w:hanging="360"/>
+      </w:pPr>
+      <w:rPr>
+        <w:rFonts w:ascii="Courier New" w:hAnsi="Courier New" w:cs="Courier New" w:hint="default"/>
+      </w:rPr>
+    </w:lvl>
+    <w:lvl w:ilvl="2" w:tplc="40090005" w:tentative="1">
+      <w:start w:val="1"/>
+      <w:numFmt w:val="bullet"/>
+      <w:lvlText w:val=""/>
+      <w:lvlJc w:val="left"/>
+      <w:pPr>
+        <w:ind w:left="2520" w:hanging="360"/>
+      </w:pPr>
+      <w:rPr>
+        <w:rFonts w:ascii="Wingdings" w:hAnsi="Wingdings" w:hint="default"/>
+      </w:rPr>
+    </w:lvl>
+    <w:lvl w:ilvl="3" w:tplc="40090001" w:tentative="1">
+      <w:start w:val="1"/>
+      <w:numFmt w:val="bullet"/>
+      <w:lvlText w:val=""/>
+      <w:lvlJc w:val="left"/>
+      <w:pPr>
+        <w:ind w:left="3240" w:hanging="360"/>
+      </w:pPr>
+      <w:rPr>
+        <w:rFonts w:ascii="Symbol" w:hAnsi="Symbol" w:hint="default"/>
+      </w:rPr>
+    </w:lvl>
+    <w:lvl w:ilvl="4" w:tplc="40090003" w:tentative="1">
+      <w:start w:val="1"/>
+      <w:numFmt w:val="bullet"/>
+      <w:lvlText w:val="o"/>
+      <w:lvlJc w:val="left"/>
+      <w:pPr>
+        <w:ind w:left="3960" w:hanging="360"/>
+      </w:pPr>
+      <w:rPr>
+        <w:rFonts w:ascii="Courier New" w:hAnsi="Courier New" w:cs="Courier New" w:hint="default"/>
+      </w:rPr>
+    </w:lvl>
+    <w:lvl w:ilvl="5" w:tplc="40090005" w:tentative="1">
+      <w:start w:val="1"/>
+      <w:numFmt w:val="bullet"/>
+      <w:lvlText w:val=""/>
+      <w:lvlJc w:val="left"/>
+      <w:pPr>
+        <w:ind w:left="4680" w:hanging="360"/>
+      </w:pPr>
+      <w:rPr>
+        <w:rFonts w:ascii="Wingdings" w:hAnsi="Wingdings" w:hint="default"/>
+      </w:rPr>
+    </w:lvl>
+    <w:lvl w:ilvl="6" w:tplc="40090001" w:tentative="1">
+      <w:start w:val="1"/>
+      <w:numFmt w:val="bullet"/>
+      <w:lvlText w:val=""/>
+      <w:lvlJc w:val="left"/>
+      <w:pPr>
+        <w:ind w:left="5400" w:hanging="360"/>
+      </w:pPr>
+      <w:rPr>
+        <w:rFonts w:ascii="Symbol" w:hAnsi="Symbol" w:hint="default"/>
+      </w:rPr>
+    </w:lvl>
+    <w:lvl w:ilvl="7" w:tplc="40090003" w:tentative="1">
+      <w:start w:val="1"/>
+      <w:numFmt w:val="bullet"/>
+      <w:lvlText w:val="o"/>
+      <w:lvlJc w:val="left"/>
+      <w:pPr>
+        <w:ind w:left="6120" w:hanging="360"/>
+      </w:pPr>
+      <w:rPr>
+        <w:rFonts w:ascii="Courier New" w:hAnsi="Courier New" w:cs="Courier New" w:hint="default"/>
+      </w:rPr>
+    </w:lvl>
+    <w:lvl w:ilvl="8" w:tplc="40090005" w:tentative="1">
+      <w:start w:val="1"/>
+      <w:numFmt w:val="bullet"/>
+      <w:lvlText w:val=""/>
+      <w:lvlJc w:val="left"/>
+      <w:pPr>
+        <w:ind w:left="6840" w:hanging="360"/>
+      </w:pPr>
+      <w:rPr>
+        <w:rFonts w:ascii="Wingdings" w:hAnsi="Wingdings" w:hint="default"/>
       </w:rPr>
     </w:lvl>
   </w:abstractNum>
-  <w:abstractNum w:abstractNumId="29" w15:restartNumberingAfterBreak="0">
+  <w:abstractNum w:abstractNumId="38" w15:restartNumberingAfterBreak="0">
     <w:nsid w:val="57FE715E"/>
     <w:multiLevelType w:val="multilevel"/>
     <w:tmpl w:val="FFC8431C"/>
@@ -10274,7 +12173,7 @@
       </w:rPr>
     </w:lvl>
   </w:abstractNum>
-  <w:abstractNum w:abstractNumId="30" w15:restartNumberingAfterBreak="0">
+  <w:abstractNum w:abstractNumId="39" w15:restartNumberingAfterBreak="0">
     <w:nsid w:val="5C3244B5"/>
     <w:multiLevelType w:val="multilevel"/>
     <w:tmpl w:val="2D185788"/>
@@ -10423,7 +12322,156 @@
       </w:rPr>
     </w:lvl>
   </w:abstractNum>
-  <w:abstractNum w:abstractNumId="31" w15:restartNumberingAfterBreak="0">
+  <w:abstractNum w:abstractNumId="40" w15:restartNumberingAfterBreak="0">
+    <w:nsid w:val="5CF0277D"/>
+    <w:multiLevelType w:val="multilevel"/>
+    <w:tmpl w:val="7E9CCF3C"/>
+    <w:lvl w:ilvl="0">
+      <w:start w:val="1"/>
+      <w:numFmt w:val="bullet"/>
+      <w:lvlText w:val=""/>
+      <w:lvlJc w:val="left"/>
+      <w:pPr>
+        <w:tabs>
+          <w:tab w:val="num" w:pos="720"/>
+        </w:tabs>
+        <w:ind w:left="720" w:hanging="360"/>
+      </w:pPr>
+      <w:rPr>
+        <w:rFonts w:ascii="Symbol" w:hAnsi="Symbol" w:hint="default"/>
+        <w:sz w:val="20"/>
+      </w:rPr>
+    </w:lvl>
+    <w:lvl w:ilvl="1" w:tentative="1">
+      <w:start w:val="1"/>
+      <w:numFmt w:val="bullet"/>
+      <w:lvlText w:val="o"/>
+      <w:lvlJc w:val="left"/>
+      <w:pPr>
+        <w:tabs>
+          <w:tab w:val="num" w:pos="1440"/>
+        </w:tabs>
+        <w:ind w:left="1440" w:hanging="360"/>
+      </w:pPr>
+      <w:rPr>
+        <w:rFonts w:ascii="Courier New" w:hAnsi="Courier New" w:hint="default"/>
+        <w:sz w:val="20"/>
+      </w:rPr>
+    </w:lvl>
+    <w:lvl w:ilvl="2" w:tentative="1">
+      <w:start w:val="1"/>
+      <w:numFmt w:val="bullet"/>
+      <w:lvlText w:val=""/>
+      <w:lvlJc w:val="left"/>
+      <w:pPr>
+        <w:tabs>
+          <w:tab w:val="num" w:pos="2160"/>
+        </w:tabs>
+        <w:ind w:left="2160" w:hanging="360"/>
+      </w:pPr>
+      <w:rPr>
+        <w:rFonts w:ascii="Wingdings" w:hAnsi="Wingdings" w:hint="default"/>
+        <w:sz w:val="20"/>
+      </w:rPr>
+    </w:lvl>
+    <w:lvl w:ilvl="3" w:tentative="1">
+      <w:start w:val="1"/>
+      <w:numFmt w:val="bullet"/>
+      <w:lvlText w:val=""/>
+      <w:lvlJc w:val="left"/>
+      <w:pPr>
+        <w:tabs>
+          <w:tab w:val="num" w:pos="2880"/>
+        </w:tabs>
+        <w:ind w:left="2880" w:hanging="360"/>
+      </w:pPr>
+      <w:rPr>
+        <w:rFonts w:ascii="Wingdings" w:hAnsi="Wingdings" w:hint="default"/>
+        <w:sz w:val="20"/>
+      </w:rPr>
+    </w:lvl>
+    <w:lvl w:ilvl="4" w:tentative="1">
+      <w:start w:val="1"/>
+      <w:numFmt w:val="bullet"/>
+      <w:lvlText w:val=""/>
+      <w:lvlJc w:val="left"/>
+      <w:pPr>
+        <w:tabs>
+          <w:tab w:val="num" w:pos="3600"/>
+        </w:tabs>
+        <w:ind w:left="3600" w:hanging="360"/>
+      </w:pPr>
+      <w:rPr>
+        <w:rFonts w:ascii="Wingdings" w:hAnsi="Wingdings" w:hint="default"/>
+        <w:sz w:val="20"/>
+      </w:rPr>
+    </w:lvl>
+    <w:lvl w:ilvl="5" w:tentative="1">
+      <w:start w:val="1"/>
+      <w:numFmt w:val="bullet"/>
+      <w:lvlText w:val=""/>
+      <w:lvlJc w:val="left"/>
+      <w:pPr>
+        <w:tabs>
+          <w:tab w:val="num" w:pos="4320"/>
+        </w:tabs>
+        <w:ind w:left="4320" w:hanging="360"/>
+      </w:pPr>
+      <w:rPr>
+        <w:rFonts w:ascii="Wingdings" w:hAnsi="Wingdings" w:hint="default"/>
+        <w:sz w:val="20"/>
+      </w:rPr>
+    </w:lvl>
+    <w:lvl w:ilvl="6" w:tentative="1">
+      <w:start w:val="1"/>
+      <w:numFmt w:val="bullet"/>
+      <w:lvlText w:val=""/>
+      <w:lvlJc w:val="left"/>
+      <w:pPr>
+        <w:tabs>
+          <w:tab w:val="num" w:pos="5040"/>
+        </w:tabs>
+        <w:ind w:left="5040" w:hanging="360"/>
+      </w:pPr>
+      <w:rPr>
+        <w:rFonts w:ascii="Wingdings" w:hAnsi="Wingdings" w:hint="default"/>
+        <w:sz w:val="20"/>
+      </w:rPr>
+    </w:lvl>
+    <w:lvl w:ilvl="7" w:tentative="1">
+      <w:start w:val="1"/>
+      <w:numFmt w:val="bullet"/>
+      <w:lvlText w:val=""/>
+      <w:lvlJc w:val="left"/>
+      <w:pPr>
+        <w:tabs>
+          <w:tab w:val="num" w:pos="5760"/>
+        </w:tabs>
+        <w:ind w:left="5760" w:hanging="360"/>
+      </w:pPr>
+      <w:rPr>
+        <w:rFonts w:ascii="Wingdings" w:hAnsi="Wingdings" w:hint="default"/>
+        <w:sz w:val="20"/>
+      </w:rPr>
+    </w:lvl>
+    <w:lvl w:ilvl="8" w:tentative="1">
+      <w:start w:val="1"/>
+      <w:numFmt w:val="bullet"/>
+      <w:lvlText w:val=""/>
+      <w:lvlJc w:val="left"/>
+      <w:pPr>
+        <w:tabs>
+          <w:tab w:val="num" w:pos="6480"/>
+        </w:tabs>
+        <w:ind w:left="6480" w:hanging="360"/>
+      </w:pPr>
+      <w:rPr>
+        <w:rFonts w:ascii="Wingdings" w:hAnsi="Wingdings" w:hint="default"/>
+        <w:sz w:val="20"/>
+      </w:rPr>
+    </w:lvl>
+  </w:abstractNum>
+  <w:abstractNum w:abstractNumId="41" w15:restartNumberingAfterBreak="0">
     <w:nsid w:val="5DDA4210"/>
     <w:multiLevelType w:val="multilevel"/>
     <w:tmpl w:val="663EF6D8"/>
@@ -10572,7 +12620,418 @@
       </w:rPr>
     </w:lvl>
   </w:abstractNum>
-  <w:abstractNum w:abstractNumId="32" w15:restartNumberingAfterBreak="0">
+  <w:abstractNum w:abstractNumId="42" w15:restartNumberingAfterBreak="0">
+    <w:nsid w:val="5F200AF1"/>
+    <w:multiLevelType w:val="hybridMultilevel"/>
+    <w:tmpl w:val="6C208964"/>
+    <w:lvl w:ilvl="0" w:tplc="40090001">
+      <w:start w:val="1"/>
+      <w:numFmt w:val="bullet"/>
+      <w:lvlText w:val=""/>
+      <w:lvlJc w:val="left"/>
+      <w:pPr>
+        <w:ind w:left="1080" w:hanging="360"/>
+      </w:pPr>
+      <w:rPr>
+        <w:rFonts w:ascii="Symbol" w:hAnsi="Symbol" w:hint="default"/>
+      </w:rPr>
+    </w:lvl>
+    <w:lvl w:ilvl="1" w:tplc="FFFFFFFF" w:tentative="1">
+      <w:start w:val="1"/>
+      <w:numFmt w:val="bullet"/>
+      <w:lvlText w:val="o"/>
+      <w:lvlJc w:val="left"/>
+      <w:pPr>
+        <w:ind w:left="1800" w:hanging="360"/>
+      </w:pPr>
+      <w:rPr>
+        <w:rFonts w:ascii="Courier New" w:hAnsi="Courier New" w:cs="Courier New" w:hint="default"/>
+      </w:rPr>
+    </w:lvl>
+    <w:lvl w:ilvl="2" w:tplc="FFFFFFFF" w:tentative="1">
+      <w:start w:val="1"/>
+      <w:numFmt w:val="bullet"/>
+      <w:lvlText w:val=""/>
+      <w:lvlJc w:val="left"/>
+      <w:pPr>
+        <w:ind w:left="2520" w:hanging="360"/>
+      </w:pPr>
+      <w:rPr>
+        <w:rFonts w:ascii="Wingdings" w:hAnsi="Wingdings" w:hint="default"/>
+      </w:rPr>
+    </w:lvl>
+    <w:lvl w:ilvl="3" w:tplc="40090001">
+      <w:start w:val="1"/>
+      <w:numFmt w:val="bullet"/>
+      <w:lvlText w:val=""/>
+      <w:lvlJc w:val="left"/>
+      <w:pPr>
+        <w:ind w:left="501" w:hanging="360"/>
+      </w:pPr>
+      <w:rPr>
+        <w:rFonts w:ascii="Symbol" w:hAnsi="Symbol" w:hint="default"/>
+      </w:rPr>
+    </w:lvl>
+    <w:lvl w:ilvl="4" w:tplc="FFFFFFFF" w:tentative="1">
+      <w:start w:val="1"/>
+      <w:numFmt w:val="bullet"/>
+      <w:lvlText w:val="o"/>
+      <w:lvlJc w:val="left"/>
+      <w:pPr>
+        <w:ind w:left="3960" w:hanging="360"/>
+      </w:pPr>
+      <w:rPr>
+        <w:rFonts w:ascii="Courier New" w:hAnsi="Courier New" w:cs="Courier New" w:hint="default"/>
+      </w:rPr>
+    </w:lvl>
+    <w:lvl w:ilvl="5" w:tplc="FFFFFFFF" w:tentative="1">
+      <w:start w:val="1"/>
+      <w:numFmt w:val="bullet"/>
+      <w:lvlText w:val=""/>
+      <w:lvlJc w:val="left"/>
+      <w:pPr>
+        <w:ind w:left="4680" w:hanging="360"/>
+      </w:pPr>
+      <w:rPr>
+        <w:rFonts w:ascii="Wingdings" w:hAnsi="Wingdings" w:hint="default"/>
+      </w:rPr>
+    </w:lvl>
+    <w:lvl w:ilvl="6" w:tplc="FFFFFFFF" w:tentative="1">
+      <w:start w:val="1"/>
+      <w:numFmt w:val="bullet"/>
+      <w:lvlText w:val=""/>
+      <w:lvlJc w:val="left"/>
+      <w:pPr>
+        <w:ind w:left="5400" w:hanging="360"/>
+      </w:pPr>
+      <w:rPr>
+        <w:rFonts w:ascii="Symbol" w:hAnsi="Symbol" w:hint="default"/>
+      </w:rPr>
+    </w:lvl>
+    <w:lvl w:ilvl="7" w:tplc="FFFFFFFF" w:tentative="1">
+      <w:start w:val="1"/>
+      <w:numFmt w:val="bullet"/>
+      <w:lvlText w:val="o"/>
+      <w:lvlJc w:val="left"/>
+      <w:pPr>
+        <w:ind w:left="6120" w:hanging="360"/>
+      </w:pPr>
+      <w:rPr>
+        <w:rFonts w:ascii="Courier New" w:hAnsi="Courier New" w:cs="Courier New" w:hint="default"/>
+      </w:rPr>
+    </w:lvl>
+    <w:lvl w:ilvl="8" w:tplc="FFFFFFFF" w:tentative="1">
+      <w:start w:val="1"/>
+      <w:numFmt w:val="bullet"/>
+      <w:lvlText w:val=""/>
+      <w:lvlJc w:val="left"/>
+      <w:pPr>
+        <w:ind w:left="6840" w:hanging="360"/>
+      </w:pPr>
+      <w:rPr>
+        <w:rFonts w:ascii="Wingdings" w:hAnsi="Wingdings" w:hint="default"/>
+      </w:rPr>
+    </w:lvl>
+  </w:abstractNum>
+  <w:abstractNum w:abstractNumId="43" w15:restartNumberingAfterBreak="0">
+    <w:nsid w:val="60D16EEF"/>
+    <w:multiLevelType w:val="multilevel"/>
+    <w:tmpl w:val="33EE9EB2"/>
+    <w:lvl w:ilvl="0">
+      <w:start w:val="1"/>
+      <w:numFmt w:val="bullet"/>
+      <w:lvlText w:val="o"/>
+      <w:lvlJc w:val="left"/>
+      <w:pPr>
+        <w:tabs>
+          <w:tab w:val="num" w:pos="720"/>
+        </w:tabs>
+        <w:ind w:left="720" w:hanging="360"/>
+      </w:pPr>
+      <w:rPr>
+        <w:rFonts w:ascii="Courier New" w:hAnsi="Courier New" w:cs="Courier New" w:hint="default"/>
+        <w:sz w:val="20"/>
+      </w:rPr>
+    </w:lvl>
+    <w:lvl w:ilvl="1" w:tentative="1">
+      <w:start w:val="1"/>
+      <w:numFmt w:val="bullet"/>
+      <w:lvlText w:val="o"/>
+      <w:lvlJc w:val="left"/>
+      <w:pPr>
+        <w:tabs>
+          <w:tab w:val="num" w:pos="1440"/>
+        </w:tabs>
+        <w:ind w:left="1440" w:hanging="360"/>
+      </w:pPr>
+      <w:rPr>
+        <w:rFonts w:ascii="Courier New" w:hAnsi="Courier New" w:hint="default"/>
+        <w:sz w:val="20"/>
+      </w:rPr>
+    </w:lvl>
+    <w:lvl w:ilvl="2" w:tentative="1">
+      <w:start w:val="1"/>
+      <w:numFmt w:val="bullet"/>
+      <w:lvlText w:val=""/>
+      <w:lvlJc w:val="left"/>
+      <w:pPr>
+        <w:tabs>
+          <w:tab w:val="num" w:pos="2160"/>
+        </w:tabs>
+        <w:ind w:left="2160" w:hanging="360"/>
+      </w:pPr>
+      <w:rPr>
+        <w:rFonts w:ascii="Wingdings" w:hAnsi="Wingdings" w:hint="default"/>
+        <w:sz w:val="20"/>
+      </w:rPr>
+    </w:lvl>
+    <w:lvl w:ilvl="3" w:tentative="1">
+      <w:start w:val="1"/>
+      <w:numFmt w:val="bullet"/>
+      <w:lvlText w:val=""/>
+      <w:lvlJc w:val="left"/>
+      <w:pPr>
+        <w:tabs>
+          <w:tab w:val="num" w:pos="2880"/>
+        </w:tabs>
+        <w:ind w:left="2880" w:hanging="360"/>
+      </w:pPr>
+      <w:rPr>
+        <w:rFonts w:ascii="Wingdings" w:hAnsi="Wingdings" w:hint="default"/>
+        <w:sz w:val="20"/>
+      </w:rPr>
+    </w:lvl>
+    <w:lvl w:ilvl="4" w:tentative="1">
+      <w:start w:val="1"/>
+      <w:numFmt w:val="bullet"/>
+      <w:lvlText w:val=""/>
+      <w:lvlJc w:val="left"/>
+      <w:pPr>
+        <w:tabs>
+          <w:tab w:val="num" w:pos="3600"/>
+        </w:tabs>
+        <w:ind w:left="3600" w:hanging="360"/>
+      </w:pPr>
+      <w:rPr>
+        <w:rFonts w:ascii="Wingdings" w:hAnsi="Wingdings" w:hint="default"/>
+        <w:sz w:val="20"/>
+      </w:rPr>
+    </w:lvl>
+    <w:lvl w:ilvl="5" w:tentative="1">
+      <w:start w:val="1"/>
+      <w:numFmt w:val="bullet"/>
+      <w:lvlText w:val=""/>
+      <w:lvlJc w:val="left"/>
+      <w:pPr>
+        <w:tabs>
+          <w:tab w:val="num" w:pos="4320"/>
+        </w:tabs>
+        <w:ind w:left="4320" w:hanging="360"/>
+      </w:pPr>
+      <w:rPr>
+        <w:rFonts w:ascii="Wingdings" w:hAnsi="Wingdings" w:hint="default"/>
+        <w:sz w:val="20"/>
+      </w:rPr>
+    </w:lvl>
+    <w:lvl w:ilvl="6" w:tentative="1">
+      <w:start w:val="1"/>
+      <w:numFmt w:val="bullet"/>
+      <w:lvlText w:val=""/>
+      <w:lvlJc w:val="left"/>
+      <w:pPr>
+        <w:tabs>
+          <w:tab w:val="num" w:pos="5040"/>
+        </w:tabs>
+        <w:ind w:left="5040" w:hanging="360"/>
+      </w:pPr>
+      <w:rPr>
+        <w:rFonts w:ascii="Wingdings" w:hAnsi="Wingdings" w:hint="default"/>
+        <w:sz w:val="20"/>
+      </w:rPr>
+    </w:lvl>
+    <w:lvl w:ilvl="7" w:tentative="1">
+      <w:start w:val="1"/>
+      <w:numFmt w:val="bullet"/>
+      <w:lvlText w:val=""/>
+      <w:lvlJc w:val="left"/>
+      <w:pPr>
+        <w:tabs>
+          <w:tab w:val="num" w:pos="5760"/>
+        </w:tabs>
+        <w:ind w:left="5760" w:hanging="360"/>
+      </w:pPr>
+      <w:rPr>
+        <w:rFonts w:ascii="Wingdings" w:hAnsi="Wingdings" w:hint="default"/>
+        <w:sz w:val="20"/>
+      </w:rPr>
+    </w:lvl>
+    <w:lvl w:ilvl="8" w:tentative="1">
+      <w:start w:val="1"/>
+      <w:numFmt w:val="bullet"/>
+      <w:lvlText w:val=""/>
+      <w:lvlJc w:val="left"/>
+      <w:pPr>
+        <w:tabs>
+          <w:tab w:val="num" w:pos="6480"/>
+        </w:tabs>
+        <w:ind w:left="6480" w:hanging="360"/>
+      </w:pPr>
+      <w:rPr>
+        <w:rFonts w:ascii="Wingdings" w:hAnsi="Wingdings" w:hint="default"/>
+        <w:sz w:val="20"/>
+      </w:rPr>
+    </w:lvl>
+  </w:abstractNum>
+  <w:abstractNum w:abstractNumId="44" w15:restartNumberingAfterBreak="0">
+    <w:nsid w:val="66BA33AA"/>
+    <w:multiLevelType w:val="multilevel"/>
+    <w:tmpl w:val="7E9CCF3C"/>
+    <w:lvl w:ilvl="0">
+      <w:start w:val="1"/>
+      <w:numFmt w:val="bullet"/>
+      <w:lvlText w:val=""/>
+      <w:lvlJc w:val="left"/>
+      <w:pPr>
+        <w:tabs>
+          <w:tab w:val="num" w:pos="720"/>
+        </w:tabs>
+        <w:ind w:left="720" w:hanging="360"/>
+      </w:pPr>
+      <w:rPr>
+        <w:rFonts w:ascii="Symbol" w:hAnsi="Symbol" w:hint="default"/>
+        <w:sz w:val="20"/>
+      </w:rPr>
+    </w:lvl>
+    <w:lvl w:ilvl="1" w:tentative="1">
+      <w:start w:val="1"/>
+      <w:numFmt w:val="bullet"/>
+      <w:lvlText w:val="o"/>
+      <w:lvlJc w:val="left"/>
+      <w:pPr>
+        <w:tabs>
+          <w:tab w:val="num" w:pos="1440"/>
+        </w:tabs>
+        <w:ind w:left="1440" w:hanging="360"/>
+      </w:pPr>
+      <w:rPr>
+        <w:rFonts w:ascii="Courier New" w:hAnsi="Courier New" w:hint="default"/>
+        <w:sz w:val="20"/>
+      </w:rPr>
+    </w:lvl>
+    <w:lvl w:ilvl="2" w:tentative="1">
+      <w:start w:val="1"/>
+      <w:numFmt w:val="bullet"/>
+      <w:lvlText w:val=""/>
+      <w:lvlJc w:val="left"/>
+      <w:pPr>
+        <w:tabs>
+          <w:tab w:val="num" w:pos="2160"/>
+        </w:tabs>
+        <w:ind w:left="2160" w:hanging="360"/>
+      </w:pPr>
+      <w:rPr>
+        <w:rFonts w:ascii="Wingdings" w:hAnsi="Wingdings" w:hint="default"/>
+        <w:sz w:val="20"/>
+      </w:rPr>
+    </w:lvl>
+    <w:lvl w:ilvl="3" w:tentative="1">
+      <w:start w:val="1"/>
+      <w:numFmt w:val="bullet"/>
+      <w:lvlText w:val=""/>
+      <w:lvlJc w:val="left"/>
+      <w:pPr>
+        <w:tabs>
+          <w:tab w:val="num" w:pos="2880"/>
+        </w:tabs>
+        <w:ind w:left="2880" w:hanging="360"/>
+      </w:pPr>
+      <w:rPr>
+        <w:rFonts w:ascii="Wingdings" w:hAnsi="Wingdings" w:hint="default"/>
+        <w:sz w:val="20"/>
+      </w:rPr>
+    </w:lvl>
+    <w:lvl w:ilvl="4" w:tentative="1">
+      <w:start w:val="1"/>
+      <w:numFmt w:val="bullet"/>
+      <w:lvlText w:val=""/>
+      <w:lvlJc w:val="left"/>
+      <w:pPr>
+        <w:tabs>
+          <w:tab w:val="num" w:pos="3600"/>
+        </w:tabs>
+        <w:ind w:left="3600" w:hanging="360"/>
+      </w:pPr>
+      <w:rPr>
+        <w:rFonts w:ascii="Wingdings" w:hAnsi="Wingdings" w:hint="default"/>
+        <w:sz w:val="20"/>
+      </w:rPr>
+    </w:lvl>
+    <w:lvl w:ilvl="5" w:tentative="1">
+      <w:start w:val="1"/>
+      <w:numFmt w:val="bullet"/>
+      <w:lvlText w:val=""/>
+      <w:lvlJc w:val="left"/>
+      <w:pPr>
+        <w:tabs>
+          <w:tab w:val="num" w:pos="4320"/>
+        </w:tabs>
+        <w:ind w:left="4320" w:hanging="360"/>
+      </w:pPr>
+      <w:rPr>
+        <w:rFonts w:ascii="Wingdings" w:hAnsi="Wingdings" w:hint="default"/>
+        <w:sz w:val="20"/>
+      </w:rPr>
+    </w:lvl>
+    <w:lvl w:ilvl="6" w:tentative="1">
+      <w:start w:val="1"/>
+      <w:numFmt w:val="bullet"/>
+      <w:lvlText w:val=""/>
+      <w:lvlJc w:val="left"/>
+      <w:pPr>
+        <w:tabs>
+          <w:tab w:val="num" w:pos="5040"/>
+        </w:tabs>
+        <w:ind w:left="5040" w:hanging="360"/>
+      </w:pPr>
+      <w:rPr>
+        <w:rFonts w:ascii="Wingdings" w:hAnsi="Wingdings" w:hint="default"/>
+        <w:sz w:val="20"/>
+      </w:rPr>
+    </w:lvl>
+    <w:lvl w:ilvl="7" w:tentative="1">
+      <w:start w:val="1"/>
+      <w:numFmt w:val="bullet"/>
+      <w:lvlText w:val=""/>
+      <w:lvlJc w:val="left"/>
+      <w:pPr>
+        <w:tabs>
+          <w:tab w:val="num" w:pos="5760"/>
+        </w:tabs>
+        <w:ind w:left="5760" w:hanging="360"/>
+      </w:pPr>
+      <w:rPr>
+        <w:rFonts w:ascii="Wingdings" w:hAnsi="Wingdings" w:hint="default"/>
+        <w:sz w:val="20"/>
+      </w:rPr>
+    </w:lvl>
+    <w:lvl w:ilvl="8" w:tentative="1">
+      <w:start w:val="1"/>
+      <w:numFmt w:val="bullet"/>
+      <w:lvlText w:val=""/>
+      <w:lvlJc w:val="left"/>
+      <w:pPr>
+        <w:tabs>
+          <w:tab w:val="num" w:pos="6480"/>
+        </w:tabs>
+        <w:ind w:left="6480" w:hanging="360"/>
+      </w:pPr>
+      <w:rPr>
+        <w:rFonts w:ascii="Wingdings" w:hAnsi="Wingdings" w:hint="default"/>
+        <w:sz w:val="20"/>
+      </w:rPr>
+    </w:lvl>
+  </w:abstractNum>
+  <w:abstractNum w:abstractNumId="45" w15:restartNumberingAfterBreak="0">
     <w:nsid w:val="67F15432"/>
     <w:multiLevelType w:val="multilevel"/>
     <w:tmpl w:val="6DAE0EAC"/>
@@ -10721,7 +13180,7 @@
       </w:rPr>
     </w:lvl>
   </w:abstractNum>
-  <w:abstractNum w:abstractNumId="33" w15:restartNumberingAfterBreak="0">
+  <w:abstractNum w:abstractNumId="46" w15:restartNumberingAfterBreak="0">
     <w:nsid w:val="6AE35169"/>
     <w:multiLevelType w:val="multilevel"/>
     <w:tmpl w:val="0DFA9B4E"/>
@@ -10870,7 +13329,156 @@
       </w:rPr>
     </w:lvl>
   </w:abstractNum>
-  <w:abstractNum w:abstractNumId="34" w15:restartNumberingAfterBreak="0">
+  <w:abstractNum w:abstractNumId="47" w15:restartNumberingAfterBreak="0">
+    <w:nsid w:val="6B381CF7"/>
+    <w:multiLevelType w:val="multilevel"/>
+    <w:tmpl w:val="7E9CCF3C"/>
+    <w:lvl w:ilvl="0">
+      <w:start w:val="1"/>
+      <w:numFmt w:val="bullet"/>
+      <w:lvlText w:val=""/>
+      <w:lvlJc w:val="left"/>
+      <w:pPr>
+        <w:tabs>
+          <w:tab w:val="num" w:pos="720"/>
+        </w:tabs>
+        <w:ind w:left="720" w:hanging="360"/>
+      </w:pPr>
+      <w:rPr>
+        <w:rFonts w:ascii="Symbol" w:hAnsi="Symbol" w:hint="default"/>
+        <w:sz w:val="20"/>
+      </w:rPr>
+    </w:lvl>
+    <w:lvl w:ilvl="1">
+      <w:start w:val="1"/>
+      <w:numFmt w:val="bullet"/>
+      <w:lvlText w:val="o"/>
+      <w:lvlJc w:val="left"/>
+      <w:pPr>
+        <w:tabs>
+          <w:tab w:val="num" w:pos="1440"/>
+        </w:tabs>
+        <w:ind w:left="1440" w:hanging="360"/>
+      </w:pPr>
+      <w:rPr>
+        <w:rFonts w:ascii="Courier New" w:hAnsi="Courier New" w:hint="default"/>
+        <w:sz w:val="20"/>
+      </w:rPr>
+    </w:lvl>
+    <w:lvl w:ilvl="2" w:tentative="1">
+      <w:start w:val="1"/>
+      <w:numFmt w:val="bullet"/>
+      <w:lvlText w:val=""/>
+      <w:lvlJc w:val="left"/>
+      <w:pPr>
+        <w:tabs>
+          <w:tab w:val="num" w:pos="2160"/>
+        </w:tabs>
+        <w:ind w:left="2160" w:hanging="360"/>
+      </w:pPr>
+      <w:rPr>
+        <w:rFonts w:ascii="Wingdings" w:hAnsi="Wingdings" w:hint="default"/>
+        <w:sz w:val="20"/>
+      </w:rPr>
+    </w:lvl>
+    <w:lvl w:ilvl="3" w:tentative="1">
+      <w:start w:val="1"/>
+      <w:numFmt w:val="bullet"/>
+      <w:lvlText w:val=""/>
+      <w:lvlJc w:val="left"/>
+      <w:pPr>
+        <w:tabs>
+          <w:tab w:val="num" w:pos="2880"/>
+        </w:tabs>
+        <w:ind w:left="2880" w:hanging="360"/>
+      </w:pPr>
+      <w:rPr>
+        <w:rFonts w:ascii="Wingdings" w:hAnsi="Wingdings" w:hint="default"/>
+        <w:sz w:val="20"/>
+      </w:rPr>
+    </w:lvl>
+    <w:lvl w:ilvl="4" w:tentative="1">
+      <w:start w:val="1"/>
+      <w:numFmt w:val="bullet"/>
+      <w:lvlText w:val=""/>
+      <w:lvlJc w:val="left"/>
+      <w:pPr>
+        <w:tabs>
+          <w:tab w:val="num" w:pos="3600"/>
+        </w:tabs>
+        <w:ind w:left="3600" w:hanging="360"/>
+      </w:pPr>
+      <w:rPr>
+        <w:rFonts w:ascii="Wingdings" w:hAnsi="Wingdings" w:hint="default"/>
+        <w:sz w:val="20"/>
+      </w:rPr>
+    </w:lvl>
+    <w:lvl w:ilvl="5" w:tentative="1">
+      <w:start w:val="1"/>
+      <w:numFmt w:val="bullet"/>
+      <w:lvlText w:val=""/>
+      <w:lvlJc w:val="left"/>
+      <w:pPr>
+        <w:tabs>
+          <w:tab w:val="num" w:pos="4320"/>
+        </w:tabs>
+        <w:ind w:left="4320" w:hanging="360"/>
+      </w:pPr>
+      <w:rPr>
+        <w:rFonts w:ascii="Wingdings" w:hAnsi="Wingdings" w:hint="default"/>
+        <w:sz w:val="20"/>
+      </w:rPr>
+    </w:lvl>
+    <w:lvl w:ilvl="6" w:tentative="1">
+      <w:start w:val="1"/>
+      <w:numFmt w:val="bullet"/>
+      <w:lvlText w:val=""/>
+      <w:lvlJc w:val="left"/>
+      <w:pPr>
+        <w:tabs>
+          <w:tab w:val="num" w:pos="5040"/>
+        </w:tabs>
+        <w:ind w:left="5040" w:hanging="360"/>
+      </w:pPr>
+      <w:rPr>
+        <w:rFonts w:ascii="Wingdings" w:hAnsi="Wingdings" w:hint="default"/>
+        <w:sz w:val="20"/>
+      </w:rPr>
+    </w:lvl>
+    <w:lvl w:ilvl="7" w:tentative="1">
+      <w:start w:val="1"/>
+      <w:numFmt w:val="bullet"/>
+      <w:lvlText w:val=""/>
+      <w:lvlJc w:val="left"/>
+      <w:pPr>
+        <w:tabs>
+          <w:tab w:val="num" w:pos="5760"/>
+        </w:tabs>
+        <w:ind w:left="5760" w:hanging="360"/>
+      </w:pPr>
+      <w:rPr>
+        <w:rFonts w:ascii="Wingdings" w:hAnsi="Wingdings" w:hint="default"/>
+        <w:sz w:val="20"/>
+      </w:rPr>
+    </w:lvl>
+    <w:lvl w:ilvl="8" w:tentative="1">
+      <w:start w:val="1"/>
+      <w:numFmt w:val="bullet"/>
+      <w:lvlText w:val=""/>
+      <w:lvlJc w:val="left"/>
+      <w:pPr>
+        <w:tabs>
+          <w:tab w:val="num" w:pos="6480"/>
+        </w:tabs>
+        <w:ind w:left="6480" w:hanging="360"/>
+      </w:pPr>
+      <w:rPr>
+        <w:rFonts w:ascii="Wingdings" w:hAnsi="Wingdings" w:hint="default"/>
+        <w:sz w:val="20"/>
+      </w:rPr>
+    </w:lvl>
+  </w:abstractNum>
+  <w:abstractNum w:abstractNumId="48" w15:restartNumberingAfterBreak="0">
     <w:nsid w:val="71B614AE"/>
     <w:multiLevelType w:val="multilevel"/>
     <w:tmpl w:val="5C8E28B2"/>
@@ -11019,7 +13627,156 @@
       </w:rPr>
     </w:lvl>
   </w:abstractNum>
-  <w:abstractNum w:abstractNumId="35" w15:restartNumberingAfterBreak="0">
+  <w:abstractNum w:abstractNumId="49" w15:restartNumberingAfterBreak="0">
+    <w:nsid w:val="72AB4BE2"/>
+    <w:multiLevelType w:val="multilevel"/>
+    <w:tmpl w:val="7E9CCF3C"/>
+    <w:lvl w:ilvl="0">
+      <w:start w:val="1"/>
+      <w:numFmt w:val="bullet"/>
+      <w:lvlText w:val=""/>
+      <w:lvlJc w:val="left"/>
+      <w:pPr>
+        <w:tabs>
+          <w:tab w:val="num" w:pos="720"/>
+        </w:tabs>
+        <w:ind w:left="720" w:hanging="360"/>
+      </w:pPr>
+      <w:rPr>
+        <w:rFonts w:ascii="Symbol" w:hAnsi="Symbol" w:hint="default"/>
+        <w:sz w:val="20"/>
+      </w:rPr>
+    </w:lvl>
+    <w:lvl w:ilvl="1" w:tentative="1">
+      <w:start w:val="1"/>
+      <w:numFmt w:val="bullet"/>
+      <w:lvlText w:val="o"/>
+      <w:lvlJc w:val="left"/>
+      <w:pPr>
+        <w:tabs>
+          <w:tab w:val="num" w:pos="1440"/>
+        </w:tabs>
+        <w:ind w:left="1440" w:hanging="360"/>
+      </w:pPr>
+      <w:rPr>
+        <w:rFonts w:ascii="Courier New" w:hAnsi="Courier New" w:hint="default"/>
+        <w:sz w:val="20"/>
+      </w:rPr>
+    </w:lvl>
+    <w:lvl w:ilvl="2" w:tentative="1">
+      <w:start w:val="1"/>
+      <w:numFmt w:val="bullet"/>
+      <w:lvlText w:val=""/>
+      <w:lvlJc w:val="left"/>
+      <w:pPr>
+        <w:tabs>
+          <w:tab w:val="num" w:pos="2160"/>
+        </w:tabs>
+        <w:ind w:left="2160" w:hanging="360"/>
+      </w:pPr>
+      <w:rPr>
+        <w:rFonts w:ascii="Wingdings" w:hAnsi="Wingdings" w:hint="default"/>
+        <w:sz w:val="20"/>
+      </w:rPr>
+    </w:lvl>
+    <w:lvl w:ilvl="3" w:tentative="1">
+      <w:start w:val="1"/>
+      <w:numFmt w:val="bullet"/>
+      <w:lvlText w:val=""/>
+      <w:lvlJc w:val="left"/>
+      <w:pPr>
+        <w:tabs>
+          <w:tab w:val="num" w:pos="2880"/>
+        </w:tabs>
+        <w:ind w:left="2880" w:hanging="360"/>
+      </w:pPr>
+      <w:rPr>
+        <w:rFonts w:ascii="Wingdings" w:hAnsi="Wingdings" w:hint="default"/>
+        <w:sz w:val="20"/>
+      </w:rPr>
+    </w:lvl>
+    <w:lvl w:ilvl="4" w:tentative="1">
+      <w:start w:val="1"/>
+      <w:numFmt w:val="bullet"/>
+      <w:lvlText w:val=""/>
+      <w:lvlJc w:val="left"/>
+      <w:pPr>
+        <w:tabs>
+          <w:tab w:val="num" w:pos="3600"/>
+        </w:tabs>
+        <w:ind w:left="3600" w:hanging="360"/>
+      </w:pPr>
+      <w:rPr>
+        <w:rFonts w:ascii="Wingdings" w:hAnsi="Wingdings" w:hint="default"/>
+        <w:sz w:val="20"/>
+      </w:rPr>
+    </w:lvl>
+    <w:lvl w:ilvl="5" w:tentative="1">
+      <w:start w:val="1"/>
+      <w:numFmt w:val="bullet"/>
+      <w:lvlText w:val=""/>
+      <w:lvlJc w:val="left"/>
+      <w:pPr>
+        <w:tabs>
+          <w:tab w:val="num" w:pos="4320"/>
+        </w:tabs>
+        <w:ind w:left="4320" w:hanging="360"/>
+      </w:pPr>
+      <w:rPr>
+        <w:rFonts w:ascii="Wingdings" w:hAnsi="Wingdings" w:hint="default"/>
+        <w:sz w:val="20"/>
+      </w:rPr>
+    </w:lvl>
+    <w:lvl w:ilvl="6" w:tentative="1">
+      <w:start w:val="1"/>
+      <w:numFmt w:val="bullet"/>
+      <w:lvlText w:val=""/>
+      <w:lvlJc w:val="left"/>
+      <w:pPr>
+        <w:tabs>
+          <w:tab w:val="num" w:pos="5040"/>
+        </w:tabs>
+        <w:ind w:left="5040" w:hanging="360"/>
+      </w:pPr>
+      <w:rPr>
+        <w:rFonts w:ascii="Wingdings" w:hAnsi="Wingdings" w:hint="default"/>
+        <w:sz w:val="20"/>
+      </w:rPr>
+    </w:lvl>
+    <w:lvl w:ilvl="7" w:tentative="1">
+      <w:start w:val="1"/>
+      <w:numFmt w:val="bullet"/>
+      <w:lvlText w:val=""/>
+      <w:lvlJc w:val="left"/>
+      <w:pPr>
+        <w:tabs>
+          <w:tab w:val="num" w:pos="5760"/>
+        </w:tabs>
+        <w:ind w:left="5760" w:hanging="360"/>
+      </w:pPr>
+      <w:rPr>
+        <w:rFonts w:ascii="Wingdings" w:hAnsi="Wingdings" w:hint="default"/>
+        <w:sz w:val="20"/>
+      </w:rPr>
+    </w:lvl>
+    <w:lvl w:ilvl="8" w:tentative="1">
+      <w:start w:val="1"/>
+      <w:numFmt w:val="bullet"/>
+      <w:lvlText w:val=""/>
+      <w:lvlJc w:val="left"/>
+      <w:pPr>
+        <w:tabs>
+          <w:tab w:val="num" w:pos="6480"/>
+        </w:tabs>
+        <w:ind w:left="6480" w:hanging="360"/>
+      </w:pPr>
+      <w:rPr>
+        <w:rFonts w:ascii="Wingdings" w:hAnsi="Wingdings" w:hint="default"/>
+        <w:sz w:val="20"/>
+      </w:rPr>
+    </w:lvl>
+  </w:abstractNum>
+  <w:abstractNum w:abstractNumId="50" w15:restartNumberingAfterBreak="0">
     <w:nsid w:val="79A04355"/>
     <w:multiLevelType w:val="multilevel"/>
     <w:tmpl w:val="A2447F00"/>
@@ -11168,7 +13925,7 @@
       </w:rPr>
     </w:lvl>
   </w:abstractNum>
-  <w:abstractNum w:abstractNumId="36" w15:restartNumberingAfterBreak="0">
+  <w:abstractNum w:abstractNumId="51" w15:restartNumberingAfterBreak="0">
     <w:nsid w:val="7BC74D82"/>
     <w:multiLevelType w:val="multilevel"/>
     <w:tmpl w:val="66A09D5C"/>
@@ -11317,7 +14074,233 @@
       </w:rPr>
     </w:lvl>
   </w:abstractNum>
-  <w:abstractNum w:abstractNumId="37" w15:restartNumberingAfterBreak="0">
+  <w:abstractNum w:abstractNumId="52" w15:restartNumberingAfterBreak="0">
+    <w:nsid w:val="7CD82BAE"/>
+    <w:multiLevelType w:val="hybridMultilevel"/>
+    <w:tmpl w:val="D09C8876"/>
+    <w:lvl w:ilvl="0" w:tplc="40090003">
+      <w:start w:val="1"/>
+      <w:numFmt w:val="bullet"/>
+      <w:lvlText w:val="o"/>
+      <w:lvlJc w:val="left"/>
+      <w:pPr>
+        <w:ind w:left="1080" w:hanging="360"/>
+      </w:pPr>
+      <w:rPr>
+        <w:rFonts w:ascii="Courier New" w:hAnsi="Courier New" w:cs="Courier New" w:hint="default"/>
+      </w:rPr>
+    </w:lvl>
+    <w:lvl w:ilvl="1" w:tplc="40090003" w:tentative="1">
+      <w:start w:val="1"/>
+      <w:numFmt w:val="bullet"/>
+      <w:lvlText w:val="o"/>
+      <w:lvlJc w:val="left"/>
+      <w:pPr>
+        <w:ind w:left="1800" w:hanging="360"/>
+      </w:pPr>
+      <w:rPr>
+        <w:rFonts w:ascii="Courier New" w:hAnsi="Courier New" w:cs="Courier New" w:hint="default"/>
+      </w:rPr>
+    </w:lvl>
+    <w:lvl w:ilvl="2" w:tplc="40090005" w:tentative="1">
+      <w:start w:val="1"/>
+      <w:numFmt w:val="bullet"/>
+      <w:lvlText w:val=""/>
+      <w:lvlJc w:val="left"/>
+      <w:pPr>
+        <w:ind w:left="2520" w:hanging="360"/>
+      </w:pPr>
+      <w:rPr>
+        <w:rFonts w:ascii="Wingdings" w:hAnsi="Wingdings" w:hint="default"/>
+      </w:rPr>
+    </w:lvl>
+    <w:lvl w:ilvl="3" w:tplc="40090001" w:tentative="1">
+      <w:start w:val="1"/>
+      <w:numFmt w:val="bullet"/>
+      <w:lvlText w:val=""/>
+      <w:lvlJc w:val="left"/>
+      <w:pPr>
+        <w:ind w:left="3240" w:hanging="360"/>
+      </w:pPr>
+      <w:rPr>
+        <w:rFonts w:ascii="Symbol" w:hAnsi="Symbol" w:hint="default"/>
+      </w:rPr>
+    </w:lvl>
+    <w:lvl w:ilvl="4" w:tplc="40090003" w:tentative="1">
+      <w:start w:val="1"/>
+      <w:numFmt w:val="bullet"/>
+      <w:lvlText w:val="o"/>
+      <w:lvlJc w:val="left"/>
+      <w:pPr>
+        <w:ind w:left="3960" w:hanging="360"/>
+      </w:pPr>
+      <w:rPr>
+        <w:rFonts w:ascii="Courier New" w:hAnsi="Courier New" w:cs="Courier New" w:hint="default"/>
+      </w:rPr>
+    </w:lvl>
+    <w:lvl w:ilvl="5" w:tplc="40090005" w:tentative="1">
+      <w:start w:val="1"/>
+      <w:numFmt w:val="bullet"/>
+      <w:lvlText w:val=""/>
+      <w:lvlJc w:val="left"/>
+      <w:pPr>
+        <w:ind w:left="4680" w:hanging="360"/>
+      </w:pPr>
+      <w:rPr>
+        <w:rFonts w:ascii="Wingdings" w:hAnsi="Wingdings" w:hint="default"/>
+      </w:rPr>
+    </w:lvl>
+    <w:lvl w:ilvl="6" w:tplc="40090001" w:tentative="1">
+      <w:start w:val="1"/>
+      <w:numFmt w:val="bullet"/>
+      <w:lvlText w:val=""/>
+      <w:lvlJc w:val="left"/>
+      <w:pPr>
+        <w:ind w:left="5400" w:hanging="360"/>
+      </w:pPr>
+      <w:rPr>
+        <w:rFonts w:ascii="Symbol" w:hAnsi="Symbol" w:hint="default"/>
+      </w:rPr>
+    </w:lvl>
+    <w:lvl w:ilvl="7" w:tplc="40090003" w:tentative="1">
+      <w:start w:val="1"/>
+      <w:numFmt w:val="bullet"/>
+      <w:lvlText w:val="o"/>
+      <w:lvlJc w:val="left"/>
+      <w:pPr>
+        <w:ind w:left="6120" w:hanging="360"/>
+      </w:pPr>
+      <w:rPr>
+        <w:rFonts w:ascii="Courier New" w:hAnsi="Courier New" w:cs="Courier New" w:hint="default"/>
+      </w:rPr>
+    </w:lvl>
+    <w:lvl w:ilvl="8" w:tplc="40090005" w:tentative="1">
+      <w:start w:val="1"/>
+      <w:numFmt w:val="bullet"/>
+      <w:lvlText w:val=""/>
+      <w:lvlJc w:val="left"/>
+      <w:pPr>
+        <w:ind w:left="6840" w:hanging="360"/>
+      </w:pPr>
+      <w:rPr>
+        <w:rFonts w:ascii="Wingdings" w:hAnsi="Wingdings" w:hint="default"/>
+      </w:rPr>
+    </w:lvl>
+  </w:abstractNum>
+  <w:abstractNum w:abstractNumId="53" w15:restartNumberingAfterBreak="0">
+    <w:nsid w:val="7D70798A"/>
+    <w:multiLevelType w:val="hybridMultilevel"/>
+    <w:tmpl w:val="E6FC1962"/>
+    <w:lvl w:ilvl="0" w:tplc="40090003">
+      <w:start w:val="1"/>
+      <w:numFmt w:val="bullet"/>
+      <w:lvlText w:val="o"/>
+      <w:lvlJc w:val="left"/>
+      <w:pPr>
+        <w:ind w:left="1080" w:hanging="360"/>
+      </w:pPr>
+      <w:rPr>
+        <w:rFonts w:ascii="Courier New" w:hAnsi="Courier New" w:cs="Courier New" w:hint="default"/>
+      </w:rPr>
+    </w:lvl>
+    <w:lvl w:ilvl="1" w:tplc="40090003" w:tentative="1">
+      <w:start w:val="1"/>
+      <w:numFmt w:val="bullet"/>
+      <w:lvlText w:val="o"/>
+      <w:lvlJc w:val="left"/>
+      <w:pPr>
+        <w:ind w:left="1800" w:hanging="360"/>
+      </w:pPr>
+      <w:rPr>
+        <w:rFonts w:ascii="Courier New" w:hAnsi="Courier New" w:cs="Courier New" w:hint="default"/>
+      </w:rPr>
+    </w:lvl>
+    <w:lvl w:ilvl="2" w:tplc="40090005" w:tentative="1">
+      <w:start w:val="1"/>
+      <w:numFmt w:val="bullet"/>
+      <w:lvlText w:val=""/>
+      <w:lvlJc w:val="left"/>
+      <w:pPr>
+        <w:ind w:left="2520" w:hanging="360"/>
+      </w:pPr>
+      <w:rPr>
+        <w:rFonts w:ascii="Wingdings" w:hAnsi="Wingdings" w:hint="default"/>
+      </w:rPr>
+    </w:lvl>
+    <w:lvl w:ilvl="3" w:tplc="40090001" w:tentative="1">
+      <w:start w:val="1"/>
+      <w:numFmt w:val="bullet"/>
+      <w:lvlText w:val=""/>
+      <w:lvlJc w:val="left"/>
+      <w:pPr>
+        <w:ind w:left="3240" w:hanging="360"/>
+      </w:pPr>
+      <w:rPr>
+        <w:rFonts w:ascii="Symbol" w:hAnsi="Symbol" w:hint="default"/>
+      </w:rPr>
+    </w:lvl>
+    <w:lvl w:ilvl="4" w:tplc="40090003" w:tentative="1">
+      <w:start w:val="1"/>
+      <w:numFmt w:val="bullet"/>
+      <w:lvlText w:val="o"/>
+      <w:lvlJc w:val="left"/>
+      <w:pPr>
+        <w:ind w:left="3960" w:hanging="360"/>
+      </w:pPr>
+      <w:rPr>
+        <w:rFonts w:ascii="Courier New" w:hAnsi="Courier New" w:cs="Courier New" w:hint="default"/>
+      </w:rPr>
+    </w:lvl>
+    <w:lvl w:ilvl="5" w:tplc="40090005" w:tentative="1">
+      <w:start w:val="1"/>
+      <w:numFmt w:val="bullet"/>
+      <w:lvlText w:val=""/>
+      <w:lvlJc w:val="left"/>
+      <w:pPr>
+        <w:ind w:left="4680" w:hanging="360"/>
+      </w:pPr>
+      <w:rPr>
+        <w:rFonts w:ascii="Wingdings" w:hAnsi="Wingdings" w:hint="default"/>
+      </w:rPr>
+    </w:lvl>
+    <w:lvl w:ilvl="6" w:tplc="40090001" w:tentative="1">
+      <w:start w:val="1"/>
+      <w:numFmt w:val="bullet"/>
+      <w:lvlText w:val=""/>
+      <w:lvlJc w:val="left"/>
+      <w:pPr>
+        <w:ind w:left="5400" w:hanging="360"/>
+      </w:pPr>
+      <w:rPr>
+        <w:rFonts w:ascii="Symbol" w:hAnsi="Symbol" w:hint="default"/>
+      </w:rPr>
+    </w:lvl>
+    <w:lvl w:ilvl="7" w:tplc="40090003" w:tentative="1">
+      <w:start w:val="1"/>
+      <w:numFmt w:val="bullet"/>
+      <w:lvlText w:val="o"/>
+      <w:lvlJc w:val="left"/>
+      <w:pPr>
+        <w:ind w:left="6120" w:hanging="360"/>
+      </w:pPr>
+      <w:rPr>
+        <w:rFonts w:ascii="Courier New" w:hAnsi="Courier New" w:cs="Courier New" w:hint="default"/>
+      </w:rPr>
+    </w:lvl>
+    <w:lvl w:ilvl="8" w:tplc="40090005" w:tentative="1">
+      <w:start w:val="1"/>
+      <w:numFmt w:val="bullet"/>
+      <w:lvlText w:val=""/>
+      <w:lvlJc w:val="left"/>
+      <w:pPr>
+        <w:ind w:left="6840" w:hanging="360"/>
+      </w:pPr>
+      <w:rPr>
+        <w:rFonts w:ascii="Wingdings" w:hAnsi="Wingdings" w:hint="default"/>
+      </w:rPr>
+    </w:lvl>
+  </w:abstractNum>
+  <w:abstractNum w:abstractNumId="54" w15:restartNumberingAfterBreak="0">
     <w:nsid w:val="7F094DE5"/>
     <w:multiLevelType w:val="multilevel"/>
     <w:tmpl w:val="E682C87E"/>
@@ -11467,118 +14450,169 @@
     </w:lvl>
   </w:abstractNum>
   <w:num w:numId="1" w16cid:durableId="1845625895">
+    <w:abstractNumId w:val="38"/>
+  </w:num>
+  <w:num w:numId="2" w16cid:durableId="1820800475">
+    <w:abstractNumId w:val="2"/>
+  </w:num>
+  <w:num w:numId="3" w16cid:durableId="753939106">
+    <w:abstractNumId w:val="39"/>
+  </w:num>
+  <w:num w:numId="4" w16cid:durableId="254246660">
+    <w:abstractNumId w:val="15"/>
+  </w:num>
+  <w:num w:numId="5" w16cid:durableId="1087733540">
+    <w:abstractNumId w:val="10"/>
+  </w:num>
+  <w:num w:numId="6" w16cid:durableId="291518041">
+    <w:abstractNumId w:val="45"/>
+  </w:num>
+  <w:num w:numId="7" w16cid:durableId="1886871924">
+    <w:abstractNumId w:val="20"/>
+  </w:num>
+  <w:num w:numId="8" w16cid:durableId="500051649">
+    <w:abstractNumId w:val="51"/>
+  </w:num>
+  <w:num w:numId="9" w16cid:durableId="1402144921">
+    <w:abstractNumId w:val="33"/>
+  </w:num>
+  <w:num w:numId="10" w16cid:durableId="1888292864">
+    <w:abstractNumId w:val="5"/>
+  </w:num>
+  <w:num w:numId="11" w16cid:durableId="1828783498">
+    <w:abstractNumId w:val="1"/>
+  </w:num>
+  <w:num w:numId="12" w16cid:durableId="504638417">
+    <w:abstractNumId w:val="13"/>
+  </w:num>
+  <w:num w:numId="13" w16cid:durableId="833764300">
+    <w:abstractNumId w:val="24"/>
+  </w:num>
+  <w:num w:numId="14" w16cid:durableId="472717610">
+    <w:abstractNumId w:val="21"/>
+  </w:num>
+  <w:num w:numId="15" w16cid:durableId="1546718634">
+    <w:abstractNumId w:val="9"/>
+  </w:num>
+  <w:num w:numId="16" w16cid:durableId="1127313156">
+    <w:abstractNumId w:val="34"/>
+  </w:num>
+  <w:num w:numId="17" w16cid:durableId="1386567130">
+    <w:abstractNumId w:val="30"/>
+  </w:num>
+  <w:num w:numId="18" w16cid:durableId="915676262">
+    <w:abstractNumId w:val="28"/>
+  </w:num>
+  <w:num w:numId="19" w16cid:durableId="452483329">
+    <w:abstractNumId w:val="22"/>
+  </w:num>
+  <w:num w:numId="20" w16cid:durableId="1063139619">
+    <w:abstractNumId w:val="26"/>
+  </w:num>
+  <w:num w:numId="21" w16cid:durableId="1030110892">
+    <w:abstractNumId w:val="25"/>
+  </w:num>
+  <w:num w:numId="22" w16cid:durableId="1986857964">
+    <w:abstractNumId w:val="7"/>
+  </w:num>
+  <w:num w:numId="23" w16cid:durableId="1705860336">
+    <w:abstractNumId w:val="3"/>
+  </w:num>
+  <w:num w:numId="24" w16cid:durableId="378437601">
+    <w:abstractNumId w:val="12"/>
+  </w:num>
+  <w:num w:numId="25" w16cid:durableId="91319527">
+    <w:abstractNumId w:val="23"/>
+  </w:num>
+  <w:num w:numId="26" w16cid:durableId="1610314402">
+    <w:abstractNumId w:val="8"/>
+  </w:num>
+  <w:num w:numId="27" w16cid:durableId="1647511210">
+    <w:abstractNumId w:val="50"/>
+  </w:num>
+  <w:num w:numId="28" w16cid:durableId="192767943">
+    <w:abstractNumId w:val="35"/>
+  </w:num>
+  <w:num w:numId="29" w16cid:durableId="1498351223">
+    <w:abstractNumId w:val="11"/>
+  </w:num>
+  <w:num w:numId="30" w16cid:durableId="977030103">
+    <w:abstractNumId w:val="14"/>
+  </w:num>
+  <w:num w:numId="31" w16cid:durableId="153759686">
+    <w:abstractNumId w:val="54"/>
+  </w:num>
+  <w:num w:numId="32" w16cid:durableId="325940656">
+    <w:abstractNumId w:val="48"/>
+  </w:num>
+  <w:num w:numId="33" w16cid:durableId="895706198">
+    <w:abstractNumId w:val="27"/>
+  </w:num>
+  <w:num w:numId="34" w16cid:durableId="923495235">
     <w:abstractNumId w:val="29"/>
   </w:num>
-  <w:num w:numId="2" w16cid:durableId="1820800475">
-    <w:abstractNumId w:val="1"/>
+  <w:num w:numId="35" w16cid:durableId="1917475775">
+    <w:abstractNumId w:val="46"/>
   </w:num>
-  <w:num w:numId="3" w16cid:durableId="753939106">
-    <w:abstractNumId w:val="30"/>
+  <w:num w:numId="36" w16cid:durableId="1083529838">
+    <w:abstractNumId w:val="41"/>
   </w:num>
-  <w:num w:numId="4" w16cid:durableId="254246660">
-    <w:abstractNumId w:val="12"/>
+  <w:num w:numId="37" w16cid:durableId="973606329">
+    <w:abstractNumId w:val="17"/>
   </w:num>
-  <w:num w:numId="5" w16cid:durableId="1087733540">
-    <w:abstractNumId w:val="7"/>
+  <w:num w:numId="38" w16cid:durableId="129323712">
+    <w:abstractNumId w:val="36"/>
   </w:num>
-  <w:num w:numId="6" w16cid:durableId="291518041">
+  <w:num w:numId="39" w16cid:durableId="838623296">
+    <w:abstractNumId w:val="44"/>
+  </w:num>
+  <w:num w:numId="40" w16cid:durableId="1633560573">
+    <w:abstractNumId w:val="31"/>
+  </w:num>
+  <w:num w:numId="41" w16cid:durableId="1933271880">
+    <w:abstractNumId w:val="52"/>
+  </w:num>
+  <w:num w:numId="42" w16cid:durableId="1864202126">
+    <w:abstractNumId w:val="49"/>
+  </w:num>
+  <w:num w:numId="43" w16cid:durableId="1731733641">
+    <w:abstractNumId w:val="37"/>
+  </w:num>
+  <w:num w:numId="44" w16cid:durableId="604117603">
+    <w:abstractNumId w:val="40"/>
+  </w:num>
+  <w:num w:numId="45" w16cid:durableId="151798764">
+    <w:abstractNumId w:val="53"/>
+  </w:num>
+  <w:num w:numId="46" w16cid:durableId="2015257883">
+    <w:abstractNumId w:val="42"/>
+  </w:num>
+  <w:num w:numId="47" w16cid:durableId="1751462308">
+    <w:abstractNumId w:val="4"/>
+  </w:num>
+  <w:num w:numId="48" w16cid:durableId="1451125719">
+    <w:abstractNumId w:val="47"/>
+  </w:num>
+  <w:num w:numId="49" w16cid:durableId="254941795">
+    <w:abstractNumId w:val="0"/>
+  </w:num>
+  <w:num w:numId="50" w16cid:durableId="567155140">
+    <w:abstractNumId w:val="43"/>
+  </w:num>
+  <w:num w:numId="51" w16cid:durableId="1796022669">
+    <w:abstractNumId w:val="6"/>
+  </w:num>
+  <w:num w:numId="52" w16cid:durableId="1191649903">
+    <w:abstractNumId w:val="16"/>
+  </w:num>
+  <w:num w:numId="53" w16cid:durableId="1730108559">
+    <w:abstractNumId w:val="18"/>
+  </w:num>
+  <w:num w:numId="54" w16cid:durableId="366679703">
     <w:abstractNumId w:val="32"/>
   </w:num>
-  <w:num w:numId="7" w16cid:durableId="1886871924">
-    <w:abstractNumId w:val="14"/>
-  </w:num>
-  <w:num w:numId="8" w16cid:durableId="500051649">
-    <w:abstractNumId w:val="36"/>
-  </w:num>
-  <w:num w:numId="9" w16cid:durableId="1402144921">
-    <w:abstractNumId w:val="25"/>
-  </w:num>
-  <w:num w:numId="10" w16cid:durableId="1888292864">
-    <w:abstractNumId w:val="3"/>
-  </w:num>
-  <w:num w:numId="11" w16cid:durableId="1828783498">
-    <w:abstractNumId w:val="0"/>
-  </w:num>
-  <w:num w:numId="12" w16cid:durableId="504638417">
-    <w:abstractNumId w:val="10"/>
-  </w:num>
-  <w:num w:numId="13" w16cid:durableId="833764300">
-    <w:abstractNumId w:val="18"/>
-  </w:num>
-  <w:num w:numId="14" w16cid:durableId="472717610">
-    <w:abstractNumId w:val="15"/>
-  </w:num>
-  <w:num w:numId="15" w16cid:durableId="1546718634">
-    <w:abstractNumId w:val="6"/>
-  </w:num>
-  <w:num w:numId="16" w16cid:durableId="1127313156">
-    <w:abstractNumId w:val="26"/>
-  </w:num>
-  <w:num w:numId="17" w16cid:durableId="1386567130">
-    <w:abstractNumId w:val="24"/>
-  </w:num>
-  <w:num w:numId="18" w16cid:durableId="915676262">
-    <w:abstractNumId w:val="22"/>
-  </w:num>
-  <w:num w:numId="19" w16cid:durableId="452483329">
-    <w:abstractNumId w:val="16"/>
-  </w:num>
-  <w:num w:numId="20" w16cid:durableId="1063139619">
-    <w:abstractNumId w:val="20"/>
-  </w:num>
-  <w:num w:numId="21" w16cid:durableId="1030110892">
+  <w:num w:numId="55" w16cid:durableId="148060080">
     <w:abstractNumId w:val="19"/>
-  </w:num>
-  <w:num w:numId="22" w16cid:durableId="1986857964">
-    <w:abstractNumId w:val="4"/>
-  </w:num>
-  <w:num w:numId="23" w16cid:durableId="1705860336">
-    <w:abstractNumId w:val="2"/>
-  </w:num>
-  <w:num w:numId="24" w16cid:durableId="378437601">
-    <w:abstractNumId w:val="9"/>
-  </w:num>
-  <w:num w:numId="25" w16cid:durableId="91319527">
-    <w:abstractNumId w:val="17"/>
-  </w:num>
-  <w:num w:numId="26" w16cid:durableId="1610314402">
-    <w:abstractNumId w:val="5"/>
-  </w:num>
-  <w:num w:numId="27" w16cid:durableId="1647511210">
-    <w:abstractNumId w:val="35"/>
-  </w:num>
-  <w:num w:numId="28" w16cid:durableId="192767943">
-    <w:abstractNumId w:val="27"/>
-  </w:num>
-  <w:num w:numId="29" w16cid:durableId="1498351223">
-    <w:abstractNumId w:val="8"/>
-  </w:num>
-  <w:num w:numId="30" w16cid:durableId="977030103">
-    <w:abstractNumId w:val="11"/>
-  </w:num>
-  <w:num w:numId="31" w16cid:durableId="153759686">
-    <w:abstractNumId w:val="37"/>
-  </w:num>
-  <w:num w:numId="32" w16cid:durableId="325940656">
-    <w:abstractNumId w:val="34"/>
-  </w:num>
-  <w:num w:numId="33" w16cid:durableId="895706198">
-    <w:abstractNumId w:val="21"/>
-  </w:num>
-  <w:num w:numId="34" w16cid:durableId="923495235">
-    <w:abstractNumId w:val="23"/>
-  </w:num>
-  <w:num w:numId="35" w16cid:durableId="1917475775">
-    <w:abstractNumId w:val="33"/>
-  </w:num>
-  <w:num w:numId="36" w16cid:durableId="1083529838">
-    <w:abstractNumId w:val="31"/>
-  </w:num>
-  <w:num w:numId="37" w16cid:durableId="973606329">
-    <w:abstractNumId w:val="13"/>
-  </w:num>
-  <w:num w:numId="38" w16cid:durableId="129323712">
-    <w:abstractNumId w:val="28"/>
   </w:num>
 </w:numbering>
 </file>
